--- a/TS-Kramam/TS-5.2/TS 5.2 Sanskrit Krama Paatam Corrections.docx
+++ b/TS-Kramam/TS-5.2/TS 5.2 Sanskrit Krama Paatam Corrections.docx
@@ -81,18 +81,7 @@
           <w:szCs w:val="32"/>
           <w:u w:val="single"/>
         </w:rPr>
-        <w:t xml:space="preserve">Observed </w:t>
-      </w:r>
-      <w:proofErr w:type="gramStart"/>
-      <w:r>
-        <w:rPr>
-          <w:b/>
-          <w:bCs/>
-          <w:sz w:val="32"/>
-          <w:szCs w:val="32"/>
-          <w:u w:val="single"/>
-        </w:rPr>
-        <w:t xml:space="preserve">till </w:t>
+        <w:t xml:space="preserve">Observed till </w:t>
       </w:r>
       <w:r>
         <w:rPr>
@@ -105,7 +94,6 @@
         </w:rPr>
         <w:t>????</w:t>
       </w:r>
-      <w:proofErr w:type="gramEnd"/>
     </w:p>
     <w:p>
       <w:pPr>
@@ -1310,6 +1298,1907 @@
                 <w:lang w:val="it-IT"/>
               </w:rPr>
               <w:t xml:space="preserve"> rÉeÉÑþwÉÉ |</w:t>
+            </w:r>
+          </w:p>
+        </w:tc>
+      </w:tr>
+      <w:tr>
+        <w:trPr>
+          <w:trHeight w:val="1685"/>
+        </w:trPr>
+        <w:tc>
+          <w:tcPr>
+            <w:tcW w:w="3906" w:type="dxa"/>
+          </w:tcPr>
+          <w:p>
+            <w:pPr>
+              <w:widowControl w:val="0"/>
+              <w:tabs>
+                <w:tab w:val="left" w:pos="993"/>
+              </w:tabs>
+              <w:autoSpaceDE w:val="0"/>
+              <w:autoSpaceDN w:val="0"/>
+              <w:adjustRightInd w:val="0"/>
+              <w:spacing w:before="0" w:line="252" w:lineRule="auto"/>
+              <w:ind w:right="297"/>
+              <w:rPr>
+                <w:rFonts w:cs="Arial"/>
+                <w:b/>
+                <w:sz w:val="28"/>
+                <w:szCs w:val="32"/>
+              </w:rPr>
+            </w:pPr>
+            <w:r>
+              <w:rPr>
+                <w:rFonts w:cs="Arial"/>
+                <w:b/>
+                <w:sz w:val="28"/>
+                <w:szCs w:val="32"/>
+              </w:rPr>
+              <w:t>T.S.5.2.</w:t>
+            </w:r>
+            <w:r>
+              <w:rPr>
+                <w:rFonts w:cs="Arial"/>
+                <w:b/>
+                <w:sz w:val="28"/>
+                <w:szCs w:val="32"/>
+              </w:rPr>
+              <w:t>5.2</w:t>
+            </w:r>
+            <w:r>
+              <w:rPr>
+                <w:rFonts w:cs="Arial"/>
+                <w:b/>
+                <w:sz w:val="28"/>
+                <w:szCs w:val="32"/>
+              </w:rPr>
+              <w:t xml:space="preserve"> – Kramam</w:t>
+            </w:r>
+          </w:p>
+          <w:p>
+            <w:pPr>
+              <w:widowControl w:val="0"/>
+              <w:tabs>
+                <w:tab w:val="left" w:pos="993"/>
+              </w:tabs>
+              <w:autoSpaceDE w:val="0"/>
+              <w:autoSpaceDN w:val="0"/>
+              <w:adjustRightInd w:val="0"/>
+              <w:spacing w:before="0" w:line="252" w:lineRule="auto"/>
+              <w:ind w:right="297"/>
+              <w:rPr>
+                <w:rFonts w:cs="Arial"/>
+                <w:b/>
+                <w:sz w:val="28"/>
+                <w:szCs w:val="32"/>
+                <w:lang w:val="en-IN"/>
+              </w:rPr>
+            </w:pPr>
+            <w:r>
+              <w:rPr>
+                <w:rFonts w:cs="Arial"/>
+                <w:b/>
+                <w:sz w:val="28"/>
+                <w:szCs w:val="32"/>
+                <w:lang w:val="en-IN"/>
+              </w:rPr>
+              <w:t>Krama Vaakyam No.– 24</w:t>
+            </w:r>
+          </w:p>
+          <w:p>
+            <w:pPr>
+              <w:widowControl w:val="0"/>
+              <w:tabs>
+                <w:tab w:val="left" w:pos="993"/>
+              </w:tabs>
+              <w:autoSpaceDE w:val="0"/>
+              <w:autoSpaceDN w:val="0"/>
+              <w:adjustRightInd w:val="0"/>
+              <w:spacing w:before="0" w:line="252" w:lineRule="auto"/>
+              <w:ind w:right="297"/>
+              <w:rPr>
+                <w:rFonts w:cs="Arial"/>
+                <w:b/>
+                <w:sz w:val="28"/>
+                <w:szCs w:val="32"/>
+                <w:lang w:val="it-IT"/>
+              </w:rPr>
+            </w:pPr>
+            <w:r>
+              <w:rPr>
+                <w:rFonts w:cs="Arial"/>
+                <w:b/>
+                <w:sz w:val="28"/>
+                <w:szCs w:val="32"/>
+                <w:lang w:val="it-IT"/>
+              </w:rPr>
+              <w:t>Panchaati No</w:t>
+            </w:r>
+            <w:r>
+              <w:rPr>
+                <w:rFonts w:cs="Arial"/>
+                <w:b/>
+                <w:szCs w:val="32"/>
+                <w:lang w:val="it-IT"/>
+              </w:rPr>
+              <w:t xml:space="preserve">. - </w:t>
+            </w:r>
+            <w:r>
+              <w:rPr>
+                <w:rFonts w:cs="Arial"/>
+                <w:b/>
+                <w:sz w:val="28"/>
+                <w:szCs w:val="32"/>
+                <w:lang w:val="it-IT"/>
+              </w:rPr>
+              <w:t>26</w:t>
+            </w:r>
+          </w:p>
+        </w:tc>
+        <w:tc>
+          <w:tcPr>
+            <w:tcW w:w="5103" w:type="dxa"/>
+          </w:tcPr>
+          <w:p>
+            <w:pPr>
+              <w:widowControl w:val="0"/>
+              <w:autoSpaceDE w:val="0"/>
+              <w:autoSpaceDN w:val="0"/>
+              <w:adjustRightInd w:val="0"/>
+              <w:spacing w:before="0" w:line="240" w:lineRule="auto"/>
+              <w:rPr>
+                <w:rFonts w:ascii="BRH Devanagari Extra" w:hAnsi="BRH Devanagari Extra" w:cs="BRH Devanagari Extra"/>
+                <w:color w:val="000000"/>
+                <w:sz w:val="40"/>
+                <w:szCs w:val="40"/>
+                <w:lang w:val="it-IT"/>
+              </w:rPr>
+            </w:pPr>
+            <w:r>
+              <w:rPr>
+                <w:rFonts w:ascii="BRH Devanagari Extra" w:hAnsi="BRH Devanagari Extra" w:cs="BRH Devanagari Extra"/>
+                <w:color w:val="000000"/>
+                <w:sz w:val="40"/>
+                <w:szCs w:val="40"/>
+                <w:lang w:val="it-IT"/>
+              </w:rPr>
+              <w:t>G</w:t>
+            </w:r>
+            <w:r>
+              <w:rPr>
+                <w:rFonts w:ascii="BRH Malayalam Extra" w:hAnsi="BRH Malayalam Extra" w:cs="BRH Devanagari Extra"/>
+                <w:color w:val="000000"/>
+                <w:sz w:val="32"/>
+                <w:szCs w:val="40"/>
+                <w:lang w:val="it-IT"/>
+              </w:rPr>
+              <w:t>–</w:t>
+            </w:r>
+            <w:r>
+              <w:rPr>
+                <w:rFonts w:ascii="BRH Devanagari Extra" w:hAnsi="BRH Devanagari Extra" w:cs="BRH Devanagari Extra"/>
+                <w:color w:val="000000"/>
+                <w:sz w:val="40"/>
+                <w:szCs w:val="40"/>
+                <w:lang w:val="it-IT"/>
+              </w:rPr>
+              <w:t>iÉÑÍpÉþUå</w:t>
+            </w:r>
+            <w:r>
+              <w:rPr>
+                <w:rFonts w:ascii="BRH Malayalam Extra" w:hAnsi="BRH Malayalam Extra" w:cs="BRH Devanagari Extra"/>
+                <w:color w:val="000000"/>
+                <w:sz w:val="32"/>
+                <w:szCs w:val="40"/>
+                <w:lang w:val="it-IT"/>
+              </w:rPr>
+              <w:t>–</w:t>
+            </w:r>
+            <w:r>
+              <w:rPr>
+                <w:rFonts w:ascii="BRH Devanagari Extra" w:hAnsi="BRH Devanagari Extra" w:cs="BRH Devanagari Extra"/>
+                <w:color w:val="000000"/>
+                <w:sz w:val="40"/>
+                <w:szCs w:val="40"/>
+                <w:lang w:val="it-IT"/>
+              </w:rPr>
+              <w:t xml:space="preserve">uÉ | </w:t>
+            </w:r>
+          </w:p>
+          <w:p>
+            <w:pPr>
+              <w:widowControl w:val="0"/>
+              <w:autoSpaceDE w:val="0"/>
+              <w:autoSpaceDN w:val="0"/>
+              <w:adjustRightInd w:val="0"/>
+              <w:spacing w:before="0" w:line="240" w:lineRule="auto"/>
+              <w:rPr>
+                <w:rFonts w:ascii="BRH Devanagari Extra" w:hAnsi="BRH Devanagari Extra" w:cs="BRH Devanagari Extra"/>
+                <w:color w:val="000000"/>
+                <w:sz w:val="40"/>
+                <w:szCs w:val="40"/>
+                <w:lang w:val="it-IT"/>
+              </w:rPr>
+            </w:pPr>
+            <w:r>
+              <w:rPr>
+                <w:rFonts w:ascii="BRH Devanagari Extra" w:hAnsi="BRH Devanagari Extra" w:cs="BRH Devanagari Extra"/>
+                <w:color w:val="000000"/>
+                <w:sz w:val="40"/>
+                <w:szCs w:val="40"/>
+                <w:lang w:val="it-IT"/>
+              </w:rPr>
+              <w:t>G</w:t>
+            </w:r>
+            <w:r>
+              <w:rPr>
+                <w:rFonts w:ascii="BRH Malayalam Extra" w:hAnsi="BRH Malayalam Extra" w:cs="BRH Devanagari Extra"/>
+                <w:color w:val="000000"/>
+                <w:sz w:val="32"/>
+                <w:szCs w:val="40"/>
+                <w:lang w:val="it-IT"/>
+              </w:rPr>
+              <w:t>–</w:t>
+            </w:r>
+            <w:r>
+              <w:rPr>
+                <w:rFonts w:ascii="BRH Devanagari Extra" w:hAnsi="BRH Devanagari Extra" w:cs="BRH Devanagari Extra"/>
+                <w:color w:val="000000"/>
+                <w:sz w:val="40"/>
+                <w:szCs w:val="40"/>
+                <w:lang w:val="it-IT"/>
+              </w:rPr>
+              <w:t>iÉÑÍpÉ</w:t>
+            </w:r>
+            <w:r>
+              <w:rPr>
+                <w:rFonts w:ascii="BRH Malayalam Extra" w:hAnsi="BRH Malayalam Extra" w:cs="BRH Devanagari Extra"/>
+                <w:color w:val="000000"/>
+                <w:sz w:val="32"/>
+                <w:szCs w:val="40"/>
+                <w:lang w:val="it-IT"/>
+              </w:rPr>
+              <w:t>–</w:t>
+            </w:r>
+            <w:r>
+              <w:rPr>
+                <w:rFonts w:ascii="BRH Devanagari Extra" w:hAnsi="BRH Devanagari Extra" w:cs="BRH Devanagari Extra"/>
+                <w:color w:val="000000"/>
+                <w:sz w:val="40"/>
+                <w:szCs w:val="40"/>
+                <w:lang w:val="it-IT"/>
+              </w:rPr>
+              <w:t>ËU</w:t>
+            </w:r>
+            <w:r>
+              <w:rPr>
+                <w:rFonts w:ascii="BRH Devanagari Extra" w:hAnsi="BRH Devanagari Extra" w:cs="BRH Devanagari Extra"/>
+                <w:color w:val="000000"/>
+                <w:sz w:val="40"/>
+                <w:szCs w:val="40"/>
+                <w:highlight w:val="yellow"/>
+                <w:lang w:val="it-IT"/>
+              </w:rPr>
+              <w:t>ÌiÉ</w:t>
+            </w:r>
+            <w:r>
+              <w:rPr>
+                <w:rFonts w:ascii="BRH Devanagari Extra" w:hAnsi="BRH Devanagari Extra" w:cs="BRH Devanagari Extra"/>
+                <w:color w:val="000000"/>
+                <w:sz w:val="40"/>
+                <w:szCs w:val="40"/>
+                <w:lang w:val="it-IT"/>
+              </w:rPr>
+              <w:t>irÉ×</w:t>
+            </w:r>
+            <w:r>
+              <w:rPr>
+                <w:rFonts w:ascii="BRH Malayalam Extra" w:hAnsi="BRH Malayalam Extra" w:cs="BRH Devanagari Extra"/>
+                <w:color w:val="000000"/>
+                <w:sz w:val="32"/>
+                <w:szCs w:val="40"/>
+                <w:lang w:val="it-IT"/>
+              </w:rPr>
+              <w:t>–</w:t>
+            </w:r>
+            <w:r>
+              <w:rPr>
+                <w:rFonts w:ascii="BRH Devanagari Extra" w:hAnsi="BRH Devanagari Extra" w:cs="BRH Devanagari Extra"/>
+                <w:color w:val="000000"/>
+                <w:sz w:val="40"/>
+                <w:szCs w:val="40"/>
+                <w:lang w:val="it-IT"/>
+              </w:rPr>
+              <w:t>iÉÑ - ÍpÉ</w:t>
+            </w:r>
+            <w:r>
+              <w:rPr>
+                <w:rFonts w:ascii="BRH Malayalam Extra" w:hAnsi="BRH Malayalam Extra" w:cs="BRH Devanagari Extra"/>
+                <w:color w:val="000000"/>
+                <w:sz w:val="32"/>
+                <w:szCs w:val="40"/>
+                <w:lang w:val="it-IT"/>
+              </w:rPr>
+              <w:t>–</w:t>
+            </w:r>
+            <w:r>
+              <w:rPr>
+                <w:rFonts w:ascii="BRH Devanagari Extra" w:hAnsi="BRH Devanagari Extra" w:cs="BRH Devanagari Extra"/>
+                <w:color w:val="000000"/>
+                <w:sz w:val="40"/>
+                <w:szCs w:val="40"/>
+                <w:lang w:val="it-IT"/>
+              </w:rPr>
+              <w:t>È |</w:t>
+            </w:r>
+          </w:p>
+        </w:tc>
+        <w:tc>
+          <w:tcPr>
+            <w:tcW w:w="5386" w:type="dxa"/>
+          </w:tcPr>
+          <w:p>
+            <w:pPr>
+              <w:widowControl w:val="0"/>
+              <w:autoSpaceDE w:val="0"/>
+              <w:autoSpaceDN w:val="0"/>
+              <w:adjustRightInd w:val="0"/>
+              <w:spacing w:before="0" w:line="240" w:lineRule="auto"/>
+              <w:rPr>
+                <w:rFonts w:ascii="BRH Devanagari Extra" w:hAnsi="BRH Devanagari Extra" w:cs="BRH Devanagari Extra"/>
+                <w:color w:val="000000"/>
+                <w:sz w:val="40"/>
+                <w:szCs w:val="40"/>
+                <w:lang w:val="it-IT"/>
+              </w:rPr>
+            </w:pPr>
+            <w:r>
+              <w:rPr>
+                <w:rFonts w:ascii="BRH Devanagari Extra" w:hAnsi="BRH Devanagari Extra" w:cs="BRH Devanagari Extra"/>
+                <w:color w:val="000000"/>
+                <w:sz w:val="40"/>
+                <w:szCs w:val="40"/>
+                <w:lang w:val="it-IT"/>
+              </w:rPr>
+              <w:t>G</w:t>
+            </w:r>
+            <w:r>
+              <w:rPr>
+                <w:rFonts w:ascii="BRH Malayalam Extra" w:hAnsi="BRH Malayalam Extra" w:cs="BRH Devanagari Extra"/>
+                <w:color w:val="000000"/>
+                <w:sz w:val="32"/>
+                <w:szCs w:val="40"/>
+                <w:lang w:val="it-IT"/>
+              </w:rPr>
+              <w:t>–</w:t>
+            </w:r>
+            <w:r>
+              <w:rPr>
+                <w:rFonts w:ascii="BRH Devanagari Extra" w:hAnsi="BRH Devanagari Extra" w:cs="BRH Devanagari Extra"/>
+                <w:color w:val="000000"/>
+                <w:sz w:val="40"/>
+                <w:szCs w:val="40"/>
+                <w:lang w:val="it-IT"/>
+              </w:rPr>
+              <w:t>iÉÑÍpÉþUå</w:t>
+            </w:r>
+            <w:r>
+              <w:rPr>
+                <w:rFonts w:ascii="BRH Malayalam Extra" w:hAnsi="BRH Malayalam Extra" w:cs="BRH Devanagari Extra"/>
+                <w:color w:val="000000"/>
+                <w:sz w:val="32"/>
+                <w:szCs w:val="40"/>
+                <w:lang w:val="it-IT"/>
+              </w:rPr>
+              <w:t>–</w:t>
+            </w:r>
+            <w:r>
+              <w:rPr>
+                <w:rFonts w:ascii="BRH Devanagari Extra" w:hAnsi="BRH Devanagari Extra" w:cs="BRH Devanagari Extra"/>
+                <w:color w:val="000000"/>
+                <w:sz w:val="40"/>
+                <w:szCs w:val="40"/>
+                <w:lang w:val="it-IT"/>
+              </w:rPr>
+              <w:t xml:space="preserve">uÉ | </w:t>
+            </w:r>
+          </w:p>
+          <w:p>
+            <w:pPr>
+              <w:widowControl w:val="0"/>
+              <w:autoSpaceDE w:val="0"/>
+              <w:autoSpaceDN w:val="0"/>
+              <w:adjustRightInd w:val="0"/>
+              <w:spacing w:before="0" w:line="240" w:lineRule="auto"/>
+              <w:rPr>
+                <w:rFonts w:ascii="BRH Devanagari Extra" w:hAnsi="BRH Devanagari Extra" w:cs="BRH Devanagari Extra"/>
+                <w:color w:val="000000"/>
+                <w:sz w:val="40"/>
+                <w:szCs w:val="40"/>
+                <w:lang w:val="it-IT"/>
+              </w:rPr>
+            </w:pPr>
+            <w:r>
+              <w:rPr>
+                <w:rFonts w:ascii="BRH Devanagari Extra" w:hAnsi="BRH Devanagari Extra" w:cs="BRH Devanagari Extra"/>
+                <w:color w:val="000000"/>
+                <w:sz w:val="40"/>
+                <w:szCs w:val="40"/>
+                <w:lang w:val="it-IT"/>
+              </w:rPr>
+              <w:t>G</w:t>
+            </w:r>
+            <w:r>
+              <w:rPr>
+                <w:rFonts w:ascii="BRH Malayalam Extra" w:hAnsi="BRH Malayalam Extra" w:cs="BRH Devanagari Extra"/>
+                <w:color w:val="000000"/>
+                <w:sz w:val="32"/>
+                <w:szCs w:val="40"/>
+                <w:lang w:val="it-IT"/>
+              </w:rPr>
+              <w:t>–</w:t>
+            </w:r>
+            <w:r>
+              <w:rPr>
+                <w:rFonts w:ascii="BRH Devanagari Extra" w:hAnsi="BRH Devanagari Extra" w:cs="BRH Devanagari Extra"/>
+                <w:color w:val="000000"/>
+                <w:sz w:val="40"/>
+                <w:szCs w:val="40"/>
+                <w:lang w:val="it-IT"/>
+              </w:rPr>
+              <w:t>iÉÑÍpÉ</w:t>
+            </w:r>
+            <w:r>
+              <w:rPr>
+                <w:rFonts w:ascii="BRH Malayalam Extra" w:hAnsi="BRH Malayalam Extra" w:cs="BRH Devanagari Extra"/>
+                <w:color w:val="000000"/>
+                <w:sz w:val="32"/>
+                <w:szCs w:val="40"/>
+                <w:lang w:val="it-IT"/>
+              </w:rPr>
+              <w:t>–</w:t>
+            </w:r>
+            <w:r>
+              <w:rPr>
+                <w:rFonts w:ascii="BRH Devanagari Extra" w:hAnsi="BRH Devanagari Extra" w:cs="BRH Devanagari Extra"/>
+                <w:color w:val="000000"/>
+                <w:sz w:val="40"/>
+                <w:szCs w:val="40"/>
+                <w:highlight w:val="green"/>
+                <w:lang w:val="it-IT"/>
+              </w:rPr>
+              <w:t>ËUirÉ</w:t>
+            </w:r>
+            <w:r>
+              <w:rPr>
+                <w:rFonts w:ascii="BRH Devanagari Extra" w:hAnsi="BRH Devanagari Extra" w:cs="BRH Devanagari Extra"/>
+                <w:color w:val="000000"/>
+                <w:sz w:val="40"/>
+                <w:szCs w:val="40"/>
+                <w:lang w:val="it-IT"/>
+              </w:rPr>
+              <w:t>×</w:t>
+            </w:r>
+            <w:r>
+              <w:rPr>
+                <w:rFonts w:ascii="BRH Malayalam Extra" w:hAnsi="BRH Malayalam Extra" w:cs="BRH Devanagari Extra"/>
+                <w:color w:val="000000"/>
+                <w:sz w:val="32"/>
+                <w:szCs w:val="40"/>
+                <w:lang w:val="it-IT"/>
+              </w:rPr>
+              <w:t>–</w:t>
+            </w:r>
+            <w:r>
+              <w:rPr>
+                <w:rFonts w:ascii="BRH Devanagari Extra" w:hAnsi="BRH Devanagari Extra" w:cs="BRH Devanagari Extra"/>
+                <w:color w:val="000000"/>
+                <w:sz w:val="40"/>
+                <w:szCs w:val="40"/>
+                <w:lang w:val="it-IT"/>
+              </w:rPr>
+              <w:t>iÉÑ - ÍpÉ</w:t>
+            </w:r>
+            <w:r>
+              <w:rPr>
+                <w:rFonts w:ascii="BRH Malayalam Extra" w:hAnsi="BRH Malayalam Extra" w:cs="BRH Devanagari Extra"/>
+                <w:color w:val="000000"/>
+                <w:sz w:val="32"/>
+                <w:szCs w:val="40"/>
+                <w:lang w:val="it-IT"/>
+              </w:rPr>
+              <w:t>–</w:t>
+            </w:r>
+            <w:r>
+              <w:rPr>
+                <w:rFonts w:ascii="BRH Devanagari Extra" w:hAnsi="BRH Devanagari Extra" w:cs="BRH Devanagari Extra"/>
+                <w:color w:val="000000"/>
+                <w:sz w:val="40"/>
+                <w:szCs w:val="40"/>
+                <w:lang w:val="it-IT"/>
+              </w:rPr>
+              <w:t>È |</w:t>
+            </w:r>
+          </w:p>
+        </w:tc>
+      </w:tr>
+      <w:tr>
+        <w:trPr>
+          <w:trHeight w:val="699"/>
+        </w:trPr>
+        <w:tc>
+          <w:tcPr>
+            <w:tcW w:w="3906" w:type="dxa"/>
+          </w:tcPr>
+          <w:p>
+            <w:pPr>
+              <w:widowControl w:val="0"/>
+              <w:tabs>
+                <w:tab w:val="left" w:pos="993"/>
+              </w:tabs>
+              <w:autoSpaceDE w:val="0"/>
+              <w:autoSpaceDN w:val="0"/>
+              <w:adjustRightInd w:val="0"/>
+              <w:spacing w:before="0" w:line="252" w:lineRule="auto"/>
+              <w:ind w:right="297"/>
+              <w:rPr>
+                <w:rFonts w:cs="Arial"/>
+                <w:b/>
+                <w:sz w:val="28"/>
+                <w:szCs w:val="32"/>
+              </w:rPr>
+            </w:pPr>
+            <w:r>
+              <w:rPr>
+                <w:rFonts w:cs="Arial"/>
+                <w:b/>
+                <w:sz w:val="28"/>
+                <w:szCs w:val="32"/>
+              </w:rPr>
+              <w:t>T.S.5.2.</w:t>
+            </w:r>
+            <w:r>
+              <w:rPr>
+                <w:rFonts w:cs="Arial"/>
+                <w:b/>
+                <w:sz w:val="28"/>
+                <w:szCs w:val="32"/>
+              </w:rPr>
+              <w:t>6.3</w:t>
+            </w:r>
+            <w:r>
+              <w:rPr>
+                <w:rFonts w:cs="Arial"/>
+                <w:b/>
+                <w:sz w:val="28"/>
+                <w:szCs w:val="32"/>
+              </w:rPr>
+              <w:t xml:space="preserve"> – Kramam</w:t>
+            </w:r>
+          </w:p>
+          <w:p>
+            <w:pPr>
+              <w:widowControl w:val="0"/>
+              <w:tabs>
+                <w:tab w:val="left" w:pos="993"/>
+              </w:tabs>
+              <w:autoSpaceDE w:val="0"/>
+              <w:autoSpaceDN w:val="0"/>
+              <w:adjustRightInd w:val="0"/>
+              <w:spacing w:before="0" w:line="252" w:lineRule="auto"/>
+              <w:ind w:right="297"/>
+              <w:rPr>
+                <w:rFonts w:cs="Arial"/>
+                <w:b/>
+                <w:sz w:val="28"/>
+                <w:szCs w:val="32"/>
+                <w:lang w:val="en-IN"/>
+              </w:rPr>
+            </w:pPr>
+            <w:r>
+              <w:rPr>
+                <w:rFonts w:cs="Arial"/>
+                <w:b/>
+                <w:sz w:val="28"/>
+                <w:szCs w:val="32"/>
+                <w:lang w:val="en-IN"/>
+              </w:rPr>
+              <w:t>Krama Vaakyam No.– 2</w:t>
+            </w:r>
+            <w:r>
+              <w:rPr>
+                <w:rFonts w:cs="Arial"/>
+                <w:b/>
+                <w:sz w:val="28"/>
+                <w:szCs w:val="32"/>
+                <w:lang w:val="en-IN"/>
+              </w:rPr>
+              <w:t>1</w:t>
+            </w:r>
+          </w:p>
+          <w:p>
+            <w:pPr>
+              <w:widowControl w:val="0"/>
+              <w:tabs>
+                <w:tab w:val="left" w:pos="993"/>
+              </w:tabs>
+              <w:autoSpaceDE w:val="0"/>
+              <w:autoSpaceDN w:val="0"/>
+              <w:adjustRightInd w:val="0"/>
+              <w:spacing w:before="0" w:line="252" w:lineRule="auto"/>
+              <w:ind w:right="297"/>
+              <w:rPr>
+                <w:rFonts w:cs="Arial"/>
+                <w:b/>
+                <w:sz w:val="28"/>
+                <w:szCs w:val="32"/>
+                <w:lang w:val="it-IT"/>
+              </w:rPr>
+            </w:pPr>
+            <w:r>
+              <w:rPr>
+                <w:rFonts w:cs="Arial"/>
+                <w:b/>
+                <w:sz w:val="28"/>
+                <w:szCs w:val="32"/>
+                <w:lang w:val="it-IT"/>
+              </w:rPr>
+              <w:t>Panchaati No</w:t>
+            </w:r>
+            <w:r>
+              <w:rPr>
+                <w:rFonts w:cs="Arial"/>
+                <w:b/>
+                <w:szCs w:val="32"/>
+                <w:lang w:val="it-IT"/>
+              </w:rPr>
+              <w:t xml:space="preserve">. - </w:t>
+            </w:r>
+            <w:r>
+              <w:rPr>
+                <w:rFonts w:cs="Arial"/>
+                <w:b/>
+                <w:sz w:val="28"/>
+                <w:szCs w:val="32"/>
+                <w:lang w:val="it-IT"/>
+              </w:rPr>
+              <w:t>33</w:t>
+            </w:r>
+          </w:p>
+        </w:tc>
+        <w:tc>
+          <w:tcPr>
+            <w:tcW w:w="5103" w:type="dxa"/>
+          </w:tcPr>
+          <w:p>
+            <w:pPr>
+              <w:widowControl w:val="0"/>
+              <w:autoSpaceDE w:val="0"/>
+              <w:autoSpaceDN w:val="0"/>
+              <w:adjustRightInd w:val="0"/>
+              <w:spacing w:line="252" w:lineRule="auto"/>
+              <w:rPr>
+                <w:rFonts w:ascii="BRH Malayalam Extra" w:eastAsia="Times New Roman" w:hAnsi="BRH Malayalam Extra" w:cs="BRH Malayalam Extra"/>
+                <w:color w:val="000000"/>
+                <w:sz w:val="40"/>
+                <w:szCs w:val="40"/>
+                <w:lang w:val="it-IT" w:eastAsia="en-IN" w:bidi="ml-IN"/>
+              </w:rPr>
+            </w:pPr>
+            <w:r>
+              <w:rPr>
+                <w:rFonts w:ascii="BRH Devanagari Extra" w:hAnsi="BRH Devanagari Extra" w:cs="BRH Devanagari Extra"/>
+                <w:color w:val="000000"/>
+                <w:sz w:val="40"/>
+                <w:szCs w:val="40"/>
+                <w:lang w:val="it-IT"/>
+              </w:rPr>
+              <w:t>pÉëÉiÉ×þurÉuÉiÉ Îx§É</w:t>
+            </w:r>
+            <w:r>
+              <w:rPr>
+                <w:rFonts w:ascii="BRH Malayalam Extra" w:hAnsi="BRH Malayalam Extra" w:cs="BRH Devanagari Extra"/>
+                <w:color w:val="000000"/>
+                <w:sz w:val="32"/>
+                <w:szCs w:val="40"/>
+                <w:lang w:val="it-IT"/>
+              </w:rPr>
+              <w:t>–</w:t>
+            </w:r>
+            <w:r>
+              <w:rPr>
+                <w:rFonts w:ascii="BRH Devanagari Extra" w:hAnsi="BRH Devanagari Extra" w:cs="BRH Devanagari Extra"/>
+                <w:color w:val="000000"/>
+                <w:sz w:val="40"/>
+                <w:szCs w:val="40"/>
+                <w:lang w:val="it-IT"/>
+              </w:rPr>
+              <w:t>uÉ×iÉÿqÉç | pÉëÉiÉ×þurÉuÉiÉ</w:t>
+            </w:r>
+            <w:r>
+              <w:rPr>
+                <w:rFonts w:ascii="BRH Malayalam Extra" w:hAnsi="BRH Malayalam Extra" w:cs="BRH Devanagari Extra"/>
+                <w:color w:val="000000"/>
+                <w:sz w:val="32"/>
+                <w:szCs w:val="40"/>
+                <w:lang w:val="it-IT"/>
+              </w:rPr>
+              <w:t>–</w:t>
+            </w:r>
+            <w:r>
+              <w:rPr>
+                <w:rFonts w:ascii="BRH Devanagari Extra" w:hAnsi="BRH Devanagari Extra" w:cs="BRH Devanagari Extra"/>
+                <w:color w:val="000000"/>
+                <w:sz w:val="40"/>
+                <w:szCs w:val="40"/>
+                <w:lang w:val="it-IT"/>
+              </w:rPr>
+              <w:t xml:space="preserve"> CÌiÉ</w:t>
+            </w:r>
+            <w:r>
+              <w:rPr>
+                <w:rFonts w:ascii="BRH Malayalam Extra" w:hAnsi="BRH Malayalam Extra" w:cs="BRH Devanagari Extra"/>
+                <w:color w:val="000000"/>
+                <w:sz w:val="32"/>
+                <w:szCs w:val="40"/>
+                <w:lang w:val="it-IT"/>
+              </w:rPr>
+              <w:t>–</w:t>
+            </w:r>
+            <w:r>
+              <w:rPr>
+                <w:rFonts w:ascii="BRH Devanagari Extra" w:hAnsi="BRH Devanagari Extra" w:cs="BRH Devanagari Extra"/>
+                <w:color w:val="000000"/>
+                <w:sz w:val="40"/>
+                <w:szCs w:val="40"/>
+                <w:lang w:val="it-IT"/>
+              </w:rPr>
+              <w:t xml:space="preserve"> </w:t>
+            </w:r>
+            <w:r>
+              <w:rPr>
+                <w:rFonts w:ascii="BRH Devanagari Extra" w:hAnsi="BRH Devanagari Extra" w:cs="BRH Devanagari Extra"/>
+                <w:color w:val="000000"/>
+                <w:sz w:val="40"/>
+                <w:szCs w:val="40"/>
+                <w:highlight w:val="yellow"/>
+                <w:lang w:val="it-IT"/>
+              </w:rPr>
+              <w:t>pÉ</w:t>
+            </w:r>
+            <w:r>
+              <w:rPr>
+                <w:rFonts w:ascii="BRH Devanagari Extra" w:hAnsi="BRH Devanagari Extra" w:cs="BRH Devanagari Extra"/>
+                <w:color w:val="000000"/>
+                <w:sz w:val="40"/>
+                <w:szCs w:val="40"/>
+                <w:lang w:val="it-IT"/>
+              </w:rPr>
+              <w:t>ÉiÉ×þurÉ - uÉ</w:t>
+            </w:r>
+            <w:r>
+              <w:rPr>
+                <w:rFonts w:ascii="BRH Malayalam Extra" w:hAnsi="BRH Malayalam Extra" w:cs="BRH Devanagari Extra"/>
+                <w:color w:val="000000"/>
+                <w:sz w:val="32"/>
+                <w:szCs w:val="40"/>
+                <w:lang w:val="it-IT"/>
+              </w:rPr>
+              <w:t>–</w:t>
+            </w:r>
+            <w:r>
+              <w:rPr>
+                <w:rFonts w:ascii="BRH Devanagari Extra" w:hAnsi="BRH Devanagari Extra" w:cs="BRH Devanagari Extra"/>
+                <w:color w:val="000000"/>
+                <w:sz w:val="40"/>
+                <w:szCs w:val="40"/>
+                <w:lang w:val="it-IT"/>
+              </w:rPr>
+              <w:t>iÉ</w:t>
+            </w:r>
+            <w:r>
+              <w:rPr>
+                <w:rFonts w:ascii="BRH Malayalam Extra" w:hAnsi="BRH Malayalam Extra" w:cs="BRH Devanagari Extra"/>
+                <w:color w:val="000000"/>
+                <w:sz w:val="32"/>
+                <w:szCs w:val="40"/>
+                <w:lang w:val="it-IT"/>
+              </w:rPr>
+              <w:t>–</w:t>
+            </w:r>
+            <w:r>
+              <w:rPr>
+                <w:rFonts w:ascii="BRH Devanagari Extra" w:hAnsi="BRH Devanagari Extra" w:cs="BRH Devanagari Extra"/>
+                <w:color w:val="000000"/>
+                <w:sz w:val="40"/>
+                <w:szCs w:val="40"/>
+                <w:lang w:val="it-IT"/>
+              </w:rPr>
+              <w:t xml:space="preserve">È | </w:t>
+            </w:r>
+          </w:p>
+        </w:tc>
+        <w:tc>
+          <w:tcPr>
+            <w:tcW w:w="5386" w:type="dxa"/>
+          </w:tcPr>
+          <w:p>
+            <w:pPr>
+              <w:widowControl w:val="0"/>
+              <w:autoSpaceDE w:val="0"/>
+              <w:autoSpaceDN w:val="0"/>
+              <w:adjustRightInd w:val="0"/>
+              <w:spacing w:line="252" w:lineRule="auto"/>
+              <w:rPr>
+                <w:rFonts w:ascii="BRH Malayalam Extra" w:eastAsia="Times New Roman" w:hAnsi="BRH Malayalam Extra" w:cs="BRH Malayalam Extra"/>
+                <w:color w:val="000000"/>
+                <w:sz w:val="40"/>
+                <w:szCs w:val="40"/>
+                <w:lang w:val="it-IT" w:eastAsia="en-IN" w:bidi="ml-IN"/>
+              </w:rPr>
+            </w:pPr>
+            <w:r>
+              <w:rPr>
+                <w:rFonts w:ascii="BRH Devanagari Extra" w:hAnsi="BRH Devanagari Extra" w:cs="BRH Devanagari Extra"/>
+                <w:color w:val="000000"/>
+                <w:sz w:val="40"/>
+                <w:szCs w:val="40"/>
+                <w:lang w:val="it-IT"/>
+              </w:rPr>
+              <w:t>pÉëÉiÉ×þurÉuÉiÉ Îx§É</w:t>
+            </w:r>
+            <w:r>
+              <w:rPr>
+                <w:rFonts w:ascii="BRH Malayalam Extra" w:hAnsi="BRH Malayalam Extra" w:cs="BRH Devanagari Extra"/>
+                <w:color w:val="000000"/>
+                <w:sz w:val="32"/>
+                <w:szCs w:val="40"/>
+                <w:lang w:val="it-IT"/>
+              </w:rPr>
+              <w:t>–</w:t>
+            </w:r>
+            <w:r>
+              <w:rPr>
+                <w:rFonts w:ascii="BRH Devanagari Extra" w:hAnsi="BRH Devanagari Extra" w:cs="BRH Devanagari Extra"/>
+                <w:color w:val="000000"/>
+                <w:sz w:val="40"/>
+                <w:szCs w:val="40"/>
+                <w:lang w:val="it-IT"/>
+              </w:rPr>
+              <w:t>uÉ×iÉÿqÉç | pÉëÉiÉ×þurÉuÉiÉ</w:t>
+            </w:r>
+            <w:r>
+              <w:rPr>
+                <w:rFonts w:ascii="BRH Malayalam Extra" w:hAnsi="BRH Malayalam Extra" w:cs="BRH Devanagari Extra"/>
+                <w:color w:val="000000"/>
+                <w:sz w:val="32"/>
+                <w:szCs w:val="40"/>
+                <w:lang w:val="it-IT"/>
+              </w:rPr>
+              <w:t>–</w:t>
+            </w:r>
+            <w:r>
+              <w:rPr>
+                <w:rFonts w:ascii="BRH Devanagari Extra" w:hAnsi="BRH Devanagari Extra" w:cs="BRH Devanagari Extra"/>
+                <w:color w:val="000000"/>
+                <w:sz w:val="40"/>
+                <w:szCs w:val="40"/>
+                <w:lang w:val="it-IT"/>
+              </w:rPr>
+              <w:t xml:space="preserve"> CÌiÉ</w:t>
+            </w:r>
+            <w:r>
+              <w:rPr>
+                <w:rFonts w:ascii="BRH Malayalam Extra" w:hAnsi="BRH Malayalam Extra" w:cs="BRH Devanagari Extra"/>
+                <w:color w:val="000000"/>
+                <w:sz w:val="32"/>
+                <w:szCs w:val="40"/>
+                <w:lang w:val="it-IT"/>
+              </w:rPr>
+              <w:t>–</w:t>
+            </w:r>
+            <w:r>
+              <w:rPr>
+                <w:rFonts w:ascii="BRH Devanagari Extra" w:hAnsi="BRH Devanagari Extra" w:cs="BRH Devanagari Extra"/>
+                <w:color w:val="000000"/>
+                <w:sz w:val="40"/>
+                <w:szCs w:val="40"/>
+                <w:lang w:val="it-IT"/>
+              </w:rPr>
+              <w:t xml:space="preserve"> </w:t>
+            </w:r>
+            <w:r>
+              <w:rPr>
+                <w:rFonts w:ascii="BRH Devanagari Extra" w:hAnsi="BRH Devanagari Extra" w:cs="BRH Devanagari Extra"/>
+                <w:color w:val="000000"/>
+                <w:sz w:val="40"/>
+                <w:szCs w:val="40"/>
+                <w:highlight w:val="green"/>
+                <w:lang w:val="it-IT"/>
+              </w:rPr>
+              <w:t>pÉëÉ</w:t>
+            </w:r>
+            <w:r>
+              <w:rPr>
+                <w:rFonts w:ascii="BRH Devanagari Extra" w:hAnsi="BRH Devanagari Extra" w:cs="BRH Devanagari Extra"/>
+                <w:color w:val="000000"/>
+                <w:sz w:val="40"/>
+                <w:szCs w:val="40"/>
+                <w:lang w:val="it-IT"/>
+              </w:rPr>
+              <w:t>iÉ×þurÉ - uÉ</w:t>
+            </w:r>
+            <w:r>
+              <w:rPr>
+                <w:rFonts w:ascii="BRH Malayalam Extra" w:hAnsi="BRH Malayalam Extra" w:cs="BRH Devanagari Extra"/>
+                <w:color w:val="000000"/>
+                <w:sz w:val="32"/>
+                <w:szCs w:val="40"/>
+                <w:lang w:val="it-IT"/>
+              </w:rPr>
+              <w:t>–</w:t>
+            </w:r>
+            <w:r>
+              <w:rPr>
+                <w:rFonts w:ascii="BRH Devanagari Extra" w:hAnsi="BRH Devanagari Extra" w:cs="BRH Devanagari Extra"/>
+                <w:color w:val="000000"/>
+                <w:sz w:val="40"/>
+                <w:szCs w:val="40"/>
+                <w:lang w:val="it-IT"/>
+              </w:rPr>
+              <w:t>iÉ</w:t>
+            </w:r>
+            <w:r>
+              <w:rPr>
+                <w:rFonts w:ascii="BRH Malayalam Extra" w:hAnsi="BRH Malayalam Extra" w:cs="BRH Devanagari Extra"/>
+                <w:color w:val="000000"/>
+                <w:sz w:val="32"/>
+                <w:szCs w:val="40"/>
+                <w:lang w:val="it-IT"/>
+              </w:rPr>
+              <w:t>–</w:t>
+            </w:r>
+            <w:r>
+              <w:rPr>
+                <w:rFonts w:ascii="BRH Devanagari Extra" w:hAnsi="BRH Devanagari Extra" w:cs="BRH Devanagari Extra"/>
+                <w:color w:val="000000"/>
+                <w:sz w:val="40"/>
+                <w:szCs w:val="40"/>
+                <w:lang w:val="it-IT"/>
+              </w:rPr>
+              <w:t>È |</w:t>
+            </w:r>
+          </w:p>
+        </w:tc>
+      </w:tr>
+      <w:tr>
+        <w:trPr>
+          <w:trHeight w:val="699"/>
+        </w:trPr>
+        <w:tc>
+          <w:tcPr>
+            <w:tcW w:w="3906" w:type="dxa"/>
+          </w:tcPr>
+          <w:p>
+            <w:pPr>
+              <w:widowControl w:val="0"/>
+              <w:tabs>
+                <w:tab w:val="left" w:pos="993"/>
+              </w:tabs>
+              <w:autoSpaceDE w:val="0"/>
+              <w:autoSpaceDN w:val="0"/>
+              <w:adjustRightInd w:val="0"/>
+              <w:spacing w:before="0" w:line="252" w:lineRule="auto"/>
+              <w:ind w:right="297"/>
+              <w:rPr>
+                <w:rFonts w:cs="Arial"/>
+                <w:b/>
+                <w:sz w:val="28"/>
+                <w:szCs w:val="32"/>
+              </w:rPr>
+            </w:pPr>
+            <w:r>
+              <w:rPr>
+                <w:rFonts w:cs="Arial"/>
+                <w:b/>
+                <w:sz w:val="28"/>
+                <w:szCs w:val="32"/>
+              </w:rPr>
+              <w:lastRenderedPageBreak/>
+              <w:t>T.S.5.2.</w:t>
+            </w:r>
+            <w:r>
+              <w:rPr>
+                <w:rFonts w:cs="Arial"/>
+                <w:b/>
+                <w:sz w:val="28"/>
+                <w:szCs w:val="32"/>
+              </w:rPr>
+              <w:t>7.3</w:t>
+            </w:r>
+            <w:r>
+              <w:rPr>
+                <w:rFonts w:cs="Arial"/>
+                <w:b/>
+                <w:sz w:val="28"/>
+                <w:szCs w:val="32"/>
+              </w:rPr>
+              <w:t xml:space="preserve"> – Kramam</w:t>
+            </w:r>
+          </w:p>
+          <w:p>
+            <w:pPr>
+              <w:widowControl w:val="0"/>
+              <w:tabs>
+                <w:tab w:val="left" w:pos="993"/>
+              </w:tabs>
+              <w:autoSpaceDE w:val="0"/>
+              <w:autoSpaceDN w:val="0"/>
+              <w:adjustRightInd w:val="0"/>
+              <w:spacing w:before="0" w:line="252" w:lineRule="auto"/>
+              <w:ind w:right="297"/>
+              <w:rPr>
+                <w:rFonts w:cs="Arial"/>
+                <w:b/>
+                <w:sz w:val="28"/>
+                <w:szCs w:val="32"/>
+                <w:lang w:val="en-IN"/>
+              </w:rPr>
+            </w:pPr>
+            <w:r>
+              <w:rPr>
+                <w:rFonts w:cs="Arial"/>
+                <w:b/>
+                <w:sz w:val="28"/>
+                <w:szCs w:val="32"/>
+                <w:lang w:val="en-IN"/>
+              </w:rPr>
+              <w:t>Krama Vaakyam No.– 38</w:t>
+            </w:r>
+          </w:p>
+          <w:p>
+            <w:pPr>
+              <w:widowControl w:val="0"/>
+              <w:tabs>
+                <w:tab w:val="left" w:pos="993"/>
+              </w:tabs>
+              <w:autoSpaceDE w:val="0"/>
+              <w:autoSpaceDN w:val="0"/>
+              <w:adjustRightInd w:val="0"/>
+              <w:spacing w:before="0" w:line="252" w:lineRule="auto"/>
+              <w:ind w:right="297"/>
+              <w:rPr>
+                <w:rFonts w:cs="Arial"/>
+                <w:b/>
+                <w:sz w:val="28"/>
+                <w:szCs w:val="32"/>
+                <w:lang w:val="it-IT"/>
+              </w:rPr>
+            </w:pPr>
+            <w:r>
+              <w:rPr>
+                <w:rFonts w:cs="Arial"/>
+                <w:b/>
+                <w:sz w:val="28"/>
+                <w:szCs w:val="32"/>
+                <w:lang w:val="it-IT"/>
+              </w:rPr>
+              <w:t>Panchaati No</w:t>
+            </w:r>
+            <w:r>
+              <w:rPr>
+                <w:rFonts w:cs="Arial"/>
+                <w:b/>
+                <w:szCs w:val="32"/>
+                <w:lang w:val="it-IT"/>
+              </w:rPr>
+              <w:t xml:space="preserve">. - </w:t>
+            </w:r>
+            <w:r>
+              <w:rPr>
+                <w:rFonts w:cs="Arial"/>
+                <w:b/>
+                <w:sz w:val="28"/>
+                <w:szCs w:val="32"/>
+                <w:lang w:val="it-IT"/>
+              </w:rPr>
+              <w:t>38</w:t>
+            </w:r>
+          </w:p>
+        </w:tc>
+        <w:tc>
+          <w:tcPr>
+            <w:tcW w:w="5103" w:type="dxa"/>
+          </w:tcPr>
+          <w:p>
+            <w:pPr>
+              <w:widowControl w:val="0"/>
+              <w:autoSpaceDE w:val="0"/>
+              <w:autoSpaceDN w:val="0"/>
+              <w:adjustRightInd w:val="0"/>
+              <w:spacing w:line="252" w:lineRule="auto"/>
+              <w:rPr>
+                <w:rFonts w:ascii="BRH Malayalam Extra" w:eastAsia="Times New Roman" w:hAnsi="BRH Malayalam Extra" w:cs="BRH Malayalam Extra"/>
+                <w:color w:val="000000"/>
+                <w:sz w:val="40"/>
+                <w:szCs w:val="40"/>
+                <w:lang w:val="it-IT" w:eastAsia="en-IN" w:bidi="ml-IN"/>
+              </w:rPr>
+            </w:pPr>
+            <w:r>
+              <w:rPr>
+                <w:rFonts w:ascii="BRH Devanagari Extra" w:hAnsi="BRH Devanagari Extra" w:cs="BRH Devanagari Extra"/>
+                <w:color w:val="000000"/>
+                <w:sz w:val="40"/>
+                <w:szCs w:val="40"/>
+                <w:lang w:val="it-IT"/>
+              </w:rPr>
+              <w:t>xjÉÉ</w:t>
+            </w:r>
+            <w:r>
+              <w:rPr>
+                <w:rFonts w:ascii="BRH Malayalam Extra" w:hAnsi="BRH Malayalam Extra" w:cs="BRH Devanagari Extra"/>
+                <w:color w:val="000000"/>
+                <w:sz w:val="32"/>
+                <w:szCs w:val="40"/>
+                <w:lang w:val="it-IT"/>
+              </w:rPr>
+              <w:t>–</w:t>
+            </w:r>
+            <w:r>
+              <w:rPr>
+                <w:rFonts w:ascii="BRH Devanagari Extra" w:hAnsi="BRH Devanagari Extra" w:cs="BRH Devanagari Extra"/>
+                <w:color w:val="000000"/>
+                <w:sz w:val="40"/>
+                <w:szCs w:val="40"/>
+                <w:lang w:val="it-IT"/>
+              </w:rPr>
+              <w:t>mÉ</w:t>
+            </w:r>
+            <w:r>
+              <w:rPr>
+                <w:rFonts w:ascii="BRH Malayalam Extra" w:hAnsi="BRH Malayalam Extra" w:cs="BRH Devanagari Extra"/>
+                <w:color w:val="000000"/>
+                <w:sz w:val="32"/>
+                <w:szCs w:val="40"/>
+                <w:lang w:val="it-IT"/>
+              </w:rPr>
+              <w:t>–</w:t>
+            </w:r>
+            <w:r>
+              <w:rPr>
+                <w:rFonts w:ascii="BRH Devanagari Extra" w:hAnsi="BRH Devanagari Extra" w:cs="BRH Devanagari Extra"/>
+                <w:color w:val="000000"/>
+                <w:sz w:val="40"/>
+                <w:szCs w:val="40"/>
+                <w:lang w:val="it-IT"/>
+              </w:rPr>
+              <w:t>rÉ</w:t>
+            </w:r>
+            <w:r>
+              <w:rPr>
+                <w:rFonts w:ascii="BRH Malayalam Extra" w:hAnsi="BRH Malayalam Extra" w:cs="BRH Devanagari Extra"/>
+                <w:color w:val="000000"/>
+                <w:sz w:val="32"/>
+                <w:szCs w:val="40"/>
+                <w:lang w:val="it-IT"/>
+              </w:rPr>
+              <w:t>–</w:t>
+            </w:r>
+            <w:r>
+              <w:rPr>
+                <w:rFonts w:ascii="BRH Devanagari Extra" w:hAnsi="BRH Devanagari Extra" w:cs="BRH Devanagari Extra"/>
+                <w:color w:val="000000"/>
+                <w:sz w:val="40"/>
+                <w:szCs w:val="40"/>
+                <w:lang w:val="it-IT"/>
+              </w:rPr>
+              <w:t>ÌiÉ</w:t>
+            </w:r>
+            <w:r>
+              <w:rPr>
+                <w:rFonts w:ascii="BRH Malayalam Extra" w:hAnsi="BRH Malayalam Extra" w:cs="BRH Devanagari Extra"/>
+                <w:color w:val="000000"/>
+                <w:sz w:val="32"/>
+                <w:szCs w:val="40"/>
+                <w:lang w:val="it-IT"/>
+              </w:rPr>
+              <w:t>–</w:t>
+            </w:r>
+            <w:r>
+              <w:rPr>
+                <w:rFonts w:ascii="BRH Devanagari Extra" w:hAnsi="BRH Devanagari Extra" w:cs="BRH Devanagari Extra"/>
+                <w:color w:val="000000"/>
+                <w:sz w:val="40"/>
+                <w:szCs w:val="40"/>
+                <w:lang w:val="it-IT"/>
+              </w:rPr>
+              <w:t xml:space="preserve"> </w:t>
+            </w:r>
+            <w:r>
+              <w:rPr>
+                <w:rFonts w:ascii="BRH Devanagari Extra" w:hAnsi="BRH Devanagari Extra" w:cs="BRH Devanagari Extra"/>
+                <w:color w:val="000000"/>
+                <w:sz w:val="40"/>
+                <w:szCs w:val="40"/>
+                <w:highlight w:val="yellow"/>
+                <w:lang w:val="it-IT"/>
+              </w:rPr>
+              <w:t>xÉ</w:t>
+            </w:r>
+            <w:r>
+              <w:rPr>
+                <w:rFonts w:ascii="BRH Devanagari Extra" w:hAnsi="BRH Devanagari Extra" w:cs="BRH Devanagari Extra"/>
+                <w:color w:val="000000"/>
+                <w:sz w:val="40"/>
+                <w:szCs w:val="40"/>
+                <w:lang w:val="it-IT"/>
+              </w:rPr>
+              <w:t>ÑcÉÉæÿ | xÉëÑcÉÉ</w:t>
+            </w:r>
+            <w:r>
+              <w:rPr>
+                <w:rFonts w:ascii="BRH Malayalam Extra" w:hAnsi="BRH Malayalam Extra" w:cs="BRH Devanagari Extra"/>
+                <w:color w:val="000000"/>
+                <w:sz w:val="32"/>
+                <w:szCs w:val="40"/>
+                <w:lang w:val="it-IT"/>
+              </w:rPr>
+              <w:t>–</w:t>
+            </w:r>
+            <w:r>
+              <w:rPr>
+                <w:rFonts w:ascii="BRH Devanagari Extra" w:hAnsi="BRH Devanagari Extra" w:cs="BRH Devanagari Extra"/>
+                <w:color w:val="000000"/>
+                <w:sz w:val="40"/>
+                <w:szCs w:val="40"/>
+                <w:lang w:val="it-IT"/>
+              </w:rPr>
+              <w:t>uÉÑmÉþ |</w:t>
+            </w:r>
+          </w:p>
+        </w:tc>
+        <w:tc>
+          <w:tcPr>
+            <w:tcW w:w="5386" w:type="dxa"/>
+          </w:tcPr>
+          <w:p>
+            <w:pPr>
+              <w:widowControl w:val="0"/>
+              <w:autoSpaceDE w:val="0"/>
+              <w:autoSpaceDN w:val="0"/>
+              <w:adjustRightInd w:val="0"/>
+              <w:spacing w:line="252" w:lineRule="auto"/>
+              <w:rPr>
+                <w:rFonts w:ascii="BRH Malayalam Extra" w:eastAsia="Times New Roman" w:hAnsi="BRH Malayalam Extra" w:cs="BRH Malayalam Extra"/>
+                <w:color w:val="000000"/>
+                <w:sz w:val="40"/>
+                <w:szCs w:val="40"/>
+                <w:lang w:val="it-IT" w:eastAsia="en-IN" w:bidi="ml-IN"/>
+              </w:rPr>
+            </w:pPr>
+            <w:r>
+              <w:rPr>
+                <w:rFonts w:ascii="BRH Devanagari Extra" w:hAnsi="BRH Devanagari Extra" w:cs="BRH Devanagari Extra"/>
+                <w:color w:val="000000"/>
+                <w:sz w:val="40"/>
+                <w:szCs w:val="40"/>
+                <w:lang w:val="it-IT"/>
+              </w:rPr>
+              <w:t>xjÉÉ</w:t>
+            </w:r>
+            <w:r>
+              <w:rPr>
+                <w:rFonts w:ascii="BRH Malayalam Extra" w:hAnsi="BRH Malayalam Extra" w:cs="BRH Devanagari Extra"/>
+                <w:color w:val="000000"/>
+                <w:sz w:val="32"/>
+                <w:szCs w:val="40"/>
+                <w:lang w:val="it-IT"/>
+              </w:rPr>
+              <w:t>–</w:t>
+            </w:r>
+            <w:r>
+              <w:rPr>
+                <w:rFonts w:ascii="BRH Devanagari Extra" w:hAnsi="BRH Devanagari Extra" w:cs="BRH Devanagari Extra"/>
+                <w:color w:val="000000"/>
+                <w:sz w:val="40"/>
+                <w:szCs w:val="40"/>
+                <w:lang w:val="it-IT"/>
+              </w:rPr>
+              <w:t>mÉ</w:t>
+            </w:r>
+            <w:r>
+              <w:rPr>
+                <w:rFonts w:ascii="BRH Malayalam Extra" w:hAnsi="BRH Malayalam Extra" w:cs="BRH Devanagari Extra"/>
+                <w:color w:val="000000"/>
+                <w:sz w:val="32"/>
+                <w:szCs w:val="40"/>
+                <w:lang w:val="it-IT"/>
+              </w:rPr>
+              <w:t>–</w:t>
+            </w:r>
+            <w:r>
+              <w:rPr>
+                <w:rFonts w:ascii="BRH Devanagari Extra" w:hAnsi="BRH Devanagari Extra" w:cs="BRH Devanagari Extra"/>
+                <w:color w:val="000000"/>
+                <w:sz w:val="40"/>
+                <w:szCs w:val="40"/>
+                <w:lang w:val="it-IT"/>
+              </w:rPr>
+              <w:t>rÉ</w:t>
+            </w:r>
+            <w:r>
+              <w:rPr>
+                <w:rFonts w:ascii="BRH Malayalam Extra" w:hAnsi="BRH Malayalam Extra" w:cs="BRH Devanagari Extra"/>
+                <w:color w:val="000000"/>
+                <w:sz w:val="32"/>
+                <w:szCs w:val="40"/>
+                <w:lang w:val="it-IT"/>
+              </w:rPr>
+              <w:t>–</w:t>
+            </w:r>
+            <w:r>
+              <w:rPr>
+                <w:rFonts w:ascii="BRH Devanagari Extra" w:hAnsi="BRH Devanagari Extra" w:cs="BRH Devanagari Extra"/>
+                <w:color w:val="000000"/>
+                <w:sz w:val="40"/>
+                <w:szCs w:val="40"/>
+                <w:lang w:val="it-IT"/>
+              </w:rPr>
+              <w:t>ÌiÉ</w:t>
+            </w:r>
+            <w:r>
+              <w:rPr>
+                <w:rFonts w:ascii="BRH Malayalam Extra" w:hAnsi="BRH Malayalam Extra" w:cs="BRH Devanagari Extra"/>
+                <w:color w:val="000000"/>
+                <w:sz w:val="32"/>
+                <w:szCs w:val="40"/>
+                <w:lang w:val="it-IT"/>
+              </w:rPr>
+              <w:t>–</w:t>
+            </w:r>
+            <w:r>
+              <w:rPr>
+                <w:rFonts w:ascii="BRH Devanagari Extra" w:hAnsi="BRH Devanagari Extra" w:cs="BRH Devanagari Extra"/>
+                <w:color w:val="000000"/>
+                <w:sz w:val="40"/>
+                <w:szCs w:val="40"/>
+                <w:lang w:val="it-IT"/>
+              </w:rPr>
+              <w:t xml:space="preserve"> </w:t>
+            </w:r>
+            <w:r>
+              <w:rPr>
+                <w:rFonts w:ascii="BRH Devanagari Extra" w:hAnsi="BRH Devanagari Extra" w:cs="BRH Devanagari Extra"/>
+                <w:color w:val="000000"/>
+                <w:sz w:val="40"/>
+                <w:szCs w:val="40"/>
+                <w:highlight w:val="green"/>
+                <w:lang w:val="it-IT"/>
+              </w:rPr>
+              <w:t>xÉ</w:t>
+            </w:r>
+            <w:r>
+              <w:rPr>
+                <w:rFonts w:ascii="BRH Devanagari Extra" w:hAnsi="BRH Devanagari Extra" w:cs="BRH Devanagari Extra"/>
+                <w:color w:val="000000"/>
+                <w:sz w:val="40"/>
+                <w:szCs w:val="40"/>
+                <w:lang w:val="it-IT"/>
+              </w:rPr>
+              <w:t>ëÑcÉÉæÿ | xÉëÑcÉÉ</w:t>
+            </w:r>
+            <w:r>
+              <w:rPr>
+                <w:rFonts w:ascii="BRH Malayalam Extra" w:hAnsi="BRH Malayalam Extra" w:cs="BRH Devanagari Extra"/>
+                <w:color w:val="000000"/>
+                <w:sz w:val="32"/>
+                <w:szCs w:val="40"/>
+                <w:lang w:val="it-IT"/>
+              </w:rPr>
+              <w:t>–</w:t>
+            </w:r>
+            <w:r>
+              <w:rPr>
+                <w:rFonts w:ascii="BRH Devanagari Extra" w:hAnsi="BRH Devanagari Extra" w:cs="BRH Devanagari Extra"/>
+                <w:color w:val="000000"/>
+                <w:sz w:val="40"/>
+                <w:szCs w:val="40"/>
+                <w:lang w:val="it-IT"/>
+              </w:rPr>
+              <w:t>uÉÑmÉþ |</w:t>
+            </w:r>
+          </w:p>
+        </w:tc>
+      </w:tr>
+      <w:tr>
+        <w:trPr>
+          <w:trHeight w:val="2089"/>
+        </w:trPr>
+        <w:tc>
+          <w:tcPr>
+            <w:tcW w:w="3906" w:type="dxa"/>
+          </w:tcPr>
+          <w:p>
+            <w:pPr>
+              <w:widowControl w:val="0"/>
+              <w:tabs>
+                <w:tab w:val="left" w:pos="993"/>
+              </w:tabs>
+              <w:autoSpaceDE w:val="0"/>
+              <w:autoSpaceDN w:val="0"/>
+              <w:adjustRightInd w:val="0"/>
+              <w:spacing w:before="0" w:line="252" w:lineRule="auto"/>
+              <w:ind w:right="297"/>
+              <w:rPr>
+                <w:rFonts w:cs="Arial"/>
+                <w:b/>
+                <w:sz w:val="28"/>
+                <w:szCs w:val="32"/>
+              </w:rPr>
+            </w:pPr>
+            <w:r>
+              <w:rPr>
+                <w:rFonts w:cs="Arial"/>
+                <w:b/>
+                <w:sz w:val="28"/>
+                <w:szCs w:val="32"/>
+              </w:rPr>
+              <w:t>T.S.5.2.</w:t>
+            </w:r>
+            <w:r>
+              <w:rPr>
+                <w:rFonts w:cs="Arial"/>
+                <w:b/>
+                <w:sz w:val="28"/>
+                <w:szCs w:val="32"/>
+              </w:rPr>
+              <w:t>8.3</w:t>
+            </w:r>
+            <w:r>
+              <w:rPr>
+                <w:rFonts w:cs="Arial"/>
+                <w:b/>
+                <w:sz w:val="28"/>
+                <w:szCs w:val="32"/>
+              </w:rPr>
+              <w:t xml:space="preserve"> – Kramam</w:t>
+            </w:r>
+          </w:p>
+          <w:p>
+            <w:pPr>
+              <w:widowControl w:val="0"/>
+              <w:tabs>
+                <w:tab w:val="left" w:pos="993"/>
+              </w:tabs>
+              <w:autoSpaceDE w:val="0"/>
+              <w:autoSpaceDN w:val="0"/>
+              <w:adjustRightInd w:val="0"/>
+              <w:spacing w:before="0" w:line="252" w:lineRule="auto"/>
+              <w:ind w:right="297"/>
+              <w:rPr>
+                <w:rFonts w:cs="Arial"/>
+                <w:b/>
+                <w:sz w:val="28"/>
+                <w:szCs w:val="32"/>
+                <w:lang w:val="en-IN"/>
+              </w:rPr>
+            </w:pPr>
+            <w:r>
+              <w:rPr>
+                <w:rFonts w:cs="Arial"/>
+                <w:b/>
+                <w:sz w:val="28"/>
+                <w:szCs w:val="32"/>
+                <w:lang w:val="en-IN"/>
+              </w:rPr>
+              <w:t>Krama Vaakyam No.– 55</w:t>
+            </w:r>
+          </w:p>
+          <w:p>
+            <w:pPr>
+              <w:widowControl w:val="0"/>
+              <w:tabs>
+                <w:tab w:val="left" w:pos="993"/>
+              </w:tabs>
+              <w:autoSpaceDE w:val="0"/>
+              <w:autoSpaceDN w:val="0"/>
+              <w:adjustRightInd w:val="0"/>
+              <w:spacing w:before="0" w:line="252" w:lineRule="auto"/>
+              <w:ind w:right="297"/>
+              <w:rPr>
+                <w:rFonts w:cs="Arial"/>
+                <w:b/>
+                <w:sz w:val="28"/>
+                <w:szCs w:val="32"/>
+                <w:lang w:val="it-IT"/>
+              </w:rPr>
+            </w:pPr>
+            <w:r>
+              <w:rPr>
+                <w:rFonts w:cs="Arial"/>
+                <w:b/>
+                <w:sz w:val="28"/>
+                <w:szCs w:val="32"/>
+                <w:lang w:val="it-IT"/>
+              </w:rPr>
+              <w:t>Panchaati No</w:t>
+            </w:r>
+            <w:r>
+              <w:rPr>
+                <w:rFonts w:cs="Arial"/>
+                <w:b/>
+                <w:szCs w:val="32"/>
+                <w:lang w:val="it-IT"/>
+              </w:rPr>
+              <w:t xml:space="preserve">. - </w:t>
+            </w:r>
+            <w:r>
+              <w:rPr>
+                <w:rFonts w:cs="Arial"/>
+                <w:b/>
+                <w:sz w:val="28"/>
+                <w:szCs w:val="32"/>
+                <w:lang w:val="it-IT"/>
+              </w:rPr>
+              <w:t>43</w:t>
+            </w:r>
+          </w:p>
+        </w:tc>
+        <w:tc>
+          <w:tcPr>
+            <w:tcW w:w="5103" w:type="dxa"/>
+          </w:tcPr>
+          <w:p>
+            <w:pPr>
+              <w:widowControl w:val="0"/>
+              <w:autoSpaceDE w:val="0"/>
+              <w:autoSpaceDN w:val="0"/>
+              <w:adjustRightInd w:val="0"/>
+              <w:spacing w:line="252" w:lineRule="auto"/>
+              <w:rPr>
+                <w:rFonts w:ascii="BRH Devanagari Extra" w:hAnsi="BRH Devanagari Extra" w:cs="BRH Devanagari Extra"/>
+                <w:color w:val="000000"/>
+                <w:sz w:val="40"/>
+                <w:szCs w:val="40"/>
+                <w:lang w:val="it-IT"/>
+              </w:rPr>
+            </w:pPr>
+            <w:r>
+              <w:rPr>
+                <w:rFonts w:ascii="BRH Devanagari Extra" w:hAnsi="BRH Devanagari Extra" w:cs="BRH Devanagari Extra"/>
+                <w:color w:val="000000"/>
+                <w:sz w:val="40"/>
+                <w:szCs w:val="40"/>
+                <w:lang w:val="it-IT"/>
+              </w:rPr>
+              <w:t>E¨ÉþUsÉ¤qÉÉhÉqÉç Så</w:t>
+            </w:r>
+            <w:r>
+              <w:rPr>
+                <w:rFonts w:ascii="BRH Malayalam Extra" w:hAnsi="BRH Malayalam Extra" w:cs="BRH Devanagari Extra"/>
+                <w:color w:val="000000"/>
+                <w:sz w:val="32"/>
+                <w:szCs w:val="40"/>
+                <w:lang w:val="it-IT"/>
+              </w:rPr>
+              <w:t>–</w:t>
+            </w:r>
+            <w:r>
+              <w:rPr>
+                <w:rFonts w:ascii="BRH Devanagari Extra" w:hAnsi="BRH Devanagari Extra" w:cs="BRH Devanagari Extra"/>
+                <w:color w:val="000000"/>
+                <w:sz w:val="40"/>
+                <w:szCs w:val="40"/>
+                <w:lang w:val="it-IT"/>
+              </w:rPr>
+              <w:t xml:space="preserve">uÉÉÈ | </w:t>
+            </w:r>
+          </w:p>
+          <w:p>
+            <w:pPr>
+              <w:widowControl w:val="0"/>
+              <w:autoSpaceDE w:val="0"/>
+              <w:autoSpaceDN w:val="0"/>
+              <w:adjustRightInd w:val="0"/>
+              <w:spacing w:line="252" w:lineRule="auto"/>
+              <w:rPr>
+                <w:rFonts w:ascii="BRH Malayalam Extra" w:eastAsia="Times New Roman" w:hAnsi="BRH Malayalam Extra" w:cs="BRH Malayalam Extra"/>
+                <w:color w:val="000000"/>
+                <w:sz w:val="40"/>
+                <w:szCs w:val="40"/>
+                <w:lang w:val="it-IT" w:eastAsia="en-IN" w:bidi="ml-IN"/>
+              </w:rPr>
+            </w:pPr>
+            <w:r>
+              <w:rPr>
+                <w:rFonts w:ascii="BRH Devanagari Extra" w:hAnsi="BRH Devanagari Extra" w:cs="BRH Devanagari Extra"/>
+                <w:color w:val="000000"/>
+                <w:sz w:val="40"/>
+                <w:szCs w:val="40"/>
+                <w:lang w:val="it-IT"/>
+              </w:rPr>
+              <w:t>E¨ÉþUsÉ</w:t>
+            </w:r>
+            <w:r>
+              <w:rPr>
+                <w:rFonts w:ascii="BRH Devanagari Extra" w:hAnsi="BRH Devanagari Extra" w:cs="BRH Devanagari Extra"/>
+                <w:color w:val="000000"/>
+                <w:sz w:val="40"/>
+                <w:szCs w:val="40"/>
+                <w:highlight w:val="yellow"/>
+                <w:lang w:val="it-IT"/>
+              </w:rPr>
+              <w:t>Z</w:t>
+            </w:r>
+            <w:r>
+              <w:rPr>
+                <w:rFonts w:ascii="BRH Devanagari Extra" w:hAnsi="BRH Devanagari Extra" w:cs="BRH Devanagari Extra"/>
+                <w:color w:val="000000"/>
+                <w:sz w:val="40"/>
+                <w:szCs w:val="40"/>
+                <w:lang w:val="it-IT"/>
+              </w:rPr>
+              <w:t>qÉÉhÉ</w:t>
+            </w:r>
+            <w:r>
+              <w:rPr>
+                <w:rFonts w:ascii="BRH Malayalam Extra" w:hAnsi="BRH Malayalam Extra" w:cs="BRH Devanagari Extra"/>
+                <w:color w:val="000000"/>
+                <w:sz w:val="32"/>
+                <w:szCs w:val="40"/>
+                <w:lang w:val="it-IT"/>
+              </w:rPr>
+              <w:t>–</w:t>
+            </w:r>
+            <w:r>
+              <w:rPr>
+                <w:rFonts w:ascii="BRH Devanagari Extra" w:hAnsi="BRH Devanagari Extra" w:cs="BRH Devanagari Extra"/>
+                <w:color w:val="000000"/>
+                <w:sz w:val="40"/>
+                <w:szCs w:val="40"/>
+                <w:lang w:val="it-IT"/>
+              </w:rPr>
+              <w:t>ÍqÉirÉÑ¨ÉþU-sÉ</w:t>
+            </w:r>
+            <w:r>
+              <w:rPr>
+                <w:rFonts w:ascii="BRH Malayalam Extra" w:hAnsi="BRH Malayalam Extra" w:cs="BRH Devanagari Extra"/>
+                <w:color w:val="000000"/>
+                <w:sz w:val="32"/>
+                <w:szCs w:val="40"/>
+                <w:lang w:val="it-IT"/>
+              </w:rPr>
+              <w:t>–</w:t>
+            </w:r>
+            <w:r>
+              <w:rPr>
+                <w:rFonts w:ascii="BRH Devanagari Extra" w:hAnsi="BRH Devanagari Extra" w:cs="BRH Devanagari Extra"/>
+                <w:color w:val="000000"/>
+                <w:sz w:val="40"/>
+                <w:szCs w:val="40"/>
+                <w:lang w:val="it-IT"/>
+              </w:rPr>
+              <w:t>¤qÉÉ</w:t>
+            </w:r>
+            <w:r>
+              <w:rPr>
+                <w:rFonts w:ascii="BRH Malayalam Extra" w:hAnsi="BRH Malayalam Extra" w:cs="BRH Devanagari Extra"/>
+                <w:color w:val="000000"/>
+                <w:sz w:val="32"/>
+                <w:szCs w:val="40"/>
+                <w:lang w:val="it-IT"/>
+              </w:rPr>
+              <w:t>–</w:t>
+            </w:r>
+            <w:r>
+              <w:rPr>
+                <w:rFonts w:ascii="BRH Devanagari Extra" w:hAnsi="BRH Devanagari Extra" w:cs="BRH Devanagari Extra"/>
+                <w:color w:val="000000"/>
+                <w:sz w:val="40"/>
+                <w:szCs w:val="40"/>
+                <w:lang w:val="it-IT"/>
+              </w:rPr>
+              <w:t>hÉ</w:t>
+            </w:r>
+            <w:r>
+              <w:rPr>
+                <w:rFonts w:ascii="BRH Malayalam Extra" w:hAnsi="BRH Malayalam Extra" w:cs="BRH Devanagari Extra"/>
+                <w:color w:val="000000"/>
+                <w:sz w:val="32"/>
+                <w:szCs w:val="40"/>
+                <w:lang w:val="it-IT"/>
+              </w:rPr>
+              <w:t>–</w:t>
+            </w:r>
+            <w:r>
+              <w:rPr>
+                <w:rFonts w:ascii="BRH Devanagari Extra" w:hAnsi="BRH Devanagari Extra" w:cs="BRH Devanagari Extra"/>
+                <w:color w:val="000000"/>
+                <w:sz w:val="40"/>
+                <w:szCs w:val="40"/>
+                <w:lang w:val="it-IT"/>
+              </w:rPr>
+              <w:t>qÉç |</w:t>
+            </w:r>
+          </w:p>
+        </w:tc>
+        <w:tc>
+          <w:tcPr>
+            <w:tcW w:w="5386" w:type="dxa"/>
+          </w:tcPr>
+          <w:p>
+            <w:pPr>
+              <w:widowControl w:val="0"/>
+              <w:autoSpaceDE w:val="0"/>
+              <w:autoSpaceDN w:val="0"/>
+              <w:adjustRightInd w:val="0"/>
+              <w:spacing w:line="252" w:lineRule="auto"/>
+              <w:rPr>
+                <w:rFonts w:ascii="BRH Devanagari Extra" w:hAnsi="BRH Devanagari Extra" w:cs="BRH Devanagari Extra"/>
+                <w:color w:val="000000"/>
+                <w:sz w:val="40"/>
+                <w:szCs w:val="40"/>
+                <w:lang w:val="it-IT"/>
+              </w:rPr>
+            </w:pPr>
+            <w:r>
+              <w:rPr>
+                <w:rFonts w:ascii="BRH Devanagari Extra" w:hAnsi="BRH Devanagari Extra" w:cs="BRH Devanagari Extra"/>
+                <w:color w:val="000000"/>
+                <w:sz w:val="40"/>
+                <w:szCs w:val="40"/>
+                <w:lang w:val="it-IT"/>
+              </w:rPr>
+              <w:t>E¨ÉþUsÉ¤qÉÉhÉqÉç Så</w:t>
+            </w:r>
+            <w:r>
+              <w:rPr>
+                <w:rFonts w:ascii="BRH Malayalam Extra" w:hAnsi="BRH Malayalam Extra" w:cs="BRH Devanagari Extra"/>
+                <w:color w:val="000000"/>
+                <w:sz w:val="32"/>
+                <w:szCs w:val="40"/>
+                <w:lang w:val="it-IT"/>
+              </w:rPr>
+              <w:t>–</w:t>
+            </w:r>
+            <w:r>
+              <w:rPr>
+                <w:rFonts w:ascii="BRH Devanagari Extra" w:hAnsi="BRH Devanagari Extra" w:cs="BRH Devanagari Extra"/>
+                <w:color w:val="000000"/>
+                <w:sz w:val="40"/>
+                <w:szCs w:val="40"/>
+                <w:lang w:val="it-IT"/>
+              </w:rPr>
+              <w:t xml:space="preserve">uÉÉÈ | </w:t>
+            </w:r>
+          </w:p>
+          <w:p>
+            <w:pPr>
+              <w:widowControl w:val="0"/>
+              <w:autoSpaceDE w:val="0"/>
+              <w:autoSpaceDN w:val="0"/>
+              <w:adjustRightInd w:val="0"/>
+              <w:spacing w:line="252" w:lineRule="auto"/>
+              <w:rPr>
+                <w:rFonts w:ascii="BRH Malayalam Extra" w:eastAsia="Times New Roman" w:hAnsi="BRH Malayalam Extra" w:cs="BRH Malayalam Extra"/>
+                <w:color w:val="000000"/>
+                <w:sz w:val="40"/>
+                <w:szCs w:val="40"/>
+                <w:lang w:val="it-IT" w:eastAsia="en-IN" w:bidi="ml-IN"/>
+              </w:rPr>
+            </w:pPr>
+            <w:r>
+              <w:rPr>
+                <w:rFonts w:ascii="BRH Devanagari Extra" w:hAnsi="BRH Devanagari Extra" w:cs="BRH Devanagari Extra"/>
+                <w:color w:val="000000"/>
+                <w:sz w:val="40"/>
+                <w:szCs w:val="40"/>
+                <w:lang w:val="it-IT"/>
+              </w:rPr>
+              <w:t>E¨ÉþUsÉ</w:t>
+            </w:r>
+            <w:r>
+              <w:rPr>
+                <w:rFonts w:ascii="BRH Devanagari Extra" w:hAnsi="BRH Devanagari Extra" w:cs="BRH Devanagari Extra"/>
+                <w:color w:val="000000"/>
+                <w:sz w:val="40"/>
+                <w:szCs w:val="40"/>
+                <w:highlight w:val="green"/>
+                <w:lang w:val="it-IT"/>
+              </w:rPr>
+              <w:t>¤</w:t>
+            </w:r>
+            <w:r>
+              <w:rPr>
+                <w:rFonts w:ascii="BRH Devanagari Extra" w:hAnsi="BRH Devanagari Extra" w:cs="BRH Devanagari Extra"/>
+                <w:color w:val="000000"/>
+                <w:sz w:val="40"/>
+                <w:szCs w:val="40"/>
+                <w:lang w:val="it-IT"/>
+              </w:rPr>
+              <w:t>qÉÉhÉ</w:t>
+            </w:r>
+            <w:r>
+              <w:rPr>
+                <w:rFonts w:ascii="BRH Malayalam Extra" w:hAnsi="BRH Malayalam Extra" w:cs="BRH Devanagari Extra"/>
+                <w:color w:val="000000"/>
+                <w:sz w:val="32"/>
+                <w:szCs w:val="40"/>
+                <w:lang w:val="it-IT"/>
+              </w:rPr>
+              <w:t>–</w:t>
+            </w:r>
+            <w:r>
+              <w:rPr>
+                <w:rFonts w:ascii="BRH Devanagari Extra" w:hAnsi="BRH Devanagari Extra" w:cs="BRH Devanagari Extra"/>
+                <w:color w:val="000000"/>
+                <w:sz w:val="40"/>
+                <w:szCs w:val="40"/>
+                <w:lang w:val="it-IT"/>
+              </w:rPr>
+              <w:t>ÍqÉirÉÑ¨ÉþU - sÉ</w:t>
+            </w:r>
+            <w:r>
+              <w:rPr>
+                <w:rFonts w:ascii="BRH Malayalam Extra" w:hAnsi="BRH Malayalam Extra" w:cs="BRH Devanagari Extra"/>
+                <w:color w:val="000000"/>
+                <w:sz w:val="32"/>
+                <w:szCs w:val="40"/>
+                <w:lang w:val="it-IT"/>
+              </w:rPr>
+              <w:t>–</w:t>
+            </w:r>
+            <w:r>
+              <w:rPr>
+                <w:rFonts w:ascii="BRH Devanagari Extra" w:hAnsi="BRH Devanagari Extra" w:cs="BRH Devanagari Extra"/>
+                <w:color w:val="000000"/>
+                <w:sz w:val="40"/>
+                <w:szCs w:val="40"/>
+                <w:lang w:val="it-IT"/>
+              </w:rPr>
+              <w:t>¤qÉÉ</w:t>
+            </w:r>
+            <w:r>
+              <w:rPr>
+                <w:rFonts w:ascii="BRH Malayalam Extra" w:hAnsi="BRH Malayalam Extra" w:cs="BRH Devanagari Extra"/>
+                <w:color w:val="000000"/>
+                <w:sz w:val="32"/>
+                <w:szCs w:val="40"/>
+                <w:lang w:val="it-IT"/>
+              </w:rPr>
+              <w:t>–</w:t>
+            </w:r>
+            <w:r>
+              <w:rPr>
+                <w:rFonts w:ascii="BRH Devanagari Extra" w:hAnsi="BRH Devanagari Extra" w:cs="BRH Devanagari Extra"/>
+                <w:color w:val="000000"/>
+                <w:sz w:val="40"/>
+                <w:szCs w:val="40"/>
+                <w:lang w:val="it-IT"/>
+              </w:rPr>
+              <w:t>hÉ</w:t>
+            </w:r>
+            <w:r>
+              <w:rPr>
+                <w:rFonts w:ascii="BRH Malayalam Extra" w:hAnsi="BRH Malayalam Extra" w:cs="BRH Devanagari Extra"/>
+                <w:color w:val="000000"/>
+                <w:sz w:val="32"/>
+                <w:szCs w:val="40"/>
+                <w:lang w:val="it-IT"/>
+              </w:rPr>
+              <w:t>–</w:t>
+            </w:r>
+            <w:r>
+              <w:rPr>
+                <w:rFonts w:ascii="BRH Devanagari Extra" w:hAnsi="BRH Devanagari Extra" w:cs="BRH Devanagari Extra"/>
+                <w:color w:val="000000"/>
+                <w:sz w:val="40"/>
+                <w:szCs w:val="40"/>
+                <w:lang w:val="it-IT"/>
+              </w:rPr>
+              <w:t xml:space="preserve">qÉç | </w:t>
             </w:r>
           </w:p>
         </w:tc>
@@ -1445,7 +3334,6 @@
           <w:szCs w:val="32"/>
           <w:u w:val="single"/>
         </w:rPr>
-        <w:lastRenderedPageBreak/>
         <w:t xml:space="preserve">TS </w:t>
       </w:r>
       <w:r>
@@ -1954,6 +3842,7 @@
                 <w:sz w:val="28"/>
                 <w:szCs w:val="32"/>
               </w:rPr>
+              <w:lastRenderedPageBreak/>
               <w:t>T.S.5.2.4.2</w:t>
             </w:r>
             <w:r>
@@ -3985,7 +5874,6 @@
           <w:b/>
           <w:bCs/>
         </w:rPr>
-        <w:lastRenderedPageBreak/>
         <w:t>(ignore those which are already incorporated in your book’s version and date)</w:t>
       </w:r>
     </w:p>
@@ -4143,6 +6031,7 @@
                 <w:sz w:val="28"/>
                 <w:szCs w:val="32"/>
               </w:rPr>
+              <w:lastRenderedPageBreak/>
               <w:t>T.S.5.2.1.6 – Kramam</w:t>
             </w:r>
           </w:p>
@@ -6045,7 +7934,6 @@
                 <w:sz w:val="28"/>
                 <w:szCs w:val="32"/>
               </w:rPr>
-              <w:lastRenderedPageBreak/>
               <w:t>T.S.5.2.9.2 – Kramam</w:t>
             </w:r>
           </w:p>
@@ -6383,6 +8271,7 @@
                 <w:sz w:val="28"/>
                 <w:szCs w:val="32"/>
               </w:rPr>
+              <w:lastRenderedPageBreak/>
               <w:t>T.S.5.2.10.1 – Kramam</w:t>
             </w:r>
           </w:p>
@@ -6991,16 +8880,7 @@
           <w:bCs/>
           <w:sz w:val="32"/>
         </w:rPr>
-        <w:t xml:space="preserve">replaced </w:t>
-      </w:r>
-      <w:proofErr w:type="gramStart"/>
-      <w:r>
-        <w:rPr>
-          <w:b/>
-          <w:bCs/>
-          <w:sz w:val="32"/>
-        </w:rPr>
-        <w:t>with</w:t>
+        <w:t>replaced with</w:t>
       </w:r>
       <w:r>
         <w:rPr>
@@ -7022,7 +8902,6 @@
         </w:rPr>
         <w:t>"</w:t>
       </w:r>
-      <w:proofErr w:type="gramEnd"/>
       <w:r>
         <w:rPr>
           <w:rFonts w:ascii="BRH Devanagari" w:hAnsi="BRH Devanagari" w:cs="BRH Devanagari"/>

--- a/TS-Kramam/TS-5.2/TS 5.2 Sanskrit Krama Paatam Corrections.docx
+++ b/TS-Kramam/TS-5.2/TS 5.2 Sanskrit Krama Paatam Corrections.docx
@@ -81,7 +81,18 @@
           <w:szCs w:val="32"/>
           <w:u w:val="single"/>
         </w:rPr>
-        <w:t xml:space="preserve">Observed till </w:t>
+        <w:t xml:space="preserve">Observed </w:t>
+      </w:r>
+      <w:proofErr w:type="gramStart"/>
+      <w:r>
+        <w:rPr>
+          <w:b/>
+          <w:bCs/>
+          <w:sz w:val="32"/>
+          <w:szCs w:val="32"/>
+          <w:u w:val="single"/>
+        </w:rPr>
+        <w:t xml:space="preserve">till </w:t>
       </w:r>
       <w:r>
         <w:rPr>
@@ -94,6 +105,7 @@
         </w:rPr>
         <w:t>????</w:t>
       </w:r>
+      <w:proofErr w:type="gramEnd"/>
     </w:p>
     <w:p>
       <w:pPr>
@@ -275,6 +287,1235 @@
                 <w:sz w:val="28"/>
                 <w:szCs w:val="32"/>
               </w:rPr>
+              <w:t>1.6</w:t>
+            </w:r>
+            <w:r>
+              <w:rPr>
+                <w:rFonts w:cs="Arial"/>
+                <w:b/>
+                <w:sz w:val="28"/>
+                <w:szCs w:val="32"/>
+              </w:rPr>
+              <w:t xml:space="preserve"> – Kramam</w:t>
+            </w:r>
+          </w:p>
+          <w:p>
+            <w:pPr>
+              <w:widowControl w:val="0"/>
+              <w:tabs>
+                <w:tab w:val="left" w:pos="993"/>
+              </w:tabs>
+              <w:autoSpaceDE w:val="0"/>
+              <w:autoSpaceDN w:val="0"/>
+              <w:adjustRightInd w:val="0"/>
+              <w:spacing w:before="0" w:line="252" w:lineRule="auto"/>
+              <w:ind w:right="297"/>
+              <w:rPr>
+                <w:rFonts w:cs="Arial"/>
+                <w:b/>
+                <w:sz w:val="28"/>
+                <w:szCs w:val="32"/>
+                <w:lang w:val="en-IN"/>
+              </w:rPr>
+            </w:pPr>
+            <w:r>
+              <w:rPr>
+                <w:rFonts w:cs="Arial"/>
+                <w:b/>
+                <w:sz w:val="28"/>
+                <w:szCs w:val="32"/>
+                <w:lang w:val="en-IN"/>
+              </w:rPr>
+              <w:t xml:space="preserve">Krama Vaakyam No.– </w:t>
+            </w:r>
+            <w:r>
+              <w:rPr>
+                <w:rFonts w:cs="Arial"/>
+                <w:b/>
+                <w:sz w:val="28"/>
+                <w:szCs w:val="32"/>
+                <w:lang w:val="en-IN"/>
+              </w:rPr>
+              <w:t>1,2,3</w:t>
+            </w:r>
+          </w:p>
+          <w:p>
+            <w:pPr>
+              <w:widowControl w:val="0"/>
+              <w:tabs>
+                <w:tab w:val="left" w:pos="993"/>
+              </w:tabs>
+              <w:autoSpaceDE w:val="0"/>
+              <w:autoSpaceDN w:val="0"/>
+              <w:adjustRightInd w:val="0"/>
+              <w:spacing w:before="0" w:line="252" w:lineRule="auto"/>
+              <w:ind w:right="297"/>
+              <w:rPr>
+                <w:rFonts w:cs="Arial"/>
+                <w:b/>
+                <w:sz w:val="28"/>
+                <w:szCs w:val="32"/>
+              </w:rPr>
+            </w:pPr>
+            <w:r>
+              <w:rPr>
+                <w:rFonts w:cs="Arial"/>
+                <w:b/>
+                <w:sz w:val="28"/>
+                <w:szCs w:val="32"/>
+                <w:lang w:val="it-IT"/>
+              </w:rPr>
+              <w:t>Panchaati No</w:t>
+            </w:r>
+            <w:r>
+              <w:rPr>
+                <w:rFonts w:cs="Arial"/>
+                <w:b/>
+                <w:szCs w:val="32"/>
+                <w:lang w:val="it-IT"/>
+              </w:rPr>
+              <w:t>. -</w:t>
+            </w:r>
+            <w:r>
+              <w:rPr>
+                <w:rFonts w:cs="Arial"/>
+                <w:b/>
+                <w:sz w:val="28"/>
+                <w:szCs w:val="28"/>
+                <w:lang w:val="it-IT"/>
+              </w:rPr>
+              <w:t xml:space="preserve"> 6</w:t>
+            </w:r>
+          </w:p>
+        </w:tc>
+        <w:tc>
+          <w:tcPr>
+            <w:tcW w:w="5103" w:type="dxa"/>
+          </w:tcPr>
+          <w:p>
+            <w:pPr>
+              <w:widowControl w:val="0"/>
+              <w:autoSpaceDE w:val="0"/>
+              <w:autoSpaceDN w:val="0"/>
+              <w:adjustRightInd w:val="0"/>
+              <w:spacing w:before="0" w:line="240" w:lineRule="auto"/>
+              <w:rPr>
+                <w:rFonts w:ascii="BRH Devanagari Extra" w:hAnsi="BRH Devanagari Extra" w:cs="BRH Devanagari Extra"/>
+                <w:color w:val="000000"/>
+                <w:sz w:val="40"/>
+                <w:szCs w:val="40"/>
+                <w:lang w:val="it-IT"/>
+              </w:rPr>
+            </w:pPr>
+            <w:r>
+              <w:rPr>
+                <w:rFonts w:ascii="BRH Devanagari Extra" w:hAnsi="BRH Devanagari Extra" w:cs="BRH Devanagari Extra"/>
+                <w:color w:val="000000"/>
+                <w:sz w:val="40"/>
+                <w:szCs w:val="40"/>
+                <w:lang w:val="it-IT"/>
+              </w:rPr>
+              <w:t>pÉ</w:t>
+            </w:r>
+            <w:r>
+              <w:rPr>
+                <w:rFonts w:ascii="BRH Malayalam Extra" w:hAnsi="BRH Malayalam Extra" w:cs="BRH Devanagari Extra"/>
+                <w:color w:val="000000"/>
+                <w:sz w:val="32"/>
+                <w:szCs w:val="40"/>
+                <w:lang w:val="it-IT"/>
+              </w:rPr>
+              <w:t>–</w:t>
+            </w:r>
+            <w:r>
+              <w:rPr>
+                <w:rFonts w:ascii="BRH Devanagari Extra" w:hAnsi="BRH Devanagari Extra" w:cs="BRH Devanagari Extra"/>
+                <w:color w:val="000000"/>
+                <w:sz w:val="40"/>
+                <w:szCs w:val="40"/>
+                <w:lang w:val="it-IT"/>
+              </w:rPr>
+              <w:t>uÉ</w:t>
+            </w:r>
+            <w:r>
+              <w:rPr>
+                <w:rFonts w:ascii="BRH Malayalam Extra" w:hAnsi="BRH Malayalam Extra" w:cs="BRH Devanagari Extra"/>
+                <w:color w:val="000000"/>
+                <w:sz w:val="32"/>
+                <w:szCs w:val="40"/>
+                <w:lang w:val="it-IT"/>
+              </w:rPr>
+              <w:t>–</w:t>
+            </w:r>
+            <w:r>
+              <w:rPr>
+                <w:rFonts w:ascii="BRH Devanagari Extra" w:hAnsi="BRH Devanagari Extra" w:cs="BRH Devanagari Extra"/>
+                <w:color w:val="000000"/>
+                <w:sz w:val="40"/>
+                <w:szCs w:val="40"/>
+                <w:lang w:val="it-IT"/>
+              </w:rPr>
+              <w:t>ÌiÉ</w:t>
+            </w:r>
+            <w:r>
+              <w:rPr>
+                <w:rFonts w:ascii="BRH Malayalam Extra" w:hAnsi="BRH Malayalam Extra" w:cs="BRH Devanagari Extra"/>
+                <w:color w:val="000000"/>
+                <w:sz w:val="32"/>
+                <w:szCs w:val="40"/>
+                <w:lang w:val="it-IT"/>
+              </w:rPr>
+              <w:t>–</w:t>
+            </w:r>
+            <w:r>
+              <w:rPr>
+                <w:rFonts w:ascii="BRH Devanagari Extra" w:hAnsi="BRH Devanagari Extra" w:cs="BRH Devanagari Extra"/>
+                <w:color w:val="000000"/>
+                <w:sz w:val="40"/>
+                <w:szCs w:val="40"/>
+                <w:lang w:val="it-IT"/>
+              </w:rPr>
+              <w:t xml:space="preserve"> xÉ</w:t>
+            </w:r>
+            <w:r>
+              <w:rPr>
+                <w:rFonts w:ascii="BRH Malayalam Extra" w:hAnsi="BRH Malayalam Extra" w:cs="BRH Devanagari Extra"/>
+                <w:color w:val="000000"/>
+                <w:sz w:val="32"/>
+                <w:szCs w:val="40"/>
+                <w:lang w:val="it-IT"/>
+              </w:rPr>
+              <w:t>–</w:t>
+            </w:r>
+            <w:r>
+              <w:rPr>
+                <w:rFonts w:ascii="BRH Devanagari Extra" w:hAnsi="BRH Devanagari Extra" w:cs="BRH Devanagari Extra"/>
+                <w:color w:val="000000"/>
+                <w:sz w:val="40"/>
+                <w:szCs w:val="40"/>
+                <w:highlight w:val="yellow"/>
+                <w:lang w:val="it-IT"/>
+              </w:rPr>
+              <w:t>iuÉ</w:t>
+            </w:r>
+            <w:r>
+              <w:rPr>
+                <w:rFonts w:ascii="BRH Devanagari Extra" w:hAnsi="BRH Devanagari Extra" w:cs="BRH Devanagari Extra"/>
+                <w:color w:val="000000"/>
+                <w:sz w:val="40"/>
+                <w:szCs w:val="40"/>
+                <w:lang w:val="it-IT"/>
+              </w:rPr>
+              <w:t>qÉç | xÉ</w:t>
+            </w:r>
+            <w:r>
+              <w:rPr>
+                <w:rFonts w:ascii="BRH Malayalam Extra" w:hAnsi="BRH Malayalam Extra" w:cs="BRH Devanagari Extra"/>
+                <w:color w:val="000000"/>
+                <w:sz w:val="32"/>
+                <w:szCs w:val="40"/>
+                <w:lang w:val="it-IT"/>
+              </w:rPr>
+              <w:t>–</w:t>
+            </w:r>
+            <w:r>
+              <w:rPr>
+                <w:rFonts w:ascii="BRH Devanagari Extra" w:hAnsi="BRH Devanagari Extra" w:cs="BRH Devanagari Extra"/>
+                <w:color w:val="000000"/>
+                <w:sz w:val="40"/>
+                <w:szCs w:val="40"/>
+                <w:highlight w:val="yellow"/>
+                <w:lang w:val="it-IT"/>
+              </w:rPr>
+              <w:t>iu</w:t>
+            </w:r>
+            <w:r>
+              <w:rPr>
+                <w:rFonts w:ascii="BRH Devanagari Extra" w:hAnsi="BRH Devanagari Extra" w:cs="BRH Devanagari Extra"/>
+                <w:color w:val="000000"/>
+                <w:sz w:val="40"/>
+                <w:szCs w:val="40"/>
+                <w:lang w:val="it-IT"/>
+              </w:rPr>
+              <w:t>ÉqÉå</w:t>
+            </w:r>
+            <w:r>
+              <w:rPr>
+                <w:rFonts w:ascii="BRH Malayalam Extra" w:hAnsi="BRH Malayalam Extra" w:cs="BRH Devanagari Extra"/>
+                <w:color w:val="000000"/>
+                <w:sz w:val="32"/>
+                <w:szCs w:val="40"/>
+                <w:lang w:val="it-IT"/>
+              </w:rPr>
+              <w:t>–</w:t>
+            </w:r>
+            <w:r>
+              <w:rPr>
+                <w:rFonts w:ascii="BRH Devanagari Extra" w:hAnsi="BRH Devanagari Extra" w:cs="BRH Devanagari Extra"/>
+                <w:color w:val="000000"/>
+                <w:sz w:val="40"/>
+                <w:szCs w:val="40"/>
+                <w:lang w:val="it-IT"/>
+              </w:rPr>
+              <w:t xml:space="preserve">uÉ | </w:t>
+            </w:r>
+            <w:r>
+              <w:rPr>
+                <w:rFonts w:ascii="BRH Devanagari Extra" w:hAnsi="BRH Devanagari Extra" w:cs="BRH Devanagari Extra"/>
+                <w:color w:val="000000"/>
+                <w:sz w:val="40"/>
+                <w:szCs w:val="40"/>
+                <w:lang w:val="it-IT"/>
+              </w:rPr>
+              <w:br/>
+            </w:r>
+            <w:r>
+              <w:rPr>
+                <w:rFonts w:ascii="BRH Devanagari Extra" w:hAnsi="BRH Devanagari Extra" w:cs="BRH Devanagari Extra"/>
+                <w:color w:val="000000"/>
+                <w:sz w:val="40"/>
+                <w:szCs w:val="40"/>
+                <w:lang w:val="it-IT"/>
+              </w:rPr>
+              <w:t>xÉ</w:t>
+            </w:r>
+            <w:r>
+              <w:rPr>
+                <w:rFonts w:ascii="BRH Malayalam Extra" w:hAnsi="BRH Malayalam Extra" w:cs="BRH Devanagari Extra"/>
+                <w:color w:val="000000"/>
+                <w:sz w:val="32"/>
+                <w:szCs w:val="40"/>
+                <w:lang w:val="it-IT"/>
+              </w:rPr>
+              <w:t>–</w:t>
+            </w:r>
+            <w:r>
+              <w:rPr>
+                <w:rFonts w:ascii="BRH Devanagari Extra" w:hAnsi="BRH Devanagari Extra" w:cs="BRH Devanagari Extra"/>
+                <w:color w:val="000000"/>
+                <w:sz w:val="40"/>
+                <w:szCs w:val="40"/>
+                <w:highlight w:val="yellow"/>
+                <w:lang w:val="it-IT"/>
+              </w:rPr>
+              <w:t>iuÉÍ</w:t>
+            </w:r>
+            <w:r>
+              <w:rPr>
+                <w:rFonts w:ascii="BRH Devanagari Extra" w:hAnsi="BRH Devanagari Extra" w:cs="BRH Devanagari Extra"/>
+                <w:color w:val="000000"/>
+                <w:sz w:val="40"/>
+                <w:szCs w:val="40"/>
+                <w:lang w:val="it-IT"/>
+              </w:rPr>
+              <w:t>qÉÌiÉþ xÉiÉç - iuÉqÉç |</w:t>
+            </w:r>
+          </w:p>
+        </w:tc>
+        <w:tc>
+          <w:tcPr>
+            <w:tcW w:w="5386" w:type="dxa"/>
+          </w:tcPr>
+          <w:p>
+            <w:pPr>
+              <w:widowControl w:val="0"/>
+              <w:autoSpaceDE w:val="0"/>
+              <w:autoSpaceDN w:val="0"/>
+              <w:adjustRightInd w:val="0"/>
+              <w:spacing w:before="0" w:line="240" w:lineRule="auto"/>
+              <w:rPr>
+                <w:rFonts w:ascii="BRH Devanagari Extra" w:hAnsi="BRH Devanagari Extra" w:cs="BRH Devanagari Extra"/>
+                <w:color w:val="000000"/>
+                <w:sz w:val="40"/>
+                <w:szCs w:val="40"/>
+                <w:lang w:val="it-IT"/>
+              </w:rPr>
+            </w:pPr>
+            <w:r>
+              <w:rPr>
+                <w:rFonts w:ascii="BRH Devanagari Extra" w:hAnsi="BRH Devanagari Extra" w:cs="BRH Devanagari Extra"/>
+                <w:color w:val="000000"/>
+                <w:sz w:val="40"/>
+                <w:szCs w:val="40"/>
+                <w:lang w:val="it-IT"/>
+              </w:rPr>
+              <w:t>pÉ</w:t>
+            </w:r>
+            <w:r>
+              <w:rPr>
+                <w:rFonts w:ascii="BRH Malayalam Extra" w:hAnsi="BRH Malayalam Extra" w:cs="BRH Devanagari Extra"/>
+                <w:color w:val="000000"/>
+                <w:sz w:val="32"/>
+                <w:szCs w:val="40"/>
+                <w:lang w:val="it-IT"/>
+              </w:rPr>
+              <w:t>–</w:t>
+            </w:r>
+            <w:r>
+              <w:rPr>
+                <w:rFonts w:ascii="BRH Devanagari Extra" w:hAnsi="BRH Devanagari Extra" w:cs="BRH Devanagari Extra"/>
+                <w:color w:val="000000"/>
+                <w:sz w:val="40"/>
+                <w:szCs w:val="40"/>
+                <w:lang w:val="it-IT"/>
+              </w:rPr>
+              <w:t>uÉ</w:t>
+            </w:r>
+            <w:r>
+              <w:rPr>
+                <w:rFonts w:ascii="BRH Malayalam Extra" w:hAnsi="BRH Malayalam Extra" w:cs="BRH Devanagari Extra"/>
+                <w:color w:val="000000"/>
+                <w:sz w:val="32"/>
+                <w:szCs w:val="40"/>
+                <w:lang w:val="it-IT"/>
+              </w:rPr>
+              <w:t>–</w:t>
+            </w:r>
+            <w:r>
+              <w:rPr>
+                <w:rFonts w:ascii="BRH Devanagari Extra" w:hAnsi="BRH Devanagari Extra" w:cs="BRH Devanagari Extra"/>
+                <w:color w:val="000000"/>
+                <w:sz w:val="40"/>
+                <w:szCs w:val="40"/>
+                <w:lang w:val="it-IT"/>
+              </w:rPr>
+              <w:t>ÌiÉ</w:t>
+            </w:r>
+            <w:r>
+              <w:rPr>
+                <w:rFonts w:ascii="BRH Malayalam Extra" w:hAnsi="BRH Malayalam Extra" w:cs="BRH Devanagari Extra"/>
+                <w:color w:val="000000"/>
+                <w:sz w:val="32"/>
+                <w:szCs w:val="40"/>
+                <w:lang w:val="it-IT"/>
+              </w:rPr>
+              <w:t>–</w:t>
+            </w:r>
+            <w:r>
+              <w:rPr>
+                <w:rFonts w:ascii="BRH Devanagari Extra" w:hAnsi="BRH Devanagari Extra" w:cs="BRH Devanagari Extra"/>
+                <w:color w:val="000000"/>
+                <w:sz w:val="40"/>
+                <w:szCs w:val="40"/>
+                <w:lang w:val="it-IT"/>
+              </w:rPr>
+              <w:t xml:space="preserve"> xÉ</w:t>
+            </w:r>
+            <w:r>
+              <w:rPr>
+                <w:rFonts w:ascii="BRH Devanagari Extra" w:hAnsi="BRH Devanagari Extra" w:cs="BRH Devanagari Extra"/>
+                <w:sz w:val="40"/>
+                <w:szCs w:val="40"/>
+                <w:highlight w:val="green"/>
+              </w:rPr>
+              <w:t>¨</w:t>
+            </w:r>
+            <w:r>
+              <w:rPr>
+                <w:rFonts w:ascii="BRH Devanagari Extra" w:hAnsi="BRH Devanagari Extra" w:cs="BRH Devanagari Extra"/>
+                <w:color w:val="000000"/>
+                <w:sz w:val="40"/>
+                <w:szCs w:val="40"/>
+                <w:highlight w:val="green"/>
+                <w:lang w:val="it-IT"/>
+              </w:rPr>
+              <w:t>u</w:t>
+            </w:r>
+            <w:r>
+              <w:rPr>
+                <w:rFonts w:ascii="BRH Devanagari Extra" w:hAnsi="BRH Devanagari Extra" w:cs="BRH Devanagari Extra"/>
+                <w:color w:val="000000"/>
+                <w:sz w:val="40"/>
+                <w:szCs w:val="40"/>
+                <w:lang w:val="it-IT"/>
+              </w:rPr>
+              <w:t>Éq</w:t>
+            </w:r>
+            <w:r>
+              <w:rPr>
+                <w:rFonts w:ascii="BRH Devanagari Extra" w:hAnsi="BRH Devanagari Extra" w:cs="BRH Devanagari Extra"/>
+                <w:color w:val="000000"/>
+                <w:sz w:val="40"/>
+                <w:szCs w:val="40"/>
+                <w:lang w:val="it-IT"/>
+              </w:rPr>
+              <w:t>Éç | xÉ</w:t>
+            </w:r>
+            <w:r>
+              <w:rPr>
+                <w:rFonts w:ascii="BRH Devanagari Extra" w:hAnsi="BRH Devanagari Extra" w:cs="BRH Devanagari Extra"/>
+                <w:sz w:val="40"/>
+                <w:szCs w:val="40"/>
+                <w:highlight w:val="green"/>
+              </w:rPr>
+              <w:t>¨</w:t>
+            </w:r>
+            <w:r>
+              <w:rPr>
+                <w:rFonts w:ascii="BRH Devanagari Extra" w:hAnsi="BRH Devanagari Extra" w:cs="BRH Devanagari Extra"/>
+                <w:color w:val="000000"/>
+                <w:sz w:val="40"/>
+                <w:szCs w:val="40"/>
+                <w:highlight w:val="green"/>
+                <w:lang w:val="it-IT"/>
+              </w:rPr>
+              <w:t>u</w:t>
+            </w:r>
+            <w:r>
+              <w:rPr>
+                <w:rFonts w:ascii="BRH Devanagari Extra" w:hAnsi="BRH Devanagari Extra" w:cs="BRH Devanagari Extra"/>
+                <w:color w:val="000000"/>
+                <w:sz w:val="40"/>
+                <w:szCs w:val="40"/>
+                <w:lang w:val="it-IT"/>
+              </w:rPr>
+              <w:t>ÉqÉå</w:t>
+            </w:r>
+            <w:r>
+              <w:rPr>
+                <w:rFonts w:ascii="BRH Malayalam Extra" w:hAnsi="BRH Malayalam Extra" w:cs="BRH Devanagari Extra"/>
+                <w:color w:val="000000"/>
+                <w:sz w:val="32"/>
+                <w:szCs w:val="40"/>
+                <w:lang w:val="it-IT"/>
+              </w:rPr>
+              <w:t>–</w:t>
+            </w:r>
+            <w:r>
+              <w:rPr>
+                <w:rFonts w:ascii="BRH Devanagari Extra" w:hAnsi="BRH Devanagari Extra" w:cs="BRH Devanagari Extra"/>
+                <w:color w:val="000000"/>
+                <w:sz w:val="40"/>
+                <w:szCs w:val="40"/>
+                <w:lang w:val="it-IT"/>
+              </w:rPr>
+              <w:t xml:space="preserve">uÉ | </w:t>
+            </w:r>
+            <w:r>
+              <w:rPr>
+                <w:rFonts w:ascii="BRH Devanagari Extra" w:hAnsi="BRH Devanagari Extra" w:cs="BRH Devanagari Extra"/>
+                <w:color w:val="000000"/>
+                <w:sz w:val="40"/>
+                <w:szCs w:val="40"/>
+                <w:lang w:val="it-IT"/>
+              </w:rPr>
+              <w:br/>
+            </w:r>
+            <w:r>
+              <w:rPr>
+                <w:rFonts w:ascii="BRH Devanagari Extra" w:hAnsi="BRH Devanagari Extra" w:cs="BRH Devanagari Extra"/>
+                <w:color w:val="000000"/>
+                <w:sz w:val="40"/>
+                <w:szCs w:val="40"/>
+                <w:lang w:val="it-IT"/>
+              </w:rPr>
+              <w:t>xÉ</w:t>
+            </w:r>
+            <w:r>
+              <w:rPr>
+                <w:rFonts w:ascii="BRH Devanagari Extra" w:hAnsi="BRH Devanagari Extra" w:cs="BRH Devanagari Extra"/>
+                <w:sz w:val="40"/>
+                <w:szCs w:val="40"/>
+                <w:highlight w:val="green"/>
+              </w:rPr>
+              <w:t>¨</w:t>
+            </w:r>
+            <w:r>
+              <w:rPr>
+                <w:rFonts w:ascii="BRH Devanagari Extra" w:hAnsi="BRH Devanagari Extra" w:cs="BRH Devanagari Extra"/>
+                <w:color w:val="000000"/>
+                <w:sz w:val="40"/>
+                <w:szCs w:val="40"/>
+                <w:highlight w:val="green"/>
+                <w:lang w:val="it-IT"/>
+              </w:rPr>
+              <w:t>u</w:t>
+            </w:r>
+            <w:r>
+              <w:rPr>
+                <w:rFonts w:ascii="BRH Devanagari Extra" w:hAnsi="BRH Devanagari Extra" w:cs="BRH Devanagari Extra"/>
+                <w:color w:val="000000"/>
+                <w:sz w:val="40"/>
+                <w:szCs w:val="40"/>
+                <w:lang w:val="it-IT"/>
+              </w:rPr>
+              <w:t>ÉÍqÉ</w:t>
+            </w:r>
+            <w:r>
+              <w:rPr>
+                <w:rFonts w:ascii="BRH Devanagari Extra" w:hAnsi="BRH Devanagari Extra" w:cs="BRH Devanagari Extra"/>
+                <w:color w:val="000000"/>
+                <w:sz w:val="40"/>
+                <w:szCs w:val="40"/>
+                <w:lang w:val="it-IT"/>
+              </w:rPr>
+              <w:t>ÌiÉþ xÉiÉç - iuÉqÉç |</w:t>
+            </w:r>
+          </w:p>
+        </w:tc>
+      </w:tr>
+      <w:tr>
+        <w:trPr>
+          <w:trHeight w:val="1118"/>
+        </w:trPr>
+        <w:tc>
+          <w:tcPr>
+            <w:tcW w:w="3906" w:type="dxa"/>
+          </w:tcPr>
+          <w:p>
+            <w:pPr>
+              <w:widowControl w:val="0"/>
+              <w:tabs>
+                <w:tab w:val="left" w:pos="993"/>
+              </w:tabs>
+              <w:autoSpaceDE w:val="0"/>
+              <w:autoSpaceDN w:val="0"/>
+              <w:adjustRightInd w:val="0"/>
+              <w:spacing w:before="0" w:line="252" w:lineRule="auto"/>
+              <w:ind w:right="297"/>
+              <w:rPr>
+                <w:rFonts w:cs="Arial"/>
+                <w:b/>
+                <w:sz w:val="28"/>
+                <w:szCs w:val="32"/>
+              </w:rPr>
+            </w:pPr>
+            <w:r>
+              <w:rPr>
+                <w:rFonts w:cs="Arial"/>
+                <w:b/>
+                <w:sz w:val="28"/>
+                <w:szCs w:val="32"/>
+              </w:rPr>
+              <w:t>T.S.5.2.</w:t>
+            </w:r>
+            <w:r>
+              <w:rPr>
+                <w:rFonts w:cs="Arial"/>
+                <w:b/>
+                <w:sz w:val="28"/>
+                <w:szCs w:val="32"/>
+              </w:rPr>
+              <w:t>2.2</w:t>
+            </w:r>
+            <w:r>
+              <w:rPr>
+                <w:rFonts w:cs="Arial"/>
+                <w:b/>
+                <w:sz w:val="28"/>
+                <w:szCs w:val="32"/>
+              </w:rPr>
+              <w:t xml:space="preserve"> – Kramam</w:t>
+            </w:r>
+          </w:p>
+          <w:p>
+            <w:pPr>
+              <w:widowControl w:val="0"/>
+              <w:tabs>
+                <w:tab w:val="left" w:pos="993"/>
+              </w:tabs>
+              <w:autoSpaceDE w:val="0"/>
+              <w:autoSpaceDN w:val="0"/>
+              <w:adjustRightInd w:val="0"/>
+              <w:spacing w:before="0" w:line="252" w:lineRule="auto"/>
+              <w:ind w:right="297"/>
+              <w:rPr>
+                <w:rFonts w:cs="Arial"/>
+                <w:b/>
+                <w:sz w:val="28"/>
+                <w:szCs w:val="32"/>
+                <w:lang w:val="en-IN"/>
+              </w:rPr>
+            </w:pPr>
+            <w:r>
+              <w:rPr>
+                <w:rFonts w:cs="Arial"/>
+                <w:b/>
+                <w:sz w:val="28"/>
+                <w:szCs w:val="32"/>
+                <w:lang w:val="en-IN"/>
+              </w:rPr>
+              <w:t xml:space="preserve">Krama Vaakyam No.– </w:t>
+            </w:r>
+            <w:r>
+              <w:rPr>
+                <w:rFonts w:cs="Arial"/>
+                <w:b/>
+                <w:sz w:val="28"/>
+                <w:szCs w:val="32"/>
+                <w:lang w:val="en-IN"/>
+              </w:rPr>
+              <w:t>51,52,53</w:t>
+            </w:r>
+          </w:p>
+          <w:p>
+            <w:pPr>
+              <w:widowControl w:val="0"/>
+              <w:tabs>
+                <w:tab w:val="left" w:pos="993"/>
+              </w:tabs>
+              <w:autoSpaceDE w:val="0"/>
+              <w:autoSpaceDN w:val="0"/>
+              <w:adjustRightInd w:val="0"/>
+              <w:spacing w:before="0" w:line="252" w:lineRule="auto"/>
+              <w:ind w:right="297"/>
+              <w:rPr>
+                <w:rFonts w:cs="Arial"/>
+                <w:b/>
+                <w:sz w:val="28"/>
+                <w:szCs w:val="32"/>
+              </w:rPr>
+            </w:pPr>
+            <w:r>
+              <w:rPr>
+                <w:rFonts w:cs="Arial"/>
+                <w:b/>
+                <w:sz w:val="28"/>
+                <w:szCs w:val="32"/>
+                <w:lang w:val="it-IT"/>
+              </w:rPr>
+              <w:t>Panchaati No</w:t>
+            </w:r>
+            <w:r>
+              <w:rPr>
+                <w:rFonts w:cs="Arial"/>
+                <w:b/>
+                <w:szCs w:val="32"/>
+                <w:lang w:val="it-IT"/>
+              </w:rPr>
+              <w:t>. -</w:t>
+            </w:r>
+            <w:r>
+              <w:rPr>
+                <w:rFonts w:cs="Arial"/>
+                <w:b/>
+                <w:sz w:val="28"/>
+                <w:szCs w:val="28"/>
+                <w:lang w:val="it-IT"/>
+              </w:rPr>
+              <w:t xml:space="preserve"> </w:t>
+            </w:r>
+            <w:r>
+              <w:rPr>
+                <w:rFonts w:cs="Arial"/>
+                <w:b/>
+                <w:sz w:val="28"/>
+                <w:szCs w:val="28"/>
+                <w:lang w:val="it-IT"/>
+              </w:rPr>
+              <w:t>9</w:t>
+            </w:r>
+          </w:p>
+        </w:tc>
+        <w:tc>
+          <w:tcPr>
+            <w:tcW w:w="5103" w:type="dxa"/>
+          </w:tcPr>
+          <w:p>
+            <w:pPr>
+              <w:widowControl w:val="0"/>
+              <w:autoSpaceDE w:val="0"/>
+              <w:autoSpaceDN w:val="0"/>
+              <w:adjustRightInd w:val="0"/>
+              <w:spacing w:before="0" w:line="240" w:lineRule="auto"/>
+              <w:rPr>
+                <w:rFonts w:ascii="BRH Devanagari Extra" w:hAnsi="BRH Devanagari Extra" w:cs="BRH Devanagari Extra"/>
+                <w:color w:val="000000"/>
+                <w:sz w:val="40"/>
+                <w:szCs w:val="40"/>
+                <w:lang w:val="it-IT"/>
+              </w:rPr>
+            </w:pPr>
+            <w:r>
+              <w:rPr>
+                <w:rFonts w:ascii="BRH Devanagari Extra" w:hAnsi="BRH Devanagari Extra" w:cs="BRH Devanagari Extra"/>
+                <w:color w:val="000000"/>
+                <w:sz w:val="40"/>
+                <w:szCs w:val="40"/>
+                <w:lang w:val="it-IT"/>
+              </w:rPr>
+              <w:t>pÉ</w:t>
+            </w:r>
+            <w:r>
+              <w:rPr>
+                <w:rFonts w:ascii="BRH Malayalam Extra" w:hAnsi="BRH Malayalam Extra" w:cs="BRH Devanagari Extra"/>
+                <w:color w:val="000000"/>
+                <w:sz w:val="32"/>
+                <w:szCs w:val="40"/>
+                <w:lang w:val="it-IT"/>
+              </w:rPr>
+              <w:t>–</w:t>
+            </w:r>
+            <w:r>
+              <w:rPr>
+                <w:rFonts w:ascii="BRH Devanagari Extra" w:hAnsi="BRH Devanagari Extra" w:cs="BRH Devanagari Extra"/>
+                <w:color w:val="000000"/>
+                <w:sz w:val="40"/>
+                <w:szCs w:val="40"/>
+                <w:lang w:val="it-IT"/>
+              </w:rPr>
+              <w:t>uÉ</w:t>
+            </w:r>
+            <w:r>
+              <w:rPr>
+                <w:rFonts w:ascii="BRH Malayalam Extra" w:hAnsi="BRH Malayalam Extra" w:cs="BRH Devanagari Extra"/>
+                <w:color w:val="000000"/>
+                <w:sz w:val="32"/>
+                <w:szCs w:val="40"/>
+                <w:lang w:val="it-IT"/>
+              </w:rPr>
+              <w:t>–</w:t>
+            </w:r>
+            <w:r>
+              <w:rPr>
+                <w:rFonts w:ascii="BRH Devanagari Extra" w:hAnsi="BRH Devanagari Extra" w:cs="BRH Devanagari Extra"/>
+                <w:color w:val="000000"/>
+                <w:sz w:val="40"/>
+                <w:szCs w:val="40"/>
+                <w:lang w:val="it-IT"/>
+              </w:rPr>
+              <w:t>ÌiÉ</w:t>
+            </w:r>
+            <w:r>
+              <w:rPr>
+                <w:rFonts w:ascii="BRH Malayalam Extra" w:hAnsi="BRH Malayalam Extra" w:cs="BRH Devanagari Extra"/>
+                <w:color w:val="000000"/>
+                <w:sz w:val="32"/>
+                <w:szCs w:val="40"/>
+                <w:lang w:val="it-IT"/>
+              </w:rPr>
+              <w:t>–</w:t>
+            </w:r>
+            <w:r>
+              <w:rPr>
+                <w:rFonts w:ascii="BRH Devanagari Extra" w:hAnsi="BRH Devanagari Extra" w:cs="BRH Devanagari Extra"/>
+                <w:color w:val="000000"/>
+                <w:sz w:val="40"/>
+                <w:szCs w:val="40"/>
+                <w:lang w:val="it-IT"/>
+              </w:rPr>
+              <w:t xml:space="preserve"> xÉ</w:t>
+            </w:r>
+            <w:r>
+              <w:rPr>
+                <w:rFonts w:ascii="BRH Malayalam Extra" w:hAnsi="BRH Malayalam Extra" w:cs="BRH Devanagari Extra"/>
+                <w:color w:val="000000"/>
+                <w:sz w:val="32"/>
+                <w:szCs w:val="40"/>
+                <w:highlight w:val="yellow"/>
+                <w:lang w:val="it-IT"/>
+              </w:rPr>
+              <w:t>–</w:t>
+            </w:r>
+            <w:r>
+              <w:rPr>
+                <w:rFonts w:ascii="BRH Devanagari Extra" w:hAnsi="BRH Devanagari Extra" w:cs="BRH Devanagari Extra"/>
+                <w:color w:val="000000"/>
+                <w:sz w:val="40"/>
+                <w:szCs w:val="40"/>
+                <w:highlight w:val="yellow"/>
+                <w:lang w:val="it-IT"/>
+              </w:rPr>
+              <w:t>iuÉ</w:t>
+            </w:r>
+            <w:r>
+              <w:rPr>
+                <w:rFonts w:ascii="BRH Devanagari Extra" w:hAnsi="BRH Devanagari Extra" w:cs="BRH Devanagari Extra"/>
+                <w:color w:val="000000"/>
+                <w:sz w:val="40"/>
+                <w:szCs w:val="40"/>
+                <w:lang w:val="it-IT"/>
+              </w:rPr>
+              <w:t>qÉç | xÉ</w:t>
+            </w:r>
+            <w:r>
+              <w:rPr>
+                <w:rFonts w:ascii="BRH Malayalam Extra" w:hAnsi="BRH Malayalam Extra" w:cs="BRH Devanagari Extra"/>
+                <w:color w:val="000000"/>
+                <w:sz w:val="32"/>
+                <w:szCs w:val="40"/>
+                <w:highlight w:val="yellow"/>
+                <w:lang w:val="it-IT"/>
+              </w:rPr>
+              <w:t>–</w:t>
+            </w:r>
+            <w:r>
+              <w:rPr>
+                <w:rFonts w:ascii="BRH Devanagari Extra" w:hAnsi="BRH Devanagari Extra" w:cs="BRH Devanagari Extra"/>
+                <w:color w:val="000000"/>
+                <w:sz w:val="40"/>
+                <w:szCs w:val="40"/>
+                <w:highlight w:val="yellow"/>
+                <w:lang w:val="it-IT"/>
+              </w:rPr>
+              <w:t>iuÉ</w:t>
+            </w:r>
+            <w:r>
+              <w:rPr>
+                <w:rFonts w:ascii="BRH Devanagari Extra" w:hAnsi="BRH Devanagari Extra" w:cs="BRH Devanagari Extra"/>
+                <w:color w:val="000000"/>
+                <w:sz w:val="40"/>
+                <w:szCs w:val="40"/>
+                <w:lang w:val="it-IT"/>
+              </w:rPr>
+              <w:t>qÉå</w:t>
+            </w:r>
+            <w:r>
+              <w:rPr>
+                <w:rFonts w:ascii="BRH Malayalam Extra" w:hAnsi="BRH Malayalam Extra" w:cs="BRH Devanagari Extra"/>
+                <w:color w:val="000000"/>
+                <w:sz w:val="32"/>
+                <w:szCs w:val="40"/>
+                <w:lang w:val="it-IT"/>
+              </w:rPr>
+              <w:t>–</w:t>
+            </w:r>
+            <w:r>
+              <w:rPr>
+                <w:rFonts w:ascii="BRH Devanagari Extra" w:hAnsi="BRH Devanagari Extra" w:cs="BRH Devanagari Extra"/>
+                <w:color w:val="000000"/>
+                <w:sz w:val="40"/>
+                <w:szCs w:val="40"/>
+                <w:lang w:val="it-IT"/>
+              </w:rPr>
+              <w:t xml:space="preserve">uÉ | </w:t>
+            </w:r>
+            <w:r>
+              <w:rPr>
+                <w:rFonts w:ascii="BRH Devanagari Extra" w:hAnsi="BRH Devanagari Extra" w:cs="BRH Devanagari Extra"/>
+                <w:color w:val="000000"/>
+                <w:sz w:val="40"/>
+                <w:szCs w:val="40"/>
+                <w:lang w:val="it-IT"/>
+              </w:rPr>
+              <w:br/>
+            </w:r>
+            <w:r>
+              <w:rPr>
+                <w:rFonts w:ascii="BRH Devanagari Extra" w:hAnsi="BRH Devanagari Extra" w:cs="BRH Devanagari Extra"/>
+                <w:color w:val="000000"/>
+                <w:sz w:val="40"/>
+                <w:szCs w:val="40"/>
+                <w:lang w:val="it-IT"/>
+              </w:rPr>
+              <w:t>xÉ</w:t>
+            </w:r>
+            <w:r>
+              <w:rPr>
+                <w:rFonts w:ascii="BRH Malayalam Extra" w:hAnsi="BRH Malayalam Extra" w:cs="BRH Devanagari Extra"/>
+                <w:color w:val="000000"/>
+                <w:sz w:val="32"/>
+                <w:szCs w:val="40"/>
+                <w:highlight w:val="yellow"/>
+                <w:lang w:val="it-IT"/>
+              </w:rPr>
+              <w:t>–</w:t>
+            </w:r>
+            <w:r>
+              <w:rPr>
+                <w:rFonts w:ascii="BRH Devanagari Extra" w:hAnsi="BRH Devanagari Extra" w:cs="BRH Devanagari Extra"/>
+                <w:color w:val="000000"/>
+                <w:sz w:val="40"/>
+                <w:szCs w:val="40"/>
+                <w:highlight w:val="yellow"/>
+                <w:lang w:val="it-IT"/>
+              </w:rPr>
+              <w:t>iuÉ</w:t>
+            </w:r>
+            <w:r>
+              <w:rPr>
+                <w:rFonts w:ascii="BRH Devanagari Extra" w:hAnsi="BRH Devanagari Extra" w:cs="BRH Devanagari Extra"/>
+                <w:color w:val="000000"/>
+                <w:sz w:val="40"/>
+                <w:szCs w:val="40"/>
+                <w:lang w:val="it-IT"/>
+              </w:rPr>
+              <w:t>ÍqÉÌiÉþ xÉiÉç - iuÉqÉç |</w:t>
+            </w:r>
+          </w:p>
+        </w:tc>
+        <w:tc>
+          <w:tcPr>
+            <w:tcW w:w="5386" w:type="dxa"/>
+          </w:tcPr>
+          <w:p>
+            <w:pPr>
+              <w:widowControl w:val="0"/>
+              <w:autoSpaceDE w:val="0"/>
+              <w:autoSpaceDN w:val="0"/>
+              <w:adjustRightInd w:val="0"/>
+              <w:spacing w:before="0" w:line="240" w:lineRule="auto"/>
+              <w:rPr>
+                <w:rFonts w:ascii="BRH Devanagari Extra" w:hAnsi="BRH Devanagari Extra" w:cs="BRH Devanagari Extra"/>
+                <w:sz w:val="40"/>
+                <w:szCs w:val="40"/>
+              </w:rPr>
+            </w:pPr>
+            <w:r>
+              <w:rPr>
+                <w:rFonts w:ascii="BRH Devanagari Extra" w:hAnsi="BRH Devanagari Extra" w:cs="BRH Devanagari Extra"/>
+                <w:color w:val="000000"/>
+                <w:sz w:val="40"/>
+                <w:szCs w:val="40"/>
+                <w:lang w:val="it-IT"/>
+              </w:rPr>
+              <w:t>pÉ</w:t>
+            </w:r>
+            <w:r>
+              <w:rPr>
+                <w:rFonts w:ascii="BRH Malayalam Extra" w:hAnsi="BRH Malayalam Extra" w:cs="BRH Devanagari Extra"/>
+                <w:color w:val="000000"/>
+                <w:sz w:val="32"/>
+                <w:szCs w:val="40"/>
+                <w:lang w:val="it-IT"/>
+              </w:rPr>
+              <w:t>–</w:t>
+            </w:r>
+            <w:r>
+              <w:rPr>
+                <w:rFonts w:ascii="BRH Devanagari Extra" w:hAnsi="BRH Devanagari Extra" w:cs="BRH Devanagari Extra"/>
+                <w:color w:val="000000"/>
+                <w:sz w:val="40"/>
+                <w:szCs w:val="40"/>
+                <w:lang w:val="it-IT"/>
+              </w:rPr>
+              <w:t>uÉ</w:t>
+            </w:r>
+            <w:r>
+              <w:rPr>
+                <w:rFonts w:ascii="BRH Malayalam Extra" w:hAnsi="BRH Malayalam Extra" w:cs="BRH Devanagari Extra"/>
+                <w:color w:val="000000"/>
+                <w:sz w:val="32"/>
+                <w:szCs w:val="40"/>
+                <w:lang w:val="it-IT"/>
+              </w:rPr>
+              <w:t>–</w:t>
+            </w:r>
+            <w:r>
+              <w:rPr>
+                <w:rFonts w:ascii="BRH Devanagari Extra" w:hAnsi="BRH Devanagari Extra" w:cs="BRH Devanagari Extra"/>
+                <w:color w:val="000000"/>
+                <w:sz w:val="40"/>
+                <w:szCs w:val="40"/>
+                <w:lang w:val="it-IT"/>
+              </w:rPr>
+              <w:t>ÌiÉ</w:t>
+            </w:r>
+            <w:r>
+              <w:rPr>
+                <w:rFonts w:ascii="BRH Malayalam Extra" w:hAnsi="BRH Malayalam Extra" w:cs="BRH Devanagari Extra"/>
+                <w:color w:val="000000"/>
+                <w:sz w:val="32"/>
+                <w:szCs w:val="40"/>
+                <w:lang w:val="it-IT"/>
+              </w:rPr>
+              <w:t>–</w:t>
+            </w:r>
+            <w:r>
+              <w:rPr>
+                <w:rFonts w:ascii="BRH Devanagari Extra" w:hAnsi="BRH Devanagari Extra" w:cs="BRH Devanagari Extra"/>
+                <w:color w:val="000000"/>
+                <w:sz w:val="40"/>
+                <w:szCs w:val="40"/>
+                <w:lang w:val="it-IT"/>
+              </w:rPr>
+              <w:t xml:space="preserve"> xÉ</w:t>
+            </w:r>
+            <w:r>
+              <w:rPr>
+                <w:rFonts w:ascii="BRH Devanagari Extra" w:hAnsi="BRH Devanagari Extra" w:cs="BRH Devanagari Extra"/>
+                <w:sz w:val="40"/>
+                <w:szCs w:val="40"/>
+                <w:highlight w:val="green"/>
+              </w:rPr>
+              <w:t>¨</w:t>
+            </w:r>
+            <w:r>
+              <w:rPr>
+                <w:rFonts w:ascii="BRH Devanagari Extra" w:hAnsi="BRH Devanagari Extra" w:cs="BRH Devanagari Extra"/>
+                <w:color w:val="000000"/>
+                <w:sz w:val="40"/>
+                <w:szCs w:val="40"/>
+                <w:highlight w:val="green"/>
+                <w:lang w:val="it-IT"/>
+              </w:rPr>
+              <w:t>u</w:t>
+            </w:r>
+            <w:r>
+              <w:rPr>
+                <w:rFonts w:ascii="BRH Devanagari Extra" w:hAnsi="BRH Devanagari Extra" w:cs="BRH Devanagari Extra"/>
+                <w:color w:val="000000"/>
+                <w:sz w:val="40"/>
+                <w:szCs w:val="40"/>
+                <w:lang w:val="it-IT"/>
+              </w:rPr>
+              <w:t>Éq</w:t>
+            </w:r>
+            <w:r>
+              <w:rPr>
+                <w:rFonts w:ascii="BRH Devanagari Extra" w:hAnsi="BRH Devanagari Extra" w:cs="BRH Devanagari Extra"/>
+                <w:color w:val="000000"/>
+                <w:sz w:val="40"/>
+                <w:szCs w:val="40"/>
+                <w:lang w:val="it-IT"/>
+              </w:rPr>
+              <w:t>Éç | xÉ</w:t>
+            </w:r>
+            <w:r>
+              <w:rPr>
+                <w:rFonts w:ascii="BRH Devanagari Extra" w:hAnsi="BRH Devanagari Extra" w:cs="BRH Devanagari Extra"/>
+                <w:sz w:val="40"/>
+                <w:szCs w:val="40"/>
+                <w:highlight w:val="green"/>
+              </w:rPr>
+              <w:t>¨</w:t>
+            </w:r>
+            <w:r>
+              <w:rPr>
+                <w:rFonts w:ascii="BRH Devanagari Extra" w:hAnsi="BRH Devanagari Extra" w:cs="BRH Devanagari Extra"/>
+                <w:color w:val="000000"/>
+                <w:sz w:val="40"/>
+                <w:szCs w:val="40"/>
+                <w:highlight w:val="green"/>
+                <w:lang w:val="it-IT"/>
+              </w:rPr>
+              <w:t>u</w:t>
+            </w:r>
+            <w:r>
+              <w:rPr>
+                <w:rFonts w:ascii="BRH Devanagari Extra" w:hAnsi="BRH Devanagari Extra" w:cs="BRH Devanagari Extra"/>
+                <w:color w:val="000000"/>
+                <w:sz w:val="40"/>
+                <w:szCs w:val="40"/>
+                <w:lang w:val="it-IT"/>
+              </w:rPr>
+              <w:t>ÉqÉå</w:t>
+            </w:r>
+            <w:r>
+              <w:rPr>
+                <w:rFonts w:ascii="BRH Malayalam Extra" w:hAnsi="BRH Malayalam Extra" w:cs="BRH Devanagari Extra"/>
+                <w:color w:val="000000"/>
+                <w:sz w:val="32"/>
+                <w:szCs w:val="40"/>
+                <w:lang w:val="it-IT"/>
+              </w:rPr>
+              <w:t>–</w:t>
+            </w:r>
+            <w:r>
+              <w:rPr>
+                <w:rFonts w:ascii="BRH Devanagari Extra" w:hAnsi="BRH Devanagari Extra" w:cs="BRH Devanagari Extra"/>
+                <w:color w:val="000000"/>
+                <w:sz w:val="40"/>
+                <w:szCs w:val="40"/>
+                <w:lang w:val="it-IT"/>
+              </w:rPr>
+              <w:t xml:space="preserve">uÉ | </w:t>
+            </w:r>
+            <w:r>
+              <w:rPr>
+                <w:rFonts w:ascii="BRH Devanagari Extra" w:hAnsi="BRH Devanagari Extra" w:cs="BRH Devanagari Extra"/>
+                <w:color w:val="000000"/>
+                <w:sz w:val="40"/>
+                <w:szCs w:val="40"/>
+                <w:lang w:val="it-IT"/>
+              </w:rPr>
+              <w:br/>
+            </w:r>
+            <w:r>
+              <w:rPr>
+                <w:rFonts w:ascii="BRH Devanagari Extra" w:hAnsi="BRH Devanagari Extra" w:cs="BRH Devanagari Extra"/>
+                <w:color w:val="000000"/>
+                <w:sz w:val="40"/>
+                <w:szCs w:val="40"/>
+                <w:lang w:val="it-IT"/>
+              </w:rPr>
+              <w:t>xÉ</w:t>
+            </w:r>
+            <w:r>
+              <w:rPr>
+                <w:rFonts w:ascii="BRH Devanagari Extra" w:hAnsi="BRH Devanagari Extra" w:cs="BRH Devanagari Extra"/>
+                <w:sz w:val="40"/>
+                <w:szCs w:val="40"/>
+                <w:highlight w:val="green"/>
+              </w:rPr>
+              <w:t>¨</w:t>
+            </w:r>
+            <w:r>
+              <w:rPr>
+                <w:rFonts w:ascii="BRH Devanagari Extra" w:hAnsi="BRH Devanagari Extra" w:cs="BRH Devanagari Extra"/>
+                <w:color w:val="000000"/>
+                <w:sz w:val="40"/>
+                <w:szCs w:val="40"/>
+                <w:highlight w:val="green"/>
+                <w:lang w:val="it-IT"/>
+              </w:rPr>
+              <w:t>u</w:t>
+            </w:r>
+            <w:r>
+              <w:rPr>
+                <w:rFonts w:ascii="BRH Devanagari Extra" w:hAnsi="BRH Devanagari Extra" w:cs="BRH Devanagari Extra"/>
+                <w:color w:val="000000"/>
+                <w:sz w:val="40"/>
+                <w:szCs w:val="40"/>
+                <w:lang w:val="it-IT"/>
+              </w:rPr>
+              <w:t>ÉÍqÉ</w:t>
+            </w:r>
+            <w:r>
+              <w:rPr>
+                <w:rFonts w:ascii="BRH Devanagari Extra" w:hAnsi="BRH Devanagari Extra" w:cs="BRH Devanagari Extra"/>
+                <w:color w:val="000000"/>
+                <w:sz w:val="40"/>
+                <w:szCs w:val="40"/>
+                <w:lang w:val="it-IT"/>
+              </w:rPr>
+              <w:t>ÌiÉþ xÉiÉç - iuÉqÉç |</w:t>
+            </w:r>
+          </w:p>
+        </w:tc>
+      </w:tr>
+      <w:tr>
+        <w:trPr>
+          <w:trHeight w:val="1118"/>
+        </w:trPr>
+        <w:tc>
+          <w:tcPr>
+            <w:tcW w:w="3906" w:type="dxa"/>
+          </w:tcPr>
+          <w:p>
+            <w:pPr>
+              <w:widowControl w:val="0"/>
+              <w:tabs>
+                <w:tab w:val="left" w:pos="993"/>
+              </w:tabs>
+              <w:autoSpaceDE w:val="0"/>
+              <w:autoSpaceDN w:val="0"/>
+              <w:adjustRightInd w:val="0"/>
+              <w:spacing w:before="0" w:line="252" w:lineRule="auto"/>
+              <w:ind w:right="297"/>
+              <w:rPr>
+                <w:rFonts w:cs="Arial"/>
+                <w:b/>
+                <w:sz w:val="28"/>
+                <w:szCs w:val="32"/>
+              </w:rPr>
+            </w:pPr>
+            <w:r>
+              <w:rPr>
+                <w:rFonts w:cs="Arial"/>
+                <w:b/>
+                <w:sz w:val="28"/>
+                <w:szCs w:val="32"/>
+              </w:rPr>
+              <w:t>T.S.5.2.</w:t>
+            </w:r>
+            <w:r>
+              <w:rPr>
+                <w:rFonts w:cs="Arial"/>
+                <w:b/>
+                <w:sz w:val="28"/>
+                <w:szCs w:val="32"/>
+              </w:rPr>
               <w:t>3.1</w:t>
             </w:r>
             <w:r>
@@ -955,6 +2196,655 @@
       </w:tr>
       <w:tr>
         <w:trPr>
+          <w:trHeight w:val="1685"/>
+        </w:trPr>
+        <w:tc>
+          <w:tcPr>
+            <w:tcW w:w="3906" w:type="dxa"/>
+          </w:tcPr>
+          <w:p>
+            <w:pPr>
+              <w:widowControl w:val="0"/>
+              <w:tabs>
+                <w:tab w:val="left" w:pos="993"/>
+              </w:tabs>
+              <w:autoSpaceDE w:val="0"/>
+              <w:autoSpaceDN w:val="0"/>
+              <w:adjustRightInd w:val="0"/>
+              <w:spacing w:before="0" w:line="252" w:lineRule="auto"/>
+              <w:ind w:right="297"/>
+              <w:rPr>
+                <w:rFonts w:cs="Arial"/>
+                <w:b/>
+                <w:sz w:val="28"/>
+                <w:szCs w:val="32"/>
+              </w:rPr>
+            </w:pPr>
+            <w:r>
+              <w:rPr>
+                <w:rFonts w:cs="Arial"/>
+                <w:b/>
+                <w:sz w:val="28"/>
+                <w:szCs w:val="32"/>
+              </w:rPr>
+              <w:lastRenderedPageBreak/>
+              <w:t>T.S.5.2.</w:t>
+            </w:r>
+            <w:r>
+              <w:rPr>
+                <w:rFonts w:cs="Arial"/>
+                <w:b/>
+                <w:sz w:val="28"/>
+                <w:szCs w:val="32"/>
+              </w:rPr>
+              <w:t>4.4</w:t>
+            </w:r>
+            <w:r>
+              <w:rPr>
+                <w:rFonts w:cs="Arial"/>
+                <w:b/>
+                <w:sz w:val="28"/>
+                <w:szCs w:val="32"/>
+              </w:rPr>
+              <w:t xml:space="preserve"> – Kramam</w:t>
+            </w:r>
+          </w:p>
+          <w:p>
+            <w:pPr>
+              <w:widowControl w:val="0"/>
+              <w:tabs>
+                <w:tab w:val="left" w:pos="993"/>
+              </w:tabs>
+              <w:autoSpaceDE w:val="0"/>
+              <w:autoSpaceDN w:val="0"/>
+              <w:adjustRightInd w:val="0"/>
+              <w:spacing w:before="0" w:line="252" w:lineRule="auto"/>
+              <w:ind w:right="297"/>
+              <w:rPr>
+                <w:rFonts w:cs="Arial"/>
+                <w:b/>
+                <w:sz w:val="28"/>
+                <w:szCs w:val="32"/>
+                <w:lang w:val="en-IN"/>
+              </w:rPr>
+            </w:pPr>
+            <w:r>
+              <w:rPr>
+                <w:rFonts w:cs="Arial"/>
+                <w:b/>
+                <w:sz w:val="28"/>
+                <w:szCs w:val="32"/>
+                <w:lang w:val="en-IN"/>
+              </w:rPr>
+              <w:t xml:space="preserve">Krama Vaakyam No.– </w:t>
+            </w:r>
+            <w:r>
+              <w:rPr>
+                <w:rFonts w:cs="Arial"/>
+                <w:b/>
+                <w:sz w:val="28"/>
+                <w:szCs w:val="32"/>
+                <w:lang w:val="en-IN"/>
+              </w:rPr>
+              <w:t>25</w:t>
+            </w:r>
+          </w:p>
+          <w:p>
+            <w:pPr>
+              <w:widowControl w:val="0"/>
+              <w:tabs>
+                <w:tab w:val="left" w:pos="993"/>
+              </w:tabs>
+              <w:autoSpaceDE w:val="0"/>
+              <w:autoSpaceDN w:val="0"/>
+              <w:adjustRightInd w:val="0"/>
+              <w:spacing w:before="0" w:line="252" w:lineRule="auto"/>
+              <w:ind w:right="297"/>
+              <w:rPr>
+                <w:rFonts w:cs="Arial"/>
+                <w:b/>
+                <w:sz w:val="28"/>
+                <w:szCs w:val="32"/>
+              </w:rPr>
+            </w:pPr>
+            <w:r>
+              <w:rPr>
+                <w:rFonts w:cs="Arial"/>
+                <w:b/>
+                <w:sz w:val="28"/>
+                <w:szCs w:val="32"/>
+                <w:lang w:val="it-IT"/>
+              </w:rPr>
+              <w:t>Panchaati No</w:t>
+            </w:r>
+            <w:r>
+              <w:rPr>
+                <w:rFonts w:cs="Arial"/>
+                <w:b/>
+                <w:szCs w:val="32"/>
+                <w:lang w:val="it-IT"/>
+              </w:rPr>
+              <w:t>. -</w:t>
+            </w:r>
+            <w:r>
+              <w:rPr>
+                <w:rFonts w:cs="Arial"/>
+                <w:b/>
+                <w:sz w:val="28"/>
+                <w:szCs w:val="28"/>
+                <w:lang w:val="it-IT"/>
+              </w:rPr>
+              <w:t xml:space="preserve"> 24</w:t>
+            </w:r>
+          </w:p>
+        </w:tc>
+        <w:tc>
+          <w:tcPr>
+            <w:tcW w:w="5103" w:type="dxa"/>
+          </w:tcPr>
+          <w:p>
+            <w:pPr>
+              <w:widowControl w:val="0"/>
+              <w:autoSpaceDE w:val="0"/>
+              <w:autoSpaceDN w:val="0"/>
+              <w:adjustRightInd w:val="0"/>
+              <w:spacing w:line="252" w:lineRule="auto"/>
+              <w:rPr>
+                <w:rFonts w:ascii="BRH Devanagari Extra" w:hAnsi="BRH Devanagari Extra" w:cs="BRH Devanagari Extra"/>
+                <w:color w:val="000000"/>
+                <w:sz w:val="40"/>
+                <w:szCs w:val="40"/>
+              </w:rPr>
+            </w:pPr>
+            <w:proofErr w:type="spellStart"/>
+            <w:r>
+              <w:rPr>
+                <w:rFonts w:ascii="BRH Devanagari Extra" w:hAnsi="BRH Devanagari Extra" w:cs="BRH Devanagari Extra"/>
+                <w:color w:val="000000"/>
+                <w:sz w:val="40"/>
+                <w:szCs w:val="40"/>
+              </w:rPr>
+              <w:t>EmÉþ</w:t>
+            </w:r>
+            <w:proofErr w:type="spellEnd"/>
+            <w:r>
+              <w:rPr>
+                <w:rFonts w:ascii="BRH Devanagari Extra" w:hAnsi="BRH Devanagari Extra" w:cs="BRH Devanagari Extra"/>
+                <w:color w:val="000000"/>
+                <w:sz w:val="40"/>
+                <w:szCs w:val="40"/>
+              </w:rPr>
+              <w:t xml:space="preserve"> </w:t>
+            </w:r>
+            <w:proofErr w:type="spellStart"/>
+            <w:r>
+              <w:rPr>
+                <w:rFonts w:ascii="BRH Devanagari Extra" w:hAnsi="BRH Devanagari Extra" w:cs="BRH Devanagari Extra"/>
+                <w:color w:val="000000"/>
+                <w:sz w:val="40"/>
+                <w:szCs w:val="40"/>
+              </w:rPr>
+              <w:t>ÌiÉ¸liÉå</w:t>
+            </w:r>
+            <w:proofErr w:type="spellEnd"/>
+            <w:r>
+              <w:rPr>
+                <w:rFonts w:ascii="BRH Devanagari Extra" w:hAnsi="BRH Devanagari Extra" w:cs="BRH Devanagari Extra"/>
+                <w:color w:val="000000"/>
+                <w:sz w:val="40"/>
+                <w:szCs w:val="40"/>
+              </w:rPr>
+              <w:t xml:space="preserve"> | </w:t>
+            </w:r>
+          </w:p>
+          <w:p>
+            <w:pPr>
+              <w:widowControl w:val="0"/>
+              <w:autoSpaceDE w:val="0"/>
+              <w:autoSpaceDN w:val="0"/>
+              <w:adjustRightInd w:val="0"/>
+              <w:spacing w:before="0" w:line="240" w:lineRule="auto"/>
+              <w:rPr>
+                <w:rFonts w:ascii="BRH Devanagari Extra" w:hAnsi="BRH Devanagari Extra" w:cs="BRH Devanagari Extra"/>
+                <w:color w:val="000000"/>
+                <w:sz w:val="40"/>
+                <w:szCs w:val="40"/>
+                <w:lang w:val="it-IT"/>
+              </w:rPr>
+            </w:pPr>
+            <w:proofErr w:type="spellStart"/>
+            <w:r>
+              <w:rPr>
+                <w:rFonts w:ascii="BRH Devanagari Extra" w:hAnsi="BRH Devanagari Extra" w:cs="BRH Devanagari Extra"/>
+                <w:color w:val="000000"/>
+                <w:sz w:val="40"/>
+                <w:szCs w:val="40"/>
+              </w:rPr>
+              <w:t>ÌiÉ</w:t>
+            </w:r>
+            <w:proofErr w:type="spellEnd"/>
+            <w:r>
+              <w:rPr>
+                <w:rFonts w:ascii="BRH Malayalam Extra" w:hAnsi="BRH Malayalam Extra" w:cs="BRH Devanagari Extra"/>
+                <w:color w:val="000000"/>
+                <w:sz w:val="32"/>
+                <w:szCs w:val="40"/>
+                <w:highlight w:val="yellow"/>
+              </w:rPr>
+              <w:t>–</w:t>
+            </w:r>
+            <w:r>
+              <w:rPr>
+                <w:rFonts w:ascii="BRH Devanagari Extra" w:hAnsi="BRH Devanagari Extra" w:cs="BRH Devanagari Extra"/>
+                <w:color w:val="000000"/>
+                <w:sz w:val="40"/>
+                <w:szCs w:val="40"/>
+                <w:highlight w:val="yellow"/>
+              </w:rPr>
+              <w:t>wÉ</w:t>
+            </w:r>
+            <w:r>
+              <w:rPr>
+                <w:rFonts w:ascii="BRH Malayalam Extra" w:hAnsi="BRH Malayalam Extra" w:cs="BRH Devanagari Extra"/>
+                <w:color w:val="000000"/>
+                <w:sz w:val="32"/>
+                <w:szCs w:val="40"/>
+                <w:highlight w:val="yellow"/>
+              </w:rPr>
+              <w:t>–</w:t>
+            </w:r>
+            <w:proofErr w:type="spellStart"/>
+            <w:r>
+              <w:rPr>
+                <w:rFonts w:ascii="BRH Devanagari Extra" w:hAnsi="BRH Devanagari Extra" w:cs="BRH Devanagari Extra"/>
+                <w:color w:val="000000"/>
+                <w:sz w:val="40"/>
+                <w:szCs w:val="40"/>
+              </w:rPr>
+              <w:t>liÉå</w:t>
+            </w:r>
+            <w:proofErr w:type="spellEnd"/>
+            <w:r>
+              <w:rPr>
+                <w:rFonts w:ascii="BRH Malayalam Extra" w:hAnsi="BRH Malayalam Extra" w:cs="BRH Devanagari Extra"/>
+                <w:color w:val="000000"/>
+                <w:sz w:val="32"/>
+                <w:szCs w:val="40"/>
+              </w:rPr>
+              <w:t>–</w:t>
+            </w:r>
+            <w:r>
+              <w:rPr>
+                <w:rFonts w:ascii="BRH Devanagari Extra" w:hAnsi="BRH Devanagari Extra" w:cs="BRH Devanagari Extra"/>
+                <w:color w:val="000000"/>
+                <w:sz w:val="40"/>
+                <w:szCs w:val="40"/>
+              </w:rPr>
+              <w:t xml:space="preserve"> ÌlÉ</w:t>
+            </w:r>
+            <w:r>
+              <w:rPr>
+                <w:rFonts w:ascii="BRH Malayalam Extra" w:hAnsi="BRH Malayalam Extra" w:cs="BRH Devanagari Extra"/>
+                <w:color w:val="000000"/>
+                <w:sz w:val="32"/>
+                <w:szCs w:val="40"/>
+              </w:rPr>
+              <w:t>–</w:t>
+            </w:r>
+            <w:r>
+              <w:rPr>
+                <w:rFonts w:ascii="BRH Devanagari Extra" w:hAnsi="BRH Devanagari Extra" w:cs="BRH Devanagari Extra"/>
+                <w:color w:val="000000"/>
+                <w:sz w:val="40"/>
+                <w:szCs w:val="40"/>
+              </w:rPr>
+              <w:t>Uç</w:t>
+            </w:r>
+            <w:proofErr w:type="gramStart"/>
+            <w:r>
+              <w:rPr>
+                <w:rFonts w:ascii="BRH Malayalam Extra" w:hAnsi="BRH Malayalam Extra" w:cs="BRH Devanagari Extra"/>
+                <w:color w:val="000000"/>
+                <w:sz w:val="32"/>
+                <w:szCs w:val="40"/>
+              </w:rPr>
+              <w:t>–</w:t>
+            </w:r>
+            <w:r>
+              <w:rPr>
+                <w:rFonts w:ascii="BRH Devanagari Extra" w:hAnsi="BRH Devanagari Extra" w:cs="BRH Devanagari Extra"/>
+                <w:color w:val="000000"/>
+                <w:sz w:val="40"/>
+                <w:szCs w:val="40"/>
+              </w:rPr>
+              <w:t>.G</w:t>
+            </w:r>
+            <w:proofErr w:type="gramEnd"/>
+            <w:r>
+              <w:rPr>
+                <w:rFonts w:ascii="BRH Malayalam Extra" w:hAnsi="BRH Malayalam Extra" w:cs="BRH Devanagari Extra"/>
+                <w:color w:val="000000"/>
+                <w:sz w:val="32"/>
+                <w:szCs w:val="40"/>
+              </w:rPr>
+              <w:t>–</w:t>
+            </w:r>
+            <w:proofErr w:type="spellStart"/>
+            <w:r>
+              <w:rPr>
+                <w:rFonts w:ascii="BRH Devanagari Extra" w:hAnsi="BRH Devanagari Extra" w:cs="BRH Devanagari Extra"/>
+                <w:color w:val="000000"/>
+                <w:sz w:val="40"/>
+                <w:szCs w:val="40"/>
+              </w:rPr>
+              <w:t>ÌiÉ</w:t>
+            </w:r>
+            <w:proofErr w:type="spellEnd"/>
+            <w:r>
+              <w:rPr>
+                <w:rFonts w:ascii="BRH Malayalam Extra" w:hAnsi="BRH Malayalam Extra" w:cs="BRH Devanagari Extra"/>
+                <w:color w:val="000000"/>
+                <w:sz w:val="32"/>
+                <w:szCs w:val="40"/>
+              </w:rPr>
+              <w:t>–</w:t>
+            </w:r>
+            <w:proofErr w:type="spellStart"/>
+            <w:r>
+              <w:rPr>
+                <w:rFonts w:ascii="BRH Devanagari Extra" w:hAnsi="BRH Devanagari Extra" w:cs="BRH Devanagari Extra"/>
+                <w:color w:val="000000"/>
+                <w:sz w:val="40"/>
+                <w:szCs w:val="40"/>
+              </w:rPr>
+              <w:t>sÉÉå</w:t>
+            </w:r>
+            <w:proofErr w:type="spellEnd"/>
+            <w:r>
+              <w:rPr>
+                <w:rFonts w:ascii="BRH Malayalam Extra" w:hAnsi="BRH Malayalam Extra" w:cs="BRH Devanagari Extra"/>
+                <w:color w:val="000000"/>
+                <w:sz w:val="32"/>
+                <w:szCs w:val="40"/>
+              </w:rPr>
+              <w:t>–</w:t>
+            </w:r>
+            <w:proofErr w:type="spellStart"/>
+            <w:r>
+              <w:rPr>
+                <w:rFonts w:ascii="BRH Devanagari Extra" w:hAnsi="BRH Devanagari Extra" w:cs="BRH Devanagari Extra"/>
+                <w:color w:val="000000"/>
+                <w:sz w:val="40"/>
+                <w:szCs w:val="40"/>
+              </w:rPr>
+              <w:t>Måü</w:t>
+            </w:r>
+            <w:proofErr w:type="spellEnd"/>
+            <w:r>
+              <w:rPr>
+                <w:rFonts w:ascii="BRH Devanagari Extra" w:hAnsi="BRH Devanagari Extra" w:cs="BRH Devanagari Extra"/>
+                <w:color w:val="000000"/>
+                <w:sz w:val="40"/>
+                <w:szCs w:val="40"/>
+              </w:rPr>
+              <w:t xml:space="preserve"> |</w:t>
+            </w:r>
+          </w:p>
+        </w:tc>
+        <w:tc>
+          <w:tcPr>
+            <w:tcW w:w="5386" w:type="dxa"/>
+          </w:tcPr>
+          <w:p>
+            <w:pPr>
+              <w:widowControl w:val="0"/>
+              <w:autoSpaceDE w:val="0"/>
+              <w:autoSpaceDN w:val="0"/>
+              <w:adjustRightInd w:val="0"/>
+              <w:spacing w:line="252" w:lineRule="auto"/>
+              <w:rPr>
+                <w:rFonts w:ascii="BRH Devanagari Extra" w:hAnsi="BRH Devanagari Extra" w:cs="BRH Devanagari Extra"/>
+                <w:color w:val="000000"/>
+                <w:sz w:val="40"/>
+                <w:szCs w:val="40"/>
+              </w:rPr>
+            </w:pPr>
+            <w:proofErr w:type="spellStart"/>
+            <w:r>
+              <w:rPr>
+                <w:rFonts w:ascii="BRH Devanagari Extra" w:hAnsi="BRH Devanagari Extra" w:cs="BRH Devanagari Extra"/>
+                <w:color w:val="000000"/>
+                <w:sz w:val="40"/>
+                <w:szCs w:val="40"/>
+              </w:rPr>
+              <w:t>EmÉþ</w:t>
+            </w:r>
+            <w:proofErr w:type="spellEnd"/>
+            <w:r>
+              <w:rPr>
+                <w:rFonts w:ascii="BRH Devanagari Extra" w:hAnsi="BRH Devanagari Extra" w:cs="BRH Devanagari Extra"/>
+                <w:color w:val="000000"/>
+                <w:sz w:val="40"/>
+                <w:szCs w:val="40"/>
+              </w:rPr>
+              <w:t xml:space="preserve"> </w:t>
+            </w:r>
+            <w:proofErr w:type="spellStart"/>
+            <w:r>
+              <w:rPr>
+                <w:rFonts w:ascii="BRH Devanagari Extra" w:hAnsi="BRH Devanagari Extra" w:cs="BRH Devanagari Extra"/>
+                <w:color w:val="000000"/>
+                <w:sz w:val="40"/>
+                <w:szCs w:val="40"/>
+              </w:rPr>
+              <w:t>ÌiÉ¸liÉå</w:t>
+            </w:r>
+            <w:proofErr w:type="spellEnd"/>
+            <w:r>
+              <w:rPr>
+                <w:rFonts w:ascii="BRH Devanagari Extra" w:hAnsi="BRH Devanagari Extra" w:cs="BRH Devanagari Extra"/>
+                <w:color w:val="000000"/>
+                <w:sz w:val="40"/>
+                <w:szCs w:val="40"/>
+              </w:rPr>
+              <w:t xml:space="preserve"> | </w:t>
+            </w:r>
+          </w:p>
+          <w:p>
+            <w:pPr>
+              <w:widowControl w:val="0"/>
+              <w:autoSpaceDE w:val="0"/>
+              <w:autoSpaceDN w:val="0"/>
+              <w:adjustRightInd w:val="0"/>
+              <w:spacing w:before="0" w:line="240" w:lineRule="auto"/>
+              <w:rPr>
+                <w:rFonts w:ascii="BRH Devanagari Extra" w:hAnsi="BRH Devanagari Extra" w:cs="BRH Devanagari Extra"/>
+                <w:color w:val="000000"/>
+                <w:sz w:val="40"/>
+                <w:szCs w:val="40"/>
+                <w:lang w:val="it-IT"/>
+              </w:rPr>
+            </w:pPr>
+            <w:proofErr w:type="spellStart"/>
+            <w:r>
+              <w:rPr>
+                <w:rFonts w:ascii="BRH Devanagari Extra" w:hAnsi="BRH Devanagari Extra" w:cs="BRH Devanagari Extra"/>
+                <w:color w:val="000000"/>
+                <w:sz w:val="40"/>
+                <w:szCs w:val="40"/>
+              </w:rPr>
+              <w:t>ÌiÉ</w:t>
+            </w:r>
+            <w:proofErr w:type="spellEnd"/>
+            <w:r>
+              <w:rPr>
+                <w:rFonts w:ascii="BRH Malayalam Extra" w:hAnsi="BRH Malayalam Extra" w:cs="BRH Devanagari Extra"/>
+                <w:color w:val="000000"/>
+                <w:sz w:val="32"/>
+                <w:szCs w:val="40"/>
+              </w:rPr>
+              <w:t>–</w:t>
+            </w:r>
+            <w:r>
+              <w:rPr>
+                <w:rFonts w:ascii="BRH Devanagari Extra" w:hAnsi="BRH Devanagari Extra" w:cs="BRH Devanagari Extra"/>
+                <w:color w:val="000000"/>
+                <w:sz w:val="40"/>
+                <w:szCs w:val="40"/>
+                <w:highlight w:val="green"/>
+              </w:rPr>
+              <w:t>¸</w:t>
+            </w:r>
+            <w:r>
+              <w:rPr>
+                <w:rFonts w:ascii="BRH Malayalam Extra" w:hAnsi="BRH Malayalam Extra" w:cs="BRH Devanagari Extra"/>
+                <w:color w:val="000000"/>
+                <w:sz w:val="32"/>
+                <w:szCs w:val="40"/>
+              </w:rPr>
+              <w:t>–</w:t>
+            </w:r>
+            <w:proofErr w:type="spellStart"/>
+            <w:r>
+              <w:rPr>
+                <w:rFonts w:ascii="BRH Devanagari Extra" w:hAnsi="BRH Devanagari Extra" w:cs="BRH Devanagari Extra"/>
+                <w:color w:val="000000"/>
+                <w:sz w:val="40"/>
+                <w:szCs w:val="40"/>
+              </w:rPr>
+              <w:t>liÉå</w:t>
+            </w:r>
+            <w:proofErr w:type="spellEnd"/>
+            <w:r>
+              <w:rPr>
+                <w:rFonts w:ascii="BRH Malayalam Extra" w:hAnsi="BRH Malayalam Extra" w:cs="BRH Devanagari Extra"/>
+                <w:color w:val="000000"/>
+                <w:sz w:val="32"/>
+                <w:szCs w:val="40"/>
+              </w:rPr>
+              <w:t>–</w:t>
+            </w:r>
+            <w:r>
+              <w:rPr>
+                <w:rFonts w:ascii="BRH Devanagari Extra" w:hAnsi="BRH Devanagari Extra" w:cs="BRH Devanagari Extra"/>
+                <w:color w:val="000000"/>
+                <w:sz w:val="40"/>
+                <w:szCs w:val="40"/>
+              </w:rPr>
+              <w:t xml:space="preserve"> ÌlÉ</w:t>
+            </w:r>
+            <w:r>
+              <w:rPr>
+                <w:rFonts w:ascii="BRH Malayalam Extra" w:hAnsi="BRH Malayalam Extra" w:cs="BRH Devanagari Extra"/>
+                <w:color w:val="000000"/>
+                <w:sz w:val="32"/>
+                <w:szCs w:val="40"/>
+              </w:rPr>
+              <w:t>–</w:t>
+            </w:r>
+            <w:r>
+              <w:rPr>
+                <w:rFonts w:ascii="BRH Devanagari Extra" w:hAnsi="BRH Devanagari Extra" w:cs="BRH Devanagari Extra"/>
+                <w:color w:val="000000"/>
+                <w:sz w:val="40"/>
+                <w:szCs w:val="40"/>
+              </w:rPr>
+              <w:t>Uç</w:t>
+            </w:r>
+            <w:proofErr w:type="gramStart"/>
+            <w:r>
+              <w:rPr>
+                <w:rFonts w:ascii="BRH Malayalam Extra" w:hAnsi="BRH Malayalam Extra" w:cs="BRH Devanagari Extra"/>
+                <w:color w:val="000000"/>
+                <w:sz w:val="32"/>
+                <w:szCs w:val="40"/>
+              </w:rPr>
+              <w:t>–</w:t>
+            </w:r>
+            <w:r>
+              <w:rPr>
+                <w:rFonts w:ascii="BRH Devanagari Extra" w:hAnsi="BRH Devanagari Extra" w:cs="BRH Devanagari Extra"/>
+                <w:color w:val="000000"/>
+                <w:sz w:val="40"/>
+                <w:szCs w:val="40"/>
+              </w:rPr>
+              <w:t>.G</w:t>
+            </w:r>
+            <w:proofErr w:type="gramEnd"/>
+            <w:r>
+              <w:rPr>
+                <w:rFonts w:ascii="BRH Malayalam Extra" w:hAnsi="BRH Malayalam Extra" w:cs="BRH Devanagari Extra"/>
+                <w:color w:val="000000"/>
+                <w:sz w:val="32"/>
+                <w:szCs w:val="40"/>
+              </w:rPr>
+              <w:t>–</w:t>
+            </w:r>
+            <w:proofErr w:type="spellStart"/>
+            <w:r>
+              <w:rPr>
+                <w:rFonts w:ascii="BRH Devanagari Extra" w:hAnsi="BRH Devanagari Extra" w:cs="BRH Devanagari Extra"/>
+                <w:color w:val="000000"/>
+                <w:sz w:val="40"/>
+                <w:szCs w:val="40"/>
+              </w:rPr>
+              <w:t>ÌiÉ</w:t>
+            </w:r>
+            <w:proofErr w:type="spellEnd"/>
+            <w:r>
+              <w:rPr>
+                <w:rFonts w:ascii="BRH Malayalam Extra" w:hAnsi="BRH Malayalam Extra" w:cs="BRH Devanagari Extra"/>
+                <w:color w:val="000000"/>
+                <w:sz w:val="32"/>
+                <w:szCs w:val="40"/>
+              </w:rPr>
+              <w:t>–</w:t>
+            </w:r>
+            <w:proofErr w:type="spellStart"/>
+            <w:r>
+              <w:rPr>
+                <w:rFonts w:ascii="BRH Devanagari Extra" w:hAnsi="BRH Devanagari Extra" w:cs="BRH Devanagari Extra"/>
+                <w:color w:val="000000"/>
+                <w:sz w:val="40"/>
+                <w:szCs w:val="40"/>
+              </w:rPr>
+              <w:t>sÉÉå</w:t>
+            </w:r>
+            <w:proofErr w:type="spellEnd"/>
+            <w:r>
+              <w:rPr>
+                <w:rFonts w:ascii="BRH Malayalam Extra" w:hAnsi="BRH Malayalam Extra" w:cs="BRH Devanagari Extra"/>
+                <w:color w:val="000000"/>
+                <w:sz w:val="32"/>
+                <w:szCs w:val="40"/>
+              </w:rPr>
+              <w:t>–</w:t>
+            </w:r>
+            <w:proofErr w:type="spellStart"/>
+            <w:r>
+              <w:rPr>
+                <w:rFonts w:ascii="BRH Devanagari Extra" w:hAnsi="BRH Devanagari Extra" w:cs="BRH Devanagari Extra"/>
+                <w:color w:val="000000"/>
+                <w:sz w:val="40"/>
+                <w:szCs w:val="40"/>
+              </w:rPr>
+              <w:t>Måü</w:t>
+            </w:r>
+            <w:proofErr w:type="spellEnd"/>
+            <w:r>
+              <w:rPr>
+                <w:rFonts w:ascii="BRH Devanagari Extra" w:hAnsi="BRH Devanagari Extra" w:cs="BRH Devanagari Extra"/>
+                <w:color w:val="000000"/>
+                <w:sz w:val="40"/>
+                <w:szCs w:val="40"/>
+              </w:rPr>
+              <w:t xml:space="preserve"> |</w:t>
+            </w:r>
+          </w:p>
+        </w:tc>
+      </w:tr>
+      <w:tr>
+        <w:trPr>
           <w:trHeight w:val="1128"/>
         </w:trPr>
         <w:tc>
@@ -2305,7 +4195,6 @@
                 <w:sz w:val="28"/>
                 <w:szCs w:val="32"/>
               </w:rPr>
-              <w:lastRenderedPageBreak/>
               <w:t>T.S.5.2.</w:t>
             </w:r>
             <w:r>
@@ -2708,6 +4597,380 @@
                 <w:lang w:val="it-IT"/>
               </w:rPr>
               <w:t>uÉÑmÉþ |</w:t>
+            </w:r>
+          </w:p>
+        </w:tc>
+      </w:tr>
+      <w:tr>
+        <w:trPr>
+          <w:trHeight w:val="699"/>
+        </w:trPr>
+        <w:tc>
+          <w:tcPr>
+            <w:tcW w:w="3906" w:type="dxa"/>
+          </w:tcPr>
+          <w:p>
+            <w:pPr>
+              <w:widowControl w:val="0"/>
+              <w:tabs>
+                <w:tab w:val="left" w:pos="993"/>
+              </w:tabs>
+              <w:autoSpaceDE w:val="0"/>
+              <w:autoSpaceDN w:val="0"/>
+              <w:adjustRightInd w:val="0"/>
+              <w:spacing w:before="0" w:line="252" w:lineRule="auto"/>
+              <w:ind w:right="297"/>
+              <w:rPr>
+                <w:rFonts w:cs="Arial"/>
+                <w:b/>
+                <w:sz w:val="28"/>
+                <w:szCs w:val="32"/>
+              </w:rPr>
+            </w:pPr>
+            <w:r>
+              <w:rPr>
+                <w:rFonts w:cs="Arial"/>
+                <w:b/>
+                <w:sz w:val="28"/>
+                <w:szCs w:val="32"/>
+              </w:rPr>
+              <w:t>T.S.5.2.</w:t>
+            </w:r>
+            <w:r>
+              <w:rPr>
+                <w:rFonts w:cs="Arial"/>
+                <w:b/>
+                <w:sz w:val="28"/>
+                <w:szCs w:val="32"/>
+              </w:rPr>
+              <w:t>7.4</w:t>
+            </w:r>
+            <w:r>
+              <w:rPr>
+                <w:rFonts w:cs="Arial"/>
+                <w:b/>
+                <w:sz w:val="28"/>
+                <w:szCs w:val="32"/>
+              </w:rPr>
+              <w:t xml:space="preserve"> – Kramam</w:t>
+            </w:r>
+          </w:p>
+          <w:p>
+            <w:pPr>
+              <w:widowControl w:val="0"/>
+              <w:tabs>
+                <w:tab w:val="left" w:pos="993"/>
+              </w:tabs>
+              <w:autoSpaceDE w:val="0"/>
+              <w:autoSpaceDN w:val="0"/>
+              <w:adjustRightInd w:val="0"/>
+              <w:spacing w:before="0" w:line="252" w:lineRule="auto"/>
+              <w:ind w:right="297"/>
+              <w:rPr>
+                <w:rFonts w:cs="Arial"/>
+                <w:b/>
+                <w:sz w:val="28"/>
+                <w:szCs w:val="32"/>
+                <w:lang w:val="en-IN"/>
+              </w:rPr>
+            </w:pPr>
+            <w:r>
+              <w:rPr>
+                <w:rFonts w:cs="Arial"/>
+                <w:b/>
+                <w:sz w:val="28"/>
+                <w:szCs w:val="32"/>
+                <w:lang w:val="en-IN"/>
+              </w:rPr>
+              <w:t>Krama Vaakyam No.– 8</w:t>
+            </w:r>
+          </w:p>
+          <w:p>
+            <w:pPr>
+              <w:widowControl w:val="0"/>
+              <w:tabs>
+                <w:tab w:val="left" w:pos="993"/>
+              </w:tabs>
+              <w:autoSpaceDE w:val="0"/>
+              <w:autoSpaceDN w:val="0"/>
+              <w:adjustRightInd w:val="0"/>
+              <w:spacing w:before="0" w:line="252" w:lineRule="auto"/>
+              <w:ind w:right="297"/>
+              <w:rPr>
+                <w:rFonts w:cs="Arial"/>
+                <w:b/>
+                <w:sz w:val="28"/>
+                <w:szCs w:val="32"/>
+              </w:rPr>
+            </w:pPr>
+            <w:r>
+              <w:rPr>
+                <w:rFonts w:cs="Arial"/>
+                <w:b/>
+                <w:sz w:val="28"/>
+                <w:szCs w:val="32"/>
+                <w:lang w:val="it-IT"/>
+              </w:rPr>
+              <w:t>Panchaati No</w:t>
+            </w:r>
+            <w:r>
+              <w:rPr>
+                <w:rFonts w:cs="Arial"/>
+                <w:b/>
+                <w:szCs w:val="32"/>
+                <w:lang w:val="it-IT"/>
+              </w:rPr>
+              <w:t xml:space="preserve">. - </w:t>
+            </w:r>
+            <w:r>
+              <w:rPr>
+                <w:rFonts w:cs="Arial"/>
+                <w:b/>
+                <w:sz w:val="28"/>
+                <w:szCs w:val="32"/>
+                <w:lang w:val="it-IT"/>
+              </w:rPr>
+              <w:t>39</w:t>
+            </w:r>
+          </w:p>
+        </w:tc>
+        <w:tc>
+          <w:tcPr>
+            <w:tcW w:w="5103" w:type="dxa"/>
+          </w:tcPr>
+          <w:p>
+            <w:pPr>
+              <w:widowControl w:val="0"/>
+              <w:autoSpaceDE w:val="0"/>
+              <w:autoSpaceDN w:val="0"/>
+              <w:adjustRightInd w:val="0"/>
+              <w:spacing w:line="252" w:lineRule="auto"/>
+              <w:rPr>
+                <w:rFonts w:ascii="BRH Devanagari Extra" w:hAnsi="BRH Devanagari Extra" w:cs="BRH Devanagari Extra"/>
+                <w:color w:val="000000"/>
+                <w:sz w:val="40"/>
+                <w:szCs w:val="40"/>
+                <w:lang w:val="it-IT"/>
+              </w:rPr>
+            </w:pPr>
+            <w:proofErr w:type="spellStart"/>
+            <w:r>
+              <w:rPr>
+                <w:rFonts w:ascii="BRH Devanagari Extra" w:hAnsi="BRH Devanagari Extra" w:cs="BRH Devanagari Extra"/>
+                <w:color w:val="000000"/>
+                <w:sz w:val="40"/>
+                <w:szCs w:val="40"/>
+              </w:rPr>
+              <w:t>rÉeÉÑ</w:t>
+            </w:r>
+            <w:proofErr w:type="spellEnd"/>
+            <w:r>
+              <w:rPr>
+                <w:rFonts w:ascii="BRH Malayalam Extra" w:hAnsi="BRH Malayalam Extra" w:cs="BRH Devanagari Extra"/>
+                <w:color w:val="000000"/>
+                <w:sz w:val="32"/>
+                <w:szCs w:val="40"/>
+              </w:rPr>
+              <w:t>–</w:t>
+            </w:r>
+            <w:proofErr w:type="spellStart"/>
+            <w:r>
+              <w:rPr>
+                <w:rFonts w:ascii="BRH Devanagari Extra" w:hAnsi="BRH Devanagari Extra" w:cs="BRH Devanagari Extra"/>
+                <w:color w:val="000000"/>
+                <w:sz w:val="40"/>
+                <w:szCs w:val="40"/>
+              </w:rPr>
+              <w:t>wÉÉ</w:t>
+            </w:r>
+            <w:r>
+              <w:rPr>
+                <w:rFonts w:ascii="BRH Devanagari Extra" w:hAnsi="BRH Devanagari Extra" w:cs="BRH Devanagari Extra"/>
+                <w:color w:val="000000"/>
+                <w:sz w:val="40"/>
+                <w:szCs w:val="40"/>
+                <w:highlight w:val="yellow"/>
+              </w:rPr>
+              <w:t>Åmi</w:t>
+            </w:r>
+            <w:r>
+              <w:rPr>
+                <w:rFonts w:ascii="BRH Devanagari Extra" w:hAnsi="BRH Devanagari Extra" w:cs="BRH Devanagari Extra"/>
+                <w:color w:val="000000"/>
+                <w:sz w:val="40"/>
+                <w:szCs w:val="40"/>
+              </w:rPr>
+              <w:t>ÉÑÿqÉç</w:t>
+            </w:r>
+            <w:proofErr w:type="spellEnd"/>
+            <w:r>
+              <w:rPr>
+                <w:rFonts w:ascii="BRH Devanagari Extra" w:hAnsi="BRH Devanagari Extra" w:cs="BRH Devanagari Extra"/>
+                <w:color w:val="000000"/>
+                <w:sz w:val="40"/>
+                <w:szCs w:val="40"/>
+              </w:rPr>
+              <w:t xml:space="preserve"> | </w:t>
+            </w:r>
+            <w:proofErr w:type="spellStart"/>
+            <w:r>
+              <w:rPr>
+                <w:rFonts w:ascii="BRH Devanagari Extra" w:hAnsi="BRH Devanagari Extra" w:cs="BRH Devanagari Extra"/>
+                <w:color w:val="000000"/>
+                <w:sz w:val="40"/>
+                <w:szCs w:val="40"/>
+              </w:rPr>
+              <w:t>AÉmiÉÑ</w:t>
+            </w:r>
+            <w:proofErr w:type="spellEnd"/>
+            <w:r>
+              <w:rPr>
+                <w:rFonts w:ascii="BRH Malayalam Extra" w:hAnsi="BRH Malayalam Extra" w:cs="BRH Devanagari Extra"/>
+                <w:color w:val="000000"/>
+                <w:sz w:val="32"/>
+                <w:szCs w:val="40"/>
+              </w:rPr>
+              <w:t>–</w:t>
+            </w:r>
+            <w:proofErr w:type="spellStart"/>
+            <w:r>
+              <w:rPr>
+                <w:rFonts w:ascii="BRH Devanagari Extra" w:hAnsi="BRH Devanagari Extra" w:cs="BRH Devanagari Extra"/>
+                <w:color w:val="000000"/>
+                <w:sz w:val="40"/>
+                <w:szCs w:val="40"/>
+              </w:rPr>
+              <w:t>qÉUç.WûþÌiÉ</w:t>
+            </w:r>
+            <w:proofErr w:type="spellEnd"/>
+            <w:r>
+              <w:rPr>
+                <w:rFonts w:ascii="BRH Devanagari Extra" w:hAnsi="BRH Devanagari Extra" w:cs="BRH Devanagari Extra"/>
+                <w:color w:val="000000"/>
+                <w:sz w:val="40"/>
+                <w:szCs w:val="40"/>
+              </w:rPr>
+              <w:t xml:space="preserve"> |</w:t>
+            </w:r>
+          </w:p>
+        </w:tc>
+        <w:tc>
+          <w:tcPr>
+            <w:tcW w:w="5386" w:type="dxa"/>
+          </w:tcPr>
+          <w:p>
+            <w:pPr>
+              <w:widowControl w:val="0"/>
+              <w:autoSpaceDE w:val="0"/>
+              <w:autoSpaceDN w:val="0"/>
+              <w:adjustRightInd w:val="0"/>
+              <w:spacing w:line="252" w:lineRule="auto"/>
+              <w:rPr>
+                <w:rFonts w:ascii="BRH Devanagari Extra" w:hAnsi="BRH Devanagari Extra" w:cs="BRH Devanagari Extra"/>
+                <w:color w:val="000000"/>
+                <w:sz w:val="40"/>
+                <w:szCs w:val="40"/>
+                <w:lang w:val="it-IT"/>
+              </w:rPr>
+            </w:pPr>
+            <w:proofErr w:type="spellStart"/>
+            <w:r>
+              <w:rPr>
+                <w:rFonts w:ascii="BRH Devanagari Extra" w:hAnsi="BRH Devanagari Extra" w:cs="BRH Devanagari Extra"/>
+                <w:color w:val="000000"/>
+                <w:sz w:val="40"/>
+                <w:szCs w:val="40"/>
+              </w:rPr>
+              <w:t>rÉeÉÑ</w:t>
+            </w:r>
+            <w:proofErr w:type="spellEnd"/>
+            <w:r>
+              <w:rPr>
+                <w:rFonts w:ascii="BRH Malayalam Extra" w:hAnsi="BRH Malayalam Extra" w:cs="BRH Devanagari Extra"/>
+                <w:color w:val="000000"/>
+                <w:sz w:val="32"/>
+                <w:szCs w:val="40"/>
+              </w:rPr>
+              <w:t>–</w:t>
+            </w:r>
+            <w:proofErr w:type="spellStart"/>
+            <w:r>
+              <w:rPr>
+                <w:rFonts w:ascii="BRH Devanagari Extra" w:hAnsi="BRH Devanagari Extra" w:cs="BRH Devanagari Extra"/>
+                <w:color w:val="000000"/>
+                <w:sz w:val="40"/>
+                <w:szCs w:val="40"/>
+              </w:rPr>
+              <w:t>wÉÉ</w:t>
+            </w:r>
+            <w:r>
+              <w:rPr>
+                <w:rFonts w:ascii="BRH Devanagari Extra" w:hAnsi="BRH Devanagari Extra" w:cs="BRH Devanagari Extra"/>
+                <w:color w:val="000000"/>
+                <w:sz w:val="40"/>
+                <w:szCs w:val="40"/>
+                <w:highlight w:val="green"/>
+              </w:rPr>
+              <w:t>ÅÅm</w:t>
+            </w:r>
+            <w:r>
+              <w:rPr>
+                <w:rFonts w:ascii="BRH Devanagari Extra" w:hAnsi="BRH Devanagari Extra" w:cs="BRH Devanagari Extra"/>
+                <w:color w:val="000000"/>
+                <w:sz w:val="40"/>
+                <w:szCs w:val="40"/>
+              </w:rPr>
+              <w:t>iÉÑÿqÉç</w:t>
+            </w:r>
+            <w:proofErr w:type="spellEnd"/>
+            <w:r>
+              <w:rPr>
+                <w:rFonts w:ascii="BRH Devanagari Extra" w:hAnsi="BRH Devanagari Extra" w:cs="BRH Devanagari Extra"/>
+                <w:color w:val="000000"/>
+                <w:sz w:val="40"/>
+                <w:szCs w:val="40"/>
+              </w:rPr>
+              <w:t xml:space="preserve"> | </w:t>
+            </w:r>
+            <w:proofErr w:type="spellStart"/>
+            <w:r>
+              <w:rPr>
+                <w:rFonts w:ascii="BRH Devanagari Extra" w:hAnsi="BRH Devanagari Extra" w:cs="BRH Devanagari Extra"/>
+                <w:color w:val="000000"/>
+                <w:sz w:val="40"/>
+                <w:szCs w:val="40"/>
+              </w:rPr>
+              <w:t>AÉmiÉÑ</w:t>
+            </w:r>
+            <w:proofErr w:type="spellEnd"/>
+            <w:r>
+              <w:rPr>
+                <w:rFonts w:ascii="BRH Malayalam Extra" w:hAnsi="BRH Malayalam Extra" w:cs="BRH Devanagari Extra"/>
+                <w:color w:val="000000"/>
+                <w:sz w:val="32"/>
+                <w:szCs w:val="40"/>
+              </w:rPr>
+              <w:t>–</w:t>
+            </w:r>
+            <w:proofErr w:type="spellStart"/>
+            <w:r>
+              <w:rPr>
+                <w:rFonts w:ascii="BRH Devanagari Extra" w:hAnsi="BRH Devanagari Extra" w:cs="BRH Devanagari Extra"/>
+                <w:color w:val="000000"/>
+                <w:sz w:val="40"/>
+                <w:szCs w:val="40"/>
+              </w:rPr>
+              <w:t>qÉUç.WûþÌiÉ</w:t>
+            </w:r>
+            <w:proofErr w:type="spellEnd"/>
+            <w:r>
+              <w:rPr>
+                <w:rFonts w:ascii="BRH Devanagari Extra" w:hAnsi="BRH Devanagari Extra" w:cs="BRH Devanagari Extra"/>
+                <w:color w:val="000000"/>
+                <w:sz w:val="40"/>
+                <w:szCs w:val="40"/>
+              </w:rPr>
+              <w:t xml:space="preserve"> |</w:t>
             </w:r>
           </w:p>
         </w:tc>
@@ -2745,6 +5008,7 @@
                 <w:sz w:val="28"/>
                 <w:szCs w:val="32"/>
               </w:rPr>
+              <w:lastRenderedPageBreak/>
               <w:t>T.S.5.2.</w:t>
             </w:r>
             <w:r>
@@ -3227,9 +5491,124 @@
                 <w:b/>
                 <w:sz w:val="28"/>
                 <w:szCs w:val="32"/>
-                <w:lang w:val="it-IT"/>
-              </w:rPr>
-            </w:pPr>
+              </w:rPr>
+            </w:pPr>
+            <w:r>
+              <w:rPr>
+                <w:rFonts w:cs="Arial"/>
+                <w:b/>
+                <w:sz w:val="28"/>
+                <w:szCs w:val="32"/>
+              </w:rPr>
+              <w:t>T.S.5.2.</w:t>
+            </w:r>
+            <w:r>
+              <w:rPr>
+                <w:rFonts w:cs="Arial"/>
+                <w:b/>
+                <w:sz w:val="28"/>
+                <w:szCs w:val="32"/>
+              </w:rPr>
+              <w:t>8.6</w:t>
+            </w:r>
+            <w:r>
+              <w:rPr>
+                <w:rFonts w:cs="Arial"/>
+                <w:b/>
+                <w:sz w:val="28"/>
+                <w:szCs w:val="32"/>
+              </w:rPr>
+              <w:t xml:space="preserve"> – Kramam</w:t>
+            </w:r>
+          </w:p>
+          <w:p>
+            <w:pPr>
+              <w:widowControl w:val="0"/>
+              <w:tabs>
+                <w:tab w:val="left" w:pos="993"/>
+              </w:tabs>
+              <w:autoSpaceDE w:val="0"/>
+              <w:autoSpaceDN w:val="0"/>
+              <w:adjustRightInd w:val="0"/>
+              <w:spacing w:before="0" w:line="252" w:lineRule="auto"/>
+              <w:ind w:right="297"/>
+              <w:rPr>
+                <w:rFonts w:cs="Arial"/>
+                <w:b/>
+                <w:sz w:val="28"/>
+                <w:szCs w:val="32"/>
+                <w:lang w:val="en-IN"/>
+              </w:rPr>
+            </w:pPr>
+            <w:r>
+              <w:rPr>
+                <w:rFonts w:cs="Arial"/>
+                <w:b/>
+                <w:sz w:val="28"/>
+                <w:szCs w:val="32"/>
+                <w:lang w:val="en-IN"/>
+              </w:rPr>
+              <w:t xml:space="preserve">Krama Vaakyam No.– </w:t>
+            </w:r>
+            <w:r>
+              <w:rPr>
+                <w:rFonts w:cs="Arial"/>
+                <w:b/>
+                <w:sz w:val="28"/>
+                <w:szCs w:val="32"/>
+                <w:lang w:val="en-IN"/>
+              </w:rPr>
+              <w:t>19</w:t>
+            </w:r>
+          </w:p>
+          <w:p>
+            <w:pPr>
+              <w:widowControl w:val="0"/>
+              <w:tabs>
+                <w:tab w:val="left" w:pos="993"/>
+              </w:tabs>
+              <w:autoSpaceDE w:val="0"/>
+              <w:autoSpaceDN w:val="0"/>
+              <w:adjustRightInd w:val="0"/>
+              <w:spacing w:before="0" w:line="252" w:lineRule="auto"/>
+              <w:ind w:right="297"/>
+              <w:rPr>
+                <w:rFonts w:cs="Arial"/>
+                <w:b/>
+                <w:sz w:val="28"/>
+                <w:szCs w:val="32"/>
+                <w:lang w:val="it-IT"/>
+              </w:rPr>
+            </w:pPr>
+            <w:r>
+              <w:rPr>
+                <w:rFonts w:cs="Arial"/>
+                <w:b/>
+                <w:sz w:val="28"/>
+                <w:szCs w:val="32"/>
+                <w:lang w:val="it-IT"/>
+              </w:rPr>
+              <w:t>Panchaati No</w:t>
+            </w:r>
+            <w:r>
+              <w:rPr>
+                <w:rFonts w:cs="Arial"/>
+                <w:b/>
+                <w:szCs w:val="32"/>
+                <w:lang w:val="it-IT"/>
+              </w:rPr>
+              <w:t xml:space="preserve">. - </w:t>
+            </w:r>
+            <w:r>
+              <w:rPr>
+                <w:rFonts w:cs="Arial"/>
+                <w:b/>
+                <w:sz w:val="28"/>
+                <w:szCs w:val="32"/>
+                <w:lang w:val="it-IT"/>
+              </w:rPr>
+              <w:t>46</w:t>
+            </w:r>
           </w:p>
         </w:tc>
         <w:tc>
@@ -3251,6 +5630,105 @@
                 <w:lang w:val="it-IT"/>
               </w:rPr>
             </w:pPr>
+            <w:proofErr w:type="spellStart"/>
+            <w:r>
+              <w:rPr>
+                <w:rFonts w:ascii="BRH Devanagari Extra" w:hAnsi="BRH Devanagari Extra" w:cs="BRH Devanagari Extra"/>
+                <w:color w:val="000000"/>
+                <w:sz w:val="40"/>
+                <w:szCs w:val="40"/>
+              </w:rPr>
+              <w:t>rÉSè</w:t>
+            </w:r>
+            <w:proofErr w:type="spellEnd"/>
+            <w:r>
+              <w:rPr>
+                <w:rFonts w:ascii="BRH Devanagari Extra" w:hAnsi="BRH Devanagari Extra" w:cs="BRH Devanagari Extra"/>
+                <w:color w:val="000000"/>
+                <w:sz w:val="40"/>
+                <w:szCs w:val="40"/>
+              </w:rPr>
+              <w:t xml:space="preserve"> </w:t>
+            </w:r>
+            <w:proofErr w:type="spellStart"/>
+            <w:r>
+              <w:rPr>
+                <w:rFonts w:ascii="BRH Devanagari Extra" w:hAnsi="BRH Devanagari Extra" w:cs="BRH Devanagari Extra"/>
+                <w:color w:val="000000"/>
+                <w:sz w:val="40"/>
+                <w:szCs w:val="40"/>
+              </w:rPr>
+              <w:t>S</w:t>
+            </w:r>
+            <w:r>
+              <w:rPr>
+                <w:rFonts w:ascii="BRH Devanagari Extra" w:hAnsi="BRH Devanagari Extra" w:cs="BRH Devanagari Extra"/>
+                <w:color w:val="000000"/>
+                <w:sz w:val="40"/>
+                <w:szCs w:val="40"/>
+                <w:highlight w:val="yellow"/>
+              </w:rPr>
+              <w:t>SèÍ</w:t>
+            </w:r>
+            <w:r>
+              <w:rPr>
+                <w:rFonts w:ascii="BRH Devanagari Extra" w:hAnsi="BRH Devanagari Extra" w:cs="BRH Devanagari Extra"/>
+                <w:color w:val="000000"/>
+                <w:sz w:val="40"/>
+                <w:szCs w:val="40"/>
+              </w:rPr>
+              <w:t>kÉþ</w:t>
+            </w:r>
+            <w:proofErr w:type="spellEnd"/>
+            <w:r>
+              <w:rPr>
+                <w:rFonts w:ascii="BRH Devanagari Extra" w:hAnsi="BRH Devanagari Extra" w:cs="BRH Devanagari Extra"/>
+                <w:color w:val="000000"/>
+                <w:sz w:val="40"/>
+                <w:szCs w:val="40"/>
+              </w:rPr>
+              <w:t xml:space="preserve"> | </w:t>
+            </w:r>
+            <w:proofErr w:type="spellStart"/>
+            <w:r>
+              <w:rPr>
+                <w:rFonts w:ascii="BRH Devanagari Extra" w:hAnsi="BRH Devanagari Extra" w:cs="BRH Devanagari Extra"/>
+                <w:color w:val="000000"/>
+                <w:sz w:val="40"/>
+                <w:szCs w:val="40"/>
+              </w:rPr>
+              <w:t>SSèkrÉÉþU</w:t>
+            </w:r>
+            <w:proofErr w:type="spellEnd"/>
+            <w:r>
+              <w:rPr>
+                <w:rFonts w:ascii="BRH Malayalam Extra" w:hAnsi="BRH Malayalam Extra" w:cs="BRH Devanagari Extra"/>
+                <w:color w:val="000000"/>
+                <w:sz w:val="32"/>
+                <w:szCs w:val="40"/>
+              </w:rPr>
+              <w:t>–</w:t>
+            </w:r>
+            <w:proofErr w:type="spellStart"/>
+            <w:r>
+              <w:rPr>
+                <w:rFonts w:ascii="BRH Devanagari Extra" w:hAnsi="BRH Devanagari Extra" w:cs="BRH Devanagari Extra"/>
+                <w:color w:val="000000"/>
+                <w:sz w:val="40"/>
+                <w:szCs w:val="40"/>
+              </w:rPr>
+              <w:t>hrÉqÉç</w:t>
+            </w:r>
+            <w:proofErr w:type="spellEnd"/>
+            <w:r>
+              <w:rPr>
+                <w:rFonts w:ascii="BRH Devanagari Extra" w:hAnsi="BRH Devanagari Extra" w:cs="BRH Devanagari Extra"/>
+                <w:color w:val="000000"/>
+                <w:sz w:val="40"/>
+                <w:szCs w:val="40"/>
+              </w:rPr>
+              <w:t xml:space="preserve"> |</w:t>
+            </w:r>
           </w:p>
         </w:tc>
         <w:tc>
@@ -3272,10 +5750,867 @@
                 <w:lang w:val="it-IT"/>
               </w:rPr>
             </w:pPr>
+            <w:proofErr w:type="spellStart"/>
+            <w:r>
+              <w:rPr>
+                <w:rFonts w:ascii="BRH Devanagari Extra" w:hAnsi="BRH Devanagari Extra" w:cs="BRH Devanagari Extra"/>
+                <w:color w:val="000000"/>
+                <w:sz w:val="40"/>
+                <w:szCs w:val="40"/>
+              </w:rPr>
+              <w:t>rÉSè</w:t>
+            </w:r>
+            <w:proofErr w:type="spellEnd"/>
+            <w:r>
+              <w:rPr>
+                <w:rFonts w:ascii="BRH Devanagari Extra" w:hAnsi="BRH Devanagari Extra" w:cs="BRH Devanagari Extra"/>
+                <w:color w:val="000000"/>
+                <w:sz w:val="40"/>
+                <w:szCs w:val="40"/>
+              </w:rPr>
+              <w:t xml:space="preserve"> </w:t>
+            </w:r>
+            <w:proofErr w:type="spellStart"/>
+            <w:r>
+              <w:rPr>
+                <w:rFonts w:ascii="BRH Devanagari Extra" w:hAnsi="BRH Devanagari Extra" w:cs="BRH Devanagari Extra"/>
+                <w:color w:val="000000"/>
+                <w:sz w:val="40"/>
+                <w:szCs w:val="40"/>
+                <w:highlight w:val="green"/>
+              </w:rPr>
+              <w:t>SÍkÉ</w:t>
+            </w:r>
+            <w:r>
+              <w:rPr>
+                <w:rFonts w:ascii="BRH Devanagari Extra" w:hAnsi="BRH Devanagari Extra" w:cs="BRH Devanagari Extra"/>
+                <w:color w:val="000000"/>
+                <w:sz w:val="40"/>
+                <w:szCs w:val="40"/>
+              </w:rPr>
+              <w:t>þ</w:t>
+            </w:r>
+            <w:proofErr w:type="spellEnd"/>
+            <w:r>
+              <w:rPr>
+                <w:rFonts w:ascii="BRH Devanagari Extra" w:hAnsi="BRH Devanagari Extra" w:cs="BRH Devanagari Extra"/>
+                <w:color w:val="000000"/>
+                <w:sz w:val="40"/>
+                <w:szCs w:val="40"/>
+              </w:rPr>
+              <w:t xml:space="preserve"> | </w:t>
+            </w:r>
+            <w:proofErr w:type="spellStart"/>
+            <w:r>
+              <w:rPr>
+                <w:rFonts w:ascii="BRH Devanagari Extra" w:hAnsi="BRH Devanagari Extra" w:cs="BRH Devanagari Extra"/>
+                <w:color w:val="000000"/>
+                <w:sz w:val="40"/>
+                <w:szCs w:val="40"/>
+              </w:rPr>
+              <w:t>SSèkrÉÉþU</w:t>
+            </w:r>
+            <w:proofErr w:type="spellEnd"/>
+            <w:r>
+              <w:rPr>
+                <w:rFonts w:ascii="BRH Malayalam Extra" w:hAnsi="BRH Malayalam Extra" w:cs="BRH Devanagari Extra"/>
+                <w:color w:val="000000"/>
+                <w:sz w:val="32"/>
+                <w:szCs w:val="40"/>
+              </w:rPr>
+              <w:t>–</w:t>
+            </w:r>
+            <w:proofErr w:type="spellStart"/>
+            <w:r>
+              <w:rPr>
+                <w:rFonts w:ascii="BRH Devanagari Extra" w:hAnsi="BRH Devanagari Extra" w:cs="BRH Devanagari Extra"/>
+                <w:color w:val="000000"/>
+                <w:sz w:val="40"/>
+                <w:szCs w:val="40"/>
+              </w:rPr>
+              <w:t>hrÉqÉç</w:t>
+            </w:r>
+            <w:proofErr w:type="spellEnd"/>
+            <w:r>
+              <w:rPr>
+                <w:rFonts w:ascii="BRH Devanagari Extra" w:hAnsi="BRH Devanagari Extra" w:cs="BRH Devanagari Extra"/>
+                <w:color w:val="000000"/>
+                <w:sz w:val="40"/>
+                <w:szCs w:val="40"/>
+              </w:rPr>
+              <w:t xml:space="preserve"> |</w:t>
+            </w:r>
+          </w:p>
+        </w:tc>
+      </w:tr>
+      <w:tr>
+        <w:trPr>
+          <w:trHeight w:val="1685"/>
+        </w:trPr>
+        <w:tc>
+          <w:tcPr>
+            <w:tcW w:w="3906" w:type="dxa"/>
+          </w:tcPr>
+          <w:p>
+            <w:pPr>
+              <w:widowControl w:val="0"/>
+              <w:tabs>
+                <w:tab w:val="left" w:pos="993"/>
+              </w:tabs>
+              <w:autoSpaceDE w:val="0"/>
+              <w:autoSpaceDN w:val="0"/>
+              <w:adjustRightInd w:val="0"/>
+              <w:spacing w:before="0" w:line="252" w:lineRule="auto"/>
+              <w:ind w:right="297"/>
+              <w:rPr>
+                <w:rFonts w:cs="Arial"/>
+                <w:b/>
+                <w:sz w:val="28"/>
+                <w:szCs w:val="28"/>
+              </w:rPr>
+            </w:pPr>
+            <w:r>
+              <w:rPr>
+                <w:rFonts w:cs="Arial"/>
+                <w:b/>
+                <w:sz w:val="28"/>
+                <w:szCs w:val="28"/>
+              </w:rPr>
+              <w:t>T.S.5.2.10.6 – Kramam</w:t>
+            </w:r>
+          </w:p>
+          <w:p>
+            <w:pPr>
+              <w:widowControl w:val="0"/>
+              <w:tabs>
+                <w:tab w:val="left" w:pos="993"/>
+              </w:tabs>
+              <w:autoSpaceDE w:val="0"/>
+              <w:autoSpaceDN w:val="0"/>
+              <w:adjustRightInd w:val="0"/>
+              <w:spacing w:before="0" w:line="252" w:lineRule="auto"/>
+              <w:ind w:right="297"/>
+              <w:rPr>
+                <w:rFonts w:cs="Arial"/>
+                <w:b/>
+                <w:sz w:val="28"/>
+                <w:szCs w:val="28"/>
+                <w:lang w:val="en-IN"/>
+              </w:rPr>
+            </w:pPr>
+            <w:r>
+              <w:rPr>
+                <w:rFonts w:cs="Arial"/>
+                <w:b/>
+                <w:sz w:val="28"/>
+                <w:szCs w:val="28"/>
+                <w:lang w:val="en-IN"/>
+              </w:rPr>
+              <w:t xml:space="preserve">Krama Vaakyam No.– </w:t>
+            </w:r>
+            <w:r>
+              <w:rPr>
+                <w:rFonts w:cs="Arial"/>
+                <w:b/>
+                <w:sz w:val="28"/>
+                <w:szCs w:val="28"/>
+                <w:lang w:val="en-IN"/>
+              </w:rPr>
+              <w:t>38,40,41</w:t>
+            </w:r>
+          </w:p>
+          <w:p>
+            <w:pPr>
+              <w:widowControl w:val="0"/>
+              <w:tabs>
+                <w:tab w:val="left" w:pos="993"/>
+              </w:tabs>
+              <w:autoSpaceDE w:val="0"/>
+              <w:autoSpaceDN w:val="0"/>
+              <w:adjustRightInd w:val="0"/>
+              <w:spacing w:before="0" w:line="252" w:lineRule="auto"/>
+              <w:ind w:right="297"/>
+              <w:rPr>
+                <w:rFonts w:cs="Arial"/>
+                <w:b/>
+                <w:sz w:val="28"/>
+                <w:szCs w:val="32"/>
+              </w:rPr>
+            </w:pPr>
+            <w:r>
+              <w:rPr>
+                <w:rFonts w:cs="Arial"/>
+                <w:b/>
+                <w:sz w:val="28"/>
+                <w:szCs w:val="28"/>
+                <w:lang w:val="it-IT"/>
+              </w:rPr>
+              <w:t>Panchaati No. - 59</w:t>
+            </w:r>
+          </w:p>
+        </w:tc>
+        <w:tc>
+          <w:tcPr>
+            <w:tcW w:w="5103" w:type="dxa"/>
+          </w:tcPr>
+          <w:p>
+            <w:pPr>
+              <w:widowControl w:val="0"/>
+              <w:autoSpaceDE w:val="0"/>
+              <w:autoSpaceDN w:val="0"/>
+              <w:adjustRightInd w:val="0"/>
+              <w:spacing w:before="0" w:line="240" w:lineRule="auto"/>
+              <w:rPr>
+                <w:rFonts w:ascii="BRH Devanagari Extra" w:hAnsi="BRH Devanagari Extra" w:cs="BRH Devanagari Extra"/>
+                <w:color w:val="000000"/>
+                <w:sz w:val="40"/>
+                <w:szCs w:val="40"/>
+              </w:rPr>
+            </w:pPr>
+            <w:r>
+              <w:rPr>
+                <w:rFonts w:ascii="BRH Devanagari Extra" w:hAnsi="BRH Devanagari Extra" w:cs="BRH Devanagari Extra"/>
+                <w:color w:val="000000"/>
+                <w:sz w:val="40"/>
+                <w:szCs w:val="40"/>
+              </w:rPr>
+              <w:t>xÉ</w:t>
+            </w:r>
+            <w:r>
+              <w:rPr>
+                <w:rFonts w:ascii="BRH Malayalam Extra" w:hAnsi="BRH Malayalam Extra" w:cs="BRH Devanagari Extra"/>
+                <w:color w:val="000000"/>
+                <w:sz w:val="32"/>
+                <w:szCs w:val="40"/>
+              </w:rPr>
+              <w:t>–</w:t>
+            </w:r>
+            <w:proofErr w:type="spellStart"/>
+            <w:r>
+              <w:rPr>
+                <w:rFonts w:ascii="BRH Devanagari Extra" w:hAnsi="BRH Devanagari Extra" w:cs="BRH Devanagari Extra"/>
+                <w:color w:val="000000"/>
+                <w:sz w:val="40"/>
+                <w:szCs w:val="40"/>
+              </w:rPr>
+              <w:t>qÉçÆrÉiÉÉ</w:t>
+            </w:r>
+            <w:r>
+              <w:rPr>
+                <w:rFonts w:ascii="BRH Devanagari Extra" w:hAnsi="BRH Devanagari Extra" w:cs="BRH Devanagari Extra"/>
+                <w:color w:val="000000"/>
+                <w:sz w:val="36"/>
+                <w:szCs w:val="40"/>
+              </w:rPr>
+              <w:t>óè</w:t>
+            </w:r>
+            <w:r>
+              <w:rPr>
+                <w:rFonts w:ascii="BRH Devanagari Extra" w:hAnsi="BRH Devanagari Extra" w:cs="BRH Devanagari Extra"/>
+                <w:color w:val="000000"/>
+                <w:sz w:val="40"/>
+                <w:szCs w:val="40"/>
+              </w:rPr>
+              <w:t>þ</w:t>
+            </w:r>
+            <w:proofErr w:type="spellEnd"/>
+            <w:r>
+              <w:rPr>
+                <w:rFonts w:ascii="BRH Devanagari Extra" w:hAnsi="BRH Devanagari Extra" w:cs="BRH Devanagari Extra"/>
+                <w:color w:val="000000"/>
+                <w:sz w:val="40"/>
+                <w:szCs w:val="40"/>
+              </w:rPr>
+              <w:t xml:space="preserve"> </w:t>
+            </w:r>
+            <w:proofErr w:type="spellStart"/>
+            <w:r>
+              <w:rPr>
+                <w:rFonts w:ascii="BRH Devanagari Extra" w:hAnsi="BRH Devanagari Extra" w:cs="BRH Devanagari Extra"/>
+                <w:color w:val="000000"/>
+                <w:sz w:val="40"/>
+                <w:szCs w:val="40"/>
+              </w:rPr>
+              <w:t>xÉqÉçÆrÉ</w:t>
+            </w:r>
+            <w:proofErr w:type="spellEnd"/>
+            <w:r>
+              <w:rPr>
+                <w:rFonts w:ascii="BRH Malayalam Extra" w:hAnsi="BRH Malayalam Extra" w:cs="BRH Devanagari Extra"/>
+                <w:color w:val="000000"/>
+                <w:sz w:val="32"/>
+                <w:szCs w:val="40"/>
+              </w:rPr>
+              <w:t>–</w:t>
+            </w:r>
+            <w:proofErr w:type="spellStart"/>
+            <w:r>
+              <w:rPr>
+                <w:rFonts w:ascii="BRH Devanagari Extra" w:hAnsi="BRH Devanagari Extra" w:cs="BRH Devanagari Extra"/>
+                <w:color w:val="000000"/>
+                <w:sz w:val="40"/>
+                <w:szCs w:val="40"/>
+                <w:highlight w:val="yellow"/>
+              </w:rPr>
+              <w:t>iuÉ</w:t>
+            </w:r>
+            <w:r>
+              <w:rPr>
+                <w:rFonts w:ascii="BRH Devanagari Extra" w:hAnsi="BRH Devanagari Extra" w:cs="BRH Devanagari Extra"/>
+                <w:color w:val="000000"/>
+                <w:sz w:val="40"/>
+                <w:szCs w:val="40"/>
+              </w:rPr>
+              <w:t>qÉç</w:t>
+            </w:r>
+            <w:proofErr w:type="spellEnd"/>
+            <w:r>
+              <w:rPr>
+                <w:rFonts w:ascii="BRH Devanagari Extra" w:hAnsi="BRH Devanagari Extra" w:cs="BRH Devanagari Extra"/>
+                <w:color w:val="000000"/>
+                <w:sz w:val="40"/>
+                <w:szCs w:val="40"/>
+              </w:rPr>
+              <w:t xml:space="preserve"> |</w:t>
+            </w:r>
+          </w:p>
+          <w:p>
+            <w:pPr>
+              <w:widowControl w:val="0"/>
+              <w:autoSpaceDE w:val="0"/>
+              <w:autoSpaceDN w:val="0"/>
+              <w:adjustRightInd w:val="0"/>
+              <w:spacing w:before="0" w:line="240" w:lineRule="auto"/>
+              <w:rPr>
+                <w:rFonts w:ascii="BRH Devanagari Extra" w:hAnsi="BRH Devanagari Extra" w:cs="BRH Devanagari Extra"/>
+                <w:color w:val="000000"/>
+                <w:sz w:val="40"/>
+                <w:szCs w:val="40"/>
+              </w:rPr>
+            </w:pPr>
+            <w:r>
+              <w:rPr>
+                <w:rFonts w:ascii="BRH Devanagari Extra" w:hAnsi="BRH Devanagari Extra" w:cs="BRH Devanagari Extra"/>
+                <w:color w:val="000000"/>
+                <w:sz w:val="40"/>
+                <w:szCs w:val="40"/>
+              </w:rPr>
+              <w:t>xÉ</w:t>
+            </w:r>
+            <w:r>
+              <w:rPr>
+                <w:rFonts w:ascii="BRH Malayalam Extra" w:hAnsi="BRH Malayalam Extra" w:cs="BRH Devanagari Extra"/>
+                <w:color w:val="000000"/>
+                <w:sz w:val="32"/>
+                <w:szCs w:val="40"/>
+              </w:rPr>
+              <w:t>–</w:t>
+            </w:r>
+            <w:proofErr w:type="spellStart"/>
+            <w:r>
+              <w:rPr>
+                <w:rFonts w:ascii="BRH Devanagari Extra" w:hAnsi="BRH Devanagari Extra" w:cs="BRH Devanagari Extra"/>
+                <w:color w:val="000000"/>
+                <w:sz w:val="40"/>
+                <w:szCs w:val="40"/>
+              </w:rPr>
+              <w:t>qÉçÆrÉ</w:t>
+            </w:r>
+            <w:proofErr w:type="spellEnd"/>
+            <w:r>
+              <w:rPr>
+                <w:rFonts w:ascii="BRH Malayalam Extra" w:hAnsi="BRH Malayalam Extra" w:cs="BRH Devanagari Extra"/>
+                <w:color w:val="000000"/>
+                <w:sz w:val="32"/>
+                <w:szCs w:val="40"/>
+              </w:rPr>
+              <w:t>–</w:t>
+            </w:r>
+            <w:proofErr w:type="spellStart"/>
+            <w:r>
+              <w:rPr>
+                <w:rFonts w:ascii="BRH Devanagari Extra" w:hAnsi="BRH Devanagari Extra" w:cs="BRH Devanagari Extra"/>
+                <w:color w:val="000000"/>
+                <w:sz w:val="40"/>
+                <w:szCs w:val="40"/>
+                <w:highlight w:val="yellow"/>
+              </w:rPr>
+              <w:t>iuÉ</w:t>
+            </w:r>
+            <w:r>
+              <w:rPr>
+                <w:rFonts w:ascii="BRH Devanagari Extra" w:hAnsi="BRH Devanagari Extra" w:cs="BRH Devanagari Extra"/>
+                <w:color w:val="000000"/>
+                <w:sz w:val="40"/>
+                <w:szCs w:val="40"/>
+              </w:rPr>
+              <w:t>qÉjÉÉåÿ</w:t>
+            </w:r>
+            <w:proofErr w:type="spellEnd"/>
+            <w:r>
+              <w:rPr>
+                <w:rFonts w:ascii="BRH Devanagari Extra" w:hAnsi="BRH Devanagari Extra" w:cs="BRH Devanagari Extra"/>
+                <w:color w:val="000000"/>
+                <w:sz w:val="40"/>
+                <w:szCs w:val="40"/>
+              </w:rPr>
+              <w:t xml:space="preserve"> | xÉ</w:t>
+            </w:r>
+            <w:r>
+              <w:rPr>
+                <w:rFonts w:ascii="BRH Malayalam Extra" w:hAnsi="BRH Malayalam Extra" w:cs="BRH Devanagari Extra"/>
+                <w:color w:val="000000"/>
+                <w:sz w:val="32"/>
+                <w:szCs w:val="40"/>
+              </w:rPr>
+              <w:t>–</w:t>
+            </w:r>
+            <w:proofErr w:type="spellStart"/>
+            <w:r>
+              <w:rPr>
+                <w:rFonts w:ascii="BRH Devanagari Extra" w:hAnsi="BRH Devanagari Extra" w:cs="BRH Devanagari Extra"/>
+                <w:color w:val="000000"/>
+                <w:sz w:val="40"/>
+                <w:szCs w:val="40"/>
+              </w:rPr>
+              <w:t>qÉçÆrÉ</w:t>
+            </w:r>
+            <w:proofErr w:type="spellEnd"/>
+            <w:r>
+              <w:rPr>
+                <w:rFonts w:ascii="BRH Malayalam Extra" w:hAnsi="BRH Malayalam Extra" w:cs="BRH Devanagari Extra"/>
+                <w:color w:val="000000"/>
+                <w:sz w:val="32"/>
+                <w:szCs w:val="40"/>
+                <w:highlight w:val="yellow"/>
+              </w:rPr>
+              <w:t>–</w:t>
+            </w:r>
+            <w:proofErr w:type="spellStart"/>
+            <w:r>
+              <w:rPr>
+                <w:rFonts w:ascii="BRH Devanagari Extra" w:hAnsi="BRH Devanagari Extra" w:cs="BRH Devanagari Extra"/>
+                <w:color w:val="000000"/>
+                <w:sz w:val="40"/>
+                <w:szCs w:val="40"/>
+                <w:highlight w:val="yellow"/>
+              </w:rPr>
+              <w:t>iuÉ</w:t>
+            </w:r>
+            <w:r>
+              <w:rPr>
+                <w:rFonts w:ascii="BRH Devanagari Extra" w:hAnsi="BRH Devanagari Extra" w:cs="BRH Devanagari Extra"/>
+                <w:color w:val="000000"/>
+                <w:sz w:val="40"/>
+                <w:szCs w:val="40"/>
+              </w:rPr>
+              <w:t>ÍqÉÌiÉþ</w:t>
+            </w:r>
+            <w:proofErr w:type="spellEnd"/>
+            <w:r>
+              <w:rPr>
+                <w:rFonts w:ascii="BRH Devanagari Extra" w:hAnsi="BRH Devanagari Extra" w:cs="BRH Devanagari Extra"/>
+                <w:color w:val="000000"/>
+                <w:sz w:val="40"/>
+                <w:szCs w:val="40"/>
+              </w:rPr>
+              <w:t xml:space="preserve"> </w:t>
+            </w:r>
+            <w:proofErr w:type="spellStart"/>
+            <w:r>
+              <w:rPr>
+                <w:rFonts w:ascii="BRH Devanagari Extra" w:hAnsi="BRH Devanagari Extra" w:cs="BRH Devanagari Extra"/>
+                <w:color w:val="000000"/>
+                <w:sz w:val="40"/>
+                <w:szCs w:val="40"/>
+              </w:rPr>
+              <w:t>xÉqÉçÆrÉiÉç</w:t>
+            </w:r>
+            <w:proofErr w:type="spellEnd"/>
+            <w:r>
+              <w:rPr>
+                <w:rFonts w:ascii="BRH Devanagari Extra" w:hAnsi="BRH Devanagari Extra" w:cs="BRH Devanagari Extra"/>
+                <w:color w:val="000000"/>
+                <w:sz w:val="40"/>
+                <w:szCs w:val="40"/>
+              </w:rPr>
+              <w:t xml:space="preserve"> - </w:t>
+            </w:r>
+            <w:proofErr w:type="spellStart"/>
+            <w:r>
+              <w:rPr>
+                <w:rFonts w:ascii="BRH Devanagari Extra" w:hAnsi="BRH Devanagari Extra" w:cs="BRH Devanagari Extra"/>
+                <w:color w:val="000000"/>
+                <w:sz w:val="40"/>
+                <w:szCs w:val="40"/>
+              </w:rPr>
+              <w:t>iuÉqÉç</w:t>
+            </w:r>
+            <w:proofErr w:type="spellEnd"/>
+            <w:r>
+              <w:rPr>
+                <w:rFonts w:ascii="BRH Devanagari Extra" w:hAnsi="BRH Devanagari Extra" w:cs="BRH Devanagari Extra"/>
+                <w:color w:val="000000"/>
+                <w:sz w:val="40"/>
+                <w:szCs w:val="40"/>
+              </w:rPr>
+              <w:t xml:space="preserve"> |</w:t>
+            </w:r>
+          </w:p>
+        </w:tc>
+        <w:tc>
+          <w:tcPr>
+            <w:tcW w:w="5386" w:type="dxa"/>
+          </w:tcPr>
+          <w:p>
+            <w:pPr>
+              <w:widowControl w:val="0"/>
+              <w:autoSpaceDE w:val="0"/>
+              <w:autoSpaceDN w:val="0"/>
+              <w:adjustRightInd w:val="0"/>
+              <w:spacing w:before="0" w:line="240" w:lineRule="auto"/>
+              <w:rPr>
+                <w:rFonts w:ascii="BRH Devanagari Extra" w:hAnsi="BRH Devanagari Extra" w:cs="BRH Devanagari Extra"/>
+                <w:color w:val="000000"/>
+                <w:sz w:val="40"/>
+                <w:szCs w:val="40"/>
+              </w:rPr>
+            </w:pPr>
+            <w:r>
+              <w:rPr>
+                <w:rFonts w:ascii="BRH Devanagari Extra" w:hAnsi="BRH Devanagari Extra" w:cs="BRH Devanagari Extra"/>
+                <w:color w:val="000000"/>
+                <w:sz w:val="40"/>
+                <w:szCs w:val="40"/>
+              </w:rPr>
+              <w:t>xÉ</w:t>
+            </w:r>
+            <w:r>
+              <w:rPr>
+                <w:rFonts w:ascii="BRH Malayalam Extra" w:hAnsi="BRH Malayalam Extra" w:cs="BRH Devanagari Extra"/>
+                <w:color w:val="000000"/>
+                <w:sz w:val="32"/>
+                <w:szCs w:val="40"/>
+              </w:rPr>
+              <w:t>–</w:t>
+            </w:r>
+            <w:proofErr w:type="spellStart"/>
+            <w:r>
+              <w:rPr>
+                <w:rFonts w:ascii="BRH Devanagari Extra" w:hAnsi="BRH Devanagari Extra" w:cs="BRH Devanagari Extra"/>
+                <w:color w:val="000000"/>
+                <w:sz w:val="40"/>
+                <w:szCs w:val="40"/>
+              </w:rPr>
+              <w:t>qÉçÆrÉiÉÉ</w:t>
+            </w:r>
+            <w:r>
+              <w:rPr>
+                <w:rFonts w:ascii="BRH Devanagari Extra" w:hAnsi="BRH Devanagari Extra" w:cs="BRH Devanagari Extra"/>
+                <w:color w:val="000000"/>
+                <w:sz w:val="36"/>
+                <w:szCs w:val="40"/>
+              </w:rPr>
+              <w:t>óè</w:t>
+            </w:r>
+            <w:r>
+              <w:rPr>
+                <w:rFonts w:ascii="BRH Devanagari Extra" w:hAnsi="BRH Devanagari Extra" w:cs="BRH Devanagari Extra"/>
+                <w:color w:val="000000"/>
+                <w:sz w:val="40"/>
+                <w:szCs w:val="40"/>
+              </w:rPr>
+              <w:t>þ</w:t>
+            </w:r>
+            <w:proofErr w:type="spellEnd"/>
+            <w:r>
+              <w:rPr>
+                <w:rFonts w:ascii="BRH Devanagari Extra" w:hAnsi="BRH Devanagari Extra" w:cs="BRH Devanagari Extra"/>
+                <w:color w:val="000000"/>
+                <w:sz w:val="40"/>
+                <w:szCs w:val="40"/>
+              </w:rPr>
+              <w:t xml:space="preserve"> </w:t>
+            </w:r>
+            <w:proofErr w:type="spellStart"/>
+            <w:r>
+              <w:rPr>
+                <w:rFonts w:ascii="BRH Devanagari Extra" w:hAnsi="BRH Devanagari Extra" w:cs="BRH Devanagari Extra"/>
+                <w:color w:val="000000"/>
+                <w:sz w:val="40"/>
+                <w:szCs w:val="40"/>
+              </w:rPr>
+              <w:t>xÉqÉçÆrÉ</w:t>
+            </w:r>
+            <w:proofErr w:type="spellEnd"/>
+            <w:r>
+              <w:rPr>
+                <w:rFonts w:ascii="BRH Malayalam Extra" w:hAnsi="BRH Malayalam Extra" w:cs="BRH Devanagari Extra"/>
+                <w:color w:val="000000"/>
+                <w:sz w:val="32"/>
+                <w:szCs w:val="40"/>
+              </w:rPr>
+              <w:t>–</w:t>
+            </w:r>
+            <w:r>
+              <w:rPr>
+                <w:rFonts w:ascii="BRH Devanagari Extra" w:hAnsi="BRH Devanagari Extra" w:cs="BRH Devanagari Extra"/>
+                <w:sz w:val="40"/>
+                <w:szCs w:val="40"/>
+                <w:highlight w:val="green"/>
+              </w:rPr>
+              <w:t>¨</w:t>
+            </w:r>
+            <w:proofErr w:type="spellStart"/>
+            <w:r>
+              <w:rPr>
+                <w:rFonts w:ascii="BRH Devanagari Extra" w:hAnsi="BRH Devanagari Extra" w:cs="BRH Devanagari Extra"/>
+                <w:color w:val="000000"/>
+                <w:sz w:val="40"/>
+                <w:szCs w:val="40"/>
+                <w:highlight w:val="green"/>
+              </w:rPr>
+              <w:t>uÉ</w:t>
+            </w:r>
+            <w:r>
+              <w:rPr>
+                <w:rFonts w:ascii="BRH Devanagari Extra" w:hAnsi="BRH Devanagari Extra" w:cs="BRH Devanagari Extra"/>
+                <w:color w:val="000000"/>
+                <w:sz w:val="40"/>
+                <w:szCs w:val="40"/>
+              </w:rPr>
+              <w:t>qÉç</w:t>
+            </w:r>
+            <w:proofErr w:type="spellEnd"/>
+            <w:r>
+              <w:rPr>
+                <w:rFonts w:ascii="BRH Devanagari Extra" w:hAnsi="BRH Devanagari Extra" w:cs="BRH Devanagari Extra"/>
+                <w:color w:val="000000"/>
+                <w:sz w:val="40"/>
+                <w:szCs w:val="40"/>
+              </w:rPr>
+              <w:t xml:space="preserve"> |</w:t>
+            </w:r>
+          </w:p>
+          <w:p>
+            <w:pPr>
+              <w:widowControl w:val="0"/>
+              <w:autoSpaceDE w:val="0"/>
+              <w:autoSpaceDN w:val="0"/>
+              <w:adjustRightInd w:val="0"/>
+              <w:spacing w:before="0" w:line="240" w:lineRule="auto"/>
+              <w:rPr>
+                <w:rFonts w:ascii="BRH Devanagari Extra" w:hAnsi="BRH Devanagari Extra" w:cs="BRH Devanagari Extra"/>
+                <w:color w:val="000000"/>
+                <w:sz w:val="40"/>
+                <w:szCs w:val="40"/>
+              </w:rPr>
+            </w:pPr>
+            <w:r>
+              <w:rPr>
+                <w:rFonts w:ascii="BRH Devanagari Extra" w:hAnsi="BRH Devanagari Extra" w:cs="BRH Devanagari Extra"/>
+                <w:color w:val="000000"/>
+                <w:sz w:val="40"/>
+                <w:szCs w:val="40"/>
+              </w:rPr>
+              <w:t>xÉ</w:t>
+            </w:r>
+            <w:r>
+              <w:rPr>
+                <w:rFonts w:ascii="BRH Malayalam Extra" w:hAnsi="BRH Malayalam Extra" w:cs="BRH Devanagari Extra"/>
+                <w:color w:val="000000"/>
+                <w:sz w:val="32"/>
+                <w:szCs w:val="40"/>
+              </w:rPr>
+              <w:t>–</w:t>
+            </w:r>
+            <w:proofErr w:type="spellStart"/>
+            <w:r>
+              <w:rPr>
+                <w:rFonts w:ascii="BRH Devanagari Extra" w:hAnsi="BRH Devanagari Extra" w:cs="BRH Devanagari Extra"/>
+                <w:color w:val="000000"/>
+                <w:sz w:val="40"/>
+                <w:szCs w:val="40"/>
+              </w:rPr>
+              <w:t>qÉçÆrÉ</w:t>
+            </w:r>
+            <w:r>
+              <w:rPr>
+                <w:rFonts w:ascii="BRH Devanagari Extra" w:hAnsi="BRH Devanagari Extra" w:cs="BRH Devanagari Extra"/>
+                <w:sz w:val="40"/>
+                <w:szCs w:val="40"/>
+                <w:highlight w:val="green"/>
+              </w:rPr>
+              <w:t>¨</w:t>
+            </w:r>
+            <w:r>
+              <w:rPr>
+                <w:rFonts w:ascii="BRH Devanagari Extra" w:hAnsi="BRH Devanagari Extra" w:cs="BRH Devanagari Extra"/>
+                <w:color w:val="000000"/>
+                <w:sz w:val="40"/>
+                <w:szCs w:val="40"/>
+                <w:highlight w:val="green"/>
+              </w:rPr>
+              <w:t>uÉ</w:t>
+            </w:r>
+            <w:r>
+              <w:rPr>
+                <w:rFonts w:ascii="BRH Devanagari Extra" w:hAnsi="BRH Devanagari Extra" w:cs="BRH Devanagari Extra"/>
+                <w:color w:val="000000"/>
+                <w:sz w:val="40"/>
+                <w:szCs w:val="40"/>
+              </w:rPr>
+              <w:t>qÉjÉÉåÿ</w:t>
+            </w:r>
+            <w:proofErr w:type="spellEnd"/>
+            <w:r>
+              <w:rPr>
+                <w:rFonts w:ascii="BRH Devanagari Extra" w:hAnsi="BRH Devanagari Extra" w:cs="BRH Devanagari Extra"/>
+                <w:color w:val="000000"/>
+                <w:sz w:val="40"/>
+                <w:szCs w:val="40"/>
+              </w:rPr>
+              <w:t xml:space="preserve"> | xÉ</w:t>
+            </w:r>
+            <w:r>
+              <w:rPr>
+                <w:rFonts w:ascii="BRH Malayalam Extra" w:hAnsi="BRH Malayalam Extra" w:cs="BRH Devanagari Extra"/>
+                <w:color w:val="000000"/>
+                <w:sz w:val="32"/>
+                <w:szCs w:val="40"/>
+              </w:rPr>
+              <w:t>–</w:t>
+            </w:r>
+            <w:proofErr w:type="spellStart"/>
+            <w:r>
+              <w:rPr>
+                <w:rFonts w:ascii="BRH Devanagari Extra" w:hAnsi="BRH Devanagari Extra" w:cs="BRH Devanagari Extra"/>
+                <w:color w:val="000000"/>
+                <w:sz w:val="40"/>
+                <w:szCs w:val="40"/>
+              </w:rPr>
+              <w:t>qÉçÆrÉ</w:t>
+            </w:r>
+            <w:proofErr w:type="spellEnd"/>
+            <w:r>
+              <w:rPr>
+                <w:rFonts w:ascii="BRH Malayalam Extra" w:hAnsi="BRH Malayalam Extra" w:cs="BRH Devanagari Extra"/>
+                <w:color w:val="000000"/>
+                <w:sz w:val="32"/>
+                <w:szCs w:val="40"/>
+                <w:highlight w:val="green"/>
+              </w:rPr>
+              <w:t>–</w:t>
+            </w:r>
+            <w:r>
+              <w:rPr>
+                <w:rFonts w:ascii="BRH Devanagari Extra" w:hAnsi="BRH Devanagari Extra" w:cs="BRH Devanagari Extra"/>
+                <w:sz w:val="40"/>
+                <w:szCs w:val="40"/>
+                <w:highlight w:val="green"/>
+              </w:rPr>
+              <w:t>¨</w:t>
+            </w:r>
+            <w:proofErr w:type="spellStart"/>
+            <w:r>
+              <w:rPr>
+                <w:rFonts w:ascii="BRH Devanagari Extra" w:hAnsi="BRH Devanagari Extra" w:cs="BRH Devanagari Extra"/>
+                <w:color w:val="000000"/>
+                <w:sz w:val="40"/>
+                <w:szCs w:val="40"/>
+                <w:highlight w:val="green"/>
+              </w:rPr>
+              <w:t>uÉ</w:t>
+            </w:r>
+            <w:r>
+              <w:rPr>
+                <w:rFonts w:ascii="BRH Devanagari Extra" w:hAnsi="BRH Devanagari Extra" w:cs="BRH Devanagari Extra"/>
+                <w:color w:val="000000"/>
+                <w:sz w:val="40"/>
+                <w:szCs w:val="40"/>
+              </w:rPr>
+              <w:t>ÍqÉÌiÉþ</w:t>
+            </w:r>
+            <w:proofErr w:type="spellEnd"/>
+            <w:r>
+              <w:rPr>
+                <w:rFonts w:ascii="BRH Devanagari Extra" w:hAnsi="BRH Devanagari Extra" w:cs="BRH Devanagari Extra"/>
+                <w:color w:val="000000"/>
+                <w:sz w:val="40"/>
+                <w:szCs w:val="40"/>
+              </w:rPr>
+              <w:t xml:space="preserve"> </w:t>
+            </w:r>
+            <w:proofErr w:type="spellStart"/>
+            <w:r>
+              <w:rPr>
+                <w:rFonts w:ascii="BRH Devanagari Extra" w:hAnsi="BRH Devanagari Extra" w:cs="BRH Devanagari Extra"/>
+                <w:color w:val="000000"/>
+                <w:sz w:val="40"/>
+                <w:szCs w:val="40"/>
+              </w:rPr>
+              <w:t>xÉqÉçÆrÉiÉç</w:t>
+            </w:r>
+            <w:proofErr w:type="spellEnd"/>
+            <w:r>
+              <w:rPr>
+                <w:rFonts w:ascii="BRH Devanagari Extra" w:hAnsi="BRH Devanagari Extra" w:cs="BRH Devanagari Extra"/>
+                <w:color w:val="000000"/>
+                <w:sz w:val="40"/>
+                <w:szCs w:val="40"/>
+              </w:rPr>
+              <w:t xml:space="preserve"> - </w:t>
+            </w:r>
+            <w:proofErr w:type="spellStart"/>
+            <w:r>
+              <w:rPr>
+                <w:rFonts w:ascii="BRH Devanagari Extra" w:hAnsi="BRH Devanagari Extra" w:cs="BRH Devanagari Extra"/>
+                <w:color w:val="000000"/>
+                <w:sz w:val="40"/>
+                <w:szCs w:val="40"/>
+              </w:rPr>
+              <w:t>iuÉqÉç</w:t>
+            </w:r>
+            <w:proofErr w:type="spellEnd"/>
+            <w:r>
+              <w:rPr>
+                <w:rFonts w:ascii="BRH Devanagari Extra" w:hAnsi="BRH Devanagari Extra" w:cs="BRH Devanagari Extra"/>
+                <w:color w:val="000000"/>
+                <w:sz w:val="40"/>
+                <w:szCs w:val="40"/>
+              </w:rPr>
+              <w:t xml:space="preserve"> |</w:t>
+            </w:r>
           </w:p>
         </w:tc>
       </w:tr>
     </w:tbl>
+    <w:p>
+      <w:pPr>
+        <w:jc w:val="center"/>
+        <w:rPr>
+          <w:b/>
+          <w:bCs/>
+          <w:sz w:val="32"/>
+          <w:szCs w:val="32"/>
+          <w:u w:val="single"/>
+          <w:lang w:val="it-IT"/>
+        </w:rPr>
+      </w:pPr>
+    </w:p>
+    <w:p>
+      <w:pPr>
+        <w:jc w:val="center"/>
+        <w:rPr>
+          <w:b/>
+          <w:bCs/>
+          <w:sz w:val="32"/>
+          <w:szCs w:val="32"/>
+          <w:u w:val="single"/>
+          <w:lang w:val="it-IT"/>
+        </w:rPr>
+      </w:pPr>
+    </w:p>
     <w:p>
       <w:pPr>
         <w:jc w:val="center"/>
@@ -3334,6 +6669,7 @@
           <w:szCs w:val="32"/>
           <w:u w:val="single"/>
         </w:rPr>
+        <w:lastRenderedPageBreak/>
         <w:t xml:space="preserve">TS </w:t>
       </w:r>
       <w:r>
@@ -3695,14 +7031,35 @@
                 <w:lang w:val="en-IN" w:eastAsia="en-IN" w:bidi="ml-IN"/>
               </w:rPr>
             </w:pPr>
-            <w:r>
-              <w:rPr>
-                <w:rFonts w:ascii="BRH Devanagari Extra" w:hAnsi="BRH Devanagari Extra" w:cs="BRH Devanagari Extra"/>
-                <w:color w:val="000000"/>
-                <w:sz w:val="40"/>
-                <w:szCs w:val="40"/>
-              </w:rPr>
-              <w:t>kÉÉqÉÉuÉþ | AuÉÉþÂ</w:t>
+            <w:proofErr w:type="spellStart"/>
+            <w:r>
+              <w:rPr>
+                <w:rFonts w:ascii="BRH Devanagari Extra" w:hAnsi="BRH Devanagari Extra" w:cs="BRH Devanagari Extra"/>
+                <w:color w:val="000000"/>
+                <w:sz w:val="40"/>
+                <w:szCs w:val="40"/>
+              </w:rPr>
+              <w:t>kÉÉqÉÉuÉþ</w:t>
+            </w:r>
+            <w:proofErr w:type="spellEnd"/>
+            <w:r>
+              <w:rPr>
+                <w:rFonts w:ascii="BRH Devanagari Extra" w:hAnsi="BRH Devanagari Extra" w:cs="BRH Devanagari Extra"/>
+                <w:color w:val="000000"/>
+                <w:sz w:val="40"/>
+                <w:szCs w:val="40"/>
+              </w:rPr>
+              <w:t xml:space="preserve"> | </w:t>
+            </w:r>
+            <w:proofErr w:type="spellStart"/>
+            <w:r>
+              <w:rPr>
+                <w:rFonts w:ascii="BRH Devanagari Extra" w:hAnsi="BRH Devanagari Extra" w:cs="BRH Devanagari Extra"/>
+                <w:color w:val="000000"/>
+                <w:sz w:val="40"/>
+                <w:szCs w:val="40"/>
+              </w:rPr>
+              <w:t>AuÉÉþÂ</w:t>
             </w:r>
             <w:r>
               <w:rPr>
@@ -3724,6 +7081,7 @@
               </w:rPr>
               <w:t>å</w:t>
             </w:r>
+            <w:proofErr w:type="spellEnd"/>
             <w:r>
               <w:rPr>
                 <w:rFonts w:ascii="BRH Devanagari Extra" w:hAnsi="BRH Devanagari Extra" w:cs="BRH Devanagari Extra"/>
@@ -3754,14 +7112,35 @@
                 <w:lang w:val="en-IN" w:eastAsia="en-IN" w:bidi="ml-IN"/>
               </w:rPr>
             </w:pPr>
-            <w:r>
-              <w:rPr>
-                <w:rFonts w:ascii="BRH Devanagari Extra" w:hAnsi="BRH Devanagari Extra" w:cs="BRH Devanagari Extra"/>
-                <w:color w:val="000000"/>
-                <w:sz w:val="40"/>
-                <w:szCs w:val="40"/>
-              </w:rPr>
-              <w:t>kÉÉqÉÉuÉþ | AuÉ</w:t>
+            <w:proofErr w:type="spellStart"/>
+            <w:r>
+              <w:rPr>
+                <w:rFonts w:ascii="BRH Devanagari Extra" w:hAnsi="BRH Devanagari Extra" w:cs="BRH Devanagari Extra"/>
+                <w:color w:val="000000"/>
+                <w:sz w:val="40"/>
+                <w:szCs w:val="40"/>
+              </w:rPr>
+              <w:t>kÉÉqÉÉuÉþ</w:t>
+            </w:r>
+            <w:proofErr w:type="spellEnd"/>
+            <w:r>
+              <w:rPr>
+                <w:rFonts w:ascii="BRH Devanagari Extra" w:hAnsi="BRH Devanagari Extra" w:cs="BRH Devanagari Extra"/>
+                <w:color w:val="000000"/>
+                <w:sz w:val="40"/>
+                <w:szCs w:val="40"/>
+              </w:rPr>
+              <w:t xml:space="preserve"> | </w:t>
+            </w:r>
+            <w:proofErr w:type="spellStart"/>
+            <w:r>
+              <w:rPr>
+                <w:rFonts w:ascii="BRH Devanagari Extra" w:hAnsi="BRH Devanagari Extra" w:cs="BRH Devanagari Extra"/>
+                <w:color w:val="000000"/>
+                <w:sz w:val="40"/>
+                <w:szCs w:val="40"/>
+              </w:rPr>
+              <w:t>AuÉ</w:t>
             </w:r>
             <w:r>
               <w:rPr>
@@ -3791,6 +7170,7 @@
               </w:rPr>
               <w:t>lkÉ</w:t>
             </w:r>
+            <w:proofErr w:type="spellEnd"/>
             <w:r>
               <w:rPr>
                 <w:rFonts w:ascii="BRH Devanagari Extra" w:hAnsi="BRH Devanagari Extra" w:cs="BRH Devanagari Extra"/>
@@ -3842,7 +7222,6 @@
                 <w:sz w:val="28"/>
                 <w:szCs w:val="32"/>
               </w:rPr>
-              <w:lastRenderedPageBreak/>
               <w:t>T.S.5.2.4.2</w:t>
             </w:r>
             <w:r>
@@ -3963,6 +7342,7 @@
                 <w:lang w:val="en-IN" w:eastAsia="en-IN" w:bidi="ml-IN"/>
               </w:rPr>
             </w:pPr>
+            <w:proofErr w:type="spellStart"/>
             <w:r>
               <w:rPr>
                 <w:rFonts w:ascii="BRH Devanagari Extra" w:hAnsi="BRH Devanagari Extra" w:cs="BRH Devanagari Extra"/>
@@ -3972,24 +7352,7 @@
               </w:rPr>
               <w:t>ÌlÉUç.GþirÉÉ</w:t>
             </w:r>
-            <w:r>
-              <w:rPr>
-                <w:rFonts w:ascii="BRH Malayalam Extra" w:hAnsi="BRH Malayalam Extra" w:cs="BRH Devanagari Extra"/>
-                <w:color w:val="000000"/>
-                <w:sz w:val="32"/>
-                <w:szCs w:val="40"/>
-              </w:rPr>
-              <w:t>–</w:t>
-            </w:r>
-            <w:r>
-              <w:rPr>
-                <w:rFonts w:ascii="BRH Devanagari Extra" w:hAnsi="BRH Devanagari Extra" w:cs="BRH Devanagari Extra"/>
-                <w:color w:val="000000"/>
-                <w:sz w:val="40"/>
-                <w:szCs w:val="40"/>
-              </w:rPr>
-              <w:t xml:space="preserve"> CÌiÉ</w:t>
-            </w:r>
+            <w:proofErr w:type="spellEnd"/>
             <w:r>
               <w:rPr>
                 <w:rFonts w:ascii="BRH Malayalam Extra" w:hAnsi="BRH Malayalam Extra" w:cs="BRH Devanagari Extra"/>
@@ -4008,6 +7371,35 @@
               </w:rPr>
               <w:t xml:space="preserve"> </w:t>
             </w:r>
+            <w:proofErr w:type="spellStart"/>
+            <w:r>
+              <w:rPr>
+                <w:rFonts w:ascii="BRH Devanagari Extra" w:hAnsi="BRH Devanagari Extra" w:cs="BRH Devanagari Extra"/>
+                <w:color w:val="000000"/>
+                <w:sz w:val="40"/>
+                <w:szCs w:val="40"/>
+              </w:rPr>
+              <w:t>CÌiÉ</w:t>
+            </w:r>
+            <w:proofErr w:type="spellEnd"/>
+            <w:r>
+              <w:rPr>
+                <w:rFonts w:ascii="BRH Malayalam Extra" w:hAnsi="BRH Malayalam Extra" w:cs="BRH Devanagari Extra"/>
+                <w:color w:val="000000"/>
+                <w:sz w:val="32"/>
+                <w:szCs w:val="40"/>
+              </w:rPr>
+              <w:t>–</w:t>
+            </w:r>
+            <w:r>
+              <w:rPr>
+                <w:rFonts w:ascii="BRH Devanagari Extra" w:hAnsi="BRH Devanagari Extra" w:cs="BRH Devanagari Extra"/>
+                <w:color w:val="000000"/>
+                <w:sz w:val="40"/>
+                <w:szCs w:val="40"/>
+              </w:rPr>
+              <w:t xml:space="preserve"> </w:t>
+            </w:r>
             <w:r>
               <w:rPr>
                 <w:rFonts w:ascii="BRH Devanagari Extra" w:hAnsi="BRH Devanagari Extra" w:cs="BRH Devanagari Extra"/>
@@ -4036,6 +7428,7 @@
               </w:rPr>
               <w:t>–</w:t>
             </w:r>
+            <w:proofErr w:type="spellStart"/>
             <w:r>
               <w:rPr>
                 <w:rFonts w:ascii="BRH Devanagari Extra" w:hAnsi="BRH Devanagari Extra" w:cs="BRH Devanagari Extra"/>
@@ -4045,6 +7438,7 @@
               </w:rPr>
               <w:t>irÉæ</w:t>
             </w:r>
+            <w:proofErr w:type="spellEnd"/>
             <w:r>
               <w:rPr>
                 <w:rFonts w:ascii="BRH Malayalam Extra" w:hAnsi="BRH Malayalam Extra" w:cs="BRH Devanagari Extra"/>
@@ -4090,6 +7484,7 @@
                 <w:lang w:val="en-IN" w:eastAsia="en-IN" w:bidi="ml-IN"/>
               </w:rPr>
             </w:pPr>
+            <w:proofErr w:type="spellStart"/>
             <w:r>
               <w:rPr>
                 <w:rFonts w:ascii="BRH Devanagari Extra" w:hAnsi="BRH Devanagari Extra" w:cs="BRH Devanagari Extra"/>
@@ -4099,24 +7494,7 @@
               </w:rPr>
               <w:t>ÌlÉUç.GþirÉÉ</w:t>
             </w:r>
-            <w:r>
-              <w:rPr>
-                <w:rFonts w:ascii="BRH Malayalam Extra" w:hAnsi="BRH Malayalam Extra" w:cs="BRH Devanagari Extra"/>
-                <w:color w:val="000000"/>
-                <w:sz w:val="32"/>
-                <w:szCs w:val="40"/>
-              </w:rPr>
-              <w:t>–</w:t>
-            </w:r>
-            <w:r>
-              <w:rPr>
-                <w:rFonts w:ascii="BRH Devanagari Extra" w:hAnsi="BRH Devanagari Extra" w:cs="BRH Devanagari Extra"/>
-                <w:color w:val="000000"/>
-                <w:sz w:val="40"/>
-                <w:szCs w:val="40"/>
-              </w:rPr>
-              <w:t xml:space="preserve"> CÌiÉ</w:t>
-            </w:r>
+            <w:proofErr w:type="spellEnd"/>
             <w:r>
               <w:rPr>
                 <w:rFonts w:ascii="BRH Malayalam Extra" w:hAnsi="BRH Malayalam Extra" w:cs="BRH Devanagari Extra"/>
@@ -4135,6 +7513,36 @@
               </w:rPr>
               <w:t xml:space="preserve"> </w:t>
             </w:r>
+            <w:proofErr w:type="spellStart"/>
+            <w:r>
+              <w:rPr>
+                <w:rFonts w:ascii="BRH Devanagari Extra" w:hAnsi="BRH Devanagari Extra" w:cs="BRH Devanagari Extra"/>
+                <w:color w:val="000000"/>
+                <w:sz w:val="40"/>
+                <w:szCs w:val="40"/>
+              </w:rPr>
+              <w:t>CÌiÉ</w:t>
+            </w:r>
+            <w:proofErr w:type="spellEnd"/>
+            <w:r>
+              <w:rPr>
+                <w:rFonts w:ascii="BRH Malayalam Extra" w:hAnsi="BRH Malayalam Extra" w:cs="BRH Devanagari Extra"/>
+                <w:color w:val="000000"/>
+                <w:sz w:val="32"/>
+                <w:szCs w:val="40"/>
+              </w:rPr>
+              <w:t>–</w:t>
+            </w:r>
+            <w:r>
+              <w:rPr>
+                <w:rFonts w:ascii="BRH Devanagari Extra" w:hAnsi="BRH Devanagari Extra" w:cs="BRH Devanagari Extra"/>
+                <w:color w:val="000000"/>
+                <w:sz w:val="40"/>
+                <w:szCs w:val="40"/>
+              </w:rPr>
+              <w:t xml:space="preserve"> </w:t>
+            </w:r>
+            <w:proofErr w:type="spellStart"/>
             <w:r>
               <w:rPr>
                 <w:rFonts w:ascii="BRH Devanagari Extra" w:hAnsi="BRH Devanagari Extra" w:cs="BRH Devanagari Extra"/>
@@ -4145,6 +7553,7 @@
               </w:rPr>
               <w:t>ÌlÉÈ</w:t>
             </w:r>
+            <w:proofErr w:type="spellEnd"/>
             <w:r>
               <w:rPr>
                 <w:rFonts w:ascii="BRH Devanagari Extra" w:hAnsi="BRH Devanagari Extra" w:cs="BRH Devanagari Extra"/>
@@ -4163,6 +7572,7 @@
               </w:rPr>
               <w:t>–</w:t>
             </w:r>
+            <w:proofErr w:type="spellStart"/>
             <w:r>
               <w:rPr>
                 <w:rFonts w:ascii="BRH Devanagari Extra" w:hAnsi="BRH Devanagari Extra" w:cs="BRH Devanagari Extra"/>
@@ -4172,6 +7582,7 @@
               </w:rPr>
               <w:t>irÉæ</w:t>
             </w:r>
+            <w:proofErr w:type="spellEnd"/>
             <w:r>
               <w:rPr>
                 <w:rFonts w:ascii="BRH Malayalam Extra" w:hAnsi="BRH Malayalam Extra" w:cs="BRH Devanagari Extra"/>
@@ -4388,6 +7799,7 @@
               </w:rPr>
               <w:t>–</w:t>
             </w:r>
+            <w:proofErr w:type="spellStart"/>
             <w:r>
               <w:rPr>
                 <w:rFonts w:ascii="BRH Devanagari Extra" w:hAnsi="BRH Devanagari Extra" w:cs="BRH Devanagari Extra"/>
@@ -4397,6 +7809,7 @@
               </w:rPr>
               <w:t>irÉÑ</w:t>
             </w:r>
+            <w:proofErr w:type="spellEnd"/>
             <w:r>
               <w:rPr>
                 <w:rFonts w:ascii="BRH Malayalam Extra" w:hAnsi="BRH Malayalam Extra" w:cs="BRH Devanagari Extra"/>
@@ -4425,6 +7838,7 @@
               </w:rPr>
               <w:t>–</w:t>
             </w:r>
+            <w:proofErr w:type="spellStart"/>
             <w:r>
               <w:rPr>
                 <w:rFonts w:ascii="BRH Devanagari Extra" w:hAnsi="BRH Devanagari Extra" w:cs="BRH Devanagari Extra"/>
@@ -4444,23 +7858,44 @@
               </w:rPr>
               <w:t>uÉå</w:t>
             </w:r>
-            <w:r>
-              <w:rPr>
-                <w:rFonts w:ascii="BRH Malayalam Extra" w:hAnsi="BRH Malayalam Extra" w:cs="BRH Devanagari Extra"/>
-                <w:color w:val="000000"/>
-                <w:sz w:val="32"/>
-                <w:szCs w:val="40"/>
-              </w:rPr>
-              <w:t>–</w:t>
-            </w:r>
-            <w:r>
-              <w:rPr>
-                <w:rFonts w:ascii="BRH Devanagari Extra" w:hAnsi="BRH Devanagari Extra" w:cs="BRH Devanagari Extra"/>
-                <w:color w:val="000000"/>
-                <w:sz w:val="40"/>
-                <w:szCs w:val="40"/>
-              </w:rPr>
-              <w:t>±ÉqÉç | E</w:t>
+            <w:proofErr w:type="spellEnd"/>
+            <w:r>
+              <w:rPr>
+                <w:rFonts w:ascii="BRH Malayalam Extra" w:hAnsi="BRH Malayalam Extra" w:cs="BRH Devanagari Extra"/>
+                <w:color w:val="000000"/>
+                <w:sz w:val="32"/>
+                <w:szCs w:val="40"/>
+              </w:rPr>
+              <w:t>–</w:t>
+            </w:r>
+            <w:r>
+              <w:rPr>
+                <w:rFonts w:ascii="BRH Devanagari Extra" w:hAnsi="BRH Devanagari Extra" w:cs="BRH Devanagari Extra"/>
+                <w:color w:val="000000"/>
+                <w:sz w:val="40"/>
+                <w:szCs w:val="40"/>
+              </w:rPr>
+              <w:t>±</w:t>
+            </w:r>
+            <w:proofErr w:type="spellStart"/>
+            <w:r>
+              <w:rPr>
+                <w:rFonts w:ascii="BRH Devanagari Extra" w:hAnsi="BRH Devanagari Extra" w:cs="BRH Devanagari Extra"/>
+                <w:color w:val="000000"/>
+                <w:sz w:val="40"/>
+                <w:szCs w:val="40"/>
+              </w:rPr>
+              <w:t>ÉqÉç</w:t>
+            </w:r>
+            <w:proofErr w:type="spellEnd"/>
+            <w:r>
+              <w:rPr>
+                <w:rFonts w:ascii="BRH Devanagari Extra" w:hAnsi="BRH Devanagari Extra" w:cs="BRH Devanagari Extra"/>
+                <w:color w:val="000000"/>
+                <w:sz w:val="40"/>
+                <w:szCs w:val="40"/>
+              </w:rPr>
+              <w:t xml:space="preserve"> | E</w:t>
             </w:r>
             <w:r>
               <w:rPr>
@@ -4507,6 +7942,7 @@
               </w:rPr>
               <w:t>–</w:t>
             </w:r>
+            <w:proofErr w:type="spellStart"/>
             <w:r>
               <w:rPr>
                 <w:rFonts w:ascii="BRH Devanagari Extra" w:hAnsi="BRH Devanagari Extra" w:cs="BRH Devanagari Extra"/>
@@ -4516,23 +7952,34 @@
               </w:rPr>
               <w:t>uÉå</w:t>
             </w:r>
-            <w:r>
-              <w:rPr>
-                <w:rFonts w:ascii="BRH Malayalam Extra" w:hAnsi="BRH Malayalam Extra" w:cs="BRH Devanagari Extra"/>
-                <w:color w:val="000000"/>
-                <w:sz w:val="32"/>
-                <w:szCs w:val="40"/>
-              </w:rPr>
-              <w:t>–</w:t>
-            </w:r>
-            <w:r>
-              <w:rPr>
-                <w:rFonts w:ascii="BRH Devanagari Extra" w:hAnsi="BRH Devanagari Extra" w:cs="BRH Devanagari Extra"/>
-                <w:color w:val="000000"/>
-                <w:sz w:val="40"/>
-                <w:szCs w:val="40"/>
-              </w:rPr>
-              <w:t>±É</w:t>
+            <w:proofErr w:type="spellEnd"/>
+            <w:r>
+              <w:rPr>
+                <w:rFonts w:ascii="BRH Malayalam Extra" w:hAnsi="BRH Malayalam Extra" w:cs="BRH Devanagari Extra"/>
+                <w:color w:val="000000"/>
+                <w:sz w:val="32"/>
+                <w:szCs w:val="40"/>
+              </w:rPr>
+              <w:t>–</w:t>
+            </w:r>
+            <w:r>
+              <w:rPr>
+                <w:rFonts w:ascii="BRH Devanagari Extra" w:hAnsi="BRH Devanagari Extra" w:cs="BRH Devanagari Extra"/>
+                <w:color w:val="000000"/>
+                <w:sz w:val="40"/>
+                <w:szCs w:val="40"/>
+              </w:rPr>
+              <w:t>±</w:t>
+            </w:r>
+            <w:proofErr w:type="spellStart"/>
+            <w:r>
+              <w:rPr>
+                <w:rFonts w:ascii="BRH Devanagari Extra" w:hAnsi="BRH Devanagari Extra" w:cs="BRH Devanagari Extra"/>
+                <w:color w:val="000000"/>
+                <w:sz w:val="40"/>
+                <w:szCs w:val="40"/>
+              </w:rPr>
+              <w:t>É</w:t>
             </w:r>
             <w:r>
               <w:rPr>
@@ -4543,6 +7990,7 @@
               </w:rPr>
               <w:t>óè</w:t>
             </w:r>
+            <w:proofErr w:type="spellEnd"/>
             <w:r>
               <w:rPr>
                 <w:rFonts w:ascii="BRH Devanagari Extra" w:hAnsi="BRH Devanagari Extra" w:cs="BRH Devanagari Extra"/>
@@ -4552,14 +8000,25 @@
               </w:rPr>
               <w:t xml:space="preserve"> </w:t>
             </w:r>
-            <w:r>
-              <w:rPr>
-                <w:rFonts w:ascii="BRH Devanagari Extra" w:hAnsi="BRH Devanagari Extra" w:cs="BRH Devanagari Extra"/>
-                <w:color w:val="000000"/>
-                <w:sz w:val="40"/>
-                <w:szCs w:val="40"/>
-              </w:rPr>
-              <w:t>ÌWû |</w:t>
+            <w:proofErr w:type="spellStart"/>
+            <w:r>
+              <w:rPr>
+                <w:rFonts w:ascii="BRH Devanagari Extra" w:hAnsi="BRH Devanagari Extra" w:cs="BRH Devanagari Extra"/>
+                <w:color w:val="000000"/>
+                <w:sz w:val="40"/>
+                <w:szCs w:val="40"/>
+              </w:rPr>
+              <w:t>ÌWû</w:t>
+            </w:r>
+            <w:proofErr w:type="spellEnd"/>
+            <w:r>
+              <w:rPr>
+                <w:rFonts w:ascii="BRH Devanagari Extra" w:hAnsi="BRH Devanagari Extra" w:cs="BRH Devanagari Extra"/>
+                <w:color w:val="000000"/>
+                <w:sz w:val="40"/>
+                <w:szCs w:val="40"/>
+              </w:rPr>
+              <w:t xml:space="preserve"> |</w:t>
             </w:r>
           </w:p>
         </w:tc>
@@ -4624,6 +8083,7 @@
               </w:rPr>
               <w:t>–</w:t>
             </w:r>
+            <w:proofErr w:type="spellStart"/>
             <w:r>
               <w:rPr>
                 <w:rFonts w:ascii="BRH Devanagari Extra" w:hAnsi="BRH Devanagari Extra" w:cs="BRH Devanagari Extra"/>
@@ -4633,6 +8093,7 @@
               </w:rPr>
               <w:t>irÉÑ</w:t>
             </w:r>
+            <w:proofErr w:type="spellEnd"/>
             <w:r>
               <w:rPr>
                 <w:rFonts w:ascii="BRH Malayalam Extra" w:hAnsi="BRH Malayalam Extra" w:cs="BRH Devanagari Extra"/>
@@ -4680,6 +8141,7 @@
               </w:rPr>
               <w:t>–</w:t>
             </w:r>
+            <w:proofErr w:type="spellStart"/>
             <w:r>
               <w:rPr>
                 <w:rFonts w:ascii="BRH Devanagari Extra" w:hAnsi="BRH Devanagari Extra" w:cs="BRH Devanagari Extra"/>
@@ -4689,23 +8151,44 @@
               </w:rPr>
               <w:t>uÉå</w:t>
             </w:r>
-            <w:r>
-              <w:rPr>
-                <w:rFonts w:ascii="BRH Malayalam Extra" w:hAnsi="BRH Malayalam Extra" w:cs="BRH Devanagari Extra"/>
-                <w:color w:val="000000"/>
-                <w:sz w:val="32"/>
-                <w:szCs w:val="40"/>
-              </w:rPr>
-              <w:t>–</w:t>
-            </w:r>
-            <w:r>
-              <w:rPr>
-                <w:rFonts w:ascii="BRH Devanagari Extra" w:hAnsi="BRH Devanagari Extra" w:cs="BRH Devanagari Extra"/>
-                <w:color w:val="000000"/>
-                <w:sz w:val="40"/>
-                <w:szCs w:val="40"/>
-              </w:rPr>
-              <w:t>±ÉqÉç | E</w:t>
+            <w:proofErr w:type="spellEnd"/>
+            <w:r>
+              <w:rPr>
+                <w:rFonts w:ascii="BRH Malayalam Extra" w:hAnsi="BRH Malayalam Extra" w:cs="BRH Devanagari Extra"/>
+                <w:color w:val="000000"/>
+                <w:sz w:val="32"/>
+                <w:szCs w:val="40"/>
+              </w:rPr>
+              <w:t>–</w:t>
+            </w:r>
+            <w:r>
+              <w:rPr>
+                <w:rFonts w:ascii="BRH Devanagari Extra" w:hAnsi="BRH Devanagari Extra" w:cs="BRH Devanagari Extra"/>
+                <w:color w:val="000000"/>
+                <w:sz w:val="40"/>
+                <w:szCs w:val="40"/>
+              </w:rPr>
+              <w:t>±</w:t>
+            </w:r>
+            <w:proofErr w:type="spellStart"/>
+            <w:r>
+              <w:rPr>
+                <w:rFonts w:ascii="BRH Devanagari Extra" w:hAnsi="BRH Devanagari Extra" w:cs="BRH Devanagari Extra"/>
+                <w:color w:val="000000"/>
+                <w:sz w:val="40"/>
+                <w:szCs w:val="40"/>
+              </w:rPr>
+              <w:t>ÉqÉç</w:t>
+            </w:r>
+            <w:proofErr w:type="spellEnd"/>
+            <w:r>
+              <w:rPr>
+                <w:rFonts w:ascii="BRH Devanagari Extra" w:hAnsi="BRH Devanagari Extra" w:cs="BRH Devanagari Extra"/>
+                <w:color w:val="000000"/>
+                <w:sz w:val="40"/>
+                <w:szCs w:val="40"/>
+              </w:rPr>
+              <w:t xml:space="preserve"> | E</w:t>
             </w:r>
             <w:r>
               <w:rPr>
@@ -4752,6 +8235,7 @@
               </w:rPr>
               <w:t>–</w:t>
             </w:r>
+            <w:proofErr w:type="spellStart"/>
             <w:r>
               <w:rPr>
                 <w:rFonts w:ascii="BRH Devanagari Extra" w:hAnsi="BRH Devanagari Extra" w:cs="BRH Devanagari Extra"/>
@@ -4761,23 +8245,34 @@
               </w:rPr>
               <w:t>uÉå</w:t>
             </w:r>
-            <w:r>
-              <w:rPr>
-                <w:rFonts w:ascii="BRH Malayalam Extra" w:hAnsi="BRH Malayalam Extra" w:cs="BRH Devanagari Extra"/>
-                <w:color w:val="000000"/>
-                <w:sz w:val="32"/>
-                <w:szCs w:val="40"/>
-              </w:rPr>
-              <w:t>–</w:t>
-            </w:r>
-            <w:r>
-              <w:rPr>
-                <w:rFonts w:ascii="BRH Devanagari Extra" w:hAnsi="BRH Devanagari Extra" w:cs="BRH Devanagari Extra"/>
-                <w:color w:val="000000"/>
-                <w:sz w:val="40"/>
-                <w:szCs w:val="40"/>
-              </w:rPr>
-              <w:t>±É</w:t>
+            <w:proofErr w:type="spellEnd"/>
+            <w:r>
+              <w:rPr>
+                <w:rFonts w:ascii="BRH Malayalam Extra" w:hAnsi="BRH Malayalam Extra" w:cs="BRH Devanagari Extra"/>
+                <w:color w:val="000000"/>
+                <w:sz w:val="32"/>
+                <w:szCs w:val="40"/>
+              </w:rPr>
+              <w:t>–</w:t>
+            </w:r>
+            <w:r>
+              <w:rPr>
+                <w:rFonts w:ascii="BRH Devanagari Extra" w:hAnsi="BRH Devanagari Extra" w:cs="BRH Devanagari Extra"/>
+                <w:color w:val="000000"/>
+                <w:sz w:val="40"/>
+                <w:szCs w:val="40"/>
+              </w:rPr>
+              <w:t>±</w:t>
+            </w:r>
+            <w:proofErr w:type="spellStart"/>
+            <w:r>
+              <w:rPr>
+                <w:rFonts w:ascii="BRH Devanagari Extra" w:hAnsi="BRH Devanagari Extra" w:cs="BRH Devanagari Extra"/>
+                <w:color w:val="000000"/>
+                <w:sz w:val="40"/>
+                <w:szCs w:val="40"/>
+              </w:rPr>
+              <w:t>É</w:t>
             </w:r>
             <w:r>
               <w:rPr>
@@ -4788,6 +8283,7 @@
               </w:rPr>
               <w:t>óè</w:t>
             </w:r>
+            <w:proofErr w:type="spellEnd"/>
             <w:r>
               <w:rPr>
                 <w:rFonts w:ascii="BRH Devanagari Extra" w:hAnsi="BRH Devanagari Extra" w:cs="BRH Devanagari Extra"/>
@@ -4797,14 +8293,25 @@
               </w:rPr>
               <w:t xml:space="preserve"> </w:t>
             </w:r>
-            <w:r>
-              <w:rPr>
-                <w:rFonts w:ascii="BRH Devanagari Extra" w:hAnsi="BRH Devanagari Extra" w:cs="BRH Devanagari Extra"/>
-                <w:color w:val="000000"/>
-                <w:sz w:val="40"/>
-                <w:szCs w:val="40"/>
-              </w:rPr>
-              <w:t>ÌWû |</w:t>
+            <w:proofErr w:type="spellStart"/>
+            <w:r>
+              <w:rPr>
+                <w:rFonts w:ascii="BRH Devanagari Extra" w:hAnsi="BRH Devanagari Extra" w:cs="BRH Devanagari Extra"/>
+                <w:color w:val="000000"/>
+                <w:sz w:val="40"/>
+                <w:szCs w:val="40"/>
+              </w:rPr>
+              <w:t>ÌWû</w:t>
+            </w:r>
+            <w:proofErr w:type="spellEnd"/>
+            <w:r>
+              <w:rPr>
+                <w:rFonts w:ascii="BRH Devanagari Extra" w:hAnsi="BRH Devanagari Extra" w:cs="BRH Devanagari Extra"/>
+                <w:color w:val="000000"/>
+                <w:sz w:val="40"/>
+                <w:szCs w:val="40"/>
+              </w:rPr>
+              <w:t xml:space="preserve"> |</w:t>
             </w:r>
           </w:p>
         </w:tc>
@@ -4967,6 +8474,7 @@
                 <w:szCs w:val="40"/>
               </w:rPr>
             </w:pPr>
+            <w:proofErr w:type="spellStart"/>
             <w:r>
               <w:rPr>
                 <w:rFonts w:ascii="BRH Devanagari Extra" w:hAnsi="BRH Devanagari Extra" w:cs="BRH Devanagari Extra"/>
@@ -4976,15 +8484,17 @@
               </w:rPr>
               <w:t>mÉë</w:t>
             </w:r>
-            <w:r>
-              <w:rPr>
-                <w:rFonts w:ascii="BRH Malayalam Extra" w:hAnsi="BRH Malayalam Extra" w:cs="BRH Devanagari Extra"/>
-                <w:color w:val="000000"/>
-                <w:sz w:val="32"/>
-                <w:szCs w:val="40"/>
-              </w:rPr>
-              <w:t>–</w:t>
-            </w:r>
+            <w:proofErr w:type="spellEnd"/>
+            <w:r>
+              <w:rPr>
+                <w:rFonts w:ascii="BRH Malayalam Extra" w:hAnsi="BRH Malayalam Extra" w:cs="BRH Devanagari Extra"/>
+                <w:color w:val="000000"/>
+                <w:sz w:val="32"/>
+                <w:szCs w:val="40"/>
+              </w:rPr>
+              <w:t>–</w:t>
+            </w:r>
+            <w:proofErr w:type="spellStart"/>
             <w:r>
               <w:rPr>
                 <w:rFonts w:ascii="BRH Devanagari Extra" w:hAnsi="BRH Devanagari Extra" w:cs="BRH Devanagari Extra"/>
@@ -4994,23 +8504,35 @@
               </w:rPr>
               <w:t>eÉÉrÉþqÉÉlÉÉlÉÉqÉÉU</w:t>
             </w:r>
-            <w:r>
-              <w:rPr>
-                <w:rFonts w:ascii="BRH Malayalam Extra" w:hAnsi="BRH Malayalam Extra" w:cs="BRH Devanagari Extra"/>
-                <w:color w:val="000000"/>
-                <w:sz w:val="32"/>
-                <w:szCs w:val="40"/>
-              </w:rPr>
-              <w:t>–</w:t>
-            </w:r>
-            <w:r>
-              <w:rPr>
-                <w:rFonts w:ascii="BRH Devanagari Extra" w:hAnsi="BRH Devanagari Extra" w:cs="BRH Devanagari Extra"/>
-                <w:color w:val="000000"/>
-                <w:sz w:val="40"/>
-                <w:szCs w:val="40"/>
-              </w:rPr>
-              <w:t xml:space="preserve">hrÉÉÈ | </w:t>
+            <w:proofErr w:type="spellEnd"/>
+            <w:r>
+              <w:rPr>
+                <w:rFonts w:ascii="BRH Malayalam Extra" w:hAnsi="BRH Malayalam Extra" w:cs="BRH Devanagari Extra"/>
+                <w:color w:val="000000"/>
+                <w:sz w:val="32"/>
+                <w:szCs w:val="40"/>
+              </w:rPr>
+              <w:t>–</w:t>
+            </w:r>
+            <w:proofErr w:type="spellStart"/>
+            <w:r>
+              <w:rPr>
+                <w:rFonts w:ascii="BRH Devanagari Extra" w:hAnsi="BRH Devanagari Extra" w:cs="BRH Devanagari Extra"/>
+                <w:color w:val="000000"/>
+                <w:sz w:val="40"/>
+                <w:szCs w:val="40"/>
+              </w:rPr>
+              <w:t>hrÉÉÈ</w:t>
+            </w:r>
+            <w:proofErr w:type="spellEnd"/>
+            <w:r>
+              <w:rPr>
+                <w:rFonts w:ascii="BRH Devanagari Extra" w:hAnsi="BRH Devanagari Extra" w:cs="BRH Devanagari Extra"/>
+                <w:color w:val="000000"/>
+                <w:sz w:val="40"/>
+                <w:szCs w:val="40"/>
+              </w:rPr>
+              <w:t xml:space="preserve"> | </w:t>
             </w:r>
           </w:p>
           <w:p>
@@ -5028,6 +8550,7 @@
                 <w:lang w:val="en-IN" w:eastAsia="en-IN" w:bidi="ml-IN"/>
               </w:rPr>
             </w:pPr>
+            <w:proofErr w:type="spellStart"/>
             <w:r>
               <w:rPr>
                 <w:rFonts w:ascii="BRH Devanagari Extra" w:hAnsi="BRH Devanagari Extra" w:cs="BRH Devanagari Extra"/>
@@ -5037,15 +8560,17 @@
               </w:rPr>
               <w:t>mÉë</w:t>
             </w:r>
-            <w:r>
-              <w:rPr>
-                <w:rFonts w:ascii="BRH Malayalam Extra" w:hAnsi="BRH Malayalam Extra" w:cs="BRH Devanagari Extra"/>
-                <w:color w:val="000000"/>
-                <w:sz w:val="32"/>
-                <w:szCs w:val="40"/>
-              </w:rPr>
-              <w:t>–</w:t>
-            </w:r>
+            <w:proofErr w:type="spellEnd"/>
+            <w:r>
+              <w:rPr>
+                <w:rFonts w:ascii="BRH Malayalam Extra" w:hAnsi="BRH Malayalam Extra" w:cs="BRH Devanagari Extra"/>
+                <w:color w:val="000000"/>
+                <w:sz w:val="32"/>
+                <w:szCs w:val="40"/>
+              </w:rPr>
+              <w:t>–</w:t>
+            </w:r>
+            <w:proofErr w:type="spellStart"/>
             <w:r>
               <w:rPr>
                 <w:rFonts w:ascii="BRH Devanagari Extra" w:hAnsi="BRH Devanagari Extra" w:cs="BRH Devanagari Extra"/>
@@ -5065,23 +8590,55 @@
               </w:rPr>
               <w:t>qÉÉlÉÉ</w:t>
             </w:r>
-            <w:r>
-              <w:rPr>
-                <w:rFonts w:ascii="BRH Malayalam Extra" w:hAnsi="BRH Malayalam Extra" w:cs="BRH Devanagari Extra"/>
-                <w:color w:val="000000"/>
-                <w:sz w:val="32"/>
-                <w:szCs w:val="40"/>
-              </w:rPr>
-              <w:t>–</w:t>
-            </w:r>
-            <w:r>
-              <w:rPr>
-                <w:rFonts w:ascii="BRH Devanagari Extra" w:hAnsi="BRH Devanagari Extra" w:cs="BRH Devanagari Extra"/>
-                <w:color w:val="000000"/>
-                <w:sz w:val="40"/>
-                <w:szCs w:val="40"/>
-              </w:rPr>
-              <w:t>ÍqÉÌiÉþ mÉë-eÉÉrÉþqÉÉlÉÉlÉÉqÉç |</w:t>
+            <w:proofErr w:type="spellEnd"/>
+            <w:r>
+              <w:rPr>
+                <w:rFonts w:ascii="BRH Malayalam Extra" w:hAnsi="BRH Malayalam Extra" w:cs="BRH Devanagari Extra"/>
+                <w:color w:val="000000"/>
+                <w:sz w:val="32"/>
+                <w:szCs w:val="40"/>
+              </w:rPr>
+              <w:t>–</w:t>
+            </w:r>
+            <w:proofErr w:type="spellStart"/>
+            <w:r>
+              <w:rPr>
+                <w:rFonts w:ascii="BRH Devanagari Extra" w:hAnsi="BRH Devanagari Extra" w:cs="BRH Devanagari Extra"/>
+                <w:color w:val="000000"/>
+                <w:sz w:val="40"/>
+                <w:szCs w:val="40"/>
+              </w:rPr>
+              <w:t>ÍqÉÌiÉþ</w:t>
+            </w:r>
+            <w:proofErr w:type="spellEnd"/>
+            <w:r>
+              <w:rPr>
+                <w:rFonts w:ascii="BRH Devanagari Extra" w:hAnsi="BRH Devanagari Extra" w:cs="BRH Devanagari Extra"/>
+                <w:color w:val="000000"/>
+                <w:sz w:val="40"/>
+                <w:szCs w:val="40"/>
+              </w:rPr>
+              <w:t xml:space="preserve"> </w:t>
+            </w:r>
+            <w:proofErr w:type="spellStart"/>
+            <w:r>
+              <w:rPr>
+                <w:rFonts w:ascii="BRH Devanagari Extra" w:hAnsi="BRH Devanagari Extra" w:cs="BRH Devanagari Extra"/>
+                <w:color w:val="000000"/>
+                <w:sz w:val="40"/>
+                <w:szCs w:val="40"/>
+              </w:rPr>
+              <w:t>mÉë-eÉÉrÉþqÉÉlÉÉlÉÉqÉç</w:t>
+            </w:r>
+            <w:proofErr w:type="spellEnd"/>
+            <w:r>
+              <w:rPr>
+                <w:rFonts w:ascii="BRH Devanagari Extra" w:hAnsi="BRH Devanagari Extra" w:cs="BRH Devanagari Extra"/>
+                <w:color w:val="000000"/>
+                <w:sz w:val="40"/>
+                <w:szCs w:val="40"/>
+              </w:rPr>
+              <w:t xml:space="preserve"> |</w:t>
             </w:r>
           </w:p>
         </w:tc>
@@ -5109,6 +8666,7 @@
                 <w:szCs w:val="40"/>
               </w:rPr>
             </w:pPr>
+            <w:proofErr w:type="spellStart"/>
             <w:r>
               <w:rPr>
                 <w:rFonts w:ascii="BRH Devanagari Extra" w:hAnsi="BRH Devanagari Extra" w:cs="BRH Devanagari Extra"/>
@@ -5118,15 +8676,17 @@
               </w:rPr>
               <w:t>mÉë</w:t>
             </w:r>
-            <w:r>
-              <w:rPr>
-                <w:rFonts w:ascii="BRH Malayalam Extra" w:hAnsi="BRH Malayalam Extra" w:cs="BRH Devanagari Extra"/>
-                <w:color w:val="000000"/>
-                <w:sz w:val="32"/>
-                <w:szCs w:val="40"/>
-              </w:rPr>
-              <w:t>–</w:t>
-            </w:r>
+            <w:proofErr w:type="spellEnd"/>
+            <w:r>
+              <w:rPr>
+                <w:rFonts w:ascii="BRH Malayalam Extra" w:hAnsi="BRH Malayalam Extra" w:cs="BRH Devanagari Extra"/>
+                <w:color w:val="000000"/>
+                <w:sz w:val="32"/>
+                <w:szCs w:val="40"/>
+              </w:rPr>
+              <w:t>–</w:t>
+            </w:r>
+            <w:proofErr w:type="spellStart"/>
             <w:r>
               <w:rPr>
                 <w:rFonts w:ascii="BRH Devanagari Extra" w:hAnsi="BRH Devanagari Extra" w:cs="BRH Devanagari Extra"/>
@@ -5136,23 +8696,35 @@
               </w:rPr>
               <w:t>eÉÉrÉþqÉÉlÉÉlÉÉqÉÉU</w:t>
             </w:r>
-            <w:r>
-              <w:rPr>
-                <w:rFonts w:ascii="BRH Malayalam Extra" w:hAnsi="BRH Malayalam Extra" w:cs="BRH Devanagari Extra"/>
-                <w:color w:val="000000"/>
-                <w:sz w:val="32"/>
-                <w:szCs w:val="40"/>
-              </w:rPr>
-              <w:t>–</w:t>
-            </w:r>
-            <w:r>
-              <w:rPr>
-                <w:rFonts w:ascii="BRH Devanagari Extra" w:hAnsi="BRH Devanagari Extra" w:cs="BRH Devanagari Extra"/>
-                <w:color w:val="000000"/>
-                <w:sz w:val="40"/>
-                <w:szCs w:val="40"/>
-              </w:rPr>
-              <w:t xml:space="preserve">hrÉÉÈ | </w:t>
+            <w:proofErr w:type="spellEnd"/>
+            <w:r>
+              <w:rPr>
+                <w:rFonts w:ascii="BRH Malayalam Extra" w:hAnsi="BRH Malayalam Extra" w:cs="BRH Devanagari Extra"/>
+                <w:color w:val="000000"/>
+                <w:sz w:val="32"/>
+                <w:szCs w:val="40"/>
+              </w:rPr>
+              <w:t>–</w:t>
+            </w:r>
+            <w:proofErr w:type="spellStart"/>
+            <w:r>
+              <w:rPr>
+                <w:rFonts w:ascii="BRH Devanagari Extra" w:hAnsi="BRH Devanagari Extra" w:cs="BRH Devanagari Extra"/>
+                <w:color w:val="000000"/>
+                <w:sz w:val="40"/>
+                <w:szCs w:val="40"/>
+              </w:rPr>
+              <w:t>hrÉÉÈ</w:t>
+            </w:r>
+            <w:proofErr w:type="spellEnd"/>
+            <w:r>
+              <w:rPr>
+                <w:rFonts w:ascii="BRH Devanagari Extra" w:hAnsi="BRH Devanagari Extra" w:cs="BRH Devanagari Extra"/>
+                <w:color w:val="000000"/>
+                <w:sz w:val="40"/>
+                <w:szCs w:val="40"/>
+              </w:rPr>
+              <w:t xml:space="preserve"> | </w:t>
             </w:r>
           </w:p>
           <w:p>
@@ -5170,6 +8742,7 @@
                 <w:lang w:val="en-IN" w:eastAsia="en-IN" w:bidi="ml-IN"/>
               </w:rPr>
             </w:pPr>
+            <w:proofErr w:type="spellStart"/>
             <w:r>
               <w:rPr>
                 <w:rFonts w:ascii="BRH Devanagari Extra" w:hAnsi="BRH Devanagari Extra" w:cs="BRH Devanagari Extra"/>
@@ -5179,15 +8752,17 @@
               </w:rPr>
               <w:t>mÉë</w:t>
             </w:r>
-            <w:r>
-              <w:rPr>
-                <w:rFonts w:ascii="BRH Malayalam Extra" w:hAnsi="BRH Malayalam Extra" w:cs="BRH Devanagari Extra"/>
-                <w:color w:val="000000"/>
-                <w:sz w:val="32"/>
-                <w:szCs w:val="40"/>
-              </w:rPr>
-              <w:t>–</w:t>
-            </w:r>
+            <w:proofErr w:type="spellEnd"/>
+            <w:r>
+              <w:rPr>
+                <w:rFonts w:ascii="BRH Malayalam Extra" w:hAnsi="BRH Malayalam Extra" w:cs="BRH Devanagari Extra"/>
+                <w:color w:val="000000"/>
+                <w:sz w:val="32"/>
+                <w:szCs w:val="40"/>
+              </w:rPr>
+              <w:t>–</w:t>
+            </w:r>
+            <w:proofErr w:type="spellStart"/>
             <w:r>
               <w:rPr>
                 <w:rFonts w:ascii="BRH Devanagari Extra" w:hAnsi="BRH Devanagari Extra" w:cs="BRH Devanagari Extra"/>
@@ -5207,6 +8782,7 @@
               </w:rPr>
               <w:t>qÉÉlÉÉlÉÉ</w:t>
             </w:r>
+            <w:proofErr w:type="spellEnd"/>
             <w:r>
               <w:rPr>
                 <w:rFonts w:ascii="BRH Malayalam Extra" w:hAnsi="BRH Malayalam Extra" w:cs="BRH Devanagari Extra"/>
@@ -5217,14 +8793,45 @@
               </w:rPr>
               <w:t>–</w:t>
             </w:r>
-            <w:r>
-              <w:rPr>
-                <w:rFonts w:ascii="BRH Devanagari Extra" w:hAnsi="BRH Devanagari Extra" w:cs="BRH Devanagari Extra"/>
-                <w:color w:val="000000"/>
-                <w:sz w:val="40"/>
-                <w:szCs w:val="40"/>
-              </w:rPr>
-              <w:t>ÍqÉÌiÉþ mÉë-eÉÉrÉþqÉÉlÉÉlÉÉqÉç |</w:t>
+            <w:proofErr w:type="spellStart"/>
+            <w:r>
+              <w:rPr>
+                <w:rFonts w:ascii="BRH Devanagari Extra" w:hAnsi="BRH Devanagari Extra" w:cs="BRH Devanagari Extra"/>
+                <w:color w:val="000000"/>
+                <w:sz w:val="40"/>
+                <w:szCs w:val="40"/>
+              </w:rPr>
+              <w:t>ÍqÉÌiÉþ</w:t>
+            </w:r>
+            <w:proofErr w:type="spellEnd"/>
+            <w:r>
+              <w:rPr>
+                <w:rFonts w:ascii="BRH Devanagari Extra" w:hAnsi="BRH Devanagari Extra" w:cs="BRH Devanagari Extra"/>
+                <w:color w:val="000000"/>
+                <w:sz w:val="40"/>
+                <w:szCs w:val="40"/>
+              </w:rPr>
+              <w:t xml:space="preserve"> </w:t>
+            </w:r>
+            <w:proofErr w:type="spellStart"/>
+            <w:r>
+              <w:rPr>
+                <w:rFonts w:ascii="BRH Devanagari Extra" w:hAnsi="BRH Devanagari Extra" w:cs="BRH Devanagari Extra"/>
+                <w:color w:val="000000"/>
+                <w:sz w:val="40"/>
+                <w:szCs w:val="40"/>
+              </w:rPr>
+              <w:t>mÉë-eÉÉrÉþqÉÉlÉÉlÉÉqÉç</w:t>
+            </w:r>
+            <w:proofErr w:type="spellEnd"/>
+            <w:r>
+              <w:rPr>
+                <w:rFonts w:ascii="BRH Devanagari Extra" w:hAnsi="BRH Devanagari Extra" w:cs="BRH Devanagari Extra"/>
+                <w:color w:val="000000"/>
+                <w:sz w:val="40"/>
+                <w:szCs w:val="40"/>
+              </w:rPr>
+              <w:t xml:space="preserve"> |</w:t>
             </w:r>
           </w:p>
         </w:tc>
@@ -5422,6 +9029,7 @@
               </w:rPr>
               <w:t>–</w:t>
             </w:r>
+            <w:proofErr w:type="spellStart"/>
             <w:r>
               <w:rPr>
                 <w:rFonts w:ascii="BRH Devanagari Extra" w:hAnsi="BRH Devanagari Extra" w:cs="BRH Devanagari Extra"/>
@@ -5431,6 +9039,7 @@
               </w:rPr>
               <w:t>lÉÑ</w:t>
             </w:r>
+            <w:proofErr w:type="spellEnd"/>
             <w:r>
               <w:rPr>
                 <w:rFonts w:ascii="BRH Malayalam Extra" w:hAnsi="BRH Malayalam Extra" w:cs="BRH Devanagari Extra"/>
@@ -5449,6 +9058,7 @@
               </w:rPr>
               <w:t xml:space="preserve">¹ÒMçü </w:t>
             </w:r>
+            <w:proofErr w:type="spellStart"/>
             <w:r>
               <w:rPr>
                 <w:rFonts w:ascii="BRH Devanagari Extra" w:hAnsi="BRH Devanagari Extra" w:cs="BRH Devanagari Extra"/>
@@ -5466,7 +9076,17 @@
                 <w:sz w:val="40"/>
                 <w:szCs w:val="40"/>
               </w:rPr>
-              <w:t xml:space="preserve">XçYirÉÉÿ | </w:t>
+              <w:t>XçYirÉÉÿ</w:t>
+            </w:r>
+            <w:proofErr w:type="spellEnd"/>
+            <w:r>
+              <w:rPr>
+                <w:rFonts w:ascii="BRH Devanagari Extra" w:hAnsi="BRH Devanagari Extra" w:cs="BRH Devanagari Extra"/>
+                <w:color w:val="000000"/>
+                <w:sz w:val="40"/>
+                <w:szCs w:val="40"/>
+              </w:rPr>
+              <w:t xml:space="preserve"> | </w:t>
             </w:r>
             <w:r>
               <w:rPr>
@@ -5484,6 +9104,7 @@
               </w:rPr>
               <w:t>–</w:t>
             </w:r>
+            <w:proofErr w:type="spellStart"/>
             <w:r>
               <w:rPr>
                 <w:rFonts w:ascii="BRH Devanagari Extra" w:hAnsi="BRH Devanagari Extra" w:cs="BRH Devanagari Extra"/>
@@ -5492,6 +9113,7 @@
               </w:rPr>
               <w:t>lÉÑ</w:t>
             </w:r>
+            <w:proofErr w:type="spellEnd"/>
             <w:r>
               <w:rPr>
                 <w:rFonts w:ascii="BRH Malayalam Extra" w:hAnsi="BRH Malayalam Extra" w:cs="BRH Devanagari Extra"/>
@@ -5516,13 +9138,23 @@
               </w:rPr>
               <w:t>–</w:t>
             </w:r>
-            <w:r>
-              <w:rPr>
-                <w:rFonts w:ascii="BRH Devanagari Extra" w:hAnsi="BRH Devanagari Extra" w:cs="BRH Devanagari Extra"/>
-                <w:sz w:val="40"/>
-                <w:szCs w:val="40"/>
-              </w:rPr>
-              <w:t>XçYirÉÉþ xÉ</w:t>
+            <w:proofErr w:type="spellStart"/>
+            <w:r>
+              <w:rPr>
+                <w:rFonts w:ascii="BRH Devanagari Extra" w:hAnsi="BRH Devanagari Extra" w:cs="BRH Devanagari Extra"/>
+                <w:sz w:val="40"/>
+                <w:szCs w:val="40"/>
+              </w:rPr>
+              <w:t>XçYirÉÉþ</w:t>
+            </w:r>
+            <w:proofErr w:type="spellEnd"/>
+            <w:r>
+              <w:rPr>
+                <w:rFonts w:ascii="BRH Devanagari Extra" w:hAnsi="BRH Devanagari Extra" w:cs="BRH Devanagari Extra"/>
+                <w:sz w:val="40"/>
+                <w:szCs w:val="40"/>
+              </w:rPr>
+              <w:t xml:space="preserve"> xÉ</w:t>
             </w:r>
             <w:r>
               <w:rPr>
@@ -5585,6 +9217,7 @@
               </w:rPr>
               <w:t>–</w:t>
             </w:r>
+            <w:proofErr w:type="spellStart"/>
             <w:r>
               <w:rPr>
                 <w:rFonts w:ascii="BRH Devanagari Extra" w:hAnsi="BRH Devanagari Extra" w:cs="BRH Devanagari Extra"/>
@@ -5594,6 +9227,7 @@
               </w:rPr>
               <w:t>lÉÑ</w:t>
             </w:r>
+            <w:proofErr w:type="spellEnd"/>
             <w:r>
               <w:rPr>
                 <w:rFonts w:ascii="BRH Malayalam Extra" w:hAnsi="BRH Malayalam Extra" w:cs="BRH Devanagari Extra"/>
@@ -5631,14 +9265,25 @@
               </w:rPr>
               <w:t>–</w:t>
             </w:r>
-            <w:r>
-              <w:rPr>
-                <w:rFonts w:ascii="BRH Devanagari Extra" w:hAnsi="BRH Devanagari Extra" w:cs="BRH Devanagari Extra"/>
-                <w:color w:val="000000"/>
-                <w:sz w:val="40"/>
-                <w:szCs w:val="40"/>
-              </w:rPr>
-              <w:t xml:space="preserve">XçYirÉÉÿ | </w:t>
+            <w:proofErr w:type="spellStart"/>
+            <w:r>
+              <w:rPr>
+                <w:rFonts w:ascii="BRH Devanagari Extra" w:hAnsi="BRH Devanagari Extra" w:cs="BRH Devanagari Extra"/>
+                <w:color w:val="000000"/>
+                <w:sz w:val="40"/>
+                <w:szCs w:val="40"/>
+              </w:rPr>
+              <w:t>XçYirÉÉÿ</w:t>
+            </w:r>
+            <w:proofErr w:type="spellEnd"/>
+            <w:r>
+              <w:rPr>
+                <w:rFonts w:ascii="BRH Devanagari Extra" w:hAnsi="BRH Devanagari Extra" w:cs="BRH Devanagari Extra"/>
+                <w:color w:val="000000"/>
+                <w:sz w:val="40"/>
+                <w:szCs w:val="40"/>
+              </w:rPr>
+              <w:t xml:space="preserve"> | </w:t>
             </w:r>
             <w:r>
               <w:rPr>
@@ -5656,6 +9301,7 @@
               </w:rPr>
               <w:t>–</w:t>
             </w:r>
+            <w:proofErr w:type="spellStart"/>
             <w:r>
               <w:rPr>
                 <w:rFonts w:ascii="BRH Devanagari Extra" w:hAnsi="BRH Devanagari Extra" w:cs="BRH Devanagari Extra"/>
@@ -5664,6 +9310,7 @@
               </w:rPr>
               <w:t>lÉÑ</w:t>
             </w:r>
+            <w:proofErr w:type="spellEnd"/>
             <w:r>
               <w:rPr>
                 <w:rFonts w:ascii="BRH Malayalam Extra" w:hAnsi="BRH Malayalam Extra" w:cs="BRH Devanagari Extra"/>
@@ -5688,13 +9335,23 @@
               </w:rPr>
               <w:t>–</w:t>
             </w:r>
-            <w:r>
-              <w:rPr>
-                <w:rFonts w:ascii="BRH Devanagari Extra" w:hAnsi="BRH Devanagari Extra" w:cs="BRH Devanagari Extra"/>
-                <w:sz w:val="40"/>
-                <w:szCs w:val="40"/>
-              </w:rPr>
-              <w:t>XçYirÉÉþ xÉ</w:t>
+            <w:proofErr w:type="spellStart"/>
+            <w:r>
+              <w:rPr>
+                <w:rFonts w:ascii="BRH Devanagari Extra" w:hAnsi="BRH Devanagari Extra" w:cs="BRH Devanagari Extra"/>
+                <w:sz w:val="40"/>
+                <w:szCs w:val="40"/>
+              </w:rPr>
+              <w:t>XçYirÉÉþ</w:t>
+            </w:r>
+            <w:proofErr w:type="spellEnd"/>
+            <w:r>
+              <w:rPr>
+                <w:rFonts w:ascii="BRH Devanagari Extra" w:hAnsi="BRH Devanagari Extra" w:cs="BRH Devanagari Extra"/>
+                <w:sz w:val="40"/>
+                <w:szCs w:val="40"/>
+              </w:rPr>
+              <w:t xml:space="preserve"> xÉ</w:t>
             </w:r>
             <w:r>
               <w:rPr>
@@ -5718,6 +9375,9 @@
     </w:tbl>
     <w:p>
       <w:pPr>
+        <w:pBdr>
+          <w:bottom w:val="double" w:sz="6" w:space="1" w:color="auto"/>
+        </w:pBdr>
         <w:jc w:val="center"/>
         <w:rPr>
           <w:b/>
@@ -5727,16 +9387,6 @@
           <w:u w:val="single"/>
         </w:rPr>
       </w:pPr>
-      <w:r>
-        <w:rPr>
-          <w:b/>
-          <w:bCs/>
-          <w:sz w:val="32"/>
-          <w:szCs w:val="32"/>
-          <w:u w:val="single"/>
-        </w:rPr>
-        <w:t>============</w:t>
-      </w:r>
     </w:p>
     <w:p>
       <w:pPr>
@@ -5757,6 +9407,7 @@
           <w:szCs w:val="32"/>
           <w:u w:val="single"/>
         </w:rPr>
+        <w:lastRenderedPageBreak/>
         <w:t xml:space="preserve">TS </w:t>
       </w:r>
       <w:r>
@@ -6031,7 +9682,6 @@
                 <w:sz w:val="28"/>
                 <w:szCs w:val="32"/>
               </w:rPr>
-              <w:lastRenderedPageBreak/>
               <w:t>T.S.5.2.1.6 – Kramam</w:t>
             </w:r>
           </w:p>
@@ -6127,6 +9777,7 @@
                 <w:szCs w:val="40"/>
               </w:rPr>
             </w:pPr>
+            <w:proofErr w:type="spellStart"/>
             <w:r>
               <w:rPr>
                 <w:rFonts w:ascii="BRH Devanagari Extra" w:hAnsi="BRH Devanagari Extra" w:cs="BRH Devanagari Extra"/>
@@ -6146,6 +9797,7 @@
               </w:rPr>
               <w:t>ÍpÉ</w:t>
             </w:r>
+            <w:proofErr w:type="spellEnd"/>
             <w:r>
               <w:rPr>
                 <w:rFonts w:ascii="BRH Malayalam Extra" w:hAnsi="BRH Malayalam Extra" w:cs="BRH Devanagari Extra"/>
@@ -6179,6 +9831,7 @@
                 <w:szCs w:val="40"/>
               </w:rPr>
             </w:pPr>
+            <w:proofErr w:type="spellStart"/>
             <w:r>
               <w:rPr>
                 <w:rFonts w:ascii="BRH Devanagari Extra" w:hAnsi="BRH Devanagari Extra" w:cs="BRH Devanagari Extra"/>
@@ -6188,15 +9841,17 @@
               </w:rPr>
               <w:t>NûlSÉåþÍpÉ</w:t>
             </w:r>
-            <w:r>
-              <w:rPr>
-                <w:rFonts w:ascii="BRH Malayalam Extra" w:hAnsi="BRH Malayalam Extra" w:cs="BRH Devanagari Extra"/>
-                <w:color w:val="000000"/>
-                <w:sz w:val="32"/>
-                <w:szCs w:val="40"/>
-              </w:rPr>
-              <w:t>–</w:t>
-            </w:r>
+            <w:proofErr w:type="spellEnd"/>
+            <w:r>
+              <w:rPr>
+                <w:rFonts w:ascii="BRH Malayalam Extra" w:hAnsi="BRH Malayalam Extra" w:cs="BRH Devanagari Extra"/>
+                <w:color w:val="000000"/>
+                <w:sz w:val="32"/>
+                <w:szCs w:val="40"/>
+              </w:rPr>
+              <w:t>–</w:t>
+            </w:r>
+            <w:proofErr w:type="spellStart"/>
             <w:r>
               <w:rPr>
                 <w:rFonts w:ascii="BRH Devanagari Extra" w:hAnsi="BRH Devanagari Extra" w:cs="BRH Devanagari Extra"/>
@@ -6206,24 +9861,56 @@
               </w:rPr>
               <w:t>ËUÌiÉ</w:t>
             </w:r>
-            <w:r>
-              <w:rPr>
-                <w:rFonts w:ascii="BRH Malayalam Extra" w:hAnsi="BRH Malayalam Extra" w:cs="BRH Devanagari Extra"/>
-                <w:color w:val="000000"/>
-                <w:sz w:val="32"/>
-                <w:szCs w:val="40"/>
-              </w:rPr>
-              <w:t>–</w:t>
-            </w:r>
-            <w:r>
-              <w:rPr>
-                <w:rFonts w:ascii="BRH Devanagari Extra" w:hAnsi="BRH Devanagari Extra" w:cs="BRH Devanagari Extra"/>
-                <w:color w:val="000000"/>
-                <w:sz w:val="40"/>
-                <w:szCs w:val="40"/>
-              </w:rPr>
-              <w:t xml:space="preserve"> NûlSþÈ - ÍpÉ</w:t>
-            </w:r>
+            <w:proofErr w:type="spellEnd"/>
+            <w:r>
+              <w:rPr>
+                <w:rFonts w:ascii="BRH Malayalam Extra" w:hAnsi="BRH Malayalam Extra" w:cs="BRH Devanagari Extra"/>
+                <w:color w:val="000000"/>
+                <w:sz w:val="32"/>
+                <w:szCs w:val="40"/>
+              </w:rPr>
+              <w:t>–</w:t>
+            </w:r>
+            <w:r>
+              <w:rPr>
+                <w:rFonts w:ascii="BRH Devanagari Extra" w:hAnsi="BRH Devanagari Extra" w:cs="BRH Devanagari Extra"/>
+                <w:color w:val="000000"/>
+                <w:sz w:val="40"/>
+                <w:szCs w:val="40"/>
+              </w:rPr>
+              <w:t xml:space="preserve"> </w:t>
+            </w:r>
+            <w:proofErr w:type="spellStart"/>
+            <w:r>
+              <w:rPr>
+                <w:rFonts w:ascii="BRH Devanagari Extra" w:hAnsi="BRH Devanagari Extra" w:cs="BRH Devanagari Extra"/>
+                <w:color w:val="000000"/>
+                <w:sz w:val="40"/>
+                <w:szCs w:val="40"/>
+              </w:rPr>
+              <w:t>NûlSþÈ</w:t>
+            </w:r>
+            <w:proofErr w:type="spellEnd"/>
+            <w:r>
+              <w:rPr>
+                <w:rFonts w:ascii="BRH Devanagari Extra" w:hAnsi="BRH Devanagari Extra" w:cs="BRH Devanagari Extra"/>
+                <w:color w:val="000000"/>
+                <w:sz w:val="40"/>
+                <w:szCs w:val="40"/>
+              </w:rPr>
+              <w:t xml:space="preserve"> - </w:t>
+            </w:r>
+            <w:proofErr w:type="spellStart"/>
+            <w:r>
+              <w:rPr>
+                <w:rFonts w:ascii="BRH Devanagari Extra" w:hAnsi="BRH Devanagari Extra" w:cs="BRH Devanagari Extra"/>
+                <w:color w:val="000000"/>
+                <w:sz w:val="40"/>
+                <w:szCs w:val="40"/>
+              </w:rPr>
+              <w:t>ÍpÉ</w:t>
+            </w:r>
+            <w:proofErr w:type="spellEnd"/>
             <w:r>
               <w:rPr>
                 <w:rFonts w:ascii="BRH Malayalam Extra" w:hAnsi="BRH Malayalam Extra" w:cs="BRH Devanagari Extra"/>
@@ -6276,6 +9963,7 @@
               </w:rPr>
               <w:t>–</w:t>
             </w:r>
+            <w:proofErr w:type="spellStart"/>
             <w:r>
               <w:rPr>
                 <w:rFonts w:ascii="BRH Devanagari Extra" w:hAnsi="BRH Devanagari Extra" w:cs="BRH Devanagari Extra"/>
@@ -6285,23 +9973,55 @@
               </w:rPr>
               <w:t>qÉÑÎwqÉ</w:t>
             </w:r>
-            <w:r>
-              <w:rPr>
-                <w:rFonts w:ascii="BRH Malayalam Extra" w:hAnsi="BRH Malayalam Extra" w:cs="BRH Devanagari Extra"/>
-                <w:color w:val="000000"/>
-                <w:sz w:val="32"/>
-                <w:szCs w:val="40"/>
-              </w:rPr>
-              <w:t>–</w:t>
-            </w:r>
-            <w:r>
-              <w:rPr>
-                <w:rFonts w:ascii="BRH Devanagari Extra" w:hAnsi="BRH Devanagari Extra" w:cs="BRH Devanagari Extra"/>
-                <w:color w:val="000000"/>
-                <w:sz w:val="40"/>
-                <w:szCs w:val="40"/>
-              </w:rPr>
-              <w:t>ljÉç xiÉÉåqÉþxrÉ |</w:t>
+            <w:proofErr w:type="spellEnd"/>
+            <w:r>
+              <w:rPr>
+                <w:rFonts w:ascii="BRH Malayalam Extra" w:hAnsi="BRH Malayalam Extra" w:cs="BRH Devanagari Extra"/>
+                <w:color w:val="000000"/>
+                <w:sz w:val="32"/>
+                <w:szCs w:val="40"/>
+              </w:rPr>
+              <w:t>–</w:t>
+            </w:r>
+            <w:proofErr w:type="spellStart"/>
+            <w:r>
+              <w:rPr>
+                <w:rFonts w:ascii="BRH Devanagari Extra" w:hAnsi="BRH Devanagari Extra" w:cs="BRH Devanagari Extra"/>
+                <w:color w:val="000000"/>
+                <w:sz w:val="40"/>
+                <w:szCs w:val="40"/>
+              </w:rPr>
+              <w:t>ljÉç</w:t>
+            </w:r>
+            <w:proofErr w:type="spellEnd"/>
+            <w:r>
+              <w:rPr>
+                <w:rFonts w:ascii="BRH Devanagari Extra" w:hAnsi="BRH Devanagari Extra" w:cs="BRH Devanagari Extra"/>
+                <w:color w:val="000000"/>
+                <w:sz w:val="40"/>
+                <w:szCs w:val="40"/>
+              </w:rPr>
+              <w:t xml:space="preserve"> </w:t>
+            </w:r>
+            <w:proofErr w:type="spellStart"/>
+            <w:r>
+              <w:rPr>
+                <w:rFonts w:ascii="BRH Devanagari Extra" w:hAnsi="BRH Devanagari Extra" w:cs="BRH Devanagari Extra"/>
+                <w:color w:val="000000"/>
+                <w:sz w:val="40"/>
+                <w:szCs w:val="40"/>
+              </w:rPr>
+              <w:t>xiÉÉåqÉþxrÉ</w:t>
+            </w:r>
+            <w:proofErr w:type="spellEnd"/>
+            <w:r>
+              <w:rPr>
+                <w:rFonts w:ascii="BRH Devanagari Extra" w:hAnsi="BRH Devanagari Extra" w:cs="BRH Devanagari Extra"/>
+                <w:color w:val="000000"/>
+                <w:sz w:val="40"/>
+                <w:szCs w:val="40"/>
+              </w:rPr>
+              <w:t xml:space="preserve"> |</w:t>
             </w:r>
           </w:p>
         </w:tc>
@@ -6323,6 +10043,7 @@
                 <w:szCs w:val="40"/>
               </w:rPr>
             </w:pPr>
+            <w:proofErr w:type="spellStart"/>
             <w:r>
               <w:rPr>
                 <w:rFonts w:ascii="BRH Devanagari Extra" w:hAnsi="BRH Devanagari Extra" w:cs="BRH Devanagari Extra"/>
@@ -6342,6 +10063,7 @@
               </w:rPr>
               <w:t>U</w:t>
             </w:r>
+            <w:proofErr w:type="spellEnd"/>
             <w:r>
               <w:rPr>
                 <w:rFonts w:ascii="BRH Malayalam Extra" w:hAnsi="BRH Malayalam Extra" w:cs="BRH Devanagari Extra"/>
@@ -6376,6 +10098,7 @@
                 <w:szCs w:val="40"/>
               </w:rPr>
             </w:pPr>
+            <w:proofErr w:type="spellStart"/>
             <w:r>
               <w:rPr>
                 <w:rFonts w:ascii="BRH Devanagari Extra" w:hAnsi="BRH Devanagari Extra" w:cs="BRH Devanagari Extra"/>
@@ -6385,15 +10108,17 @@
               </w:rPr>
               <w:t>NûlSÉåþÍpÉ</w:t>
             </w:r>
-            <w:r>
-              <w:rPr>
-                <w:rFonts w:ascii="BRH Malayalam Extra" w:hAnsi="BRH Malayalam Extra" w:cs="BRH Devanagari Extra"/>
-                <w:color w:val="000000"/>
-                <w:sz w:val="32"/>
-                <w:szCs w:val="40"/>
-              </w:rPr>
-              <w:t>–</w:t>
-            </w:r>
+            <w:proofErr w:type="spellEnd"/>
+            <w:r>
+              <w:rPr>
+                <w:rFonts w:ascii="BRH Malayalam Extra" w:hAnsi="BRH Malayalam Extra" w:cs="BRH Devanagari Extra"/>
+                <w:color w:val="000000"/>
+                <w:sz w:val="32"/>
+                <w:szCs w:val="40"/>
+              </w:rPr>
+              <w:t>–</w:t>
+            </w:r>
+            <w:proofErr w:type="spellStart"/>
             <w:r>
               <w:rPr>
                 <w:rFonts w:ascii="BRH Devanagari Extra" w:hAnsi="BRH Devanagari Extra" w:cs="BRH Devanagari Extra"/>
@@ -6403,24 +10128,56 @@
               </w:rPr>
               <w:t>ËUÌiÉ</w:t>
             </w:r>
-            <w:r>
-              <w:rPr>
-                <w:rFonts w:ascii="BRH Malayalam Extra" w:hAnsi="BRH Malayalam Extra" w:cs="BRH Devanagari Extra"/>
-                <w:color w:val="000000"/>
-                <w:sz w:val="32"/>
-                <w:szCs w:val="40"/>
-              </w:rPr>
-              <w:t>–</w:t>
-            </w:r>
-            <w:r>
-              <w:rPr>
-                <w:rFonts w:ascii="BRH Devanagari Extra" w:hAnsi="BRH Devanagari Extra" w:cs="BRH Devanagari Extra"/>
-                <w:color w:val="000000"/>
-                <w:sz w:val="40"/>
-                <w:szCs w:val="40"/>
-              </w:rPr>
-              <w:t xml:space="preserve"> NûlSþÈ - ÍpÉ</w:t>
-            </w:r>
+            <w:proofErr w:type="spellEnd"/>
+            <w:r>
+              <w:rPr>
+                <w:rFonts w:ascii="BRH Malayalam Extra" w:hAnsi="BRH Malayalam Extra" w:cs="BRH Devanagari Extra"/>
+                <w:color w:val="000000"/>
+                <w:sz w:val="32"/>
+                <w:szCs w:val="40"/>
+              </w:rPr>
+              <w:t>–</w:t>
+            </w:r>
+            <w:r>
+              <w:rPr>
+                <w:rFonts w:ascii="BRH Devanagari Extra" w:hAnsi="BRH Devanagari Extra" w:cs="BRH Devanagari Extra"/>
+                <w:color w:val="000000"/>
+                <w:sz w:val="40"/>
+                <w:szCs w:val="40"/>
+              </w:rPr>
+              <w:t xml:space="preserve"> </w:t>
+            </w:r>
+            <w:proofErr w:type="spellStart"/>
+            <w:r>
+              <w:rPr>
+                <w:rFonts w:ascii="BRH Devanagari Extra" w:hAnsi="BRH Devanagari Extra" w:cs="BRH Devanagari Extra"/>
+                <w:color w:val="000000"/>
+                <w:sz w:val="40"/>
+                <w:szCs w:val="40"/>
+              </w:rPr>
+              <w:t>NûlSþÈ</w:t>
+            </w:r>
+            <w:proofErr w:type="spellEnd"/>
+            <w:r>
+              <w:rPr>
+                <w:rFonts w:ascii="BRH Devanagari Extra" w:hAnsi="BRH Devanagari Extra" w:cs="BRH Devanagari Extra"/>
+                <w:color w:val="000000"/>
+                <w:sz w:val="40"/>
+                <w:szCs w:val="40"/>
+              </w:rPr>
+              <w:t xml:space="preserve"> - </w:t>
+            </w:r>
+            <w:proofErr w:type="spellStart"/>
+            <w:r>
+              <w:rPr>
+                <w:rFonts w:ascii="BRH Devanagari Extra" w:hAnsi="BRH Devanagari Extra" w:cs="BRH Devanagari Extra"/>
+                <w:color w:val="000000"/>
+                <w:sz w:val="40"/>
+                <w:szCs w:val="40"/>
+              </w:rPr>
+              <w:t>ÍpÉ</w:t>
+            </w:r>
+            <w:proofErr w:type="spellEnd"/>
             <w:r>
               <w:rPr>
                 <w:rFonts w:ascii="BRH Malayalam Extra" w:hAnsi="BRH Malayalam Extra" w:cs="BRH Devanagari Extra"/>
@@ -6473,6 +10230,7 @@
               </w:rPr>
               <w:t>–</w:t>
             </w:r>
+            <w:proofErr w:type="spellStart"/>
             <w:r>
               <w:rPr>
                 <w:rFonts w:ascii="BRH Devanagari Extra" w:hAnsi="BRH Devanagari Extra" w:cs="BRH Devanagari Extra"/>
@@ -6482,23 +10240,55 @@
               </w:rPr>
               <w:t>qÉÑÎwqÉ</w:t>
             </w:r>
-            <w:r>
-              <w:rPr>
-                <w:rFonts w:ascii="BRH Malayalam Extra" w:hAnsi="BRH Malayalam Extra" w:cs="BRH Devanagari Extra"/>
-                <w:color w:val="000000"/>
-                <w:sz w:val="32"/>
-                <w:szCs w:val="40"/>
-              </w:rPr>
-              <w:t>–</w:t>
-            </w:r>
-            <w:r>
-              <w:rPr>
-                <w:rFonts w:ascii="BRH Devanagari Extra" w:hAnsi="BRH Devanagari Extra" w:cs="BRH Devanagari Extra"/>
-                <w:color w:val="000000"/>
-                <w:sz w:val="40"/>
-                <w:szCs w:val="40"/>
-              </w:rPr>
-              <w:t>ljÉç xiÉÉåqÉþxrÉ |</w:t>
+            <w:proofErr w:type="spellEnd"/>
+            <w:r>
+              <w:rPr>
+                <w:rFonts w:ascii="BRH Malayalam Extra" w:hAnsi="BRH Malayalam Extra" w:cs="BRH Devanagari Extra"/>
+                <w:color w:val="000000"/>
+                <w:sz w:val="32"/>
+                <w:szCs w:val="40"/>
+              </w:rPr>
+              <w:t>–</w:t>
+            </w:r>
+            <w:proofErr w:type="spellStart"/>
+            <w:r>
+              <w:rPr>
+                <w:rFonts w:ascii="BRH Devanagari Extra" w:hAnsi="BRH Devanagari Extra" w:cs="BRH Devanagari Extra"/>
+                <w:color w:val="000000"/>
+                <w:sz w:val="40"/>
+                <w:szCs w:val="40"/>
+              </w:rPr>
+              <w:t>ljÉç</w:t>
+            </w:r>
+            <w:proofErr w:type="spellEnd"/>
+            <w:r>
+              <w:rPr>
+                <w:rFonts w:ascii="BRH Devanagari Extra" w:hAnsi="BRH Devanagari Extra" w:cs="BRH Devanagari Extra"/>
+                <w:color w:val="000000"/>
+                <w:sz w:val="40"/>
+                <w:szCs w:val="40"/>
+              </w:rPr>
+              <w:t xml:space="preserve"> </w:t>
+            </w:r>
+            <w:proofErr w:type="spellStart"/>
+            <w:r>
+              <w:rPr>
+                <w:rFonts w:ascii="BRH Devanagari Extra" w:hAnsi="BRH Devanagari Extra" w:cs="BRH Devanagari Extra"/>
+                <w:color w:val="000000"/>
+                <w:sz w:val="40"/>
+                <w:szCs w:val="40"/>
+              </w:rPr>
+              <w:t>xiÉÉåqÉþxrÉ</w:t>
+            </w:r>
+            <w:proofErr w:type="spellEnd"/>
+            <w:r>
+              <w:rPr>
+                <w:rFonts w:ascii="BRH Devanagari Extra" w:hAnsi="BRH Devanagari Extra" w:cs="BRH Devanagari Extra"/>
+                <w:color w:val="000000"/>
+                <w:sz w:val="40"/>
+                <w:szCs w:val="40"/>
+              </w:rPr>
+              <w:t xml:space="preserve"> |</w:t>
             </w:r>
           </w:p>
         </w:tc>
@@ -6668,6 +10458,7 @@
               </w:rPr>
               <w:t>–</w:t>
             </w:r>
+            <w:proofErr w:type="spellStart"/>
             <w:r>
               <w:rPr>
                 <w:rFonts w:ascii="BRH Devanagari Extra" w:hAnsi="BRH Devanagari Extra" w:cs="BRH Devanagari Extra"/>
@@ -6677,23 +10468,54 @@
               </w:rPr>
               <w:t>ÌiÉ</w:t>
             </w:r>
-            <w:r>
-              <w:rPr>
-                <w:rFonts w:ascii="BRH Malayalam Extra" w:hAnsi="BRH Malayalam Extra" w:cs="BRH Devanagari Extra"/>
-                <w:color w:val="000000"/>
-                <w:sz w:val="32"/>
-                <w:szCs w:val="40"/>
-              </w:rPr>
-              <w:t>–</w:t>
-            </w:r>
-            <w:r>
-              <w:rPr>
-                <w:rFonts w:ascii="BRH Devanagari Extra" w:hAnsi="BRH Devanagari Extra" w:cs="BRH Devanagari Extra"/>
-                <w:color w:val="000000"/>
-                <w:sz w:val="40"/>
-                <w:szCs w:val="40"/>
-              </w:rPr>
-              <w:t xml:space="preserve"> mÉëeÉÉÿirÉæ | mÉëeÉÉÿ</w:t>
+            <w:proofErr w:type="spellEnd"/>
+            <w:r>
+              <w:rPr>
+                <w:rFonts w:ascii="BRH Malayalam Extra" w:hAnsi="BRH Malayalam Extra" w:cs="BRH Devanagari Extra"/>
+                <w:color w:val="000000"/>
+                <w:sz w:val="32"/>
+                <w:szCs w:val="40"/>
+              </w:rPr>
+              <w:t>–</w:t>
+            </w:r>
+            <w:r>
+              <w:rPr>
+                <w:rFonts w:ascii="BRH Devanagari Extra" w:hAnsi="BRH Devanagari Extra" w:cs="BRH Devanagari Extra"/>
+                <w:color w:val="000000"/>
+                <w:sz w:val="40"/>
+                <w:szCs w:val="40"/>
+              </w:rPr>
+              <w:t xml:space="preserve"> </w:t>
+            </w:r>
+            <w:proofErr w:type="spellStart"/>
+            <w:r>
+              <w:rPr>
+                <w:rFonts w:ascii="BRH Devanagari Extra" w:hAnsi="BRH Devanagari Extra" w:cs="BRH Devanagari Extra"/>
+                <w:color w:val="000000"/>
+                <w:sz w:val="40"/>
+                <w:szCs w:val="40"/>
+              </w:rPr>
+              <w:t>mÉëeÉÉÿirÉæ</w:t>
+            </w:r>
+            <w:proofErr w:type="spellEnd"/>
+            <w:r>
+              <w:rPr>
+                <w:rFonts w:ascii="BRH Devanagari Extra" w:hAnsi="BRH Devanagari Extra" w:cs="BRH Devanagari Extra"/>
+                <w:color w:val="000000"/>
+                <w:sz w:val="40"/>
+                <w:szCs w:val="40"/>
+              </w:rPr>
+              <w:t xml:space="preserve"> | </w:t>
+            </w:r>
+            <w:proofErr w:type="spellStart"/>
+            <w:r>
+              <w:rPr>
+                <w:rFonts w:ascii="BRH Devanagari Extra" w:hAnsi="BRH Devanagari Extra" w:cs="BRH Devanagari Extra"/>
+                <w:color w:val="000000"/>
+                <w:sz w:val="40"/>
+                <w:szCs w:val="40"/>
+              </w:rPr>
+              <w:t>mÉëeÉÉÿ</w:t>
             </w:r>
             <w:r>
               <w:rPr>
@@ -6712,25 +10534,46 @@
                 <w:sz w:val="40"/>
                 <w:szCs w:val="40"/>
               </w:rPr>
-              <w:t>å ²ÉS</w:t>
-            </w:r>
-            <w:r>
-              <w:rPr>
-                <w:rFonts w:ascii="BRH Malayalam Extra" w:hAnsi="BRH Malayalam Extra" w:cs="BRH Devanagari Extra"/>
-                <w:color w:val="000000"/>
-                <w:sz w:val="32"/>
-                <w:szCs w:val="40"/>
-              </w:rPr>
-              <w:t>–</w:t>
-            </w:r>
-            <w:r>
-              <w:rPr>
-                <w:rFonts w:ascii="BRH Devanagari Extra" w:hAnsi="BRH Devanagari Extra" w:cs="BRH Devanagari Extra"/>
-                <w:color w:val="000000"/>
-                <w:sz w:val="40"/>
-                <w:szCs w:val="40"/>
-              </w:rPr>
-              <w:t>zÉxÉÑþ |</w:t>
+              <w:t>å</w:t>
+            </w:r>
+            <w:proofErr w:type="spellEnd"/>
+            <w:r>
+              <w:rPr>
+                <w:rFonts w:ascii="BRH Devanagari Extra" w:hAnsi="BRH Devanagari Extra" w:cs="BRH Devanagari Extra"/>
+                <w:color w:val="000000"/>
+                <w:sz w:val="40"/>
+                <w:szCs w:val="40"/>
+              </w:rPr>
+              <w:t xml:space="preserve"> ²ÉS</w:t>
+            </w:r>
+            <w:r>
+              <w:rPr>
+                <w:rFonts w:ascii="BRH Malayalam Extra" w:hAnsi="BRH Malayalam Extra" w:cs="BRH Devanagari Extra"/>
+                <w:color w:val="000000"/>
+                <w:sz w:val="32"/>
+                <w:szCs w:val="40"/>
+              </w:rPr>
+              <w:t>–</w:t>
+            </w:r>
+            <w:proofErr w:type="spellStart"/>
+            <w:r>
+              <w:rPr>
+                <w:rFonts w:ascii="BRH Devanagari Extra" w:hAnsi="BRH Devanagari Extra" w:cs="BRH Devanagari Extra"/>
+                <w:color w:val="000000"/>
+                <w:sz w:val="40"/>
+                <w:szCs w:val="40"/>
+              </w:rPr>
+              <w:t>zÉxÉÑþ</w:t>
+            </w:r>
+            <w:proofErr w:type="spellEnd"/>
+            <w:r>
+              <w:rPr>
+                <w:rFonts w:ascii="BRH Devanagari Extra" w:hAnsi="BRH Devanagari Extra" w:cs="BRH Devanagari Extra"/>
+                <w:color w:val="000000"/>
+                <w:sz w:val="40"/>
+                <w:szCs w:val="40"/>
+              </w:rPr>
+              <w:t xml:space="preserve"> |</w:t>
             </w:r>
           </w:p>
         </w:tc>
@@ -6789,6 +10632,7 @@
               </w:rPr>
               <w:t>–</w:t>
             </w:r>
+            <w:proofErr w:type="spellStart"/>
             <w:r>
               <w:rPr>
                 <w:rFonts w:ascii="BRH Devanagari Extra" w:hAnsi="BRH Devanagari Extra" w:cs="BRH Devanagari Extra"/>
@@ -6798,23 +10642,54 @@
               </w:rPr>
               <w:t>ÌiÉ</w:t>
             </w:r>
-            <w:r>
-              <w:rPr>
-                <w:rFonts w:ascii="BRH Malayalam Extra" w:hAnsi="BRH Malayalam Extra" w:cs="BRH Devanagari Extra"/>
-                <w:color w:val="000000"/>
-                <w:sz w:val="32"/>
-                <w:szCs w:val="40"/>
-              </w:rPr>
-              <w:t>–</w:t>
-            </w:r>
-            <w:r>
-              <w:rPr>
-                <w:rFonts w:ascii="BRH Devanagari Extra" w:hAnsi="BRH Devanagari Extra" w:cs="BRH Devanagari Extra"/>
-                <w:color w:val="000000"/>
-                <w:sz w:val="40"/>
-                <w:szCs w:val="40"/>
-              </w:rPr>
-              <w:t xml:space="preserve"> mÉëeÉÉÿirÉæ | mÉëeÉÉÿ</w:t>
+            <w:proofErr w:type="spellEnd"/>
+            <w:r>
+              <w:rPr>
+                <w:rFonts w:ascii="BRH Malayalam Extra" w:hAnsi="BRH Malayalam Extra" w:cs="BRH Devanagari Extra"/>
+                <w:color w:val="000000"/>
+                <w:sz w:val="32"/>
+                <w:szCs w:val="40"/>
+              </w:rPr>
+              <w:t>–</w:t>
+            </w:r>
+            <w:r>
+              <w:rPr>
+                <w:rFonts w:ascii="BRH Devanagari Extra" w:hAnsi="BRH Devanagari Extra" w:cs="BRH Devanagari Extra"/>
+                <w:color w:val="000000"/>
+                <w:sz w:val="40"/>
+                <w:szCs w:val="40"/>
+              </w:rPr>
+              <w:t xml:space="preserve"> </w:t>
+            </w:r>
+            <w:proofErr w:type="spellStart"/>
+            <w:r>
+              <w:rPr>
+                <w:rFonts w:ascii="BRH Devanagari Extra" w:hAnsi="BRH Devanagari Extra" w:cs="BRH Devanagari Extra"/>
+                <w:color w:val="000000"/>
+                <w:sz w:val="40"/>
+                <w:szCs w:val="40"/>
+              </w:rPr>
+              <w:t>mÉëeÉÉÿirÉæ</w:t>
+            </w:r>
+            <w:proofErr w:type="spellEnd"/>
+            <w:r>
+              <w:rPr>
+                <w:rFonts w:ascii="BRH Devanagari Extra" w:hAnsi="BRH Devanagari Extra" w:cs="BRH Devanagari Extra"/>
+                <w:color w:val="000000"/>
+                <w:sz w:val="40"/>
+                <w:szCs w:val="40"/>
+              </w:rPr>
+              <w:t xml:space="preserve"> | </w:t>
+            </w:r>
+            <w:proofErr w:type="spellStart"/>
+            <w:r>
+              <w:rPr>
+                <w:rFonts w:ascii="BRH Devanagari Extra" w:hAnsi="BRH Devanagari Extra" w:cs="BRH Devanagari Extra"/>
+                <w:color w:val="000000"/>
+                <w:sz w:val="40"/>
+                <w:szCs w:val="40"/>
+              </w:rPr>
+              <w:t>mÉëeÉÉÿ</w:t>
             </w:r>
             <w:r>
               <w:rPr>
@@ -6826,6 +10701,7 @@
               </w:rPr>
               <w:t>irÉæ</w:t>
             </w:r>
+            <w:proofErr w:type="spellEnd"/>
             <w:r>
               <w:rPr>
                 <w:rFonts w:ascii="BRH Devanagari Extra" w:hAnsi="BRH Devanagari Extra" w:cs="BRH Devanagari Extra"/>
@@ -6844,14 +10720,25 @@
               </w:rPr>
               <w:t>–</w:t>
             </w:r>
-            <w:r>
-              <w:rPr>
-                <w:rFonts w:ascii="BRH Devanagari Extra" w:hAnsi="BRH Devanagari Extra" w:cs="BRH Devanagari Extra"/>
-                <w:color w:val="000000"/>
-                <w:sz w:val="40"/>
-                <w:szCs w:val="40"/>
-              </w:rPr>
-              <w:t>zÉxÉÑþ |</w:t>
+            <w:proofErr w:type="spellStart"/>
+            <w:r>
+              <w:rPr>
+                <w:rFonts w:ascii="BRH Devanagari Extra" w:hAnsi="BRH Devanagari Extra" w:cs="BRH Devanagari Extra"/>
+                <w:color w:val="000000"/>
+                <w:sz w:val="40"/>
+                <w:szCs w:val="40"/>
+              </w:rPr>
+              <w:t>zÉxÉÑþ</w:t>
+            </w:r>
+            <w:proofErr w:type="spellEnd"/>
+            <w:r>
+              <w:rPr>
+                <w:rFonts w:ascii="BRH Devanagari Extra" w:hAnsi="BRH Devanagari Extra" w:cs="BRH Devanagari Extra"/>
+                <w:color w:val="000000"/>
+                <w:sz w:val="40"/>
+                <w:szCs w:val="40"/>
+              </w:rPr>
+              <w:t xml:space="preserve"> |</w:t>
             </w:r>
           </w:p>
         </w:tc>
@@ -7005,14 +10892,65 @@
               </w:rPr>
               <w:t>–</w:t>
             </w:r>
-            <w:r>
-              <w:rPr>
-                <w:rFonts w:ascii="BRH Devanagari Extra" w:hAnsi="BRH Devanagari Extra" w:cs="BRH Devanagari Extra"/>
-                <w:color w:val="000000"/>
-                <w:sz w:val="40"/>
-                <w:szCs w:val="40"/>
-              </w:rPr>
-              <w:t>lÉÔmÉþ | EmÉþ SkÉÉÌiÉ |</w:t>
+            <w:proofErr w:type="spellStart"/>
+            <w:r>
+              <w:rPr>
+                <w:rFonts w:ascii="BRH Devanagari Extra" w:hAnsi="BRH Devanagari Extra" w:cs="BRH Devanagari Extra"/>
+                <w:color w:val="000000"/>
+                <w:sz w:val="40"/>
+                <w:szCs w:val="40"/>
+              </w:rPr>
+              <w:t>lÉÔmÉþ</w:t>
+            </w:r>
+            <w:proofErr w:type="spellEnd"/>
+            <w:r>
+              <w:rPr>
+                <w:rFonts w:ascii="BRH Devanagari Extra" w:hAnsi="BRH Devanagari Extra" w:cs="BRH Devanagari Extra"/>
+                <w:color w:val="000000"/>
+                <w:sz w:val="40"/>
+                <w:szCs w:val="40"/>
+              </w:rPr>
+              <w:t xml:space="preserve"> | </w:t>
+            </w:r>
+            <w:proofErr w:type="spellStart"/>
+            <w:r>
+              <w:rPr>
+                <w:rFonts w:ascii="BRH Devanagari Extra" w:hAnsi="BRH Devanagari Extra" w:cs="BRH Devanagari Extra"/>
+                <w:color w:val="000000"/>
+                <w:sz w:val="40"/>
+                <w:szCs w:val="40"/>
+              </w:rPr>
+              <w:t>EmÉþ</w:t>
+            </w:r>
+            <w:proofErr w:type="spellEnd"/>
+            <w:r>
+              <w:rPr>
+                <w:rFonts w:ascii="BRH Devanagari Extra" w:hAnsi="BRH Devanagari Extra" w:cs="BRH Devanagari Extra"/>
+                <w:color w:val="000000"/>
+                <w:sz w:val="40"/>
+                <w:szCs w:val="40"/>
+              </w:rPr>
+              <w:t xml:space="preserve"> </w:t>
+            </w:r>
+            <w:proofErr w:type="spellStart"/>
+            <w:r>
+              <w:rPr>
+                <w:rFonts w:ascii="BRH Devanagari Extra" w:hAnsi="BRH Devanagari Extra" w:cs="BRH Devanagari Extra"/>
+                <w:color w:val="000000"/>
+                <w:sz w:val="40"/>
+                <w:szCs w:val="40"/>
+              </w:rPr>
+              <w:t>SkÉÉÌiÉ</w:t>
+            </w:r>
+            <w:proofErr w:type="spellEnd"/>
+            <w:r>
+              <w:rPr>
+                <w:rFonts w:ascii="BRH Devanagari Extra" w:hAnsi="BRH Devanagari Extra" w:cs="BRH Devanagari Extra"/>
+                <w:color w:val="000000"/>
+                <w:sz w:val="40"/>
+                <w:szCs w:val="40"/>
+              </w:rPr>
+              <w:t xml:space="preserve"> |</w:t>
             </w:r>
           </w:p>
         </w:tc>
@@ -7035,6 +10973,7 @@
                 <w:lang w:val="en-IN" w:eastAsia="en-IN" w:bidi="ml-IN"/>
               </w:rPr>
             </w:pPr>
+            <w:proofErr w:type="spellStart"/>
             <w:r>
               <w:rPr>
                 <w:rFonts w:ascii="BRH Devanagari Extra" w:hAnsi="BRH Devanagari Extra" w:cs="BRH Devanagari Extra"/>
@@ -7052,7 +10991,57 @@
                 <w:sz w:val="40"/>
                 <w:szCs w:val="40"/>
               </w:rPr>
-              <w:t>lÉÔmÉþ | EmÉþ SkÉÉÌiÉ |</w:t>
+              <w:t>lÉÔmÉþ</w:t>
+            </w:r>
+            <w:proofErr w:type="spellEnd"/>
+            <w:r>
+              <w:rPr>
+                <w:rFonts w:ascii="BRH Devanagari Extra" w:hAnsi="BRH Devanagari Extra" w:cs="BRH Devanagari Extra"/>
+                <w:color w:val="000000"/>
+                <w:sz w:val="40"/>
+                <w:szCs w:val="40"/>
+              </w:rPr>
+              <w:t xml:space="preserve"> | </w:t>
+            </w:r>
+            <w:proofErr w:type="spellStart"/>
+            <w:r>
+              <w:rPr>
+                <w:rFonts w:ascii="BRH Devanagari Extra" w:hAnsi="BRH Devanagari Extra" w:cs="BRH Devanagari Extra"/>
+                <w:color w:val="000000"/>
+                <w:sz w:val="40"/>
+                <w:szCs w:val="40"/>
+              </w:rPr>
+              <w:t>EmÉþ</w:t>
+            </w:r>
+            <w:proofErr w:type="spellEnd"/>
+            <w:r>
+              <w:rPr>
+                <w:rFonts w:ascii="BRH Devanagari Extra" w:hAnsi="BRH Devanagari Extra" w:cs="BRH Devanagari Extra"/>
+                <w:color w:val="000000"/>
+                <w:sz w:val="40"/>
+                <w:szCs w:val="40"/>
+              </w:rPr>
+              <w:t xml:space="preserve"> </w:t>
+            </w:r>
+            <w:proofErr w:type="spellStart"/>
+            <w:r>
+              <w:rPr>
+                <w:rFonts w:ascii="BRH Devanagari Extra" w:hAnsi="BRH Devanagari Extra" w:cs="BRH Devanagari Extra"/>
+                <w:color w:val="000000"/>
+                <w:sz w:val="40"/>
+                <w:szCs w:val="40"/>
+              </w:rPr>
+              <w:t>SkÉÉÌiÉ</w:t>
+            </w:r>
+            <w:proofErr w:type="spellEnd"/>
+            <w:r>
+              <w:rPr>
+                <w:rFonts w:ascii="BRH Devanagari Extra" w:hAnsi="BRH Devanagari Extra" w:cs="BRH Devanagari Extra"/>
+                <w:color w:val="000000"/>
+                <w:sz w:val="40"/>
+                <w:szCs w:val="40"/>
+              </w:rPr>
+              <w:t xml:space="preserve"> |</w:t>
             </w:r>
           </w:p>
         </w:tc>
@@ -7185,6 +11174,7 @@
                 <w:szCs w:val="40"/>
               </w:rPr>
             </w:pPr>
+            <w:proofErr w:type="spellStart"/>
             <w:r>
               <w:rPr>
                 <w:rFonts w:ascii="BRH Devanagari Extra" w:hAnsi="BRH Devanagari Extra" w:cs="BRH Devanagari Extra"/>
@@ -7194,41 +11184,64 @@
               </w:rPr>
               <w:t>sÉÉå</w:t>
             </w:r>
-            <w:r>
-              <w:rPr>
-                <w:rFonts w:ascii="BRH Malayalam Extra" w:hAnsi="BRH Malayalam Extra" w:cs="BRH Devanagari Extra"/>
-                <w:color w:val="000000"/>
-                <w:sz w:val="32"/>
-                <w:szCs w:val="40"/>
-              </w:rPr>
-              <w:t>–</w:t>
-            </w:r>
-            <w:r>
-              <w:rPr>
-                <w:rFonts w:ascii="BRH Devanagari Extra" w:hAnsi="BRH Devanagari Extra" w:cs="BRH Devanagari Extra"/>
-                <w:color w:val="000000"/>
-                <w:sz w:val="40"/>
-                <w:szCs w:val="40"/>
-              </w:rPr>
-              <w:t>MüÉ x§rÉÉþÍsÉÎZÉ</w:t>
-            </w:r>
-            <w:r>
-              <w:rPr>
-                <w:rFonts w:ascii="BRH Malayalam Extra" w:hAnsi="BRH Malayalam Extra" w:cs="BRH Devanagari Extra"/>
-                <w:color w:val="000000"/>
-                <w:sz w:val="32"/>
-                <w:szCs w:val="40"/>
-              </w:rPr>
-              <w:t>–</w:t>
-            </w:r>
-            <w:r>
-              <w:rPr>
-                <w:rFonts w:ascii="BRH Devanagari Extra" w:hAnsi="BRH Devanagari Extra" w:cs="BRH Devanagari Extra"/>
-                <w:color w:val="000000"/>
-                <w:sz w:val="40"/>
-                <w:szCs w:val="40"/>
-              </w:rPr>
-              <w:t xml:space="preserve">iÉÉ | </w:t>
+            <w:proofErr w:type="spellEnd"/>
+            <w:r>
+              <w:rPr>
+                <w:rFonts w:ascii="BRH Malayalam Extra" w:hAnsi="BRH Malayalam Extra" w:cs="BRH Devanagari Extra"/>
+                <w:color w:val="000000"/>
+                <w:sz w:val="32"/>
+                <w:szCs w:val="40"/>
+              </w:rPr>
+              <w:t>–</w:t>
+            </w:r>
+            <w:r>
+              <w:rPr>
+                <w:rFonts w:ascii="BRH Devanagari Extra" w:hAnsi="BRH Devanagari Extra" w:cs="BRH Devanagari Extra"/>
+                <w:color w:val="000000"/>
+                <w:sz w:val="40"/>
+                <w:szCs w:val="40"/>
+              </w:rPr>
+              <w:t xml:space="preserve">MüÉ </w:t>
+            </w:r>
+            <w:proofErr w:type="spellStart"/>
+            <w:r>
+              <w:rPr>
+                <w:rFonts w:ascii="BRH Devanagari Extra" w:hAnsi="BRH Devanagari Extra" w:cs="BRH Devanagari Extra"/>
+                <w:color w:val="000000"/>
+                <w:sz w:val="40"/>
+                <w:szCs w:val="40"/>
+              </w:rPr>
+              <w:t>x§rÉÉþÍsÉÎZÉ</w:t>
+            </w:r>
+            <w:proofErr w:type="spellEnd"/>
+            <w:r>
+              <w:rPr>
+                <w:rFonts w:ascii="BRH Malayalam Extra" w:hAnsi="BRH Malayalam Extra" w:cs="BRH Devanagari Extra"/>
+                <w:color w:val="000000"/>
+                <w:sz w:val="32"/>
+                <w:szCs w:val="40"/>
+              </w:rPr>
+              <w:t>–</w:t>
+            </w:r>
+            <w:proofErr w:type="spellStart"/>
+            <w:r>
+              <w:rPr>
+                <w:rFonts w:ascii="BRH Devanagari Extra" w:hAnsi="BRH Devanagari Extra" w:cs="BRH Devanagari Extra"/>
+                <w:color w:val="000000"/>
+                <w:sz w:val="40"/>
+                <w:szCs w:val="40"/>
+              </w:rPr>
+              <w:t>iÉÉ</w:t>
+            </w:r>
+            <w:proofErr w:type="spellEnd"/>
+            <w:r>
+              <w:rPr>
+                <w:rFonts w:ascii="BRH Devanagari Extra" w:hAnsi="BRH Devanagari Extra" w:cs="BRH Devanagari Extra"/>
+                <w:color w:val="000000"/>
+                <w:sz w:val="40"/>
+                <w:szCs w:val="40"/>
+              </w:rPr>
+              <w:t xml:space="preserve"> | </w:t>
             </w:r>
           </w:p>
           <w:p>
@@ -7252,17 +11265,29 @@
                 <w:sz w:val="40"/>
                 <w:szCs w:val="40"/>
               </w:rPr>
-              <w:t>§rÉÉ</w:t>
-            </w:r>
-            <w:r>
-              <w:rPr>
-                <w:rFonts w:ascii="BRH Malayalam Extra" w:hAnsi="BRH Malayalam Extra" w:cs="BRH Devanagari Extra"/>
-                <w:color w:val="000000"/>
-                <w:sz w:val="32"/>
-                <w:szCs w:val="40"/>
-              </w:rPr>
-              <w:t>–</w:t>
-            </w:r>
+              <w:t>§</w:t>
+            </w:r>
+            <w:proofErr w:type="spellStart"/>
+            <w:r>
+              <w:rPr>
+                <w:rFonts w:ascii="BRH Devanagari Extra" w:hAnsi="BRH Devanagari Extra" w:cs="BRH Devanagari Extra"/>
+                <w:color w:val="000000"/>
+                <w:sz w:val="40"/>
+                <w:szCs w:val="40"/>
+              </w:rPr>
+              <w:t>rÉÉ</w:t>
+            </w:r>
+            <w:proofErr w:type="spellEnd"/>
+            <w:r>
+              <w:rPr>
+                <w:rFonts w:ascii="BRH Malayalam Extra" w:hAnsi="BRH Malayalam Extra" w:cs="BRH Devanagari Extra"/>
+                <w:color w:val="000000"/>
+                <w:sz w:val="32"/>
+                <w:szCs w:val="40"/>
+              </w:rPr>
+              <w:t>–</w:t>
+            </w:r>
+            <w:proofErr w:type="spellStart"/>
             <w:r>
               <w:rPr>
                 <w:rFonts w:ascii="BRH Devanagari Extra" w:hAnsi="BRH Devanagari Extra" w:cs="BRH Devanagari Extra"/>
@@ -7272,6 +11297,7 @@
               </w:rPr>
               <w:t>ÍsÉ</w:t>
             </w:r>
+            <w:proofErr w:type="spellEnd"/>
             <w:r>
               <w:rPr>
                 <w:rFonts w:ascii="BRH Malayalam Extra" w:hAnsi="BRH Malayalam Extra" w:cs="BRH Devanagari Extra"/>
@@ -7299,6 +11325,7 @@
               </w:rPr>
               <w:t>–</w:t>
             </w:r>
+            <w:proofErr w:type="spellStart"/>
             <w:r>
               <w:rPr>
                 <w:rFonts w:ascii="BRH Devanagari Extra" w:hAnsi="BRH Devanagari Extra" w:cs="BRH Devanagari Extra"/>
@@ -7318,6 +11345,7 @@
               </w:rPr>
               <w:t>prÉþÈ</w:t>
             </w:r>
+            <w:proofErr w:type="spellEnd"/>
             <w:r>
               <w:rPr>
                 <w:rFonts w:ascii="BRH Devanagari Extra" w:hAnsi="BRH Devanagari Extra" w:cs="BRH Devanagari Extra"/>
@@ -7347,6 +11375,7 @@
                 <w:szCs w:val="40"/>
               </w:rPr>
             </w:pPr>
+            <w:proofErr w:type="spellStart"/>
             <w:r>
               <w:rPr>
                 <w:rFonts w:ascii="BRH Devanagari Extra" w:hAnsi="BRH Devanagari Extra" w:cs="BRH Devanagari Extra"/>
@@ -7356,41 +11385,64 @@
               </w:rPr>
               <w:t>sÉÉå</w:t>
             </w:r>
-            <w:r>
-              <w:rPr>
-                <w:rFonts w:ascii="BRH Malayalam Extra" w:hAnsi="BRH Malayalam Extra" w:cs="BRH Devanagari Extra"/>
-                <w:color w:val="000000"/>
-                <w:sz w:val="32"/>
-                <w:szCs w:val="40"/>
-              </w:rPr>
-              <w:t>–</w:t>
-            </w:r>
-            <w:r>
-              <w:rPr>
-                <w:rFonts w:ascii="BRH Devanagari Extra" w:hAnsi="BRH Devanagari Extra" w:cs="BRH Devanagari Extra"/>
-                <w:color w:val="000000"/>
-                <w:sz w:val="40"/>
-                <w:szCs w:val="40"/>
-              </w:rPr>
-              <w:t>MüÉ x§rÉÉþÍsÉÎZÉ</w:t>
-            </w:r>
-            <w:r>
-              <w:rPr>
-                <w:rFonts w:ascii="BRH Malayalam Extra" w:hAnsi="BRH Malayalam Extra" w:cs="BRH Devanagari Extra"/>
-                <w:color w:val="000000"/>
-                <w:sz w:val="32"/>
-                <w:szCs w:val="40"/>
-              </w:rPr>
-              <w:t>–</w:t>
-            </w:r>
-            <w:r>
-              <w:rPr>
-                <w:rFonts w:ascii="BRH Devanagari Extra" w:hAnsi="BRH Devanagari Extra" w:cs="BRH Devanagari Extra"/>
-                <w:color w:val="000000"/>
-                <w:sz w:val="40"/>
-                <w:szCs w:val="40"/>
-              </w:rPr>
-              <w:t xml:space="preserve">iÉÉ | </w:t>
+            <w:proofErr w:type="spellEnd"/>
+            <w:r>
+              <w:rPr>
+                <w:rFonts w:ascii="BRH Malayalam Extra" w:hAnsi="BRH Malayalam Extra" w:cs="BRH Devanagari Extra"/>
+                <w:color w:val="000000"/>
+                <w:sz w:val="32"/>
+                <w:szCs w:val="40"/>
+              </w:rPr>
+              <w:t>–</w:t>
+            </w:r>
+            <w:r>
+              <w:rPr>
+                <w:rFonts w:ascii="BRH Devanagari Extra" w:hAnsi="BRH Devanagari Extra" w:cs="BRH Devanagari Extra"/>
+                <w:color w:val="000000"/>
+                <w:sz w:val="40"/>
+                <w:szCs w:val="40"/>
+              </w:rPr>
+              <w:t xml:space="preserve">MüÉ </w:t>
+            </w:r>
+            <w:proofErr w:type="spellStart"/>
+            <w:r>
+              <w:rPr>
+                <w:rFonts w:ascii="BRH Devanagari Extra" w:hAnsi="BRH Devanagari Extra" w:cs="BRH Devanagari Extra"/>
+                <w:color w:val="000000"/>
+                <w:sz w:val="40"/>
+                <w:szCs w:val="40"/>
+              </w:rPr>
+              <w:t>x§rÉÉþÍsÉÎZÉ</w:t>
+            </w:r>
+            <w:proofErr w:type="spellEnd"/>
+            <w:r>
+              <w:rPr>
+                <w:rFonts w:ascii="BRH Malayalam Extra" w:hAnsi="BRH Malayalam Extra" w:cs="BRH Devanagari Extra"/>
+                <w:color w:val="000000"/>
+                <w:sz w:val="32"/>
+                <w:szCs w:val="40"/>
+              </w:rPr>
+              <w:t>–</w:t>
+            </w:r>
+            <w:proofErr w:type="spellStart"/>
+            <w:r>
+              <w:rPr>
+                <w:rFonts w:ascii="BRH Devanagari Extra" w:hAnsi="BRH Devanagari Extra" w:cs="BRH Devanagari Extra"/>
+                <w:color w:val="000000"/>
+                <w:sz w:val="40"/>
+                <w:szCs w:val="40"/>
+              </w:rPr>
+              <w:t>iÉÉ</w:t>
+            </w:r>
+            <w:proofErr w:type="spellEnd"/>
+            <w:r>
+              <w:rPr>
+                <w:rFonts w:ascii="BRH Devanagari Extra" w:hAnsi="BRH Devanagari Extra" w:cs="BRH Devanagari Extra"/>
+                <w:color w:val="000000"/>
+                <w:sz w:val="40"/>
+                <w:szCs w:val="40"/>
+              </w:rPr>
+              <w:t xml:space="preserve"> | </w:t>
             </w:r>
           </w:p>
           <w:p>
@@ -7414,17 +11466,29 @@
                 <w:sz w:val="40"/>
                 <w:szCs w:val="40"/>
               </w:rPr>
-              <w:t>§rÉÉ</w:t>
-            </w:r>
-            <w:r>
-              <w:rPr>
-                <w:rFonts w:ascii="BRH Malayalam Extra" w:hAnsi="BRH Malayalam Extra" w:cs="BRH Devanagari Extra"/>
-                <w:color w:val="000000"/>
-                <w:sz w:val="32"/>
-                <w:szCs w:val="40"/>
-              </w:rPr>
-              <w:t>–</w:t>
-            </w:r>
+              <w:t>§</w:t>
+            </w:r>
+            <w:proofErr w:type="spellStart"/>
+            <w:r>
+              <w:rPr>
+                <w:rFonts w:ascii="BRH Devanagari Extra" w:hAnsi="BRH Devanagari Extra" w:cs="BRH Devanagari Extra"/>
+                <w:color w:val="000000"/>
+                <w:sz w:val="40"/>
+                <w:szCs w:val="40"/>
+              </w:rPr>
+              <w:t>rÉÉ</w:t>
+            </w:r>
+            <w:proofErr w:type="spellEnd"/>
+            <w:r>
+              <w:rPr>
+                <w:rFonts w:ascii="BRH Malayalam Extra" w:hAnsi="BRH Malayalam Extra" w:cs="BRH Devanagari Extra"/>
+                <w:color w:val="000000"/>
+                <w:sz w:val="32"/>
+                <w:szCs w:val="40"/>
+              </w:rPr>
+              <w:t>–</w:t>
+            </w:r>
+            <w:proofErr w:type="spellStart"/>
             <w:r>
               <w:rPr>
                 <w:rFonts w:ascii="BRH Devanagari Extra" w:hAnsi="BRH Devanagari Extra" w:cs="BRH Devanagari Extra"/>
@@ -7434,6 +11498,7 @@
               </w:rPr>
               <w:t>ÍsÉ</w:t>
             </w:r>
+            <w:proofErr w:type="spellEnd"/>
             <w:r>
               <w:rPr>
                 <w:rFonts w:ascii="BRH Malayalam Extra" w:hAnsi="BRH Malayalam Extra" w:cs="BRH Devanagari Extra"/>
@@ -7461,6 +11526,7 @@
               </w:rPr>
               <w:t>–</w:t>
             </w:r>
+            <w:proofErr w:type="spellStart"/>
             <w:r>
               <w:rPr>
                 <w:rFonts w:ascii="BRH Devanagari Extra" w:hAnsi="BRH Devanagari Extra" w:cs="BRH Devanagari Extra"/>
@@ -7480,6 +11546,7 @@
               </w:rPr>
               <w:t>prÉÈ</w:t>
             </w:r>
+            <w:proofErr w:type="spellEnd"/>
             <w:r>
               <w:rPr>
                 <w:rFonts w:ascii="BRH Devanagari Extra" w:hAnsi="BRH Devanagari Extra" w:cs="BRH Devanagari Extra"/>
@@ -7644,17 +11711,29 @@
                 <w:sz w:val="40"/>
                 <w:szCs w:val="40"/>
               </w:rPr>
-              <w:t>ºûÉ</w:t>
-            </w:r>
-            <w:r>
-              <w:rPr>
-                <w:rFonts w:ascii="BRH Malayalam Extra" w:hAnsi="BRH Malayalam Extra" w:cs="BRH Devanagari Extra"/>
-                <w:color w:val="000000"/>
-                <w:sz w:val="32"/>
-                <w:szCs w:val="40"/>
-              </w:rPr>
-              <w:t>–</w:t>
-            </w:r>
+              <w:t>º</w:t>
+            </w:r>
+            <w:proofErr w:type="spellStart"/>
+            <w:r>
+              <w:rPr>
+                <w:rFonts w:ascii="BRH Devanagari Extra" w:hAnsi="BRH Devanagari Extra" w:cs="BRH Devanagari Extra"/>
+                <w:color w:val="000000"/>
+                <w:sz w:val="40"/>
+                <w:szCs w:val="40"/>
+              </w:rPr>
+              <w:t>ûÉ</w:t>
+            </w:r>
+            <w:proofErr w:type="spellEnd"/>
+            <w:r>
+              <w:rPr>
+                <w:rFonts w:ascii="BRH Malayalam Extra" w:hAnsi="BRH Malayalam Extra" w:cs="BRH Devanagari Extra"/>
+                <w:color w:val="000000"/>
+                <w:sz w:val="32"/>
+                <w:szCs w:val="40"/>
+              </w:rPr>
+              <w:t>–</w:t>
+            </w:r>
+            <w:proofErr w:type="spellStart"/>
             <w:r>
               <w:rPr>
                 <w:rFonts w:ascii="BRH Devanagari Extra" w:hAnsi="BRH Devanagari Extra" w:cs="BRH Devanagari Extra"/>
@@ -7664,23 +11743,34 @@
               </w:rPr>
               <w:t>ÌiÉ</w:t>
             </w:r>
-            <w:r>
-              <w:rPr>
-                <w:rFonts w:ascii="BRH Malayalam Extra" w:hAnsi="BRH Malayalam Extra" w:cs="BRH Devanagari Extra"/>
-                <w:color w:val="000000"/>
-                <w:sz w:val="32"/>
-                <w:szCs w:val="40"/>
-              </w:rPr>
-              <w:t>–</w:t>
-            </w:r>
-            <w:r>
-              <w:rPr>
-                <w:rFonts w:ascii="BRH Devanagari Extra" w:hAnsi="BRH Devanagari Extra" w:cs="BRH Devanagari Extra"/>
-                <w:color w:val="000000"/>
-                <w:sz w:val="40"/>
-                <w:szCs w:val="40"/>
-              </w:rPr>
-              <w:t xml:space="preserve"> mÉëÉ</w:t>
+            <w:proofErr w:type="spellEnd"/>
+            <w:r>
+              <w:rPr>
+                <w:rFonts w:ascii="BRH Malayalam Extra" w:hAnsi="BRH Malayalam Extra" w:cs="BRH Devanagari Extra"/>
+                <w:color w:val="000000"/>
+                <w:sz w:val="32"/>
+                <w:szCs w:val="40"/>
+              </w:rPr>
+              <w:t>–</w:t>
+            </w:r>
+            <w:r>
+              <w:rPr>
+                <w:rFonts w:ascii="BRH Devanagari Extra" w:hAnsi="BRH Devanagari Extra" w:cs="BRH Devanagari Extra"/>
+                <w:color w:val="000000"/>
+                <w:sz w:val="40"/>
+                <w:szCs w:val="40"/>
+              </w:rPr>
+              <w:t xml:space="preserve"> </w:t>
+            </w:r>
+            <w:proofErr w:type="spellStart"/>
+            <w:r>
+              <w:rPr>
+                <w:rFonts w:ascii="BRH Devanagari Extra" w:hAnsi="BRH Devanagari Extra" w:cs="BRH Devanagari Extra"/>
+                <w:color w:val="000000"/>
+                <w:sz w:val="40"/>
+                <w:szCs w:val="40"/>
+              </w:rPr>
+              <w:t>mÉëÉ</w:t>
             </w:r>
             <w:r>
               <w:rPr>
@@ -7699,7 +11789,27 @@
                 <w:sz w:val="40"/>
                 <w:szCs w:val="40"/>
               </w:rPr>
-              <w:t>ÿqÉç | mÉëÉ</w:t>
+              <w:t>ÿqÉç</w:t>
+            </w:r>
+            <w:proofErr w:type="spellEnd"/>
+            <w:r>
+              <w:rPr>
+                <w:rFonts w:ascii="BRH Devanagari Extra" w:hAnsi="BRH Devanagari Extra" w:cs="BRH Devanagari Extra"/>
+                <w:color w:val="000000"/>
+                <w:sz w:val="40"/>
+                <w:szCs w:val="40"/>
+              </w:rPr>
+              <w:t xml:space="preserve"> | </w:t>
+            </w:r>
+            <w:proofErr w:type="spellStart"/>
+            <w:r>
+              <w:rPr>
+                <w:rFonts w:ascii="BRH Devanagari Extra" w:hAnsi="BRH Devanagari Extra" w:cs="BRH Devanagari Extra"/>
+                <w:color w:val="000000"/>
+                <w:sz w:val="40"/>
+                <w:szCs w:val="40"/>
+              </w:rPr>
+              <w:t>mÉëÉ</w:t>
             </w:r>
             <w:r>
               <w:rPr>
@@ -7711,23 +11821,35 @@
               </w:rPr>
               <w:t>geÉ</w:t>
             </w:r>
-            <w:r>
-              <w:rPr>
-                <w:rFonts w:ascii="BRH Malayalam Extra" w:hAnsi="BRH Malayalam Extra" w:cs="BRH Devanagari Extra"/>
-                <w:color w:val="000000"/>
-                <w:sz w:val="32"/>
-                <w:szCs w:val="40"/>
-              </w:rPr>
-              <w:t>–</w:t>
-            </w:r>
-            <w:r>
-              <w:rPr>
-                <w:rFonts w:ascii="BRH Devanagari Extra" w:hAnsi="BRH Devanagari Extra" w:cs="BRH Devanagari Extra"/>
-                <w:color w:val="000000"/>
-                <w:sz w:val="40"/>
-                <w:szCs w:val="40"/>
-              </w:rPr>
-              <w:t>qÉÑmÉþ |</w:t>
+            <w:proofErr w:type="spellEnd"/>
+            <w:r>
+              <w:rPr>
+                <w:rFonts w:ascii="BRH Malayalam Extra" w:hAnsi="BRH Malayalam Extra" w:cs="BRH Devanagari Extra"/>
+                <w:color w:val="000000"/>
+                <w:sz w:val="32"/>
+                <w:szCs w:val="40"/>
+              </w:rPr>
+              <w:t>–</w:t>
+            </w:r>
+            <w:proofErr w:type="spellStart"/>
+            <w:r>
+              <w:rPr>
+                <w:rFonts w:ascii="BRH Devanagari Extra" w:hAnsi="BRH Devanagari Extra" w:cs="BRH Devanagari Extra"/>
+                <w:color w:val="000000"/>
+                <w:sz w:val="40"/>
+                <w:szCs w:val="40"/>
+              </w:rPr>
+              <w:t>qÉÑmÉþ</w:t>
+            </w:r>
+            <w:proofErr w:type="spellEnd"/>
+            <w:r>
+              <w:rPr>
+                <w:rFonts w:ascii="BRH Devanagari Extra" w:hAnsi="BRH Devanagari Extra" w:cs="BRH Devanagari Extra"/>
+                <w:color w:val="000000"/>
+                <w:sz w:val="40"/>
+                <w:szCs w:val="40"/>
+              </w:rPr>
+              <w:t xml:space="preserve"> |</w:t>
             </w:r>
           </w:p>
         </w:tc>
@@ -7775,17 +11897,29 @@
                 <w:sz w:val="40"/>
                 <w:szCs w:val="40"/>
               </w:rPr>
-              <w:t>ºûÉ</w:t>
-            </w:r>
-            <w:r>
-              <w:rPr>
-                <w:rFonts w:ascii="BRH Malayalam Extra" w:hAnsi="BRH Malayalam Extra" w:cs="BRH Devanagari Extra"/>
-                <w:color w:val="000000"/>
-                <w:sz w:val="32"/>
-                <w:szCs w:val="40"/>
-              </w:rPr>
-              <w:t>–</w:t>
-            </w:r>
+              <w:t>º</w:t>
+            </w:r>
+            <w:proofErr w:type="spellStart"/>
+            <w:r>
+              <w:rPr>
+                <w:rFonts w:ascii="BRH Devanagari Extra" w:hAnsi="BRH Devanagari Extra" w:cs="BRH Devanagari Extra"/>
+                <w:color w:val="000000"/>
+                <w:sz w:val="40"/>
+                <w:szCs w:val="40"/>
+              </w:rPr>
+              <w:t>ûÉ</w:t>
+            </w:r>
+            <w:proofErr w:type="spellEnd"/>
+            <w:r>
+              <w:rPr>
+                <w:rFonts w:ascii="BRH Malayalam Extra" w:hAnsi="BRH Malayalam Extra" w:cs="BRH Devanagari Extra"/>
+                <w:color w:val="000000"/>
+                <w:sz w:val="32"/>
+                <w:szCs w:val="40"/>
+              </w:rPr>
+              <w:t>–</w:t>
+            </w:r>
+            <w:proofErr w:type="spellStart"/>
             <w:r>
               <w:rPr>
                 <w:rFonts w:ascii="BRH Devanagari Extra" w:hAnsi="BRH Devanagari Extra" w:cs="BRH Devanagari Extra"/>
@@ -7795,23 +11929,34 @@
               </w:rPr>
               <w:t>ÌiÉ</w:t>
             </w:r>
-            <w:r>
-              <w:rPr>
-                <w:rFonts w:ascii="BRH Malayalam Extra" w:hAnsi="BRH Malayalam Extra" w:cs="BRH Devanagari Extra"/>
-                <w:color w:val="000000"/>
-                <w:sz w:val="32"/>
-                <w:szCs w:val="40"/>
-              </w:rPr>
-              <w:t>–</w:t>
-            </w:r>
-            <w:r>
-              <w:rPr>
-                <w:rFonts w:ascii="BRH Devanagari Extra" w:hAnsi="BRH Devanagari Extra" w:cs="BRH Devanagari Extra"/>
-                <w:color w:val="000000"/>
-                <w:sz w:val="40"/>
-                <w:szCs w:val="40"/>
-              </w:rPr>
-              <w:t xml:space="preserve"> mÉëÉ</w:t>
+            <w:proofErr w:type="spellEnd"/>
+            <w:r>
+              <w:rPr>
+                <w:rFonts w:ascii="BRH Malayalam Extra" w:hAnsi="BRH Malayalam Extra" w:cs="BRH Devanagari Extra"/>
+                <w:color w:val="000000"/>
+                <w:sz w:val="32"/>
+                <w:szCs w:val="40"/>
+              </w:rPr>
+              <w:t>–</w:t>
+            </w:r>
+            <w:r>
+              <w:rPr>
+                <w:rFonts w:ascii="BRH Devanagari Extra" w:hAnsi="BRH Devanagari Extra" w:cs="BRH Devanagari Extra"/>
+                <w:color w:val="000000"/>
+                <w:sz w:val="40"/>
+                <w:szCs w:val="40"/>
+              </w:rPr>
+              <w:t xml:space="preserve"> </w:t>
+            </w:r>
+            <w:proofErr w:type="spellStart"/>
+            <w:r>
+              <w:rPr>
+                <w:rFonts w:ascii="BRH Devanagari Extra" w:hAnsi="BRH Devanagari Extra" w:cs="BRH Devanagari Extra"/>
+                <w:color w:val="000000"/>
+                <w:sz w:val="40"/>
+                <w:szCs w:val="40"/>
+              </w:rPr>
+              <w:t>mÉëÉ</w:t>
             </w:r>
             <w:r>
               <w:rPr>
@@ -7849,7 +11994,27 @@
                 <w:sz w:val="40"/>
                 <w:szCs w:val="40"/>
               </w:rPr>
-              <w:t>qÉç | mÉëÉ</w:t>
+              <w:t>qÉç</w:t>
+            </w:r>
+            <w:proofErr w:type="spellEnd"/>
+            <w:r>
+              <w:rPr>
+                <w:rFonts w:ascii="BRH Devanagari Extra" w:hAnsi="BRH Devanagari Extra" w:cs="BRH Devanagari Extra"/>
+                <w:color w:val="000000"/>
+                <w:sz w:val="40"/>
+                <w:szCs w:val="40"/>
+              </w:rPr>
+              <w:t xml:space="preserve"> | </w:t>
+            </w:r>
+            <w:proofErr w:type="spellStart"/>
+            <w:r>
+              <w:rPr>
+                <w:rFonts w:ascii="BRH Devanagari Extra" w:hAnsi="BRH Devanagari Extra" w:cs="BRH Devanagari Extra"/>
+                <w:color w:val="000000"/>
+                <w:sz w:val="40"/>
+                <w:szCs w:val="40"/>
+              </w:rPr>
+              <w:t>mÉëÉ</w:t>
             </w:r>
             <w:r>
               <w:rPr>
@@ -7880,23 +12045,35 @@
               </w:rPr>
               <w:t>É</w:t>
             </w:r>
-            <w:r>
-              <w:rPr>
-                <w:rFonts w:ascii="BRH Malayalam Extra" w:hAnsi="BRH Malayalam Extra" w:cs="BRH Devanagari Extra"/>
-                <w:color w:val="000000"/>
-                <w:sz w:val="32"/>
-                <w:szCs w:val="40"/>
-              </w:rPr>
-              <w:t>–</w:t>
-            </w:r>
-            <w:r>
-              <w:rPr>
-                <w:rFonts w:ascii="BRH Devanagari Extra" w:hAnsi="BRH Devanagari Extra" w:cs="BRH Devanagari Extra"/>
-                <w:color w:val="000000"/>
-                <w:sz w:val="40"/>
-                <w:szCs w:val="40"/>
-              </w:rPr>
-              <w:t>qÉÑmÉþ |</w:t>
+            <w:proofErr w:type="spellEnd"/>
+            <w:r>
+              <w:rPr>
+                <w:rFonts w:ascii="BRH Malayalam Extra" w:hAnsi="BRH Malayalam Extra" w:cs="BRH Devanagari Extra"/>
+                <w:color w:val="000000"/>
+                <w:sz w:val="32"/>
+                <w:szCs w:val="40"/>
+              </w:rPr>
+              <w:t>–</w:t>
+            </w:r>
+            <w:proofErr w:type="spellStart"/>
+            <w:r>
+              <w:rPr>
+                <w:rFonts w:ascii="BRH Devanagari Extra" w:hAnsi="BRH Devanagari Extra" w:cs="BRH Devanagari Extra"/>
+                <w:color w:val="000000"/>
+                <w:sz w:val="40"/>
+                <w:szCs w:val="40"/>
+              </w:rPr>
+              <w:t>qÉÑmÉþ</w:t>
+            </w:r>
+            <w:proofErr w:type="spellEnd"/>
+            <w:r>
+              <w:rPr>
+                <w:rFonts w:ascii="BRH Devanagari Extra" w:hAnsi="BRH Devanagari Extra" w:cs="BRH Devanagari Extra"/>
+                <w:color w:val="000000"/>
+                <w:sz w:val="40"/>
+                <w:szCs w:val="40"/>
+              </w:rPr>
+              <w:t xml:space="preserve"> |</w:t>
             </w:r>
           </w:p>
         </w:tc>
@@ -7934,6 +12111,7 @@
                 <w:sz w:val="28"/>
                 <w:szCs w:val="32"/>
               </w:rPr>
+              <w:lastRenderedPageBreak/>
               <w:t>T.S.5.2.9.2 – Kramam</w:t>
             </w:r>
           </w:p>
@@ -8031,24 +12209,47 @@
                 <w:lang w:val="en-IN" w:eastAsia="en-IN" w:bidi="ml-IN"/>
               </w:rPr>
             </w:pPr>
-            <w:r>
-              <w:rPr>
-                <w:rFonts w:ascii="BRH Devanagari Extra" w:hAnsi="BRH Devanagari Extra" w:cs="BRH Devanagari Extra"/>
-                <w:color w:val="000000"/>
-                <w:sz w:val="40"/>
-                <w:szCs w:val="40"/>
-              </w:rPr>
-              <w:t>uÉæ mÉëÉ</w:t>
-            </w:r>
-            <w:r>
-              <w:rPr>
-                <w:rFonts w:ascii="BRH Malayalam Extra" w:hAnsi="BRH Malayalam Extra" w:cs="BRH Devanagari Extra"/>
-                <w:color w:val="000000"/>
-                <w:sz w:val="32"/>
-                <w:szCs w:val="40"/>
-              </w:rPr>
-              <w:t>–</w:t>
-            </w:r>
+            <w:proofErr w:type="spellStart"/>
+            <w:r>
+              <w:rPr>
+                <w:rFonts w:ascii="BRH Devanagari Extra" w:hAnsi="BRH Devanagari Extra" w:cs="BRH Devanagari Extra"/>
+                <w:color w:val="000000"/>
+                <w:sz w:val="40"/>
+                <w:szCs w:val="40"/>
+              </w:rPr>
+              <w:t>uÉæ</w:t>
+            </w:r>
+            <w:proofErr w:type="spellEnd"/>
+            <w:r>
+              <w:rPr>
+                <w:rFonts w:ascii="BRH Devanagari Extra" w:hAnsi="BRH Devanagari Extra" w:cs="BRH Devanagari Extra"/>
+                <w:color w:val="000000"/>
+                <w:sz w:val="40"/>
+                <w:szCs w:val="40"/>
+              </w:rPr>
+              <w:t xml:space="preserve"> </w:t>
+            </w:r>
+            <w:proofErr w:type="spellStart"/>
+            <w:r>
+              <w:rPr>
+                <w:rFonts w:ascii="BRH Devanagari Extra" w:hAnsi="BRH Devanagari Extra" w:cs="BRH Devanagari Extra"/>
+                <w:color w:val="000000"/>
+                <w:sz w:val="40"/>
+                <w:szCs w:val="40"/>
+              </w:rPr>
+              <w:t>mÉëÉ</w:t>
+            </w:r>
+            <w:proofErr w:type="spellEnd"/>
+            <w:r>
+              <w:rPr>
+                <w:rFonts w:ascii="BRH Malayalam Extra" w:hAnsi="BRH Malayalam Extra" w:cs="BRH Devanagari Extra"/>
+                <w:color w:val="000000"/>
+                <w:sz w:val="32"/>
+                <w:szCs w:val="40"/>
+              </w:rPr>
+              <w:t>–</w:t>
+            </w:r>
+            <w:proofErr w:type="spellStart"/>
             <w:r>
               <w:rPr>
                 <w:rFonts w:ascii="BRH Devanagari Extra" w:hAnsi="BRH Devanagari Extra" w:cs="BRH Devanagari Extra"/>
@@ -8059,6 +12260,7 @@
               </w:rPr>
               <w:t>hÉÉ</w:t>
             </w:r>
+            <w:proofErr w:type="spellEnd"/>
             <w:r>
               <w:rPr>
                 <w:rFonts w:ascii="BRH Devanagari Extra" w:hAnsi="BRH Devanagari Extra" w:cs="BRH Devanagari Extra"/>
@@ -8068,6 +12270,7 @@
               </w:rPr>
               <w:t xml:space="preserve"> | </w:t>
             </w:r>
+            <w:proofErr w:type="spellStart"/>
             <w:r>
               <w:rPr>
                 <w:rFonts w:ascii="BRH Devanagari Extra" w:hAnsi="BRH Devanagari Extra" w:cs="BRH Devanagari Extra"/>
@@ -8077,33 +12280,46 @@
               </w:rPr>
               <w:t>mÉëÉ</w:t>
             </w:r>
-            <w:r>
-              <w:rPr>
-                <w:rFonts w:ascii="BRH Malayalam Extra" w:hAnsi="BRH Malayalam Extra" w:cs="BRH Devanagari Extra"/>
-                <w:color w:val="000000"/>
-                <w:sz w:val="32"/>
-                <w:szCs w:val="40"/>
-              </w:rPr>
-              <w:t>–</w:t>
-            </w:r>
-            <w:r>
-              <w:rPr>
-                <w:rFonts w:ascii="BRH Devanagari Extra" w:hAnsi="BRH Devanagari Extra" w:cs="BRH Devanagari Extra"/>
-                <w:color w:val="000000"/>
-                <w:sz w:val="40"/>
-                <w:szCs w:val="40"/>
-              </w:rPr>
-              <w:t>hÉÉ A</w:t>
-            </w:r>
-            <w:r>
-              <w:rPr>
-                <w:rFonts w:ascii="BRH Malayalam Extra" w:hAnsi="BRH Malayalam Extra" w:cs="BRH Devanagari Extra"/>
-                <w:color w:val="000000"/>
-                <w:sz w:val="32"/>
-                <w:szCs w:val="40"/>
-              </w:rPr>
-              <w:t>–</w:t>
-            </w:r>
+            <w:proofErr w:type="spellEnd"/>
+            <w:r>
+              <w:rPr>
+                <w:rFonts w:ascii="BRH Malayalam Extra" w:hAnsi="BRH Malayalam Extra" w:cs="BRH Devanagari Extra"/>
+                <w:color w:val="000000"/>
+                <w:sz w:val="32"/>
+                <w:szCs w:val="40"/>
+              </w:rPr>
+              <w:t>–</w:t>
+            </w:r>
+            <w:proofErr w:type="spellStart"/>
+            <w:r>
+              <w:rPr>
+                <w:rFonts w:ascii="BRH Devanagari Extra" w:hAnsi="BRH Devanagari Extra" w:cs="BRH Devanagari Extra"/>
+                <w:color w:val="000000"/>
+                <w:sz w:val="40"/>
+                <w:szCs w:val="40"/>
+              </w:rPr>
+              <w:t>hÉÉ</w:t>
+            </w:r>
+            <w:proofErr w:type="spellEnd"/>
+            <w:r>
+              <w:rPr>
+                <w:rFonts w:ascii="BRH Devanagari Extra" w:hAnsi="BRH Devanagari Extra" w:cs="BRH Devanagari Extra"/>
+                <w:color w:val="000000"/>
+                <w:sz w:val="40"/>
+                <w:szCs w:val="40"/>
+              </w:rPr>
+              <w:t xml:space="preserve"> A</w:t>
+            </w:r>
+            <w:r>
+              <w:rPr>
+                <w:rFonts w:ascii="BRH Malayalam Extra" w:hAnsi="BRH Malayalam Extra" w:cs="BRH Devanagari Extra"/>
+                <w:color w:val="000000"/>
+                <w:sz w:val="32"/>
+                <w:szCs w:val="40"/>
+              </w:rPr>
+              <w:t>–</w:t>
+            </w:r>
+            <w:proofErr w:type="spellStart"/>
             <w:r>
               <w:rPr>
                 <w:rFonts w:ascii="BRH Devanagari Extra" w:hAnsi="BRH Devanagari Extra" w:cs="BRH Devanagari Extra"/>
@@ -8113,6 +12329,7 @@
               </w:rPr>
               <w:t>qÉ×iÉÿqÉç</w:t>
             </w:r>
+            <w:proofErr w:type="spellEnd"/>
             <w:r>
               <w:rPr>
                 <w:rFonts w:ascii="BRH Devanagari Extra" w:hAnsi="BRH Devanagari Extra" w:cs="BRH Devanagari Extra"/>
@@ -8144,24 +12361,47 @@
                 <w:lang w:val="en-IN" w:eastAsia="en-IN" w:bidi="ml-IN"/>
               </w:rPr>
             </w:pPr>
-            <w:r>
-              <w:rPr>
-                <w:rFonts w:ascii="BRH Devanagari Extra" w:hAnsi="BRH Devanagari Extra" w:cs="BRH Devanagari Extra"/>
-                <w:color w:val="000000"/>
-                <w:sz w:val="40"/>
-                <w:szCs w:val="40"/>
-              </w:rPr>
-              <w:t>uÉæ mÉëÉ</w:t>
-            </w:r>
-            <w:r>
-              <w:rPr>
-                <w:rFonts w:ascii="BRH Malayalam Extra" w:hAnsi="BRH Malayalam Extra" w:cs="BRH Devanagari Extra"/>
-                <w:color w:val="000000"/>
-                <w:sz w:val="32"/>
-                <w:szCs w:val="40"/>
-              </w:rPr>
-              <w:t>–</w:t>
-            </w:r>
+            <w:proofErr w:type="spellStart"/>
+            <w:r>
+              <w:rPr>
+                <w:rFonts w:ascii="BRH Devanagari Extra" w:hAnsi="BRH Devanagari Extra" w:cs="BRH Devanagari Extra"/>
+                <w:color w:val="000000"/>
+                <w:sz w:val="40"/>
+                <w:szCs w:val="40"/>
+              </w:rPr>
+              <w:t>uÉæ</w:t>
+            </w:r>
+            <w:proofErr w:type="spellEnd"/>
+            <w:r>
+              <w:rPr>
+                <w:rFonts w:ascii="BRH Devanagari Extra" w:hAnsi="BRH Devanagari Extra" w:cs="BRH Devanagari Extra"/>
+                <w:color w:val="000000"/>
+                <w:sz w:val="40"/>
+                <w:szCs w:val="40"/>
+              </w:rPr>
+              <w:t xml:space="preserve"> </w:t>
+            </w:r>
+            <w:proofErr w:type="spellStart"/>
+            <w:r>
+              <w:rPr>
+                <w:rFonts w:ascii="BRH Devanagari Extra" w:hAnsi="BRH Devanagari Extra" w:cs="BRH Devanagari Extra"/>
+                <w:color w:val="000000"/>
+                <w:sz w:val="40"/>
+                <w:szCs w:val="40"/>
+              </w:rPr>
+              <w:t>mÉëÉ</w:t>
+            </w:r>
+            <w:proofErr w:type="spellEnd"/>
+            <w:r>
+              <w:rPr>
+                <w:rFonts w:ascii="BRH Malayalam Extra" w:hAnsi="BRH Malayalam Extra" w:cs="BRH Devanagari Extra"/>
+                <w:color w:val="000000"/>
+                <w:sz w:val="32"/>
+                <w:szCs w:val="40"/>
+              </w:rPr>
+              <w:t>–</w:t>
+            </w:r>
+            <w:proofErr w:type="spellStart"/>
             <w:r>
               <w:rPr>
                 <w:rFonts w:ascii="BRH Devanagari Extra" w:hAnsi="BRH Devanagari Extra" w:cs="BRH Devanagari Extra"/>
@@ -8181,6 +12421,7 @@
               </w:rPr>
               <w:t>È</w:t>
             </w:r>
+            <w:proofErr w:type="spellEnd"/>
             <w:r>
               <w:rPr>
                 <w:rFonts w:ascii="BRH Devanagari Extra" w:hAnsi="BRH Devanagari Extra" w:cs="BRH Devanagari Extra"/>
@@ -8190,6 +12431,7 @@
               </w:rPr>
               <w:t xml:space="preserve"> | </w:t>
             </w:r>
+            <w:proofErr w:type="spellStart"/>
             <w:r>
               <w:rPr>
                 <w:rFonts w:ascii="BRH Devanagari Extra" w:hAnsi="BRH Devanagari Extra" w:cs="BRH Devanagari Extra"/>
@@ -8199,41 +12441,64 @@
               </w:rPr>
               <w:t>mÉëÉ</w:t>
             </w:r>
-            <w:r>
-              <w:rPr>
-                <w:rFonts w:ascii="BRH Malayalam Extra" w:hAnsi="BRH Malayalam Extra" w:cs="BRH Devanagari Extra"/>
-                <w:color w:val="000000"/>
-                <w:sz w:val="32"/>
-                <w:szCs w:val="40"/>
-              </w:rPr>
-              <w:t>–</w:t>
-            </w:r>
-            <w:r>
-              <w:rPr>
-                <w:rFonts w:ascii="BRH Devanagari Extra" w:hAnsi="BRH Devanagari Extra" w:cs="BRH Devanagari Extra"/>
-                <w:color w:val="000000"/>
-                <w:sz w:val="40"/>
-                <w:szCs w:val="40"/>
-              </w:rPr>
-              <w:t>hÉÉ A</w:t>
-            </w:r>
-            <w:r>
-              <w:rPr>
-                <w:rFonts w:ascii="BRH Malayalam Extra" w:hAnsi="BRH Malayalam Extra" w:cs="BRH Devanagari Extra"/>
-                <w:color w:val="000000"/>
-                <w:sz w:val="32"/>
-                <w:szCs w:val="40"/>
-              </w:rPr>
-              <w:t>–</w:t>
-            </w:r>
-            <w:r>
-              <w:rPr>
-                <w:rFonts w:ascii="BRH Devanagari Extra" w:hAnsi="BRH Devanagari Extra" w:cs="BRH Devanagari Extra"/>
-                <w:color w:val="000000"/>
-                <w:sz w:val="40"/>
-                <w:szCs w:val="40"/>
-              </w:rPr>
-              <w:t>qÉ×iÉÿqÉç |</w:t>
+            <w:proofErr w:type="spellEnd"/>
+            <w:r>
+              <w:rPr>
+                <w:rFonts w:ascii="BRH Malayalam Extra" w:hAnsi="BRH Malayalam Extra" w:cs="BRH Devanagari Extra"/>
+                <w:color w:val="000000"/>
+                <w:sz w:val="32"/>
+                <w:szCs w:val="40"/>
+              </w:rPr>
+              <w:t>–</w:t>
+            </w:r>
+            <w:proofErr w:type="spellStart"/>
+            <w:r>
+              <w:rPr>
+                <w:rFonts w:ascii="BRH Devanagari Extra" w:hAnsi="BRH Devanagari Extra" w:cs="BRH Devanagari Extra"/>
+                <w:color w:val="000000"/>
+                <w:sz w:val="40"/>
+                <w:szCs w:val="40"/>
+              </w:rPr>
+              <w:t>hÉÉ</w:t>
+            </w:r>
+            <w:proofErr w:type="spellEnd"/>
+            <w:r>
+              <w:rPr>
+                <w:rFonts w:ascii="BRH Devanagari Extra" w:hAnsi="BRH Devanagari Extra" w:cs="BRH Devanagari Extra"/>
+                <w:color w:val="000000"/>
+                <w:sz w:val="40"/>
+                <w:szCs w:val="40"/>
+              </w:rPr>
+              <w:t xml:space="preserve"> A</w:t>
+            </w:r>
+            <w:r>
+              <w:rPr>
+                <w:rFonts w:ascii="BRH Malayalam Extra" w:hAnsi="BRH Malayalam Extra" w:cs="BRH Devanagari Extra"/>
+                <w:color w:val="000000"/>
+                <w:sz w:val="32"/>
+                <w:szCs w:val="40"/>
+              </w:rPr>
+              <w:t>–</w:t>
+            </w:r>
+            <w:proofErr w:type="spellStart"/>
+            <w:r>
+              <w:rPr>
+                <w:rFonts w:ascii="BRH Devanagari Extra" w:hAnsi="BRH Devanagari Extra" w:cs="BRH Devanagari Extra"/>
+                <w:color w:val="000000"/>
+                <w:sz w:val="40"/>
+                <w:szCs w:val="40"/>
+              </w:rPr>
+              <w:t>qÉ×iÉÿqÉç</w:t>
+            </w:r>
+            <w:proofErr w:type="spellEnd"/>
+            <w:r>
+              <w:rPr>
+                <w:rFonts w:ascii="BRH Devanagari Extra" w:hAnsi="BRH Devanagari Extra" w:cs="BRH Devanagari Extra"/>
+                <w:color w:val="000000"/>
+                <w:sz w:val="40"/>
+                <w:szCs w:val="40"/>
+              </w:rPr>
+              <w:t xml:space="preserve"> |</w:t>
             </w:r>
           </w:p>
         </w:tc>
@@ -8271,7 +12536,6 @@
                 <w:sz w:val="28"/>
                 <w:szCs w:val="32"/>
               </w:rPr>
-              <w:lastRenderedPageBreak/>
               <w:t>T.S.5.2.10.1 – Kramam</w:t>
             </w:r>
           </w:p>
@@ -8367,6 +12631,7 @@
                 <w:szCs w:val="40"/>
               </w:rPr>
             </w:pPr>
+            <w:proofErr w:type="spellStart"/>
             <w:r>
               <w:rPr>
                 <w:rFonts w:ascii="BRH Devanagari Extra" w:hAnsi="BRH Devanagari Extra" w:cs="BRH Devanagari Extra"/>
@@ -8384,25 +12649,86 @@
                 <w:sz w:val="40"/>
                 <w:szCs w:val="40"/>
               </w:rPr>
-              <w:t>zÉÑUç uÉæ | uÉÉ L</w:t>
-            </w:r>
-            <w:r>
-              <w:rPr>
-                <w:rFonts w:ascii="BRH Malayalam Extra" w:hAnsi="BRH Malayalam Extra" w:cs="BRH Devanagari Extra"/>
-                <w:color w:val="000000"/>
-                <w:sz w:val="32"/>
-                <w:szCs w:val="40"/>
-              </w:rPr>
-              <w:t>–</w:t>
-            </w:r>
-            <w:r>
-              <w:rPr>
-                <w:rFonts w:ascii="BRH Devanagari Extra" w:hAnsi="BRH Devanagari Extra" w:cs="BRH Devanagari Extra"/>
-                <w:color w:val="000000"/>
-                <w:sz w:val="40"/>
-                <w:szCs w:val="40"/>
-              </w:rPr>
-              <w:t>wÉÈ |</w:t>
+              <w:t>zÉÑUç</w:t>
+            </w:r>
+            <w:proofErr w:type="spellEnd"/>
+            <w:r>
+              <w:rPr>
+                <w:rFonts w:ascii="BRH Devanagari Extra" w:hAnsi="BRH Devanagari Extra" w:cs="BRH Devanagari Extra"/>
+                <w:color w:val="000000"/>
+                <w:sz w:val="40"/>
+                <w:szCs w:val="40"/>
+              </w:rPr>
+              <w:t xml:space="preserve"> </w:t>
+            </w:r>
+            <w:proofErr w:type="spellStart"/>
+            <w:r>
+              <w:rPr>
+                <w:rFonts w:ascii="BRH Devanagari Extra" w:hAnsi="BRH Devanagari Extra" w:cs="BRH Devanagari Extra"/>
+                <w:color w:val="000000"/>
+                <w:sz w:val="40"/>
+                <w:szCs w:val="40"/>
+              </w:rPr>
+              <w:t>uÉæ</w:t>
+            </w:r>
+            <w:proofErr w:type="spellEnd"/>
+            <w:r>
+              <w:rPr>
+                <w:rFonts w:ascii="BRH Devanagari Extra" w:hAnsi="BRH Devanagari Extra" w:cs="BRH Devanagari Extra"/>
+                <w:color w:val="000000"/>
+                <w:sz w:val="40"/>
+                <w:szCs w:val="40"/>
+              </w:rPr>
+              <w:t xml:space="preserve"> | </w:t>
+            </w:r>
+            <w:proofErr w:type="spellStart"/>
+            <w:r>
+              <w:rPr>
+                <w:rFonts w:ascii="BRH Devanagari Extra" w:hAnsi="BRH Devanagari Extra" w:cs="BRH Devanagari Extra"/>
+                <w:color w:val="000000"/>
+                <w:sz w:val="40"/>
+                <w:szCs w:val="40"/>
+              </w:rPr>
+              <w:t>uÉÉ</w:t>
+            </w:r>
+            <w:proofErr w:type="spellEnd"/>
+            <w:r>
+              <w:rPr>
+                <w:rFonts w:ascii="BRH Devanagari Extra" w:hAnsi="BRH Devanagari Extra" w:cs="BRH Devanagari Extra"/>
+                <w:color w:val="000000"/>
+                <w:sz w:val="40"/>
+                <w:szCs w:val="40"/>
+              </w:rPr>
+              <w:t xml:space="preserve"> L</w:t>
+            </w:r>
+            <w:r>
+              <w:rPr>
+                <w:rFonts w:ascii="BRH Malayalam Extra" w:hAnsi="BRH Malayalam Extra" w:cs="BRH Devanagari Extra"/>
+                <w:color w:val="000000"/>
+                <w:sz w:val="32"/>
+                <w:szCs w:val="40"/>
+              </w:rPr>
+              <w:t>–</w:t>
+            </w:r>
+            <w:proofErr w:type="spellStart"/>
+            <w:r>
+              <w:rPr>
+                <w:rFonts w:ascii="BRH Devanagari Extra" w:hAnsi="BRH Devanagari Extra" w:cs="BRH Devanagari Extra"/>
+                <w:color w:val="000000"/>
+                <w:sz w:val="40"/>
+                <w:szCs w:val="40"/>
+              </w:rPr>
+              <w:t>wÉÈ</w:t>
+            </w:r>
+            <w:proofErr w:type="spellEnd"/>
+            <w:r>
+              <w:rPr>
+                <w:rFonts w:ascii="BRH Devanagari Extra" w:hAnsi="BRH Devanagari Extra" w:cs="BRH Devanagari Extra"/>
+                <w:color w:val="000000"/>
+                <w:sz w:val="40"/>
+                <w:szCs w:val="40"/>
+              </w:rPr>
+              <w:t xml:space="preserve"> |</w:t>
             </w:r>
           </w:p>
         </w:tc>
@@ -8444,32 +12770,94 @@
               </w:rPr>
               <w:t>–</w:t>
             </w:r>
-            <w:r>
-              <w:rPr>
-                <w:rFonts w:ascii="BRH Devanagari Extra" w:hAnsi="BRH Devanagari Extra" w:cs="BRH Devanagari Extra"/>
-                <w:color w:val="000000"/>
-                <w:sz w:val="40"/>
-                <w:szCs w:val="40"/>
-              </w:rPr>
-              <w:t>zÉÑUç uÉæ | uÉÉ L</w:t>
-            </w:r>
-            <w:r>
-              <w:rPr>
-                <w:rFonts w:ascii="BRH Malayalam Extra" w:hAnsi="BRH Malayalam Extra" w:cs="BRH Devanagari Extra"/>
-                <w:color w:val="000000"/>
-                <w:sz w:val="32"/>
-                <w:szCs w:val="40"/>
-              </w:rPr>
-              <w:t>–</w:t>
-            </w:r>
-            <w:r>
-              <w:rPr>
-                <w:rFonts w:ascii="BRH Devanagari Extra" w:hAnsi="BRH Devanagari Extra" w:cs="BRH Devanagari Extra"/>
-                <w:color w:val="000000"/>
-                <w:sz w:val="40"/>
-                <w:szCs w:val="40"/>
-              </w:rPr>
-              <w:t>wÉÈ |</w:t>
+            <w:proofErr w:type="spellStart"/>
+            <w:r>
+              <w:rPr>
+                <w:rFonts w:ascii="BRH Devanagari Extra" w:hAnsi="BRH Devanagari Extra" w:cs="BRH Devanagari Extra"/>
+                <w:color w:val="000000"/>
+                <w:sz w:val="40"/>
+                <w:szCs w:val="40"/>
+              </w:rPr>
+              <w:t>zÉÑUç</w:t>
+            </w:r>
+            <w:proofErr w:type="spellEnd"/>
+            <w:r>
+              <w:rPr>
+                <w:rFonts w:ascii="BRH Devanagari Extra" w:hAnsi="BRH Devanagari Extra" w:cs="BRH Devanagari Extra"/>
+                <w:color w:val="000000"/>
+                <w:sz w:val="40"/>
+                <w:szCs w:val="40"/>
+              </w:rPr>
+              <w:t xml:space="preserve"> </w:t>
+            </w:r>
+            <w:proofErr w:type="spellStart"/>
+            <w:r>
+              <w:rPr>
+                <w:rFonts w:ascii="BRH Devanagari Extra" w:hAnsi="BRH Devanagari Extra" w:cs="BRH Devanagari Extra"/>
+                <w:color w:val="000000"/>
+                <w:sz w:val="40"/>
+                <w:szCs w:val="40"/>
+              </w:rPr>
+              <w:t>uÉæ</w:t>
+            </w:r>
+            <w:proofErr w:type="spellEnd"/>
+            <w:r>
+              <w:rPr>
+                <w:rFonts w:ascii="BRH Devanagari Extra" w:hAnsi="BRH Devanagari Extra" w:cs="BRH Devanagari Extra"/>
+                <w:color w:val="000000"/>
+                <w:sz w:val="40"/>
+                <w:szCs w:val="40"/>
+              </w:rPr>
+              <w:t xml:space="preserve"> | </w:t>
+            </w:r>
+            <w:proofErr w:type="spellStart"/>
+            <w:r>
+              <w:rPr>
+                <w:rFonts w:ascii="BRH Devanagari Extra" w:hAnsi="BRH Devanagari Extra" w:cs="BRH Devanagari Extra"/>
+                <w:color w:val="000000"/>
+                <w:sz w:val="40"/>
+                <w:szCs w:val="40"/>
+              </w:rPr>
+              <w:t>uÉÉ</w:t>
+            </w:r>
+            <w:proofErr w:type="spellEnd"/>
+            <w:r>
+              <w:rPr>
+                <w:rFonts w:ascii="BRH Devanagari Extra" w:hAnsi="BRH Devanagari Extra" w:cs="BRH Devanagari Extra"/>
+                <w:color w:val="000000"/>
+                <w:sz w:val="40"/>
+                <w:szCs w:val="40"/>
+              </w:rPr>
+              <w:t xml:space="preserve"> L</w:t>
+            </w:r>
+            <w:r>
+              <w:rPr>
+                <w:rFonts w:ascii="BRH Malayalam Extra" w:hAnsi="BRH Malayalam Extra" w:cs="BRH Devanagari Extra"/>
+                <w:color w:val="000000"/>
+                <w:sz w:val="32"/>
+                <w:szCs w:val="40"/>
+              </w:rPr>
+              <w:t>–</w:t>
+            </w:r>
+            <w:proofErr w:type="spellStart"/>
+            <w:r>
+              <w:rPr>
+                <w:rFonts w:ascii="BRH Devanagari Extra" w:hAnsi="BRH Devanagari Extra" w:cs="BRH Devanagari Extra"/>
+                <w:color w:val="000000"/>
+                <w:sz w:val="40"/>
+                <w:szCs w:val="40"/>
+              </w:rPr>
+              <w:t>wÉÈ</w:t>
+            </w:r>
+            <w:proofErr w:type="spellEnd"/>
+            <w:r>
+              <w:rPr>
+                <w:rFonts w:ascii="BRH Devanagari Extra" w:hAnsi="BRH Devanagari Extra" w:cs="BRH Devanagari Extra"/>
+                <w:color w:val="000000"/>
+                <w:sz w:val="40"/>
+                <w:szCs w:val="40"/>
+              </w:rPr>
+              <w:t xml:space="preserve"> |</w:t>
             </w:r>
           </w:p>
         </w:tc>
@@ -8602,6 +12990,7 @@
                 <w:szCs w:val="40"/>
               </w:rPr>
             </w:pPr>
+            <w:proofErr w:type="spellStart"/>
             <w:r>
               <w:rPr>
                 <w:rFonts w:ascii="BRH Devanagari Extra" w:hAnsi="BRH Devanagari Extra" w:cs="BRH Devanagari Extra"/>
@@ -8611,15 +13000,17 @@
               </w:rPr>
               <w:t>ÍzÉ</w:t>
             </w:r>
-            <w:r>
-              <w:rPr>
-                <w:rFonts w:ascii="BRH Malayalam Extra" w:hAnsi="BRH Malayalam Extra" w:cs="BRH Devanagari Extra"/>
-                <w:color w:val="000000"/>
-                <w:sz w:val="32"/>
-                <w:szCs w:val="40"/>
-              </w:rPr>
-              <w:t>–</w:t>
-            </w:r>
+            <w:proofErr w:type="spellEnd"/>
+            <w:r>
+              <w:rPr>
+                <w:rFonts w:ascii="BRH Malayalam Extra" w:hAnsi="BRH Malayalam Extra" w:cs="BRH Devanagari Extra"/>
+                <w:color w:val="000000"/>
+                <w:sz w:val="32"/>
+                <w:szCs w:val="40"/>
+              </w:rPr>
+              <w:t>–</w:t>
+            </w:r>
+            <w:proofErr w:type="spellStart"/>
             <w:r>
               <w:rPr>
                 <w:rFonts w:ascii="BRH Devanagari Extra" w:hAnsi="BRH Devanagari Extra" w:cs="BRH Devanagari Extra"/>
@@ -8629,15 +13020,17 @@
               </w:rPr>
               <w:t>qrÉ</w:t>
             </w:r>
-            <w:r>
-              <w:rPr>
-                <w:rFonts w:ascii="BRH Malayalam Extra" w:hAnsi="BRH Malayalam Extra" w:cs="BRH Devanagari Extra"/>
-                <w:color w:val="000000"/>
-                <w:sz w:val="32"/>
-                <w:szCs w:val="40"/>
-              </w:rPr>
-              <w:t>–</w:t>
-            </w:r>
+            <w:proofErr w:type="spellEnd"/>
+            <w:r>
+              <w:rPr>
+                <w:rFonts w:ascii="BRH Malayalam Extra" w:hAnsi="BRH Malayalam Extra" w:cs="BRH Devanagari Extra"/>
+                <w:color w:val="000000"/>
+                <w:sz w:val="32"/>
+                <w:szCs w:val="40"/>
+              </w:rPr>
+              <w:t>–</w:t>
+            </w:r>
+            <w:proofErr w:type="spellStart"/>
             <w:r>
               <w:rPr>
                 <w:rFonts w:ascii="BRH Devanagari Extra" w:hAnsi="BRH Devanagari Extra" w:cs="BRH Devanagari Extra"/>
@@ -8647,24 +13040,36 @@
               </w:rPr>
               <w:t>liÉÑ</w:t>
             </w:r>
-            <w:r>
-              <w:rPr>
-                <w:rFonts w:ascii="BRH Malayalam Extra" w:hAnsi="BRH Malayalam Extra" w:cs="BRH Devanagari Extra"/>
-                <w:color w:val="000000"/>
-                <w:sz w:val="32"/>
-                <w:szCs w:val="40"/>
-              </w:rPr>
-              <w:t>–</w:t>
-            </w:r>
-            <w:r>
-              <w:rPr>
-                <w:rFonts w:ascii="BRH Devanagari Extra" w:hAnsi="BRH Devanagari Extra" w:cs="BRH Devanagari Extra"/>
-                <w:color w:val="000000"/>
-                <w:sz w:val="40"/>
-                <w:szCs w:val="40"/>
-              </w:rPr>
-              <w:t xml:space="preserve"> iuÉÉ</w:t>
-            </w:r>
+            <w:proofErr w:type="spellEnd"/>
+            <w:r>
+              <w:rPr>
+                <w:rFonts w:ascii="BRH Malayalam Extra" w:hAnsi="BRH Malayalam Extra" w:cs="BRH Devanagari Extra"/>
+                <w:color w:val="000000"/>
+                <w:sz w:val="32"/>
+                <w:szCs w:val="40"/>
+              </w:rPr>
+              <w:t>–</w:t>
+            </w:r>
+            <w:r>
+              <w:rPr>
+                <w:rFonts w:ascii="BRH Devanagari Extra" w:hAnsi="BRH Devanagari Extra" w:cs="BRH Devanagari Extra"/>
+                <w:color w:val="000000"/>
+                <w:sz w:val="40"/>
+                <w:szCs w:val="40"/>
+              </w:rPr>
+              <w:t xml:space="preserve"> </w:t>
+            </w:r>
+            <w:proofErr w:type="spellStart"/>
+            <w:r>
+              <w:rPr>
+                <w:rFonts w:ascii="BRH Devanagari Extra" w:hAnsi="BRH Devanagari Extra" w:cs="BRH Devanagari Extra"/>
+                <w:color w:val="000000"/>
+                <w:sz w:val="40"/>
+                <w:szCs w:val="40"/>
+              </w:rPr>
+              <w:t>iuÉÉ</w:t>
+            </w:r>
+            <w:proofErr w:type="spellEnd"/>
             <w:r>
               <w:rPr>
                 <w:rFonts w:ascii="BRH Malayalam Extra" w:hAnsi="BRH Malayalam Extra" w:cs="BRH Devanagari Extra"/>
@@ -8683,6 +13088,7 @@
               </w:rPr>
               <w:t xml:space="preserve"> | </w:t>
             </w:r>
+            <w:proofErr w:type="spellStart"/>
             <w:r>
               <w:rPr>
                 <w:rFonts w:ascii="BRH Devanagari Extra" w:hAnsi="BRH Devanagari Extra" w:cs="BRH Devanagari Extra"/>
@@ -8702,23 +13108,55 @@
               </w:rPr>
               <w:t>å</w:t>
             </w:r>
-            <w:r>
-              <w:rPr>
-                <w:rFonts w:ascii="BRH Malayalam Extra" w:hAnsi="BRH Malayalam Extra" w:cs="BRH Devanagari Extra"/>
-                <w:color w:val="000000"/>
-                <w:sz w:val="32"/>
-                <w:szCs w:val="40"/>
-              </w:rPr>
-              <w:t>–</w:t>
-            </w:r>
-            <w:r>
-              <w:rPr>
-                <w:rFonts w:ascii="BRH Devanagari Extra" w:hAnsi="BRH Devanagari Extra" w:cs="BRH Devanagari Extra"/>
-                <w:color w:val="000000"/>
-                <w:sz w:val="40"/>
-                <w:szCs w:val="40"/>
-              </w:rPr>
-              <w:t>ÌiÉþ iuÉÉ ||</w:t>
+            <w:proofErr w:type="spellEnd"/>
+            <w:r>
+              <w:rPr>
+                <w:rFonts w:ascii="BRH Malayalam Extra" w:hAnsi="BRH Malayalam Extra" w:cs="BRH Devanagari Extra"/>
+                <w:color w:val="000000"/>
+                <w:sz w:val="32"/>
+                <w:szCs w:val="40"/>
+              </w:rPr>
+              <w:t>–</w:t>
+            </w:r>
+            <w:proofErr w:type="spellStart"/>
+            <w:r>
+              <w:rPr>
+                <w:rFonts w:ascii="BRH Devanagari Extra" w:hAnsi="BRH Devanagari Extra" w:cs="BRH Devanagari Extra"/>
+                <w:color w:val="000000"/>
+                <w:sz w:val="40"/>
+                <w:szCs w:val="40"/>
+              </w:rPr>
+              <w:t>ÌiÉþ</w:t>
+            </w:r>
+            <w:proofErr w:type="spellEnd"/>
+            <w:r>
+              <w:rPr>
+                <w:rFonts w:ascii="BRH Devanagari Extra" w:hAnsi="BRH Devanagari Extra" w:cs="BRH Devanagari Extra"/>
+                <w:color w:val="000000"/>
+                <w:sz w:val="40"/>
+                <w:szCs w:val="40"/>
+              </w:rPr>
+              <w:t xml:space="preserve"> </w:t>
+            </w:r>
+            <w:proofErr w:type="spellStart"/>
+            <w:r>
+              <w:rPr>
+                <w:rFonts w:ascii="BRH Devanagari Extra" w:hAnsi="BRH Devanagari Extra" w:cs="BRH Devanagari Extra"/>
+                <w:color w:val="000000"/>
+                <w:sz w:val="40"/>
+                <w:szCs w:val="40"/>
+              </w:rPr>
+              <w:t>iuÉÉ</w:t>
+            </w:r>
+            <w:proofErr w:type="spellEnd"/>
+            <w:r>
+              <w:rPr>
+                <w:rFonts w:ascii="BRH Devanagari Extra" w:hAnsi="BRH Devanagari Extra" w:cs="BRH Devanagari Extra"/>
+                <w:color w:val="000000"/>
+                <w:sz w:val="40"/>
+                <w:szCs w:val="40"/>
+              </w:rPr>
+              <w:t xml:space="preserve"> ||</w:t>
             </w:r>
           </w:p>
         </w:tc>
@@ -8740,6 +13178,7 @@
                 <w:szCs w:val="40"/>
               </w:rPr>
             </w:pPr>
+            <w:proofErr w:type="spellStart"/>
             <w:r>
               <w:rPr>
                 <w:rFonts w:ascii="BRH Devanagari Extra" w:hAnsi="BRH Devanagari Extra" w:cs="BRH Devanagari Extra"/>
@@ -8749,15 +13188,17 @@
               </w:rPr>
               <w:t>ÍzÉ</w:t>
             </w:r>
-            <w:r>
-              <w:rPr>
-                <w:rFonts w:ascii="BRH Malayalam Extra" w:hAnsi="BRH Malayalam Extra" w:cs="BRH Devanagari Extra"/>
-                <w:color w:val="000000"/>
-                <w:sz w:val="32"/>
-                <w:szCs w:val="40"/>
-              </w:rPr>
-              <w:t>–</w:t>
-            </w:r>
+            <w:proofErr w:type="spellEnd"/>
+            <w:r>
+              <w:rPr>
+                <w:rFonts w:ascii="BRH Malayalam Extra" w:hAnsi="BRH Malayalam Extra" w:cs="BRH Devanagari Extra"/>
+                <w:color w:val="000000"/>
+                <w:sz w:val="32"/>
+                <w:szCs w:val="40"/>
+              </w:rPr>
+              <w:t>–</w:t>
+            </w:r>
+            <w:proofErr w:type="spellStart"/>
             <w:r>
               <w:rPr>
                 <w:rFonts w:ascii="BRH Devanagari Extra" w:hAnsi="BRH Devanagari Extra" w:cs="BRH Devanagari Extra"/>
@@ -8767,15 +13208,17 @@
               </w:rPr>
               <w:t>qrÉ</w:t>
             </w:r>
-            <w:r>
-              <w:rPr>
-                <w:rFonts w:ascii="BRH Malayalam Extra" w:hAnsi="BRH Malayalam Extra" w:cs="BRH Devanagari Extra"/>
-                <w:color w:val="000000"/>
-                <w:sz w:val="32"/>
-                <w:szCs w:val="40"/>
-              </w:rPr>
-              <w:t>–</w:t>
-            </w:r>
+            <w:proofErr w:type="spellEnd"/>
+            <w:r>
+              <w:rPr>
+                <w:rFonts w:ascii="BRH Malayalam Extra" w:hAnsi="BRH Malayalam Extra" w:cs="BRH Devanagari Extra"/>
+                <w:color w:val="000000"/>
+                <w:sz w:val="32"/>
+                <w:szCs w:val="40"/>
+              </w:rPr>
+              <w:t>–</w:t>
+            </w:r>
+            <w:proofErr w:type="spellStart"/>
             <w:r>
               <w:rPr>
                 <w:rFonts w:ascii="BRH Devanagari Extra" w:hAnsi="BRH Devanagari Extra" w:cs="BRH Devanagari Extra"/>
@@ -8785,24 +13228,36 @@
               </w:rPr>
               <w:t>liÉÑ</w:t>
             </w:r>
-            <w:r>
-              <w:rPr>
-                <w:rFonts w:ascii="BRH Malayalam Extra" w:hAnsi="BRH Malayalam Extra" w:cs="BRH Devanagari Extra"/>
-                <w:color w:val="000000"/>
-                <w:sz w:val="32"/>
-                <w:szCs w:val="40"/>
-              </w:rPr>
-              <w:t>–</w:t>
-            </w:r>
-            <w:r>
-              <w:rPr>
-                <w:rFonts w:ascii="BRH Devanagari Extra" w:hAnsi="BRH Devanagari Extra" w:cs="BRH Devanagari Extra"/>
-                <w:color w:val="000000"/>
-                <w:sz w:val="40"/>
-                <w:szCs w:val="40"/>
-              </w:rPr>
-              <w:t xml:space="preserve"> iuÉÉ</w:t>
-            </w:r>
+            <w:proofErr w:type="spellEnd"/>
+            <w:r>
+              <w:rPr>
+                <w:rFonts w:ascii="BRH Malayalam Extra" w:hAnsi="BRH Malayalam Extra" w:cs="BRH Devanagari Extra"/>
+                <w:color w:val="000000"/>
+                <w:sz w:val="32"/>
+                <w:szCs w:val="40"/>
+              </w:rPr>
+              <w:t>–</w:t>
+            </w:r>
+            <w:r>
+              <w:rPr>
+                <w:rFonts w:ascii="BRH Devanagari Extra" w:hAnsi="BRH Devanagari Extra" w:cs="BRH Devanagari Extra"/>
+                <w:color w:val="000000"/>
+                <w:sz w:val="40"/>
+                <w:szCs w:val="40"/>
+              </w:rPr>
+              <w:t xml:space="preserve"> </w:t>
+            </w:r>
+            <w:proofErr w:type="spellStart"/>
+            <w:r>
+              <w:rPr>
+                <w:rFonts w:ascii="BRH Devanagari Extra" w:hAnsi="BRH Devanagari Extra" w:cs="BRH Devanagari Extra"/>
+                <w:color w:val="000000"/>
+                <w:sz w:val="40"/>
+                <w:szCs w:val="40"/>
+              </w:rPr>
+              <w:t>iuÉÉ</w:t>
+            </w:r>
+            <w:proofErr w:type="spellEnd"/>
             <w:r>
               <w:rPr>
                 <w:rFonts w:ascii="BRH Malayalam Extra" w:hAnsi="BRH Malayalam Extra" w:cs="BRH Devanagari Extra"/>
@@ -8821,6 +13276,7 @@
               </w:rPr>
               <w:t xml:space="preserve"> | </w:t>
             </w:r>
+            <w:proofErr w:type="spellStart"/>
             <w:r>
               <w:rPr>
                 <w:rFonts w:ascii="BRH Devanagari Extra" w:hAnsi="BRH Devanagari Extra" w:cs="BRH Devanagari Extra"/>
@@ -8838,7 +13294,37 @@
                 <w:sz w:val="40"/>
                 <w:szCs w:val="40"/>
               </w:rPr>
-              <w:t>ÌiÉþ iuÉÉ ||</w:t>
+              <w:t>ÌiÉþ</w:t>
+            </w:r>
+            <w:proofErr w:type="spellEnd"/>
+            <w:r>
+              <w:rPr>
+                <w:rFonts w:ascii="BRH Devanagari Extra" w:hAnsi="BRH Devanagari Extra" w:cs="BRH Devanagari Extra"/>
+                <w:color w:val="000000"/>
+                <w:sz w:val="40"/>
+                <w:szCs w:val="40"/>
+              </w:rPr>
+              <w:t xml:space="preserve"> </w:t>
+            </w:r>
+            <w:proofErr w:type="spellStart"/>
+            <w:r>
+              <w:rPr>
+                <w:rFonts w:ascii="BRH Devanagari Extra" w:hAnsi="BRH Devanagari Extra" w:cs="BRH Devanagari Extra"/>
+                <w:color w:val="000000"/>
+                <w:sz w:val="40"/>
+                <w:szCs w:val="40"/>
+              </w:rPr>
+              <w:t>iuÉÉ</w:t>
+            </w:r>
+            <w:proofErr w:type="spellEnd"/>
+            <w:r>
+              <w:rPr>
+                <w:rFonts w:ascii="BRH Devanagari Extra" w:hAnsi="BRH Devanagari Extra" w:cs="BRH Devanagari Extra"/>
+                <w:color w:val="000000"/>
+                <w:sz w:val="40"/>
+                <w:szCs w:val="40"/>
+              </w:rPr>
+              <w:t xml:space="preserve"> ||</w:t>
             </w:r>
           </w:p>
         </w:tc>
@@ -8872,7 +13358,29 @@
           <w:szCs w:val="40"/>
           <w:lang w:val="en-IN" w:eastAsia="en-IN"/>
         </w:rPr>
-        <w:t xml:space="preserve">"zlÉ" </w:t>
+        <w:t>"</w:t>
+      </w:r>
+      <w:proofErr w:type="spellStart"/>
+      <w:r>
+        <w:rPr>
+          <w:rFonts w:ascii="BRH Devanagari" w:hAnsi="BRH Devanagari" w:cs="BRH Devanagari"/>
+          <w:color w:val="000000"/>
+          <w:sz w:val="40"/>
+          <w:szCs w:val="40"/>
+          <w:lang w:val="en-IN" w:eastAsia="en-IN"/>
+        </w:rPr>
+        <w:t>zlÉ</w:t>
+      </w:r>
+      <w:proofErr w:type="spellEnd"/>
+      <w:r>
+        <w:rPr>
+          <w:rFonts w:ascii="BRH Devanagari" w:hAnsi="BRH Devanagari" w:cs="BRH Devanagari"/>
+          <w:color w:val="000000"/>
+          <w:sz w:val="40"/>
+          <w:szCs w:val="40"/>
+          <w:lang w:val="en-IN" w:eastAsia="en-IN"/>
+        </w:rPr>
+        <w:t xml:space="preserve">" </w:t>
       </w:r>
       <w:r>
         <w:rPr>
@@ -8880,7 +13388,16 @@
           <w:bCs/>
           <w:sz w:val="32"/>
         </w:rPr>
-        <w:t>replaced with</w:t>
+        <w:t xml:space="preserve">replaced </w:t>
+      </w:r>
+      <w:proofErr w:type="gramStart"/>
+      <w:r>
+        <w:rPr>
+          <w:b/>
+          <w:bCs/>
+          <w:sz w:val="32"/>
+        </w:rPr>
+        <w:t>with</w:t>
       </w:r>
       <w:r>
         <w:rPr>
@@ -8902,6 +13419,8 @@
         </w:rPr>
         <w:t>"</w:t>
       </w:r>
+      <w:proofErr w:type="spellStart"/>
+      <w:proofErr w:type="gramEnd"/>
       <w:r>
         <w:rPr>
           <w:rFonts w:ascii="BRH Devanagari" w:hAnsi="BRH Devanagari" w:cs="BRH Devanagari"/>
@@ -8913,6 +13432,7 @@
         </w:rPr>
         <w:t>zgÉ</w:t>
       </w:r>
+      <w:proofErr w:type="spellEnd"/>
       <w:r>
         <w:rPr>
           <w:rFonts w:ascii="BRH Devanagari" w:hAnsi="BRH Devanagari" w:cs="BRH Devanagari"/>
@@ -9329,6 +13849,8 @@
       <w:headerReference w:type="default" r:id="rId8"/>
       <w:footerReference w:type="even" r:id="rId9"/>
       <w:footerReference w:type="default" r:id="rId10"/>
+      <w:headerReference w:type="first" r:id="rId11"/>
+      <w:footerReference w:type="first" r:id="rId12"/>
       <w:pgSz w:w="15840" w:h="12240" w:orient="landscape"/>
       <w:pgMar w:top="1440" w:right="1440" w:bottom="1440" w:left="1440" w:header="720" w:footer="720" w:gutter="0"/>
       <w:cols w:space="720"/>
@@ -9417,14 +13939,35 @@
         <w:bCs/>
       </w:rPr>
       <w:tab/>
-      <w:t xml:space="preserve">              v</w:t>
+      <w:t xml:space="preserve">  </w:t>
     </w:r>
     <w:r>
       <w:rPr>
         <w:b/>
         <w:bCs/>
       </w:rPr>
-      <w:t>edavms@gmail.com</w:t>
+      <w:t>www.</w:t>
+    </w:r>
+    <w:r>
+      <w:rPr>
+        <w:b/>
+        <w:bCs/>
+      </w:rPr>
+      <w:t>v</w:t>
+    </w:r>
+    <w:r>
+      <w:rPr>
+        <w:b/>
+        <w:bCs/>
+      </w:rPr>
+      <w:t>edavms</w:t>
+    </w:r>
+    <w:r>
+      <w:rPr>
+        <w:b/>
+        <w:bCs/>
+      </w:rPr>
+      <w:t>.in</w:t>
     </w:r>
     <w:r>
       <w:rPr>
@@ -9440,6 +13983,13 @@
       </w:rPr>
       <w:tab/>
       <w:t xml:space="preserve"> </w:t>
+    </w:r>
+    <w:r>
+      <w:rPr>
+        <w:b/>
+        <w:bCs/>
+      </w:rPr>
+      <w:t xml:space="preserve">           </w:t>
     </w:r>
     <w:r>
       <w:tab/>
@@ -9748,6 +14298,16 @@
 </w:ftr>
 </file>
 
+<file path=word/footer3.xml><?xml version="1.0" encoding="utf-8"?>
+<w:ftr xmlns:wpc="http://schemas.microsoft.com/office/word/2010/wordprocessingCanvas" xmlns:cx="http://schemas.microsoft.com/office/drawing/2014/chartex" xmlns:cx1="http://schemas.microsoft.com/office/drawing/2015/9/8/chartex" xmlns:cx2="http://schemas.microsoft.com/office/drawing/2015/10/21/chartex" xmlns:cx3="http://schemas.microsoft.com/office/drawing/2016/5/9/chartex" xmlns:cx4="http://schemas.microsoft.com/office/drawing/2016/5/10/chartex" xmlns:cx5="http://schemas.microsoft.com/office/drawing/2016/5/11/chartex" xmlns:cx6="http://schemas.microsoft.com/office/drawing/2016/5/12/chartex" xmlns:cx7="http://schemas.microsoft.com/office/drawing/2016/5/13/chartex" xmlns:cx8="http://schemas.microsoft.com/office/drawing/2016/5/14/chartex" xmlns:mc="http://schemas.openxmlformats.org/markup-compatibility/2006" xmlns:aink="http://schemas.microsoft.com/office/drawing/2016/ink" xmlns:am3d="http://schemas.microsoft.com/office/drawing/2017/model3d" xmlns:o="urn:schemas-microsoft-com:office:office" xmlns:oel="http://schemas.microsoft.com/office/2019/extlst" xmlns:r="http://schemas.openxmlformats.org/officeDocument/2006/relationships" xmlns:m="http://schemas.openxmlformats.org/officeDocument/2006/math" xmlns:v="urn:schemas-microsoft-com:vml" xmlns:wp14="http://schemas.microsoft.com/office/word/2010/wordprocessingDrawing" xmlns:wp="http://schemas.openxmlformats.org/drawingml/2006/wordprocessingDrawing" xmlns:w10="urn:schemas-microsoft-com:office:word" xmlns:w="http://schemas.openxmlformats.org/wordprocessingml/2006/main" xmlns:w14="http://schemas.microsoft.com/office/word/2010/wordml" xmlns:w15="http://schemas.microsoft.com/office/word/2012/wordml" xmlns:w16cex="http://schemas.microsoft.com/office/word/2018/wordml/cex" xmlns:w16cid="http://schemas.microsoft.com/office/word/2016/wordml/cid" xmlns:w16="http://schemas.microsoft.com/office/word/2018/wordml" xmlns:w16du="http://schemas.microsoft.com/office/word/2023/wordml/word16du" xmlns:w16sdtdh="http://schemas.microsoft.com/office/word/2020/wordml/sdtdatahash" xmlns:w16sdtfl="http://schemas.microsoft.com/office/word/2024/wordml/sdtformatlock" xmlns:w16se="http://schemas.microsoft.com/office/word/2015/wordml/symex" xmlns:wpg="http://schemas.microsoft.com/office/word/2010/wordprocessingGroup" xmlns:wpi="http://schemas.microsoft.com/office/word/2010/wordprocessingInk" xmlns:wne="http://schemas.microsoft.com/office/word/2006/wordml" xmlns:wps="http://schemas.microsoft.com/office/word/2010/wordprocessingShape" mc:Ignorable="w14 w15 w16se w16cid w16 w16cex w16sdtdh w16sdtfl w16du wp14">
+  <w:p>
+    <w:pPr>
+      <w:pStyle w:val="Footer"/>
+    </w:pPr>
+  </w:p>
+</w:ftr>
+</file>
+
 <file path=word/footnotes.xml><?xml version="1.0" encoding="utf-8"?>
 <w:footnotes xmlns:wpc="http://schemas.microsoft.com/office/word/2010/wordprocessingCanvas" xmlns:cx="http://schemas.microsoft.com/office/drawing/2014/chartex" xmlns:cx1="http://schemas.microsoft.com/office/drawing/2015/9/8/chartex" xmlns:cx2="http://schemas.microsoft.com/office/drawing/2015/10/21/chartex" xmlns:cx3="http://schemas.microsoft.com/office/drawing/2016/5/9/chartex" xmlns:cx4="http://schemas.microsoft.com/office/drawing/2016/5/10/chartex" xmlns:cx5="http://schemas.microsoft.com/office/drawing/2016/5/11/chartex" xmlns:cx6="http://schemas.microsoft.com/office/drawing/2016/5/12/chartex" xmlns:cx7="http://schemas.microsoft.com/office/drawing/2016/5/13/chartex" xmlns:cx8="http://schemas.microsoft.com/office/drawing/2016/5/14/chartex" xmlns:mc="http://schemas.openxmlformats.org/markup-compatibility/2006" xmlns:aink="http://schemas.microsoft.com/office/drawing/2016/ink" xmlns:am3d="http://schemas.microsoft.com/office/drawing/2017/model3d" xmlns:o="urn:schemas-microsoft-com:office:office" xmlns:oel="http://schemas.microsoft.com/office/2019/extlst" xmlns:r="http://schemas.openxmlformats.org/officeDocument/2006/relationships" xmlns:m="http://schemas.openxmlformats.org/officeDocument/2006/math" xmlns:v="urn:schemas-microsoft-com:vml" xmlns:wp14="http://schemas.microsoft.com/office/word/2010/wordprocessingDrawing" xmlns:wp="http://schemas.openxmlformats.org/drawingml/2006/wordprocessingDrawing" xmlns:w10="urn:schemas-microsoft-com:office:word" xmlns:w="http://schemas.openxmlformats.org/wordprocessingml/2006/main" xmlns:w14="http://schemas.microsoft.com/office/word/2010/wordml" xmlns:w15="http://schemas.microsoft.com/office/word/2012/wordml" xmlns:w16cex="http://schemas.microsoft.com/office/word/2018/wordml/cex" xmlns:w16cid="http://schemas.microsoft.com/office/word/2016/wordml/cid" xmlns:w16="http://schemas.microsoft.com/office/word/2018/wordml" xmlns:w16du="http://schemas.microsoft.com/office/word/2023/wordml/word16du" xmlns:w16sdtdh="http://schemas.microsoft.com/office/word/2020/wordml/sdtdatahash" xmlns:w16sdtfl="http://schemas.microsoft.com/office/word/2024/wordml/sdtformatlock" xmlns:w16se="http://schemas.microsoft.com/office/word/2015/wordml/symex" xmlns:wpg="http://schemas.microsoft.com/office/word/2010/wordprocessingGroup" xmlns:wpi="http://schemas.microsoft.com/office/word/2010/wordprocessingInk" xmlns:wne="http://schemas.microsoft.com/office/word/2006/wordml" xmlns:wps="http://schemas.microsoft.com/office/word/2010/wordprocessingShape" mc:Ignorable="w14 w15 w16se w16cid w16 w16cex w16sdtdh w16sdtfl w16du wp14">
   <w:footnote w:type="separator" w:id="-1">
@@ -9794,6 +14354,16 @@
       <w:pBdr>
         <w:bottom w:val="single" w:sz="4" w:space="1" w:color="auto"/>
       </w:pBdr>
+    </w:pPr>
+  </w:p>
+</w:hdr>
+</file>
+
+<file path=word/header3.xml><?xml version="1.0" encoding="utf-8"?>
+<w:hdr xmlns:wpc="http://schemas.microsoft.com/office/word/2010/wordprocessingCanvas" xmlns:cx="http://schemas.microsoft.com/office/drawing/2014/chartex" xmlns:cx1="http://schemas.microsoft.com/office/drawing/2015/9/8/chartex" xmlns:cx2="http://schemas.microsoft.com/office/drawing/2015/10/21/chartex" xmlns:cx3="http://schemas.microsoft.com/office/drawing/2016/5/9/chartex" xmlns:cx4="http://schemas.microsoft.com/office/drawing/2016/5/10/chartex" xmlns:cx5="http://schemas.microsoft.com/office/drawing/2016/5/11/chartex" xmlns:cx6="http://schemas.microsoft.com/office/drawing/2016/5/12/chartex" xmlns:cx7="http://schemas.microsoft.com/office/drawing/2016/5/13/chartex" xmlns:cx8="http://schemas.microsoft.com/office/drawing/2016/5/14/chartex" xmlns:mc="http://schemas.openxmlformats.org/markup-compatibility/2006" xmlns:aink="http://schemas.microsoft.com/office/drawing/2016/ink" xmlns:am3d="http://schemas.microsoft.com/office/drawing/2017/model3d" xmlns:o="urn:schemas-microsoft-com:office:office" xmlns:oel="http://schemas.microsoft.com/office/2019/extlst" xmlns:r="http://schemas.openxmlformats.org/officeDocument/2006/relationships" xmlns:m="http://schemas.openxmlformats.org/officeDocument/2006/math" xmlns:v="urn:schemas-microsoft-com:vml" xmlns:wp14="http://schemas.microsoft.com/office/word/2010/wordprocessingDrawing" xmlns:wp="http://schemas.openxmlformats.org/drawingml/2006/wordprocessingDrawing" xmlns:w10="urn:schemas-microsoft-com:office:word" xmlns:w="http://schemas.openxmlformats.org/wordprocessingml/2006/main" xmlns:w14="http://schemas.microsoft.com/office/word/2010/wordml" xmlns:w15="http://schemas.microsoft.com/office/word/2012/wordml" xmlns:w16cex="http://schemas.microsoft.com/office/word/2018/wordml/cex" xmlns:w16cid="http://schemas.microsoft.com/office/word/2016/wordml/cid" xmlns:w16="http://schemas.microsoft.com/office/word/2018/wordml" xmlns:w16du="http://schemas.microsoft.com/office/word/2023/wordml/word16du" xmlns:w16sdtdh="http://schemas.microsoft.com/office/word/2020/wordml/sdtdatahash" xmlns:w16sdtfl="http://schemas.microsoft.com/office/word/2024/wordml/sdtformatlock" xmlns:w16se="http://schemas.microsoft.com/office/word/2015/wordml/symex" xmlns:wpg="http://schemas.microsoft.com/office/word/2010/wordprocessingGroup" xmlns:wpi="http://schemas.microsoft.com/office/word/2010/wordprocessingInk" xmlns:wne="http://schemas.microsoft.com/office/word/2006/wordml" xmlns:wps="http://schemas.microsoft.com/office/word/2010/wordprocessingShape" mc:Ignorable="w14 w15 w16se w16cid w16 w16cex w16sdtdh w16sdtfl w16du wp14">
+  <w:p>
+    <w:pPr>
+      <w:pStyle w:val="Header"/>
     </w:pPr>
   </w:p>
 </w:hdr>
@@ -10191,7 +14761,7 @@
   <w:style w:type="paragraph" w:default="1" w:styleId="Normal">
     <w:name w:val="Normal"/>
     <w:qFormat/>
-    <w:rsid w:val="00076C05"/>
+    <w:rsid w:val="00404B01"/>
     <w:pPr>
       <w:spacing w:before="120" w:line="276" w:lineRule="auto"/>
     </w:pPr>

--- a/TS-Kramam/TS-5.2/TS 5.2 Sanskrit Krama Paatam Corrections.docx
+++ b/TS-Kramam/TS-5.2/TS 5.2 Sanskrit Krama Paatam Corrections.docx
@@ -81,9 +81,8 @@
           <w:szCs w:val="32"/>
           <w:u w:val="single"/>
         </w:rPr>
-        <w:t xml:space="preserve">Observed </w:t>
+        <w:t xml:space="preserve">Observed till </w:t>
       </w:r>
-      <w:proofErr w:type="gramStart"/>
       <w:r>
         <w:rPr>
           <w:b/>
@@ -92,20 +91,8 @@
           <w:szCs w:val="32"/>
           <w:u w:val="single"/>
         </w:rPr>
-        <w:t xml:space="preserve">till </w:t>
+        <w:t>31st July 2026</w:t>
       </w:r>
-      <w:r>
-        <w:rPr>
-          <w:b/>
-          <w:bCs/>
-          <w:sz w:val="32"/>
-          <w:szCs w:val="32"/>
-          <w:highlight w:val="red"/>
-          <w:u w:val="single"/>
-        </w:rPr>
-        <w:t>????</w:t>
-      </w:r>
-      <w:proofErr w:type="gramEnd"/>
     </w:p>
     <w:p>
       <w:pPr>
@@ -404,16 +391,14 @@
                 <w:color w:val="000000"/>
                 <w:sz w:val="40"/>
                 <w:szCs w:val="40"/>
-                <w:lang w:val="it-IT"/>
-              </w:rPr>
-            </w:pPr>
-            <w:r>
-              <w:rPr>
-                <w:rFonts w:ascii="BRH Devanagari Extra" w:hAnsi="BRH Devanagari Extra" w:cs="BRH Devanagari Extra"/>
-                <w:color w:val="000000"/>
-                <w:sz w:val="40"/>
-                <w:szCs w:val="40"/>
-                <w:lang w:val="it-IT"/>
+              </w:rPr>
+            </w:pPr>
+            <w:r>
+              <w:rPr>
+                <w:rFonts w:ascii="BRH Devanagari Extra" w:hAnsi="BRH Devanagari Extra" w:cs="BRH Devanagari Extra"/>
+                <w:color w:val="000000"/>
+                <w:sz w:val="40"/>
+                <w:szCs w:val="40"/>
               </w:rPr>
               <w:t>pÉ</w:t>
             </w:r>
@@ -423,17 +408,15 @@
                 <w:color w:val="000000"/>
                 <w:sz w:val="32"/>
                 <w:szCs w:val="40"/>
-                <w:lang w:val="it-IT"/>
-              </w:rPr>
-              <w:t>–</w:t>
-            </w:r>
-            <w:r>
-              <w:rPr>
-                <w:rFonts w:ascii="BRH Devanagari Extra" w:hAnsi="BRH Devanagari Extra" w:cs="BRH Devanagari Extra"/>
-                <w:color w:val="000000"/>
-                <w:sz w:val="40"/>
-                <w:szCs w:val="40"/>
-                <w:lang w:val="it-IT"/>
+              </w:rPr>
+              <w:t>–</w:t>
+            </w:r>
+            <w:r>
+              <w:rPr>
+                <w:rFonts w:ascii="BRH Devanagari Extra" w:hAnsi="BRH Devanagari Extra" w:cs="BRH Devanagari Extra"/>
+                <w:color w:val="000000"/>
+                <w:sz w:val="40"/>
+                <w:szCs w:val="40"/>
               </w:rPr>
               <w:t>uÉ</w:t>
             </w:r>
@@ -443,17 +426,15 @@
                 <w:color w:val="000000"/>
                 <w:sz w:val="32"/>
                 <w:szCs w:val="40"/>
-                <w:lang w:val="it-IT"/>
-              </w:rPr>
-              <w:t>–</w:t>
-            </w:r>
-            <w:r>
-              <w:rPr>
-                <w:rFonts w:ascii="BRH Devanagari Extra" w:hAnsi="BRH Devanagari Extra" w:cs="BRH Devanagari Extra"/>
-                <w:color w:val="000000"/>
-                <w:sz w:val="40"/>
-                <w:szCs w:val="40"/>
-                <w:lang w:val="it-IT"/>
+              </w:rPr>
+              <w:t>–</w:t>
+            </w:r>
+            <w:r>
+              <w:rPr>
+                <w:rFonts w:ascii="BRH Devanagari Extra" w:hAnsi="BRH Devanagari Extra" w:cs="BRH Devanagari Extra"/>
+                <w:color w:val="000000"/>
+                <w:sz w:val="40"/>
+                <w:szCs w:val="40"/>
               </w:rPr>
               <w:t>ÌiÉ</w:t>
             </w:r>
@@ -463,17 +444,15 @@
                 <w:color w:val="000000"/>
                 <w:sz w:val="32"/>
                 <w:szCs w:val="40"/>
-                <w:lang w:val="it-IT"/>
-              </w:rPr>
-              <w:t>–</w:t>
-            </w:r>
-            <w:r>
-              <w:rPr>
-                <w:rFonts w:ascii="BRH Devanagari Extra" w:hAnsi="BRH Devanagari Extra" w:cs="BRH Devanagari Extra"/>
-                <w:color w:val="000000"/>
-                <w:sz w:val="40"/>
-                <w:szCs w:val="40"/>
-                <w:lang w:val="it-IT"/>
+              </w:rPr>
+              <w:t>–</w:t>
+            </w:r>
+            <w:r>
+              <w:rPr>
+                <w:rFonts w:ascii="BRH Devanagari Extra" w:hAnsi="BRH Devanagari Extra" w:cs="BRH Devanagari Extra"/>
+                <w:color w:val="000000"/>
+                <w:sz w:val="40"/>
+                <w:szCs w:val="40"/>
               </w:rPr>
               <w:t xml:space="preserve"> xÉ</w:t>
             </w:r>
@@ -483,7 +462,6 @@
                 <w:color w:val="000000"/>
                 <w:sz w:val="32"/>
                 <w:szCs w:val="40"/>
-                <w:lang w:val="it-IT"/>
               </w:rPr>
               <w:t>–</w:t>
             </w:r>
@@ -494,7 +472,6 @@
                 <w:sz w:val="40"/>
                 <w:szCs w:val="40"/>
                 <w:highlight w:val="yellow"/>
-                <w:lang w:val="it-IT"/>
               </w:rPr>
               <w:t>iuÉ</w:t>
             </w:r>
@@ -504,7 +481,6 @@
                 <w:color w:val="000000"/>
                 <w:sz w:val="40"/>
                 <w:szCs w:val="40"/>
-                <w:lang w:val="it-IT"/>
               </w:rPr>
               <w:t>qÉç | xÉ</w:t>
             </w:r>
@@ -514,7 +490,6 @@
                 <w:color w:val="000000"/>
                 <w:sz w:val="32"/>
                 <w:szCs w:val="40"/>
-                <w:lang w:val="it-IT"/>
               </w:rPr>
               <w:t>–</w:t>
             </w:r>
@@ -525,7 +500,6 @@
                 <w:sz w:val="40"/>
                 <w:szCs w:val="40"/>
                 <w:highlight w:val="yellow"/>
-                <w:lang w:val="it-IT"/>
               </w:rPr>
               <w:t>iu</w:t>
             </w:r>
@@ -535,7 +509,6 @@
                 <w:color w:val="000000"/>
                 <w:sz w:val="40"/>
                 <w:szCs w:val="40"/>
-                <w:lang w:val="it-IT"/>
               </w:rPr>
               <w:t>ÉqÉå</w:t>
             </w:r>
@@ -545,17 +518,15 @@
                 <w:color w:val="000000"/>
                 <w:sz w:val="32"/>
                 <w:szCs w:val="40"/>
-                <w:lang w:val="it-IT"/>
-              </w:rPr>
-              <w:t>–</w:t>
-            </w:r>
-            <w:r>
-              <w:rPr>
-                <w:rFonts w:ascii="BRH Devanagari Extra" w:hAnsi="BRH Devanagari Extra" w:cs="BRH Devanagari Extra"/>
-                <w:color w:val="000000"/>
-                <w:sz w:val="40"/>
-                <w:szCs w:val="40"/>
-                <w:lang w:val="it-IT"/>
+              </w:rPr>
+              <w:t>–</w:t>
+            </w:r>
+            <w:r>
+              <w:rPr>
+                <w:rFonts w:ascii="BRH Devanagari Extra" w:hAnsi="BRH Devanagari Extra" w:cs="BRH Devanagari Extra"/>
+                <w:color w:val="000000"/>
+                <w:sz w:val="40"/>
+                <w:szCs w:val="40"/>
               </w:rPr>
               <w:t xml:space="preserve">uÉ | </w:t>
             </w:r>
@@ -565,18 +536,8 @@
                 <w:color w:val="000000"/>
                 <w:sz w:val="40"/>
                 <w:szCs w:val="40"/>
-                <w:lang w:val="it-IT"/>
               </w:rPr>
               <w:br/>
-            </w:r>
-            <w:r>
-              <w:rPr>
-                <w:rFonts w:ascii="BRH Devanagari Extra" w:hAnsi="BRH Devanagari Extra" w:cs="BRH Devanagari Extra"/>
-                <w:color w:val="000000"/>
-                <w:sz w:val="40"/>
-                <w:szCs w:val="40"/>
-                <w:lang w:val="it-IT"/>
-              </w:rPr>
               <w:t>xÉ</w:t>
             </w:r>
             <w:r>
@@ -585,7 +546,6 @@
                 <w:color w:val="000000"/>
                 <w:sz w:val="32"/>
                 <w:szCs w:val="40"/>
-                <w:lang w:val="it-IT"/>
               </w:rPr>
               <w:t>–</w:t>
             </w:r>
@@ -596,7 +556,6 @@
                 <w:sz w:val="40"/>
                 <w:szCs w:val="40"/>
                 <w:highlight w:val="yellow"/>
-                <w:lang w:val="it-IT"/>
               </w:rPr>
               <w:t>iuÉÍ</w:t>
             </w:r>
@@ -606,7 +565,6 @@
                 <w:color w:val="000000"/>
                 <w:sz w:val="40"/>
                 <w:szCs w:val="40"/>
-                <w:lang w:val="it-IT"/>
               </w:rPr>
               <w:t>qÉÌiÉþ xÉiÉç - iuÉqÉç |</w:t>
             </w:r>
@@ -628,16 +586,14 @@
                 <w:color w:val="000000"/>
                 <w:sz w:val="40"/>
                 <w:szCs w:val="40"/>
-                <w:lang w:val="it-IT"/>
-              </w:rPr>
-            </w:pPr>
-            <w:r>
-              <w:rPr>
-                <w:rFonts w:ascii="BRH Devanagari Extra" w:hAnsi="BRH Devanagari Extra" w:cs="BRH Devanagari Extra"/>
-                <w:color w:val="000000"/>
-                <w:sz w:val="40"/>
-                <w:szCs w:val="40"/>
-                <w:lang w:val="it-IT"/>
+              </w:rPr>
+            </w:pPr>
+            <w:r>
+              <w:rPr>
+                <w:rFonts w:ascii="BRH Devanagari Extra" w:hAnsi="BRH Devanagari Extra" w:cs="BRH Devanagari Extra"/>
+                <w:color w:val="000000"/>
+                <w:sz w:val="40"/>
+                <w:szCs w:val="40"/>
               </w:rPr>
               <w:t>pÉ</w:t>
             </w:r>
@@ -647,17 +603,15 @@
                 <w:color w:val="000000"/>
                 <w:sz w:val="32"/>
                 <w:szCs w:val="40"/>
-                <w:lang w:val="it-IT"/>
-              </w:rPr>
-              <w:t>–</w:t>
-            </w:r>
-            <w:r>
-              <w:rPr>
-                <w:rFonts w:ascii="BRH Devanagari Extra" w:hAnsi="BRH Devanagari Extra" w:cs="BRH Devanagari Extra"/>
-                <w:color w:val="000000"/>
-                <w:sz w:val="40"/>
-                <w:szCs w:val="40"/>
-                <w:lang w:val="it-IT"/>
+              </w:rPr>
+              <w:t>–</w:t>
+            </w:r>
+            <w:r>
+              <w:rPr>
+                <w:rFonts w:ascii="BRH Devanagari Extra" w:hAnsi="BRH Devanagari Extra" w:cs="BRH Devanagari Extra"/>
+                <w:color w:val="000000"/>
+                <w:sz w:val="40"/>
+                <w:szCs w:val="40"/>
               </w:rPr>
               <w:t>uÉ</w:t>
             </w:r>
@@ -667,17 +621,15 @@
                 <w:color w:val="000000"/>
                 <w:sz w:val="32"/>
                 <w:szCs w:val="40"/>
-                <w:lang w:val="it-IT"/>
-              </w:rPr>
-              <w:t>–</w:t>
-            </w:r>
-            <w:r>
-              <w:rPr>
-                <w:rFonts w:ascii="BRH Devanagari Extra" w:hAnsi="BRH Devanagari Extra" w:cs="BRH Devanagari Extra"/>
-                <w:color w:val="000000"/>
-                <w:sz w:val="40"/>
-                <w:szCs w:val="40"/>
-                <w:lang w:val="it-IT"/>
+              </w:rPr>
+              <w:t>–</w:t>
+            </w:r>
+            <w:r>
+              <w:rPr>
+                <w:rFonts w:ascii="BRH Devanagari Extra" w:hAnsi="BRH Devanagari Extra" w:cs="BRH Devanagari Extra"/>
+                <w:color w:val="000000"/>
+                <w:sz w:val="40"/>
+                <w:szCs w:val="40"/>
               </w:rPr>
               <w:t>ÌiÉ</w:t>
             </w:r>
@@ -687,17 +639,15 @@
                 <w:color w:val="000000"/>
                 <w:sz w:val="32"/>
                 <w:szCs w:val="40"/>
-                <w:lang w:val="it-IT"/>
-              </w:rPr>
-              <w:t>–</w:t>
-            </w:r>
-            <w:r>
-              <w:rPr>
-                <w:rFonts w:ascii="BRH Devanagari Extra" w:hAnsi="BRH Devanagari Extra" w:cs="BRH Devanagari Extra"/>
-                <w:color w:val="000000"/>
-                <w:sz w:val="40"/>
-                <w:szCs w:val="40"/>
-                <w:lang w:val="it-IT"/>
+              </w:rPr>
+              <w:t>–</w:t>
+            </w:r>
+            <w:r>
+              <w:rPr>
+                <w:rFonts w:ascii="BRH Devanagari Extra" w:hAnsi="BRH Devanagari Extra" w:cs="BRH Devanagari Extra"/>
+                <w:color w:val="000000"/>
+                <w:sz w:val="40"/>
+                <w:szCs w:val="40"/>
               </w:rPr>
               <w:t xml:space="preserve"> xÉ</w:t>
             </w:r>
@@ -717,7 +667,6 @@
                 <w:sz w:val="40"/>
                 <w:szCs w:val="40"/>
                 <w:highlight w:val="green"/>
-                <w:lang w:val="it-IT"/>
               </w:rPr>
               <w:t>u</w:t>
             </w:r>
@@ -727,19 +676,8 @@
                 <w:color w:val="000000"/>
                 <w:sz w:val="40"/>
                 <w:szCs w:val="40"/>
-                <w:lang w:val="it-IT"/>
-              </w:rPr>
-              <w:t>Éq</w:t>
-            </w:r>
-            <w:r>
-              <w:rPr>
-                <w:rFonts w:ascii="BRH Devanagari Extra" w:hAnsi="BRH Devanagari Extra" w:cs="BRH Devanagari Extra"/>
-                <w:color w:val="000000"/>
-                <w:sz w:val="40"/>
-                <w:szCs w:val="40"/>
-                <w:lang w:val="it-IT"/>
-              </w:rPr>
-              <w:t>Éç | xÉ</w:t>
+              </w:rPr>
+              <w:t>ÉqÉç | xÉ</w:t>
             </w:r>
             <w:r>
               <w:rPr>
@@ -757,7 +695,6 @@
                 <w:sz w:val="40"/>
                 <w:szCs w:val="40"/>
                 <w:highlight w:val="green"/>
-                <w:lang w:val="it-IT"/>
               </w:rPr>
               <w:t>u</w:t>
             </w:r>
@@ -767,7 +704,6 @@
                 <w:color w:val="000000"/>
                 <w:sz w:val="40"/>
                 <w:szCs w:val="40"/>
-                <w:lang w:val="it-IT"/>
               </w:rPr>
               <w:t>ÉqÉå</w:t>
             </w:r>
@@ -777,17 +713,15 @@
                 <w:color w:val="000000"/>
                 <w:sz w:val="32"/>
                 <w:szCs w:val="40"/>
-                <w:lang w:val="it-IT"/>
-              </w:rPr>
-              <w:t>–</w:t>
-            </w:r>
-            <w:r>
-              <w:rPr>
-                <w:rFonts w:ascii="BRH Devanagari Extra" w:hAnsi="BRH Devanagari Extra" w:cs="BRH Devanagari Extra"/>
-                <w:color w:val="000000"/>
-                <w:sz w:val="40"/>
-                <w:szCs w:val="40"/>
-                <w:lang w:val="it-IT"/>
+              </w:rPr>
+              <w:t>–</w:t>
+            </w:r>
+            <w:r>
+              <w:rPr>
+                <w:rFonts w:ascii="BRH Devanagari Extra" w:hAnsi="BRH Devanagari Extra" w:cs="BRH Devanagari Extra"/>
+                <w:color w:val="000000"/>
+                <w:sz w:val="40"/>
+                <w:szCs w:val="40"/>
               </w:rPr>
               <w:t xml:space="preserve">uÉ | </w:t>
             </w:r>
@@ -797,18 +731,8 @@
                 <w:color w:val="000000"/>
                 <w:sz w:val="40"/>
                 <w:szCs w:val="40"/>
-                <w:lang w:val="it-IT"/>
               </w:rPr>
               <w:br/>
-            </w:r>
-            <w:r>
-              <w:rPr>
-                <w:rFonts w:ascii="BRH Devanagari Extra" w:hAnsi="BRH Devanagari Extra" w:cs="BRH Devanagari Extra"/>
-                <w:color w:val="000000"/>
-                <w:sz w:val="40"/>
-                <w:szCs w:val="40"/>
-                <w:lang w:val="it-IT"/>
-              </w:rPr>
               <w:t>xÉ</w:t>
             </w:r>
             <w:r>
@@ -827,7 +751,6 @@
                 <w:sz w:val="40"/>
                 <w:szCs w:val="40"/>
                 <w:highlight w:val="green"/>
-                <w:lang w:val="it-IT"/>
               </w:rPr>
               <w:t>u</w:t>
             </w:r>
@@ -837,19 +760,8 @@
                 <w:color w:val="000000"/>
                 <w:sz w:val="40"/>
                 <w:szCs w:val="40"/>
-                <w:lang w:val="it-IT"/>
-              </w:rPr>
-              <w:t>ÉÍqÉ</w:t>
-            </w:r>
-            <w:r>
-              <w:rPr>
-                <w:rFonts w:ascii="BRH Devanagari Extra" w:hAnsi="BRH Devanagari Extra" w:cs="BRH Devanagari Extra"/>
-                <w:color w:val="000000"/>
-                <w:sz w:val="40"/>
-                <w:szCs w:val="40"/>
-                <w:lang w:val="it-IT"/>
-              </w:rPr>
-              <w:t>ÌiÉþ xÉiÉç - iuÉqÉç |</w:t>
+              </w:rPr>
+              <w:t>ÉÍqÉÌiÉþ xÉiÉç - iuÉqÉç |</w:t>
             </w:r>
           </w:p>
         </w:tc>
@@ -1023,16 +935,14 @@
                 <w:color w:val="000000"/>
                 <w:sz w:val="40"/>
                 <w:szCs w:val="40"/>
-                <w:lang w:val="it-IT"/>
-              </w:rPr>
-            </w:pPr>
-            <w:r>
-              <w:rPr>
-                <w:rFonts w:ascii="BRH Devanagari Extra" w:hAnsi="BRH Devanagari Extra" w:cs="BRH Devanagari Extra"/>
-                <w:color w:val="000000"/>
-                <w:sz w:val="40"/>
-                <w:szCs w:val="40"/>
-                <w:lang w:val="it-IT"/>
+              </w:rPr>
+            </w:pPr>
+            <w:r>
+              <w:rPr>
+                <w:rFonts w:ascii="BRH Devanagari Extra" w:hAnsi="BRH Devanagari Extra" w:cs="BRH Devanagari Extra"/>
+                <w:color w:val="000000"/>
+                <w:sz w:val="40"/>
+                <w:szCs w:val="40"/>
               </w:rPr>
               <w:t>pÉ</w:t>
             </w:r>
@@ -1042,17 +952,15 @@
                 <w:color w:val="000000"/>
                 <w:sz w:val="32"/>
                 <w:szCs w:val="40"/>
-                <w:lang w:val="it-IT"/>
-              </w:rPr>
-              <w:t>–</w:t>
-            </w:r>
-            <w:r>
-              <w:rPr>
-                <w:rFonts w:ascii="BRH Devanagari Extra" w:hAnsi="BRH Devanagari Extra" w:cs="BRH Devanagari Extra"/>
-                <w:color w:val="000000"/>
-                <w:sz w:val="40"/>
-                <w:szCs w:val="40"/>
-                <w:lang w:val="it-IT"/>
+              </w:rPr>
+              <w:t>–</w:t>
+            </w:r>
+            <w:r>
+              <w:rPr>
+                <w:rFonts w:ascii="BRH Devanagari Extra" w:hAnsi="BRH Devanagari Extra" w:cs="BRH Devanagari Extra"/>
+                <w:color w:val="000000"/>
+                <w:sz w:val="40"/>
+                <w:szCs w:val="40"/>
               </w:rPr>
               <w:t>uÉ</w:t>
             </w:r>
@@ -1062,17 +970,15 @@
                 <w:color w:val="000000"/>
                 <w:sz w:val="32"/>
                 <w:szCs w:val="40"/>
-                <w:lang w:val="it-IT"/>
-              </w:rPr>
-              <w:t>–</w:t>
-            </w:r>
-            <w:r>
-              <w:rPr>
-                <w:rFonts w:ascii="BRH Devanagari Extra" w:hAnsi="BRH Devanagari Extra" w:cs="BRH Devanagari Extra"/>
-                <w:color w:val="000000"/>
-                <w:sz w:val="40"/>
-                <w:szCs w:val="40"/>
-                <w:lang w:val="it-IT"/>
+              </w:rPr>
+              <w:t>–</w:t>
+            </w:r>
+            <w:r>
+              <w:rPr>
+                <w:rFonts w:ascii="BRH Devanagari Extra" w:hAnsi="BRH Devanagari Extra" w:cs="BRH Devanagari Extra"/>
+                <w:color w:val="000000"/>
+                <w:sz w:val="40"/>
+                <w:szCs w:val="40"/>
               </w:rPr>
               <w:t>ÌiÉ</w:t>
             </w:r>
@@ -1082,17 +988,15 @@
                 <w:color w:val="000000"/>
                 <w:sz w:val="32"/>
                 <w:szCs w:val="40"/>
-                <w:lang w:val="it-IT"/>
-              </w:rPr>
-              <w:t>–</w:t>
-            </w:r>
-            <w:r>
-              <w:rPr>
-                <w:rFonts w:ascii="BRH Devanagari Extra" w:hAnsi="BRH Devanagari Extra" w:cs="BRH Devanagari Extra"/>
-                <w:color w:val="000000"/>
-                <w:sz w:val="40"/>
-                <w:szCs w:val="40"/>
-                <w:lang w:val="it-IT"/>
+              </w:rPr>
+              <w:t>–</w:t>
+            </w:r>
+            <w:r>
+              <w:rPr>
+                <w:rFonts w:ascii="BRH Devanagari Extra" w:hAnsi="BRH Devanagari Extra" w:cs="BRH Devanagari Extra"/>
+                <w:color w:val="000000"/>
+                <w:sz w:val="40"/>
+                <w:szCs w:val="40"/>
               </w:rPr>
               <w:t xml:space="preserve"> xÉ</w:t>
             </w:r>
@@ -1103,7 +1007,6 @@
                 <w:sz w:val="32"/>
                 <w:szCs w:val="40"/>
                 <w:highlight w:val="yellow"/>
-                <w:lang w:val="it-IT"/>
               </w:rPr>
               <w:t>–</w:t>
             </w:r>
@@ -1114,7 +1017,6 @@
                 <w:sz w:val="40"/>
                 <w:szCs w:val="40"/>
                 <w:highlight w:val="yellow"/>
-                <w:lang w:val="it-IT"/>
               </w:rPr>
               <w:t>iuÉ</w:t>
             </w:r>
@@ -1124,7 +1026,6 @@
                 <w:color w:val="000000"/>
                 <w:sz w:val="40"/>
                 <w:szCs w:val="40"/>
-                <w:lang w:val="it-IT"/>
               </w:rPr>
               <w:t>qÉç | xÉ</w:t>
             </w:r>
@@ -1135,7 +1036,6 @@
                 <w:sz w:val="32"/>
                 <w:szCs w:val="40"/>
                 <w:highlight w:val="yellow"/>
-                <w:lang w:val="it-IT"/>
               </w:rPr>
               <w:t>–</w:t>
             </w:r>
@@ -1146,7 +1046,6 @@
                 <w:sz w:val="40"/>
                 <w:szCs w:val="40"/>
                 <w:highlight w:val="yellow"/>
-                <w:lang w:val="it-IT"/>
               </w:rPr>
               <w:t>iuÉ</w:t>
             </w:r>
@@ -1156,7 +1055,6 @@
                 <w:color w:val="000000"/>
                 <w:sz w:val="40"/>
                 <w:szCs w:val="40"/>
-                <w:lang w:val="it-IT"/>
               </w:rPr>
               <w:t>qÉå</w:t>
             </w:r>
@@ -1166,17 +1064,15 @@
                 <w:color w:val="000000"/>
                 <w:sz w:val="32"/>
                 <w:szCs w:val="40"/>
-                <w:lang w:val="it-IT"/>
-              </w:rPr>
-              <w:t>–</w:t>
-            </w:r>
-            <w:r>
-              <w:rPr>
-                <w:rFonts w:ascii="BRH Devanagari Extra" w:hAnsi="BRH Devanagari Extra" w:cs="BRH Devanagari Extra"/>
-                <w:color w:val="000000"/>
-                <w:sz w:val="40"/>
-                <w:szCs w:val="40"/>
-                <w:lang w:val="it-IT"/>
+              </w:rPr>
+              <w:t>–</w:t>
+            </w:r>
+            <w:r>
+              <w:rPr>
+                <w:rFonts w:ascii="BRH Devanagari Extra" w:hAnsi="BRH Devanagari Extra" w:cs="BRH Devanagari Extra"/>
+                <w:color w:val="000000"/>
+                <w:sz w:val="40"/>
+                <w:szCs w:val="40"/>
               </w:rPr>
               <w:t xml:space="preserve">uÉ | </w:t>
             </w:r>
@@ -1186,18 +1082,8 @@
                 <w:color w:val="000000"/>
                 <w:sz w:val="40"/>
                 <w:szCs w:val="40"/>
-                <w:lang w:val="it-IT"/>
               </w:rPr>
               <w:br/>
-            </w:r>
-            <w:r>
-              <w:rPr>
-                <w:rFonts w:ascii="BRH Devanagari Extra" w:hAnsi="BRH Devanagari Extra" w:cs="BRH Devanagari Extra"/>
-                <w:color w:val="000000"/>
-                <w:sz w:val="40"/>
-                <w:szCs w:val="40"/>
-                <w:lang w:val="it-IT"/>
-              </w:rPr>
               <w:t>xÉ</w:t>
             </w:r>
             <w:r>
@@ -1207,7 +1093,6 @@
                 <w:sz w:val="32"/>
                 <w:szCs w:val="40"/>
                 <w:highlight w:val="yellow"/>
-                <w:lang w:val="it-IT"/>
               </w:rPr>
               <w:t>–</w:t>
             </w:r>
@@ -1218,7 +1103,6 @@
                 <w:sz w:val="40"/>
                 <w:szCs w:val="40"/>
                 <w:highlight w:val="yellow"/>
-                <w:lang w:val="it-IT"/>
               </w:rPr>
               <w:t>iuÉ</w:t>
             </w:r>
@@ -1228,7 +1112,6 @@
                 <w:color w:val="000000"/>
                 <w:sz w:val="40"/>
                 <w:szCs w:val="40"/>
-                <w:lang w:val="it-IT"/>
               </w:rPr>
               <w:t>ÍqÉÌiÉþ xÉiÉç - iuÉqÉç |</w:t>
             </w:r>
@@ -1257,7 +1140,6 @@
                 <w:color w:val="000000"/>
                 <w:sz w:val="40"/>
                 <w:szCs w:val="40"/>
-                <w:lang w:val="it-IT"/>
               </w:rPr>
               <w:t>pÉ</w:t>
             </w:r>
@@ -1267,17 +1149,15 @@
                 <w:color w:val="000000"/>
                 <w:sz w:val="32"/>
                 <w:szCs w:val="40"/>
-                <w:lang w:val="it-IT"/>
-              </w:rPr>
-              <w:t>–</w:t>
-            </w:r>
-            <w:r>
-              <w:rPr>
-                <w:rFonts w:ascii="BRH Devanagari Extra" w:hAnsi="BRH Devanagari Extra" w:cs="BRH Devanagari Extra"/>
-                <w:color w:val="000000"/>
-                <w:sz w:val="40"/>
-                <w:szCs w:val="40"/>
-                <w:lang w:val="it-IT"/>
+              </w:rPr>
+              <w:t>–</w:t>
+            </w:r>
+            <w:r>
+              <w:rPr>
+                <w:rFonts w:ascii="BRH Devanagari Extra" w:hAnsi="BRH Devanagari Extra" w:cs="BRH Devanagari Extra"/>
+                <w:color w:val="000000"/>
+                <w:sz w:val="40"/>
+                <w:szCs w:val="40"/>
               </w:rPr>
               <w:t>uÉ</w:t>
             </w:r>
@@ -1287,17 +1167,15 @@
                 <w:color w:val="000000"/>
                 <w:sz w:val="32"/>
                 <w:szCs w:val="40"/>
-                <w:lang w:val="it-IT"/>
-              </w:rPr>
-              <w:t>–</w:t>
-            </w:r>
-            <w:r>
-              <w:rPr>
-                <w:rFonts w:ascii="BRH Devanagari Extra" w:hAnsi="BRH Devanagari Extra" w:cs="BRH Devanagari Extra"/>
-                <w:color w:val="000000"/>
-                <w:sz w:val="40"/>
-                <w:szCs w:val="40"/>
-                <w:lang w:val="it-IT"/>
+              </w:rPr>
+              <w:t>–</w:t>
+            </w:r>
+            <w:r>
+              <w:rPr>
+                <w:rFonts w:ascii="BRH Devanagari Extra" w:hAnsi="BRH Devanagari Extra" w:cs="BRH Devanagari Extra"/>
+                <w:color w:val="000000"/>
+                <w:sz w:val="40"/>
+                <w:szCs w:val="40"/>
               </w:rPr>
               <w:t>ÌiÉ</w:t>
             </w:r>
@@ -1307,17 +1185,15 @@
                 <w:color w:val="000000"/>
                 <w:sz w:val="32"/>
                 <w:szCs w:val="40"/>
-                <w:lang w:val="it-IT"/>
-              </w:rPr>
-              <w:t>–</w:t>
-            </w:r>
-            <w:r>
-              <w:rPr>
-                <w:rFonts w:ascii="BRH Devanagari Extra" w:hAnsi="BRH Devanagari Extra" w:cs="BRH Devanagari Extra"/>
-                <w:color w:val="000000"/>
-                <w:sz w:val="40"/>
-                <w:szCs w:val="40"/>
-                <w:lang w:val="it-IT"/>
+              </w:rPr>
+              <w:t>–</w:t>
+            </w:r>
+            <w:r>
+              <w:rPr>
+                <w:rFonts w:ascii="BRH Devanagari Extra" w:hAnsi="BRH Devanagari Extra" w:cs="BRH Devanagari Extra"/>
+                <w:color w:val="000000"/>
+                <w:sz w:val="40"/>
+                <w:szCs w:val="40"/>
               </w:rPr>
               <w:t xml:space="preserve"> xÉ</w:t>
             </w:r>
@@ -1337,7 +1213,6 @@
                 <w:sz w:val="40"/>
                 <w:szCs w:val="40"/>
                 <w:highlight w:val="green"/>
-                <w:lang w:val="it-IT"/>
               </w:rPr>
               <w:t>u</w:t>
             </w:r>
@@ -1347,19 +1222,8 @@
                 <w:color w:val="000000"/>
                 <w:sz w:val="40"/>
                 <w:szCs w:val="40"/>
-                <w:lang w:val="it-IT"/>
-              </w:rPr>
-              <w:t>Éq</w:t>
-            </w:r>
-            <w:r>
-              <w:rPr>
-                <w:rFonts w:ascii="BRH Devanagari Extra" w:hAnsi="BRH Devanagari Extra" w:cs="BRH Devanagari Extra"/>
-                <w:color w:val="000000"/>
-                <w:sz w:val="40"/>
-                <w:szCs w:val="40"/>
-                <w:lang w:val="it-IT"/>
-              </w:rPr>
-              <w:t>Éç | xÉ</w:t>
+              </w:rPr>
+              <w:t>ÉqÉç | xÉ</w:t>
             </w:r>
             <w:r>
               <w:rPr>
@@ -1377,7 +1241,6 @@
                 <w:sz w:val="40"/>
                 <w:szCs w:val="40"/>
                 <w:highlight w:val="green"/>
-                <w:lang w:val="it-IT"/>
               </w:rPr>
               <w:t>u</w:t>
             </w:r>
@@ -1387,7 +1250,6 @@
                 <w:color w:val="000000"/>
                 <w:sz w:val="40"/>
                 <w:szCs w:val="40"/>
-                <w:lang w:val="it-IT"/>
               </w:rPr>
               <w:t>ÉqÉå</w:t>
             </w:r>
@@ -1397,17 +1259,15 @@
                 <w:color w:val="000000"/>
                 <w:sz w:val="32"/>
                 <w:szCs w:val="40"/>
-                <w:lang w:val="it-IT"/>
-              </w:rPr>
-              <w:t>–</w:t>
-            </w:r>
-            <w:r>
-              <w:rPr>
-                <w:rFonts w:ascii="BRH Devanagari Extra" w:hAnsi="BRH Devanagari Extra" w:cs="BRH Devanagari Extra"/>
-                <w:color w:val="000000"/>
-                <w:sz w:val="40"/>
-                <w:szCs w:val="40"/>
-                <w:lang w:val="it-IT"/>
+              </w:rPr>
+              <w:t>–</w:t>
+            </w:r>
+            <w:r>
+              <w:rPr>
+                <w:rFonts w:ascii="BRH Devanagari Extra" w:hAnsi="BRH Devanagari Extra" w:cs="BRH Devanagari Extra"/>
+                <w:color w:val="000000"/>
+                <w:sz w:val="40"/>
+                <w:szCs w:val="40"/>
               </w:rPr>
               <w:t xml:space="preserve">uÉ | </w:t>
             </w:r>
@@ -1417,18 +1277,8 @@
                 <w:color w:val="000000"/>
                 <w:sz w:val="40"/>
                 <w:szCs w:val="40"/>
-                <w:lang w:val="it-IT"/>
               </w:rPr>
               <w:br/>
-            </w:r>
-            <w:r>
-              <w:rPr>
-                <w:rFonts w:ascii="BRH Devanagari Extra" w:hAnsi="BRH Devanagari Extra" w:cs="BRH Devanagari Extra"/>
-                <w:color w:val="000000"/>
-                <w:sz w:val="40"/>
-                <w:szCs w:val="40"/>
-                <w:lang w:val="it-IT"/>
-              </w:rPr>
               <w:t>xÉ</w:t>
             </w:r>
             <w:r>
@@ -1447,7 +1297,6 @@
                 <w:sz w:val="40"/>
                 <w:szCs w:val="40"/>
                 <w:highlight w:val="green"/>
-                <w:lang w:val="it-IT"/>
               </w:rPr>
               <w:t>u</w:t>
             </w:r>
@@ -1457,19 +1306,8 @@
                 <w:color w:val="000000"/>
                 <w:sz w:val="40"/>
                 <w:szCs w:val="40"/>
-                <w:lang w:val="it-IT"/>
-              </w:rPr>
-              <w:t>ÉÍqÉ</w:t>
-            </w:r>
-            <w:r>
-              <w:rPr>
-                <w:rFonts w:ascii="BRH Devanagari Extra" w:hAnsi="BRH Devanagari Extra" w:cs="BRH Devanagari Extra"/>
-                <w:color w:val="000000"/>
-                <w:sz w:val="40"/>
-                <w:szCs w:val="40"/>
-                <w:lang w:val="it-IT"/>
-              </w:rPr>
-              <w:t>ÌiÉþ xÉiÉç - iuÉqÉç |</w:t>
+              </w:rPr>
+              <w:t>ÉÍqÉÌiÉþ xÉiÉç - iuÉqÉç |</w:t>
             </w:r>
           </w:p>
         </w:tc>
@@ -2356,45 +2194,14 @@
                 <w:szCs w:val="40"/>
               </w:rPr>
             </w:pPr>
-            <w:proofErr w:type="spellStart"/>
-            <w:r>
-              <w:rPr>
-                <w:rFonts w:ascii="BRH Devanagari Extra" w:hAnsi="BRH Devanagari Extra" w:cs="BRH Devanagari Extra"/>
-                <w:color w:val="000000"/>
-                <w:sz w:val="40"/>
-                <w:szCs w:val="40"/>
-              </w:rPr>
-              <w:t>EmÉþ</w:t>
-            </w:r>
-            <w:proofErr w:type="spellEnd"/>
-            <w:r>
-              <w:rPr>
-                <w:rFonts w:ascii="BRH Devanagari Extra" w:hAnsi="BRH Devanagari Extra" w:cs="BRH Devanagari Extra"/>
-                <w:color w:val="000000"/>
-                <w:sz w:val="40"/>
-                <w:szCs w:val="40"/>
-              </w:rPr>
-              <w:t xml:space="preserve"> </w:t>
-            </w:r>
-            <w:proofErr w:type="spellStart"/>
-            <w:r>
-              <w:rPr>
-                <w:rFonts w:ascii="BRH Devanagari Extra" w:hAnsi="BRH Devanagari Extra" w:cs="BRH Devanagari Extra"/>
-                <w:color w:val="000000"/>
-                <w:sz w:val="40"/>
-                <w:szCs w:val="40"/>
-              </w:rPr>
-              <w:t>ÌiÉ¸liÉå</w:t>
-            </w:r>
-            <w:proofErr w:type="spellEnd"/>
-            <w:r>
-              <w:rPr>
-                <w:rFonts w:ascii="BRH Devanagari Extra" w:hAnsi="BRH Devanagari Extra" w:cs="BRH Devanagari Extra"/>
-                <w:color w:val="000000"/>
-                <w:sz w:val="40"/>
-                <w:szCs w:val="40"/>
-              </w:rPr>
-              <w:t xml:space="preserve"> | </w:t>
+            <w:r>
+              <w:rPr>
+                <w:rFonts w:ascii="BRH Devanagari Extra" w:hAnsi="BRH Devanagari Extra" w:cs="BRH Devanagari Extra"/>
+                <w:color w:val="000000"/>
+                <w:sz w:val="40"/>
+                <w:szCs w:val="40"/>
+              </w:rPr>
+              <w:t xml:space="preserve">EmÉþ ÌiÉ¸liÉå | </w:t>
             </w:r>
           </w:p>
           <w:p>
@@ -2409,10 +2216,8 @@
                 <w:color w:val="000000"/>
                 <w:sz w:val="40"/>
                 <w:szCs w:val="40"/>
-                <w:lang w:val="it-IT"/>
-              </w:rPr>
-            </w:pPr>
-            <w:proofErr w:type="spellStart"/>
+              </w:rPr>
+            </w:pPr>
             <w:r>
               <w:rPr>
                 <w:rFonts w:ascii="BRH Devanagari Extra" w:hAnsi="BRH Devanagari Extra" w:cs="BRH Devanagari Extra"/>
@@ -2422,7 +2227,6 @@
               </w:rPr>
               <w:t>ÌiÉ</w:t>
             </w:r>
-            <w:proofErr w:type="spellEnd"/>
             <w:r>
               <w:rPr>
                 <w:rFonts w:ascii="BRH Malayalam Extra" w:hAnsi="BRH Malayalam Extra" w:cs="BRH Devanagari Extra"/>
@@ -2453,7 +2257,6 @@
               </w:rPr>
               <w:t>–</w:t>
             </w:r>
-            <w:proofErr w:type="spellStart"/>
             <w:r>
               <w:rPr>
                 <w:rFonts w:ascii="BRH Devanagari Extra" w:hAnsi="BRH Devanagari Extra" w:cs="BRH Devanagari Extra"/>
@@ -2463,7 +2266,6 @@
               </w:rPr>
               <w:t>liÉå</w:t>
             </w:r>
-            <w:proofErr w:type="spellEnd"/>
             <w:r>
               <w:rPr>
                 <w:rFonts w:ascii="BRH Malayalam Extra" w:hAnsi="BRH Malayalam Extra" w:cs="BRH Devanagari Extra"/>
@@ -2529,7 +2331,6 @@
               </w:rPr>
               <w:t>–</w:t>
             </w:r>
-            <w:proofErr w:type="spellStart"/>
             <w:r>
               <w:rPr>
                 <w:rFonts w:ascii="BRH Devanagari Extra" w:hAnsi="BRH Devanagari Extra" w:cs="BRH Devanagari Extra"/>
@@ -2539,17 +2340,15 @@
               </w:rPr>
               <w:t>ÌiÉ</w:t>
             </w:r>
-            <w:proofErr w:type="spellEnd"/>
-            <w:r>
-              <w:rPr>
-                <w:rFonts w:ascii="BRH Malayalam Extra" w:hAnsi="BRH Malayalam Extra" w:cs="BRH Devanagari Extra"/>
-                <w:color w:val="000000"/>
-                <w:sz w:val="32"/>
-                <w:szCs w:val="40"/>
-              </w:rPr>
-              <w:t>–</w:t>
-            </w:r>
-            <w:proofErr w:type="spellStart"/>
+            <w:r>
+              <w:rPr>
+                <w:rFonts w:ascii="BRH Malayalam Extra" w:hAnsi="BRH Malayalam Extra" w:cs="BRH Devanagari Extra"/>
+                <w:color w:val="000000"/>
+                <w:sz w:val="32"/>
+                <w:szCs w:val="40"/>
+              </w:rPr>
+              <w:t>–</w:t>
+            </w:r>
             <w:r>
               <w:rPr>
                 <w:rFonts w:ascii="BRH Devanagari Extra" w:hAnsi="BRH Devanagari Extra" w:cs="BRH Devanagari Extra"/>
@@ -2559,35 +2358,23 @@
               </w:rPr>
               <w:t>sÉÉå</w:t>
             </w:r>
-            <w:proofErr w:type="spellEnd"/>
-            <w:r>
-              <w:rPr>
-                <w:rFonts w:ascii="BRH Malayalam Extra" w:hAnsi="BRH Malayalam Extra" w:cs="BRH Devanagari Extra"/>
-                <w:color w:val="000000"/>
-                <w:sz w:val="32"/>
-                <w:szCs w:val="40"/>
-              </w:rPr>
-              <w:t>–</w:t>
-            </w:r>
-            <w:proofErr w:type="spellStart"/>
-            <w:r>
-              <w:rPr>
-                <w:rFonts w:ascii="BRH Devanagari Extra" w:hAnsi="BRH Devanagari Extra" w:cs="BRH Devanagari Extra"/>
-                <w:color w:val="000000"/>
-                <w:sz w:val="40"/>
-                <w:szCs w:val="40"/>
-              </w:rPr>
-              <w:t>Måü</w:t>
-            </w:r>
-            <w:proofErr w:type="spellEnd"/>
-            <w:r>
-              <w:rPr>
-                <w:rFonts w:ascii="BRH Devanagari Extra" w:hAnsi="BRH Devanagari Extra" w:cs="BRH Devanagari Extra"/>
-                <w:color w:val="000000"/>
-                <w:sz w:val="40"/>
-                <w:szCs w:val="40"/>
-              </w:rPr>
-              <w:t xml:space="preserve"> |</w:t>
+            <w:r>
+              <w:rPr>
+                <w:rFonts w:ascii="BRH Malayalam Extra" w:hAnsi="BRH Malayalam Extra" w:cs="BRH Devanagari Extra"/>
+                <w:color w:val="000000"/>
+                <w:sz w:val="32"/>
+                <w:szCs w:val="40"/>
+              </w:rPr>
+              <w:t>–</w:t>
+            </w:r>
+            <w:r>
+              <w:rPr>
+                <w:rFonts w:ascii="BRH Devanagari Extra" w:hAnsi="BRH Devanagari Extra" w:cs="BRH Devanagari Extra"/>
+                <w:color w:val="000000"/>
+                <w:sz w:val="40"/>
+                <w:szCs w:val="40"/>
+              </w:rPr>
+              <w:t>Måü |</w:t>
             </w:r>
           </w:p>
         </w:tc>
@@ -2609,45 +2396,14 @@
                 <w:szCs w:val="40"/>
               </w:rPr>
             </w:pPr>
-            <w:proofErr w:type="spellStart"/>
-            <w:r>
-              <w:rPr>
-                <w:rFonts w:ascii="BRH Devanagari Extra" w:hAnsi="BRH Devanagari Extra" w:cs="BRH Devanagari Extra"/>
-                <w:color w:val="000000"/>
-                <w:sz w:val="40"/>
-                <w:szCs w:val="40"/>
-              </w:rPr>
-              <w:t>EmÉþ</w:t>
-            </w:r>
-            <w:proofErr w:type="spellEnd"/>
-            <w:r>
-              <w:rPr>
-                <w:rFonts w:ascii="BRH Devanagari Extra" w:hAnsi="BRH Devanagari Extra" w:cs="BRH Devanagari Extra"/>
-                <w:color w:val="000000"/>
-                <w:sz w:val="40"/>
-                <w:szCs w:val="40"/>
-              </w:rPr>
-              <w:t xml:space="preserve"> </w:t>
-            </w:r>
-            <w:proofErr w:type="spellStart"/>
-            <w:r>
-              <w:rPr>
-                <w:rFonts w:ascii="BRH Devanagari Extra" w:hAnsi="BRH Devanagari Extra" w:cs="BRH Devanagari Extra"/>
-                <w:color w:val="000000"/>
-                <w:sz w:val="40"/>
-                <w:szCs w:val="40"/>
-              </w:rPr>
-              <w:t>ÌiÉ¸liÉå</w:t>
-            </w:r>
-            <w:proofErr w:type="spellEnd"/>
-            <w:r>
-              <w:rPr>
-                <w:rFonts w:ascii="BRH Devanagari Extra" w:hAnsi="BRH Devanagari Extra" w:cs="BRH Devanagari Extra"/>
-                <w:color w:val="000000"/>
-                <w:sz w:val="40"/>
-                <w:szCs w:val="40"/>
-              </w:rPr>
-              <w:t xml:space="preserve"> | </w:t>
+            <w:r>
+              <w:rPr>
+                <w:rFonts w:ascii="BRH Devanagari Extra" w:hAnsi="BRH Devanagari Extra" w:cs="BRH Devanagari Extra"/>
+                <w:color w:val="000000"/>
+                <w:sz w:val="40"/>
+                <w:szCs w:val="40"/>
+              </w:rPr>
+              <w:t xml:space="preserve">EmÉþ ÌiÉ¸liÉå | </w:t>
             </w:r>
           </w:p>
           <w:p>
@@ -2662,10 +2418,8 @@
                 <w:color w:val="000000"/>
                 <w:sz w:val="40"/>
                 <w:szCs w:val="40"/>
-                <w:lang w:val="it-IT"/>
-              </w:rPr>
-            </w:pPr>
-            <w:proofErr w:type="spellStart"/>
+              </w:rPr>
+            </w:pPr>
             <w:r>
               <w:rPr>
                 <w:rFonts w:ascii="BRH Devanagari Extra" w:hAnsi="BRH Devanagari Extra" w:cs="BRH Devanagari Extra"/>
@@ -2675,7 +2429,6 @@
               </w:rPr>
               <w:t>ÌiÉ</w:t>
             </w:r>
-            <w:proofErr w:type="spellEnd"/>
             <w:r>
               <w:rPr>
                 <w:rFonts w:ascii="BRH Malayalam Extra" w:hAnsi="BRH Malayalam Extra" w:cs="BRH Devanagari Extra"/>
@@ -2704,7 +2457,6 @@
               </w:rPr>
               <w:t>–</w:t>
             </w:r>
-            <w:proofErr w:type="spellStart"/>
             <w:r>
               <w:rPr>
                 <w:rFonts w:ascii="BRH Devanagari Extra" w:hAnsi="BRH Devanagari Extra" w:cs="BRH Devanagari Extra"/>
@@ -2714,7 +2466,6 @@
               </w:rPr>
               <w:t>liÉå</w:t>
             </w:r>
-            <w:proofErr w:type="spellEnd"/>
             <w:r>
               <w:rPr>
                 <w:rFonts w:ascii="BRH Malayalam Extra" w:hAnsi="BRH Malayalam Extra" w:cs="BRH Devanagari Extra"/>
@@ -2780,7 +2531,6 @@
               </w:rPr>
               <w:t>–</w:t>
             </w:r>
-            <w:proofErr w:type="spellStart"/>
             <w:r>
               <w:rPr>
                 <w:rFonts w:ascii="BRH Devanagari Extra" w:hAnsi="BRH Devanagari Extra" w:cs="BRH Devanagari Extra"/>
@@ -2790,17 +2540,15 @@
               </w:rPr>
               <w:t>ÌiÉ</w:t>
             </w:r>
-            <w:proofErr w:type="spellEnd"/>
-            <w:r>
-              <w:rPr>
-                <w:rFonts w:ascii="BRH Malayalam Extra" w:hAnsi="BRH Malayalam Extra" w:cs="BRH Devanagari Extra"/>
-                <w:color w:val="000000"/>
-                <w:sz w:val="32"/>
-                <w:szCs w:val="40"/>
-              </w:rPr>
-              <w:t>–</w:t>
-            </w:r>
-            <w:proofErr w:type="spellStart"/>
+            <w:r>
+              <w:rPr>
+                <w:rFonts w:ascii="BRH Malayalam Extra" w:hAnsi="BRH Malayalam Extra" w:cs="BRH Devanagari Extra"/>
+                <w:color w:val="000000"/>
+                <w:sz w:val="32"/>
+                <w:szCs w:val="40"/>
+              </w:rPr>
+              <w:t>–</w:t>
+            </w:r>
             <w:r>
               <w:rPr>
                 <w:rFonts w:ascii="BRH Devanagari Extra" w:hAnsi="BRH Devanagari Extra" w:cs="BRH Devanagari Extra"/>
@@ -2810,35 +2558,23 @@
               </w:rPr>
               <w:t>sÉÉå</w:t>
             </w:r>
-            <w:proofErr w:type="spellEnd"/>
-            <w:r>
-              <w:rPr>
-                <w:rFonts w:ascii="BRH Malayalam Extra" w:hAnsi="BRH Malayalam Extra" w:cs="BRH Devanagari Extra"/>
-                <w:color w:val="000000"/>
-                <w:sz w:val="32"/>
-                <w:szCs w:val="40"/>
-              </w:rPr>
-              <w:t>–</w:t>
-            </w:r>
-            <w:proofErr w:type="spellStart"/>
-            <w:r>
-              <w:rPr>
-                <w:rFonts w:ascii="BRH Devanagari Extra" w:hAnsi="BRH Devanagari Extra" w:cs="BRH Devanagari Extra"/>
-                <w:color w:val="000000"/>
-                <w:sz w:val="40"/>
-                <w:szCs w:val="40"/>
-              </w:rPr>
-              <w:t>Måü</w:t>
-            </w:r>
-            <w:proofErr w:type="spellEnd"/>
-            <w:r>
-              <w:rPr>
-                <w:rFonts w:ascii="BRH Devanagari Extra" w:hAnsi="BRH Devanagari Extra" w:cs="BRH Devanagari Extra"/>
-                <w:color w:val="000000"/>
-                <w:sz w:val="40"/>
-                <w:szCs w:val="40"/>
-              </w:rPr>
-              <w:t xml:space="preserve"> |</w:t>
+            <w:r>
+              <w:rPr>
+                <w:rFonts w:ascii="BRH Malayalam Extra" w:hAnsi="BRH Malayalam Extra" w:cs="BRH Devanagari Extra"/>
+                <w:color w:val="000000"/>
+                <w:sz w:val="32"/>
+                <w:szCs w:val="40"/>
+              </w:rPr>
+              <w:t>–</w:t>
+            </w:r>
+            <w:r>
+              <w:rPr>
+                <w:rFonts w:ascii="BRH Devanagari Extra" w:hAnsi="BRH Devanagari Extra" w:cs="BRH Devanagari Extra"/>
+                <w:color w:val="000000"/>
+                <w:sz w:val="40"/>
+                <w:szCs w:val="40"/>
+              </w:rPr>
+              <w:t>Måü |</w:t>
             </w:r>
           </w:p>
         </w:tc>
@@ -4750,10 +4486,8 @@
                 <w:color w:val="000000"/>
                 <w:sz w:val="40"/>
                 <w:szCs w:val="40"/>
-                <w:lang w:val="it-IT"/>
-              </w:rPr>
-            </w:pPr>
-            <w:proofErr w:type="spellStart"/>
+              </w:rPr>
+            </w:pPr>
             <w:r>
               <w:rPr>
                 <w:rFonts w:ascii="BRH Devanagari Extra" w:hAnsi="BRH Devanagari Extra" w:cs="BRH Devanagari Extra"/>
@@ -4763,17 +4497,15 @@
               </w:rPr>
               <w:t>rÉeÉÑ</w:t>
             </w:r>
-            <w:proofErr w:type="spellEnd"/>
-            <w:r>
-              <w:rPr>
-                <w:rFonts w:ascii="BRH Malayalam Extra" w:hAnsi="BRH Malayalam Extra" w:cs="BRH Devanagari Extra"/>
-                <w:color w:val="000000"/>
-                <w:sz w:val="32"/>
-                <w:szCs w:val="40"/>
-              </w:rPr>
-              <w:t>–</w:t>
-            </w:r>
-            <w:proofErr w:type="spellStart"/>
+            <w:r>
+              <w:rPr>
+                <w:rFonts w:ascii="BRH Malayalam Extra" w:hAnsi="BRH Malayalam Extra" w:cs="BRH Devanagari Extra"/>
+                <w:color w:val="000000"/>
+                <w:sz w:val="32"/>
+                <w:szCs w:val="40"/>
+              </w:rPr>
+              <w:t>–</w:t>
+            </w:r>
             <w:r>
               <w:rPr>
                 <w:rFonts w:ascii="BRH Devanagari Extra" w:hAnsi="BRH Devanagari Extra" w:cs="BRH Devanagari Extra"/>
@@ -4800,57 +4532,25 @@
                 <w:sz w:val="40"/>
                 <w:szCs w:val="40"/>
               </w:rPr>
-              <w:t>ÉÑÿqÉç</w:t>
-            </w:r>
-            <w:proofErr w:type="spellEnd"/>
-            <w:r>
-              <w:rPr>
-                <w:rFonts w:ascii="BRH Devanagari Extra" w:hAnsi="BRH Devanagari Extra" w:cs="BRH Devanagari Extra"/>
-                <w:color w:val="000000"/>
-                <w:sz w:val="40"/>
-                <w:szCs w:val="40"/>
-              </w:rPr>
-              <w:t xml:space="preserve"> | </w:t>
-            </w:r>
-            <w:proofErr w:type="spellStart"/>
-            <w:r>
-              <w:rPr>
-                <w:rFonts w:ascii="BRH Devanagari Extra" w:hAnsi="BRH Devanagari Extra" w:cs="BRH Devanagari Extra"/>
-                <w:color w:val="000000"/>
-                <w:sz w:val="40"/>
-                <w:szCs w:val="40"/>
-              </w:rPr>
-              <w:t>AÉmiÉÑ</w:t>
-            </w:r>
-            <w:proofErr w:type="spellEnd"/>
-            <w:r>
-              <w:rPr>
-                <w:rFonts w:ascii="BRH Malayalam Extra" w:hAnsi="BRH Malayalam Extra" w:cs="BRH Devanagari Extra"/>
-                <w:color w:val="000000"/>
-                <w:sz w:val="32"/>
-                <w:szCs w:val="40"/>
-              </w:rPr>
-              <w:t>–</w:t>
-            </w:r>
-            <w:proofErr w:type="spellStart"/>
-            <w:r>
-              <w:rPr>
-                <w:rFonts w:ascii="BRH Devanagari Extra" w:hAnsi="BRH Devanagari Extra" w:cs="BRH Devanagari Extra"/>
-                <w:color w:val="000000"/>
-                <w:sz w:val="40"/>
-                <w:szCs w:val="40"/>
-              </w:rPr>
-              <w:t>qÉUç.WûþÌiÉ</w:t>
-            </w:r>
-            <w:proofErr w:type="spellEnd"/>
-            <w:r>
-              <w:rPr>
-                <w:rFonts w:ascii="BRH Devanagari Extra" w:hAnsi="BRH Devanagari Extra" w:cs="BRH Devanagari Extra"/>
-                <w:color w:val="000000"/>
-                <w:sz w:val="40"/>
-                <w:szCs w:val="40"/>
-              </w:rPr>
-              <w:t xml:space="preserve"> |</w:t>
+              <w:t>ÉÑÿqÉç | AÉmiÉÑ</w:t>
+            </w:r>
+            <w:r>
+              <w:rPr>
+                <w:rFonts w:ascii="BRH Malayalam Extra" w:hAnsi="BRH Malayalam Extra" w:cs="BRH Devanagari Extra"/>
+                <w:color w:val="000000"/>
+                <w:sz w:val="32"/>
+                <w:szCs w:val="40"/>
+              </w:rPr>
+              <w:t>–</w:t>
+            </w:r>
+            <w:r>
+              <w:rPr>
+                <w:rFonts w:ascii="BRH Devanagari Extra" w:hAnsi="BRH Devanagari Extra" w:cs="BRH Devanagari Extra"/>
+                <w:color w:val="000000"/>
+                <w:sz w:val="40"/>
+                <w:szCs w:val="40"/>
+              </w:rPr>
+              <w:t>qÉUç.WûþÌiÉ |</w:t>
             </w:r>
           </w:p>
         </w:tc>
@@ -4870,10 +4570,8 @@
                 <w:color w:val="000000"/>
                 <w:sz w:val="40"/>
                 <w:szCs w:val="40"/>
-                <w:lang w:val="it-IT"/>
-              </w:rPr>
-            </w:pPr>
-            <w:proofErr w:type="spellStart"/>
+              </w:rPr>
+            </w:pPr>
             <w:r>
               <w:rPr>
                 <w:rFonts w:ascii="BRH Devanagari Extra" w:hAnsi="BRH Devanagari Extra" w:cs="BRH Devanagari Extra"/>
@@ -4883,17 +4581,15 @@
               </w:rPr>
               <w:t>rÉeÉÑ</w:t>
             </w:r>
-            <w:proofErr w:type="spellEnd"/>
-            <w:r>
-              <w:rPr>
-                <w:rFonts w:ascii="BRH Malayalam Extra" w:hAnsi="BRH Malayalam Extra" w:cs="BRH Devanagari Extra"/>
-                <w:color w:val="000000"/>
-                <w:sz w:val="32"/>
-                <w:szCs w:val="40"/>
-              </w:rPr>
-              <w:t>–</w:t>
-            </w:r>
-            <w:proofErr w:type="spellStart"/>
+            <w:r>
+              <w:rPr>
+                <w:rFonts w:ascii="BRH Malayalam Extra" w:hAnsi="BRH Malayalam Extra" w:cs="BRH Devanagari Extra"/>
+                <w:color w:val="000000"/>
+                <w:sz w:val="32"/>
+                <w:szCs w:val="40"/>
+              </w:rPr>
+              <w:t>–</w:t>
+            </w:r>
             <w:r>
               <w:rPr>
                 <w:rFonts w:ascii="BRH Devanagari Extra" w:hAnsi="BRH Devanagari Extra" w:cs="BRH Devanagari Extra"/>
@@ -4920,57 +4616,25 @@
                 <w:sz w:val="40"/>
                 <w:szCs w:val="40"/>
               </w:rPr>
-              <w:t>iÉÑÿqÉç</w:t>
-            </w:r>
-            <w:proofErr w:type="spellEnd"/>
-            <w:r>
-              <w:rPr>
-                <w:rFonts w:ascii="BRH Devanagari Extra" w:hAnsi="BRH Devanagari Extra" w:cs="BRH Devanagari Extra"/>
-                <w:color w:val="000000"/>
-                <w:sz w:val="40"/>
-                <w:szCs w:val="40"/>
-              </w:rPr>
-              <w:t xml:space="preserve"> | </w:t>
-            </w:r>
-            <w:proofErr w:type="spellStart"/>
-            <w:r>
-              <w:rPr>
-                <w:rFonts w:ascii="BRH Devanagari Extra" w:hAnsi="BRH Devanagari Extra" w:cs="BRH Devanagari Extra"/>
-                <w:color w:val="000000"/>
-                <w:sz w:val="40"/>
-                <w:szCs w:val="40"/>
-              </w:rPr>
-              <w:t>AÉmiÉÑ</w:t>
-            </w:r>
-            <w:proofErr w:type="spellEnd"/>
-            <w:r>
-              <w:rPr>
-                <w:rFonts w:ascii="BRH Malayalam Extra" w:hAnsi="BRH Malayalam Extra" w:cs="BRH Devanagari Extra"/>
-                <w:color w:val="000000"/>
-                <w:sz w:val="32"/>
-                <w:szCs w:val="40"/>
-              </w:rPr>
-              <w:t>–</w:t>
-            </w:r>
-            <w:proofErr w:type="spellStart"/>
-            <w:r>
-              <w:rPr>
-                <w:rFonts w:ascii="BRH Devanagari Extra" w:hAnsi="BRH Devanagari Extra" w:cs="BRH Devanagari Extra"/>
-                <w:color w:val="000000"/>
-                <w:sz w:val="40"/>
-                <w:szCs w:val="40"/>
-              </w:rPr>
-              <w:t>qÉUç.WûþÌiÉ</w:t>
-            </w:r>
-            <w:proofErr w:type="spellEnd"/>
-            <w:r>
-              <w:rPr>
-                <w:rFonts w:ascii="BRH Devanagari Extra" w:hAnsi="BRH Devanagari Extra" w:cs="BRH Devanagari Extra"/>
-                <w:color w:val="000000"/>
-                <w:sz w:val="40"/>
-                <w:szCs w:val="40"/>
-              </w:rPr>
-              <w:t xml:space="preserve"> |</w:t>
+              <w:t>iÉÑÿqÉç | AÉmiÉÑ</w:t>
+            </w:r>
+            <w:r>
+              <w:rPr>
+                <w:rFonts w:ascii="BRH Malayalam Extra" w:hAnsi="BRH Malayalam Extra" w:cs="BRH Devanagari Extra"/>
+                <w:color w:val="000000"/>
+                <w:sz w:val="32"/>
+                <w:szCs w:val="40"/>
+              </w:rPr>
+              <w:t>–</w:t>
+            </w:r>
+            <w:r>
+              <w:rPr>
+                <w:rFonts w:ascii="BRH Devanagari Extra" w:hAnsi="BRH Devanagari Extra" w:cs="BRH Devanagari Extra"/>
+                <w:color w:val="000000"/>
+                <w:sz w:val="40"/>
+                <w:szCs w:val="40"/>
+              </w:rPr>
+              <w:t>qÉUç.WûþÌiÉ |</w:t>
             </w:r>
           </w:p>
         </w:tc>
@@ -5469,7 +5133,7 @@
       </w:tr>
       <w:tr>
         <w:trPr>
-          <w:trHeight w:val="1685"/>
+          <w:trHeight w:val="1154"/>
         </w:trPr>
         <w:tc>
           <w:tcPr>
@@ -5630,35 +5294,14 @@
                 <w:lang w:val="it-IT"/>
               </w:rPr>
             </w:pPr>
-            <w:proofErr w:type="spellStart"/>
-            <w:r>
-              <w:rPr>
-                <w:rFonts w:ascii="BRH Devanagari Extra" w:hAnsi="BRH Devanagari Extra" w:cs="BRH Devanagari Extra"/>
-                <w:color w:val="000000"/>
-                <w:sz w:val="40"/>
-                <w:szCs w:val="40"/>
-              </w:rPr>
-              <w:t>rÉSè</w:t>
-            </w:r>
-            <w:proofErr w:type="spellEnd"/>
-            <w:r>
-              <w:rPr>
-                <w:rFonts w:ascii="BRH Devanagari Extra" w:hAnsi="BRH Devanagari Extra" w:cs="BRH Devanagari Extra"/>
-                <w:color w:val="000000"/>
-                <w:sz w:val="40"/>
-                <w:szCs w:val="40"/>
-              </w:rPr>
-              <w:t xml:space="preserve"> </w:t>
-            </w:r>
-            <w:proofErr w:type="spellStart"/>
-            <w:r>
-              <w:rPr>
-                <w:rFonts w:ascii="BRH Devanagari Extra" w:hAnsi="BRH Devanagari Extra" w:cs="BRH Devanagari Extra"/>
-                <w:color w:val="000000"/>
-                <w:sz w:val="40"/>
-                <w:szCs w:val="40"/>
-              </w:rPr>
-              <w:t>S</w:t>
+            <w:r>
+              <w:rPr>
+                <w:rFonts w:ascii="BRH Devanagari Extra" w:hAnsi="BRH Devanagari Extra" w:cs="BRH Devanagari Extra"/>
+                <w:color w:val="000000"/>
+                <w:sz w:val="40"/>
+                <w:szCs w:val="40"/>
+              </w:rPr>
+              <w:t>rÉSè S</w:t>
             </w:r>
             <w:r>
               <w:rPr>
@@ -5677,57 +5320,25 @@
                 <w:sz w:val="40"/>
                 <w:szCs w:val="40"/>
               </w:rPr>
-              <w:t>kÉþ</w:t>
-            </w:r>
-            <w:proofErr w:type="spellEnd"/>
-            <w:r>
-              <w:rPr>
-                <w:rFonts w:ascii="BRH Devanagari Extra" w:hAnsi="BRH Devanagari Extra" w:cs="BRH Devanagari Extra"/>
-                <w:color w:val="000000"/>
-                <w:sz w:val="40"/>
-                <w:szCs w:val="40"/>
-              </w:rPr>
-              <w:t xml:space="preserve"> | </w:t>
-            </w:r>
-            <w:proofErr w:type="spellStart"/>
-            <w:r>
-              <w:rPr>
-                <w:rFonts w:ascii="BRH Devanagari Extra" w:hAnsi="BRH Devanagari Extra" w:cs="BRH Devanagari Extra"/>
-                <w:color w:val="000000"/>
-                <w:sz w:val="40"/>
-                <w:szCs w:val="40"/>
-              </w:rPr>
-              <w:t>SSèkrÉÉþU</w:t>
-            </w:r>
-            <w:proofErr w:type="spellEnd"/>
-            <w:r>
-              <w:rPr>
-                <w:rFonts w:ascii="BRH Malayalam Extra" w:hAnsi="BRH Malayalam Extra" w:cs="BRH Devanagari Extra"/>
-                <w:color w:val="000000"/>
-                <w:sz w:val="32"/>
-                <w:szCs w:val="40"/>
-              </w:rPr>
-              <w:t>–</w:t>
-            </w:r>
-            <w:proofErr w:type="spellStart"/>
-            <w:r>
-              <w:rPr>
-                <w:rFonts w:ascii="BRH Devanagari Extra" w:hAnsi="BRH Devanagari Extra" w:cs="BRH Devanagari Extra"/>
-                <w:color w:val="000000"/>
-                <w:sz w:val="40"/>
-                <w:szCs w:val="40"/>
-              </w:rPr>
-              <w:t>hrÉqÉç</w:t>
-            </w:r>
-            <w:proofErr w:type="spellEnd"/>
-            <w:r>
-              <w:rPr>
-                <w:rFonts w:ascii="BRH Devanagari Extra" w:hAnsi="BRH Devanagari Extra" w:cs="BRH Devanagari Extra"/>
-                <w:color w:val="000000"/>
-                <w:sz w:val="40"/>
-                <w:szCs w:val="40"/>
-              </w:rPr>
-              <w:t xml:space="preserve"> |</w:t>
+              <w:t>kÉþ | SSèkrÉÉþU</w:t>
+            </w:r>
+            <w:r>
+              <w:rPr>
+                <w:rFonts w:ascii="BRH Malayalam Extra" w:hAnsi="BRH Malayalam Extra" w:cs="BRH Devanagari Extra"/>
+                <w:color w:val="000000"/>
+                <w:sz w:val="32"/>
+                <w:szCs w:val="40"/>
+              </w:rPr>
+              <w:t>–</w:t>
+            </w:r>
+            <w:r>
+              <w:rPr>
+                <w:rFonts w:ascii="BRH Devanagari Extra" w:hAnsi="BRH Devanagari Extra" w:cs="BRH Devanagari Extra"/>
+                <w:color w:val="000000"/>
+                <w:sz w:val="40"/>
+                <w:szCs w:val="40"/>
+              </w:rPr>
+              <w:t>hrÉqÉç |</w:t>
             </w:r>
           </w:p>
         </w:tc>
@@ -5750,27 +5361,15 @@
                 <w:lang w:val="it-IT"/>
               </w:rPr>
             </w:pPr>
-            <w:proofErr w:type="spellStart"/>
-            <w:r>
-              <w:rPr>
-                <w:rFonts w:ascii="BRH Devanagari Extra" w:hAnsi="BRH Devanagari Extra" w:cs="BRH Devanagari Extra"/>
-                <w:color w:val="000000"/>
-                <w:sz w:val="40"/>
-                <w:szCs w:val="40"/>
-              </w:rPr>
-              <w:t>rÉSè</w:t>
-            </w:r>
-            <w:proofErr w:type="spellEnd"/>
-            <w:r>
-              <w:rPr>
-                <w:rFonts w:ascii="BRH Devanagari Extra" w:hAnsi="BRH Devanagari Extra" w:cs="BRH Devanagari Extra"/>
-                <w:color w:val="000000"/>
-                <w:sz w:val="40"/>
-                <w:szCs w:val="40"/>
-              </w:rPr>
-              <w:t xml:space="preserve"> </w:t>
-            </w:r>
-            <w:proofErr w:type="spellStart"/>
+            <w:r>
+              <w:rPr>
+                <w:rFonts w:ascii="BRH Devanagari Extra" w:hAnsi="BRH Devanagari Extra" w:cs="BRH Devanagari Extra"/>
+                <w:color w:val="000000"/>
+                <w:sz w:val="40"/>
+                <w:szCs w:val="40"/>
+              </w:rPr>
+              <w:t xml:space="preserve">rÉSè </w:t>
+            </w:r>
             <w:r>
               <w:rPr>
                 <w:rFonts w:ascii="BRH Devanagari Extra" w:hAnsi="BRH Devanagari Extra" w:cs="BRH Devanagari Extra"/>
@@ -5788,57 +5387,25 @@
                 <w:sz w:val="40"/>
                 <w:szCs w:val="40"/>
               </w:rPr>
-              <w:t>þ</w:t>
-            </w:r>
-            <w:proofErr w:type="spellEnd"/>
-            <w:r>
-              <w:rPr>
-                <w:rFonts w:ascii="BRH Devanagari Extra" w:hAnsi="BRH Devanagari Extra" w:cs="BRH Devanagari Extra"/>
-                <w:color w:val="000000"/>
-                <w:sz w:val="40"/>
-                <w:szCs w:val="40"/>
-              </w:rPr>
-              <w:t xml:space="preserve"> | </w:t>
-            </w:r>
-            <w:proofErr w:type="spellStart"/>
-            <w:r>
-              <w:rPr>
-                <w:rFonts w:ascii="BRH Devanagari Extra" w:hAnsi="BRH Devanagari Extra" w:cs="BRH Devanagari Extra"/>
-                <w:color w:val="000000"/>
-                <w:sz w:val="40"/>
-                <w:szCs w:val="40"/>
-              </w:rPr>
-              <w:t>SSèkrÉÉþU</w:t>
-            </w:r>
-            <w:proofErr w:type="spellEnd"/>
-            <w:r>
-              <w:rPr>
-                <w:rFonts w:ascii="BRH Malayalam Extra" w:hAnsi="BRH Malayalam Extra" w:cs="BRH Devanagari Extra"/>
-                <w:color w:val="000000"/>
-                <w:sz w:val="32"/>
-                <w:szCs w:val="40"/>
-              </w:rPr>
-              <w:t>–</w:t>
-            </w:r>
-            <w:proofErr w:type="spellStart"/>
-            <w:r>
-              <w:rPr>
-                <w:rFonts w:ascii="BRH Devanagari Extra" w:hAnsi="BRH Devanagari Extra" w:cs="BRH Devanagari Extra"/>
-                <w:color w:val="000000"/>
-                <w:sz w:val="40"/>
-                <w:szCs w:val="40"/>
-              </w:rPr>
-              <w:t>hrÉqÉç</w:t>
-            </w:r>
-            <w:proofErr w:type="spellEnd"/>
-            <w:r>
-              <w:rPr>
-                <w:rFonts w:ascii="BRH Devanagari Extra" w:hAnsi="BRH Devanagari Extra" w:cs="BRH Devanagari Extra"/>
-                <w:color w:val="000000"/>
-                <w:sz w:val="40"/>
-                <w:szCs w:val="40"/>
-              </w:rPr>
-              <w:t xml:space="preserve"> |</w:t>
+              <w:t>þ | SSèkrÉÉþU</w:t>
+            </w:r>
+            <w:r>
+              <w:rPr>
+                <w:rFonts w:ascii="BRH Malayalam Extra" w:hAnsi="BRH Malayalam Extra" w:cs="BRH Devanagari Extra"/>
+                <w:color w:val="000000"/>
+                <w:sz w:val="32"/>
+                <w:szCs w:val="40"/>
+              </w:rPr>
+              <w:t>–</w:t>
+            </w:r>
+            <w:r>
+              <w:rPr>
+                <w:rFonts w:ascii="BRH Devanagari Extra" w:hAnsi="BRH Devanagari Extra" w:cs="BRH Devanagari Extra"/>
+                <w:color w:val="000000"/>
+                <w:sz w:val="40"/>
+                <w:szCs w:val="40"/>
+              </w:rPr>
+              <w:t>hrÉqÉç |</w:t>
             </w:r>
           </w:p>
         </w:tc>
@@ -5985,15 +5552,33 @@
               </w:rPr>
               <w:t>–</w:t>
             </w:r>
-            <w:proofErr w:type="spellStart"/>
-            <w:r>
-              <w:rPr>
-                <w:rFonts w:ascii="BRH Devanagari Extra" w:hAnsi="BRH Devanagari Extra" w:cs="BRH Devanagari Extra"/>
-                <w:color w:val="000000"/>
-                <w:sz w:val="40"/>
-                <w:szCs w:val="40"/>
-              </w:rPr>
-              <w:t>qÉçÆrÉiÉÉ</w:t>
+            <w:r>
+              <w:rPr>
+                <w:rFonts w:ascii="BRH Devanagari Extra" w:hAnsi="BRH Devanagari Extra" w:cs="BRH Devanagari Extra"/>
+                <w:color w:val="000000"/>
+                <w:sz w:val="40"/>
+                <w:szCs w:val="40"/>
+              </w:rPr>
+              <w:t>qÉçÆrÉ</w:t>
+            </w:r>
+            <w:r>
+              <w:rPr>
+                <w:rFonts w:ascii="BRH Devanagari Extra" w:hAnsi="BRH Devanagari Extra" w:cs="BRH Devanagari Extra"/>
+                <w:color w:val="000000"/>
+                <w:sz w:val="40"/>
+                <w:szCs w:val="40"/>
+                <w:highlight w:val="yellow"/>
+              </w:rPr>
+              <w:t>i</w:t>
+            </w:r>
+            <w:r>
+              <w:rPr>
+                <w:rFonts w:ascii="BRH Devanagari Extra" w:hAnsi="BRH Devanagari Extra" w:cs="BRH Devanagari Extra"/>
+                <w:color w:val="000000"/>
+                <w:sz w:val="40"/>
+                <w:szCs w:val="40"/>
+              </w:rPr>
+              <w:t>ÉÉ</w:t>
             </w:r>
             <w:r>
               <w:rPr>
@@ -6011,39 +5596,17 @@
                 <w:sz w:val="40"/>
                 <w:szCs w:val="40"/>
               </w:rPr>
-              <w:t>þ</w:t>
-            </w:r>
-            <w:proofErr w:type="spellEnd"/>
-            <w:r>
-              <w:rPr>
-                <w:rFonts w:ascii="BRH Devanagari Extra" w:hAnsi="BRH Devanagari Extra" w:cs="BRH Devanagari Extra"/>
-                <w:color w:val="000000"/>
-                <w:sz w:val="40"/>
-                <w:szCs w:val="40"/>
-              </w:rPr>
-              <w:t xml:space="preserve"> </w:t>
-            </w:r>
-            <w:proofErr w:type="spellStart"/>
-            <w:r>
-              <w:rPr>
-                <w:rFonts w:ascii="BRH Devanagari Extra" w:hAnsi="BRH Devanagari Extra" w:cs="BRH Devanagari Extra"/>
-                <w:color w:val="000000"/>
-                <w:sz w:val="40"/>
-                <w:szCs w:val="40"/>
-              </w:rPr>
-              <w:t>xÉqÉçÆrÉ</w:t>
-            </w:r>
-            <w:proofErr w:type="spellEnd"/>
-            <w:r>
-              <w:rPr>
-                <w:rFonts w:ascii="BRH Malayalam Extra" w:hAnsi="BRH Malayalam Extra" w:cs="BRH Devanagari Extra"/>
-                <w:color w:val="000000"/>
-                <w:sz w:val="32"/>
-                <w:szCs w:val="40"/>
-              </w:rPr>
-              <w:t>–</w:t>
-            </w:r>
-            <w:proofErr w:type="spellStart"/>
+              <w:t>þ xÉqÉçÆrÉ</w:t>
+            </w:r>
+            <w:r>
+              <w:rPr>
+                <w:rFonts w:ascii="BRH Malayalam Extra" w:hAnsi="BRH Malayalam Extra" w:cs="BRH Devanagari Extra"/>
+                <w:color w:val="000000"/>
+                <w:sz w:val="32"/>
+                <w:szCs w:val="40"/>
+              </w:rPr>
+              <w:t>–</w:t>
+            </w:r>
             <w:r>
               <w:rPr>
                 <w:rFonts w:ascii="BRH Devanagari Extra" w:hAnsi="BRH Devanagari Extra" w:cs="BRH Devanagari Extra"/>
@@ -6061,17 +5624,7 @@
                 <w:sz w:val="40"/>
                 <w:szCs w:val="40"/>
               </w:rPr>
-              <w:t>qÉç</w:t>
-            </w:r>
-            <w:proofErr w:type="spellEnd"/>
-            <w:r>
-              <w:rPr>
-                <w:rFonts w:ascii="BRH Devanagari Extra" w:hAnsi="BRH Devanagari Extra" w:cs="BRH Devanagari Extra"/>
-                <w:color w:val="000000"/>
-                <w:sz w:val="40"/>
-                <w:szCs w:val="40"/>
-              </w:rPr>
-              <w:t xml:space="preserve"> |</w:t>
+              <w:t>qÉç |</w:t>
             </w:r>
           </w:p>
           <w:p>
@@ -6106,7 +5659,6 @@
               </w:rPr>
               <w:t>–</w:t>
             </w:r>
-            <w:proofErr w:type="spellStart"/>
             <w:r>
               <w:rPr>
                 <w:rFonts w:ascii="BRH Devanagari Extra" w:hAnsi="BRH Devanagari Extra" w:cs="BRH Devanagari Extra"/>
@@ -6116,17 +5668,15 @@
               </w:rPr>
               <w:t>qÉçÆrÉ</w:t>
             </w:r>
-            <w:proofErr w:type="spellEnd"/>
-            <w:r>
-              <w:rPr>
-                <w:rFonts w:ascii="BRH Malayalam Extra" w:hAnsi="BRH Malayalam Extra" w:cs="BRH Devanagari Extra"/>
-                <w:color w:val="000000"/>
-                <w:sz w:val="32"/>
-                <w:szCs w:val="40"/>
-              </w:rPr>
-              <w:t>–</w:t>
-            </w:r>
-            <w:proofErr w:type="spellStart"/>
+            <w:r>
+              <w:rPr>
+                <w:rFonts w:ascii="BRH Malayalam Extra" w:hAnsi="BRH Malayalam Extra" w:cs="BRH Devanagari Extra"/>
+                <w:color w:val="000000"/>
+                <w:sz w:val="32"/>
+                <w:szCs w:val="40"/>
+              </w:rPr>
+              <w:t>–</w:t>
+            </w:r>
             <w:r>
               <w:rPr>
                 <w:rFonts w:ascii="BRH Devanagari Extra" w:hAnsi="BRH Devanagari Extra" w:cs="BRH Devanagari Extra"/>
@@ -6144,28 +5694,17 @@
                 <w:sz w:val="40"/>
                 <w:szCs w:val="40"/>
               </w:rPr>
-              <w:t>qÉjÉÉåÿ</w:t>
-            </w:r>
-            <w:proofErr w:type="spellEnd"/>
-            <w:r>
-              <w:rPr>
-                <w:rFonts w:ascii="BRH Devanagari Extra" w:hAnsi="BRH Devanagari Extra" w:cs="BRH Devanagari Extra"/>
-                <w:color w:val="000000"/>
-                <w:sz w:val="40"/>
-                <w:szCs w:val="40"/>
-              </w:rPr>
-              <w:t xml:space="preserve"> | xÉ</w:t>
-            </w:r>
-            <w:r>
-              <w:rPr>
-                <w:rFonts w:ascii="BRH Malayalam Extra" w:hAnsi="BRH Malayalam Extra" w:cs="BRH Devanagari Extra"/>
-                <w:color w:val="000000"/>
-                <w:sz w:val="32"/>
-                <w:szCs w:val="40"/>
-              </w:rPr>
-              <w:t>–</w:t>
-            </w:r>
-            <w:proofErr w:type="spellStart"/>
+              <w:t>qÉjÉÉåÿ | xÉ</w:t>
+            </w:r>
+            <w:r>
+              <w:rPr>
+                <w:rFonts w:ascii="BRH Malayalam Extra" w:hAnsi="BRH Malayalam Extra" w:cs="BRH Devanagari Extra"/>
+                <w:color w:val="000000"/>
+                <w:sz w:val="32"/>
+                <w:szCs w:val="40"/>
+              </w:rPr>
+              <w:t>–</w:t>
+            </w:r>
             <w:r>
               <w:rPr>
                 <w:rFonts w:ascii="BRH Devanagari Extra" w:hAnsi="BRH Devanagari Extra" w:cs="BRH Devanagari Extra"/>
@@ -6175,7 +5714,6 @@
               </w:rPr>
               <w:t>qÉçÆrÉ</w:t>
             </w:r>
-            <w:proofErr w:type="spellEnd"/>
             <w:r>
               <w:rPr>
                 <w:rFonts w:ascii="BRH Malayalam Extra" w:hAnsi="BRH Malayalam Extra" w:cs="BRH Devanagari Extra"/>
@@ -6186,7 +5724,6 @@
               </w:rPr>
               <w:t>–</w:t>
             </w:r>
-            <w:proofErr w:type="spellStart"/>
             <w:r>
               <w:rPr>
                 <w:rFonts w:ascii="BRH Devanagari Extra" w:hAnsi="BRH Devanagari Extra" w:cs="BRH Devanagari Extra"/>
@@ -6204,57 +5741,7 @@
                 <w:sz w:val="40"/>
                 <w:szCs w:val="40"/>
               </w:rPr>
-              <w:t>ÍqÉÌiÉþ</w:t>
-            </w:r>
-            <w:proofErr w:type="spellEnd"/>
-            <w:r>
-              <w:rPr>
-                <w:rFonts w:ascii="BRH Devanagari Extra" w:hAnsi="BRH Devanagari Extra" w:cs="BRH Devanagari Extra"/>
-                <w:color w:val="000000"/>
-                <w:sz w:val="40"/>
-                <w:szCs w:val="40"/>
-              </w:rPr>
-              <w:t xml:space="preserve"> </w:t>
-            </w:r>
-            <w:proofErr w:type="spellStart"/>
-            <w:r>
-              <w:rPr>
-                <w:rFonts w:ascii="BRH Devanagari Extra" w:hAnsi="BRH Devanagari Extra" w:cs="BRH Devanagari Extra"/>
-                <w:color w:val="000000"/>
-                <w:sz w:val="40"/>
-                <w:szCs w:val="40"/>
-              </w:rPr>
-              <w:t>xÉqÉçÆrÉiÉç</w:t>
-            </w:r>
-            <w:proofErr w:type="spellEnd"/>
-            <w:r>
-              <w:rPr>
-                <w:rFonts w:ascii="BRH Devanagari Extra" w:hAnsi="BRH Devanagari Extra" w:cs="BRH Devanagari Extra"/>
-                <w:color w:val="000000"/>
-                <w:sz w:val="40"/>
-                <w:szCs w:val="40"/>
-              </w:rPr>
-              <w:t xml:space="preserve"> - </w:t>
-            </w:r>
-            <w:proofErr w:type="spellStart"/>
-            <w:r>
-              <w:rPr>
-                <w:rFonts w:ascii="BRH Devanagari Extra" w:hAnsi="BRH Devanagari Extra" w:cs="BRH Devanagari Extra"/>
-                <w:color w:val="000000"/>
-                <w:sz w:val="40"/>
-                <w:szCs w:val="40"/>
-              </w:rPr>
-              <w:t>iuÉqÉç</w:t>
-            </w:r>
-            <w:proofErr w:type="spellEnd"/>
-            <w:r>
-              <w:rPr>
-                <w:rFonts w:ascii="BRH Devanagari Extra" w:hAnsi="BRH Devanagari Extra" w:cs="BRH Devanagari Extra"/>
-                <w:color w:val="000000"/>
-                <w:sz w:val="40"/>
-                <w:szCs w:val="40"/>
-              </w:rPr>
-              <w:t xml:space="preserve"> |</w:t>
+              <w:t>ÍqÉÌiÉþ xÉqÉçÆrÉiÉç - iuÉqÉç |</w:t>
             </w:r>
           </w:p>
         </w:tc>
@@ -6294,7 +5781,6 @@
               </w:rPr>
               <w:t>–</w:t>
             </w:r>
-            <w:proofErr w:type="spellStart"/>
             <w:r>
               <w:rPr>
                 <w:rFonts w:ascii="BRH Devanagari Extra" w:hAnsi="BRH Devanagari Extra" w:cs="BRH Devanagari Extra"/>
@@ -6320,29 +5806,8 @@
                 <w:sz w:val="40"/>
                 <w:szCs w:val="40"/>
               </w:rPr>
-              <w:t>þ</w:t>
-            </w:r>
-            <w:proofErr w:type="spellEnd"/>
-            <w:r>
-              <w:rPr>
-                <w:rFonts w:ascii="BRH Devanagari Extra" w:hAnsi="BRH Devanagari Extra" w:cs="BRH Devanagari Extra"/>
-                <w:color w:val="000000"/>
-                <w:sz w:val="40"/>
-                <w:szCs w:val="40"/>
-              </w:rPr>
-              <w:t xml:space="preserve"> </w:t>
-            </w:r>
-            <w:proofErr w:type="spellStart"/>
-            <w:r>
-              <w:rPr>
-                <w:rFonts w:ascii="BRH Devanagari Extra" w:hAnsi="BRH Devanagari Extra" w:cs="BRH Devanagari Extra"/>
-                <w:color w:val="000000"/>
-                <w:sz w:val="40"/>
-                <w:szCs w:val="40"/>
-              </w:rPr>
-              <w:t>xÉqÉçÆrÉ</w:t>
-            </w:r>
-            <w:proofErr w:type="spellEnd"/>
+              <w:t>þ xÉqÉçÆrÉ</w:t>
+            </w:r>
             <w:r>
               <w:rPr>
                 <w:rFonts w:ascii="BRH Malayalam Extra" w:hAnsi="BRH Malayalam Extra" w:cs="BRH Devanagari Extra"/>
@@ -6361,7 +5826,6 @@
               </w:rPr>
               <w:t>¨</w:t>
             </w:r>
-            <w:proofErr w:type="spellStart"/>
             <w:r>
               <w:rPr>
                 <w:rFonts w:ascii="BRH Devanagari Extra" w:hAnsi="BRH Devanagari Extra" w:cs="BRH Devanagari Extra"/>
@@ -6379,17 +5843,7 @@
                 <w:sz w:val="40"/>
                 <w:szCs w:val="40"/>
               </w:rPr>
-              <w:t>qÉç</w:t>
-            </w:r>
-            <w:proofErr w:type="spellEnd"/>
-            <w:r>
-              <w:rPr>
-                <w:rFonts w:ascii="BRH Devanagari Extra" w:hAnsi="BRH Devanagari Extra" w:cs="BRH Devanagari Extra"/>
-                <w:color w:val="000000"/>
-                <w:sz w:val="40"/>
-                <w:szCs w:val="40"/>
-              </w:rPr>
-              <w:t xml:space="preserve"> |</w:t>
+              <w:t>qÉç |</w:t>
             </w:r>
           </w:p>
           <w:p>
@@ -6424,7 +5878,6 @@
               </w:rPr>
               <w:t>–</w:t>
             </w:r>
-            <w:proofErr w:type="spellStart"/>
             <w:r>
               <w:rPr>
                 <w:rFonts w:ascii="BRH Devanagari Extra" w:hAnsi="BRH Devanagari Extra" w:cs="BRH Devanagari Extra"/>
@@ -6460,28 +5913,17 @@
                 <w:sz w:val="40"/>
                 <w:szCs w:val="40"/>
               </w:rPr>
-              <w:t>qÉjÉÉåÿ</w:t>
-            </w:r>
-            <w:proofErr w:type="spellEnd"/>
-            <w:r>
-              <w:rPr>
-                <w:rFonts w:ascii="BRH Devanagari Extra" w:hAnsi="BRH Devanagari Extra" w:cs="BRH Devanagari Extra"/>
-                <w:color w:val="000000"/>
-                <w:sz w:val="40"/>
-                <w:szCs w:val="40"/>
-              </w:rPr>
-              <w:t xml:space="preserve"> | xÉ</w:t>
-            </w:r>
-            <w:r>
-              <w:rPr>
-                <w:rFonts w:ascii="BRH Malayalam Extra" w:hAnsi="BRH Malayalam Extra" w:cs="BRH Devanagari Extra"/>
-                <w:color w:val="000000"/>
-                <w:sz w:val="32"/>
-                <w:szCs w:val="40"/>
-              </w:rPr>
-              <w:t>–</w:t>
-            </w:r>
-            <w:proofErr w:type="spellStart"/>
+              <w:t>qÉjÉÉåÿ | xÉ</w:t>
+            </w:r>
+            <w:r>
+              <w:rPr>
+                <w:rFonts w:ascii="BRH Malayalam Extra" w:hAnsi="BRH Malayalam Extra" w:cs="BRH Devanagari Extra"/>
+                <w:color w:val="000000"/>
+                <w:sz w:val="32"/>
+                <w:szCs w:val="40"/>
+              </w:rPr>
+              <w:t>–</w:t>
+            </w:r>
             <w:r>
               <w:rPr>
                 <w:rFonts w:ascii="BRH Devanagari Extra" w:hAnsi="BRH Devanagari Extra" w:cs="BRH Devanagari Extra"/>
@@ -6491,7 +5933,6 @@
               </w:rPr>
               <w:t>qÉçÆrÉ</w:t>
             </w:r>
-            <w:proofErr w:type="spellEnd"/>
             <w:r>
               <w:rPr>
                 <w:rFonts w:ascii="BRH Malayalam Extra" w:hAnsi="BRH Malayalam Extra" w:cs="BRH Devanagari Extra"/>
@@ -6511,7 +5952,6 @@
               </w:rPr>
               <w:t>¨</w:t>
             </w:r>
-            <w:proofErr w:type="spellStart"/>
             <w:r>
               <w:rPr>
                 <w:rFonts w:ascii="BRH Devanagari Extra" w:hAnsi="BRH Devanagari Extra" w:cs="BRH Devanagari Extra"/>
@@ -6529,57 +5969,7 @@
                 <w:sz w:val="40"/>
                 <w:szCs w:val="40"/>
               </w:rPr>
-              <w:t>ÍqÉÌiÉþ</w:t>
-            </w:r>
-            <w:proofErr w:type="spellEnd"/>
-            <w:r>
-              <w:rPr>
-                <w:rFonts w:ascii="BRH Devanagari Extra" w:hAnsi="BRH Devanagari Extra" w:cs="BRH Devanagari Extra"/>
-                <w:color w:val="000000"/>
-                <w:sz w:val="40"/>
-                <w:szCs w:val="40"/>
-              </w:rPr>
-              <w:t xml:space="preserve"> </w:t>
-            </w:r>
-            <w:proofErr w:type="spellStart"/>
-            <w:r>
-              <w:rPr>
-                <w:rFonts w:ascii="BRH Devanagari Extra" w:hAnsi="BRH Devanagari Extra" w:cs="BRH Devanagari Extra"/>
-                <w:color w:val="000000"/>
-                <w:sz w:val="40"/>
-                <w:szCs w:val="40"/>
-              </w:rPr>
-              <w:t>xÉqÉçÆrÉiÉç</w:t>
-            </w:r>
-            <w:proofErr w:type="spellEnd"/>
-            <w:r>
-              <w:rPr>
-                <w:rFonts w:ascii="BRH Devanagari Extra" w:hAnsi="BRH Devanagari Extra" w:cs="BRH Devanagari Extra"/>
-                <w:color w:val="000000"/>
-                <w:sz w:val="40"/>
-                <w:szCs w:val="40"/>
-              </w:rPr>
-              <w:t xml:space="preserve"> - </w:t>
-            </w:r>
-            <w:proofErr w:type="spellStart"/>
-            <w:r>
-              <w:rPr>
-                <w:rFonts w:ascii="BRH Devanagari Extra" w:hAnsi="BRH Devanagari Extra" w:cs="BRH Devanagari Extra"/>
-                <w:color w:val="000000"/>
-                <w:sz w:val="40"/>
-                <w:szCs w:val="40"/>
-              </w:rPr>
-              <w:t>iuÉqÉç</w:t>
-            </w:r>
-            <w:proofErr w:type="spellEnd"/>
-            <w:r>
-              <w:rPr>
-                <w:rFonts w:ascii="BRH Devanagari Extra" w:hAnsi="BRH Devanagari Extra" w:cs="BRH Devanagari Extra"/>
-                <w:color w:val="000000"/>
-                <w:sz w:val="40"/>
-                <w:szCs w:val="40"/>
-              </w:rPr>
-              <w:t xml:space="preserve"> |</w:t>
+              <w:t>ÍqÉÌiÉþ xÉqÉçÆrÉiÉç - iuÉqÉç |</w:t>
             </w:r>
           </w:p>
         </w:tc>
@@ -6594,61 +5984,18 @@
           <w:sz w:val="32"/>
           <w:szCs w:val="32"/>
           <w:u w:val="single"/>
-          <w:lang w:val="it-IT"/>
         </w:rPr>
       </w:pPr>
-    </w:p>
-    <w:p>
-      <w:pPr>
-        <w:jc w:val="center"/>
+      <w:r>
         <w:rPr>
           <w:b/>
           <w:bCs/>
           <w:sz w:val="32"/>
           <w:szCs w:val="32"/>
           <w:u w:val="single"/>
-          <w:lang w:val="it-IT"/>
         </w:rPr>
-      </w:pPr>
-    </w:p>
-    <w:p>
-      <w:pPr>
-        <w:jc w:val="center"/>
-        <w:rPr>
-          <w:b/>
-          <w:bCs/>
-          <w:sz w:val="32"/>
-          <w:szCs w:val="32"/>
-          <w:u w:val="single"/>
-          <w:lang w:val="it-IT"/>
-        </w:rPr>
-      </w:pPr>
-    </w:p>
-    <w:p>
-      <w:pPr>
-        <w:jc w:val="center"/>
-        <w:rPr>
-          <w:b/>
-          <w:bCs/>
-          <w:sz w:val="32"/>
-          <w:szCs w:val="32"/>
-          <w:u w:val="single"/>
-          <w:lang w:val="it-IT"/>
-        </w:rPr>
-      </w:pPr>
-    </w:p>
-    <w:p>
-      <w:pPr>
-        <w:jc w:val="center"/>
-        <w:rPr>
-          <w:b/>
-          <w:bCs/>
-          <w:sz w:val="32"/>
-          <w:szCs w:val="32"/>
-          <w:u w:val="single"/>
-          <w:lang w:val="it-IT"/>
-        </w:rPr>
-      </w:pPr>
+        <w:t>============</w:t>
+      </w:r>
     </w:p>
     <w:p>
       <w:pPr>
@@ -6669,7 +6016,6 @@
           <w:szCs w:val="32"/>
           <w:u w:val="single"/>
         </w:rPr>
-        <w:lastRenderedPageBreak/>
         <w:t xml:space="preserve">TS </w:t>
       </w:r>
       <w:r>
@@ -7031,35 +6377,14 @@
                 <w:lang w:val="en-IN" w:eastAsia="en-IN" w:bidi="ml-IN"/>
               </w:rPr>
             </w:pPr>
-            <w:proofErr w:type="spellStart"/>
-            <w:r>
-              <w:rPr>
-                <w:rFonts w:ascii="BRH Devanagari Extra" w:hAnsi="BRH Devanagari Extra" w:cs="BRH Devanagari Extra"/>
-                <w:color w:val="000000"/>
-                <w:sz w:val="40"/>
-                <w:szCs w:val="40"/>
-              </w:rPr>
-              <w:t>kÉÉqÉÉuÉþ</w:t>
-            </w:r>
-            <w:proofErr w:type="spellEnd"/>
-            <w:r>
-              <w:rPr>
-                <w:rFonts w:ascii="BRH Devanagari Extra" w:hAnsi="BRH Devanagari Extra" w:cs="BRH Devanagari Extra"/>
-                <w:color w:val="000000"/>
-                <w:sz w:val="40"/>
-                <w:szCs w:val="40"/>
-              </w:rPr>
-              <w:t xml:space="preserve"> | </w:t>
-            </w:r>
-            <w:proofErr w:type="spellStart"/>
-            <w:r>
-              <w:rPr>
-                <w:rFonts w:ascii="BRH Devanagari Extra" w:hAnsi="BRH Devanagari Extra" w:cs="BRH Devanagari Extra"/>
-                <w:color w:val="000000"/>
-                <w:sz w:val="40"/>
-                <w:szCs w:val="40"/>
-              </w:rPr>
-              <w:t>AuÉÉþÂ</w:t>
+            <w:r>
+              <w:rPr>
+                <w:rFonts w:ascii="BRH Devanagari Extra" w:hAnsi="BRH Devanagari Extra" w:cs="BRH Devanagari Extra"/>
+                <w:color w:val="000000"/>
+                <w:sz w:val="40"/>
+                <w:szCs w:val="40"/>
+              </w:rPr>
+              <w:t>kÉÉqÉÉuÉþ | AuÉÉþÂ</w:t>
             </w:r>
             <w:r>
               <w:rPr>
@@ -7081,7 +6406,6 @@
               </w:rPr>
               <w:t>å</w:t>
             </w:r>
-            <w:proofErr w:type="spellEnd"/>
             <w:r>
               <w:rPr>
                 <w:rFonts w:ascii="BRH Devanagari Extra" w:hAnsi="BRH Devanagari Extra" w:cs="BRH Devanagari Extra"/>
@@ -7112,35 +6436,14 @@
                 <w:lang w:val="en-IN" w:eastAsia="en-IN" w:bidi="ml-IN"/>
               </w:rPr>
             </w:pPr>
-            <w:proofErr w:type="spellStart"/>
-            <w:r>
-              <w:rPr>
-                <w:rFonts w:ascii="BRH Devanagari Extra" w:hAnsi="BRH Devanagari Extra" w:cs="BRH Devanagari Extra"/>
-                <w:color w:val="000000"/>
-                <w:sz w:val="40"/>
-                <w:szCs w:val="40"/>
-              </w:rPr>
-              <w:t>kÉÉqÉÉuÉþ</w:t>
-            </w:r>
-            <w:proofErr w:type="spellEnd"/>
-            <w:r>
-              <w:rPr>
-                <w:rFonts w:ascii="BRH Devanagari Extra" w:hAnsi="BRH Devanagari Extra" w:cs="BRH Devanagari Extra"/>
-                <w:color w:val="000000"/>
-                <w:sz w:val="40"/>
-                <w:szCs w:val="40"/>
-              </w:rPr>
-              <w:t xml:space="preserve"> | </w:t>
-            </w:r>
-            <w:proofErr w:type="spellStart"/>
-            <w:r>
-              <w:rPr>
-                <w:rFonts w:ascii="BRH Devanagari Extra" w:hAnsi="BRH Devanagari Extra" w:cs="BRH Devanagari Extra"/>
-                <w:color w:val="000000"/>
-                <w:sz w:val="40"/>
-                <w:szCs w:val="40"/>
-              </w:rPr>
-              <w:t>AuÉ</w:t>
+            <w:r>
+              <w:rPr>
+                <w:rFonts w:ascii="BRH Devanagari Extra" w:hAnsi="BRH Devanagari Extra" w:cs="BRH Devanagari Extra"/>
+                <w:color w:val="000000"/>
+                <w:sz w:val="40"/>
+                <w:szCs w:val="40"/>
+              </w:rPr>
+              <w:t>kÉÉqÉÉuÉþ | AuÉ</w:t>
             </w:r>
             <w:r>
               <w:rPr>
@@ -7170,7 +6473,6 @@
               </w:rPr>
               <w:t>lkÉ</w:t>
             </w:r>
-            <w:proofErr w:type="spellEnd"/>
             <w:r>
               <w:rPr>
                 <w:rFonts w:ascii="BRH Devanagari Extra" w:hAnsi="BRH Devanagari Extra" w:cs="BRH Devanagari Extra"/>
@@ -7222,6 +6524,7 @@
                 <w:sz w:val="28"/>
                 <w:szCs w:val="32"/>
               </w:rPr>
+              <w:lastRenderedPageBreak/>
               <w:t>T.S.5.2.4.2</w:t>
             </w:r>
             <w:r>
@@ -7342,7 +6645,6 @@
                 <w:lang w:val="en-IN" w:eastAsia="en-IN" w:bidi="ml-IN"/>
               </w:rPr>
             </w:pPr>
-            <w:proofErr w:type="spellStart"/>
             <w:r>
               <w:rPr>
                 <w:rFonts w:ascii="BRH Devanagari Extra" w:hAnsi="BRH Devanagari Extra" w:cs="BRH Devanagari Extra"/>
@@ -7352,7 +6654,24 @@
               </w:rPr>
               <w:t>ÌlÉUç.GþirÉÉ</w:t>
             </w:r>
-            <w:proofErr w:type="spellEnd"/>
+            <w:r>
+              <w:rPr>
+                <w:rFonts w:ascii="BRH Malayalam Extra" w:hAnsi="BRH Malayalam Extra" w:cs="BRH Devanagari Extra"/>
+                <w:color w:val="000000"/>
+                <w:sz w:val="32"/>
+                <w:szCs w:val="40"/>
+              </w:rPr>
+              <w:t>–</w:t>
+            </w:r>
+            <w:r>
+              <w:rPr>
+                <w:rFonts w:ascii="BRH Devanagari Extra" w:hAnsi="BRH Devanagari Extra" w:cs="BRH Devanagari Extra"/>
+                <w:color w:val="000000"/>
+                <w:sz w:val="40"/>
+                <w:szCs w:val="40"/>
+              </w:rPr>
+              <w:t xml:space="preserve"> CÌiÉ</w:t>
+            </w:r>
             <w:r>
               <w:rPr>
                 <w:rFonts w:ascii="BRH Malayalam Extra" w:hAnsi="BRH Malayalam Extra" w:cs="BRH Devanagari Extra"/>
@@ -7371,35 +6690,6 @@
               </w:rPr>
               <w:t xml:space="preserve"> </w:t>
             </w:r>
-            <w:proofErr w:type="spellStart"/>
-            <w:r>
-              <w:rPr>
-                <w:rFonts w:ascii="BRH Devanagari Extra" w:hAnsi="BRH Devanagari Extra" w:cs="BRH Devanagari Extra"/>
-                <w:color w:val="000000"/>
-                <w:sz w:val="40"/>
-                <w:szCs w:val="40"/>
-              </w:rPr>
-              <w:t>CÌiÉ</w:t>
-            </w:r>
-            <w:proofErr w:type="spellEnd"/>
-            <w:r>
-              <w:rPr>
-                <w:rFonts w:ascii="BRH Malayalam Extra" w:hAnsi="BRH Malayalam Extra" w:cs="BRH Devanagari Extra"/>
-                <w:color w:val="000000"/>
-                <w:sz w:val="32"/>
-                <w:szCs w:val="40"/>
-              </w:rPr>
-              <w:t>–</w:t>
-            </w:r>
-            <w:r>
-              <w:rPr>
-                <w:rFonts w:ascii="BRH Devanagari Extra" w:hAnsi="BRH Devanagari Extra" w:cs="BRH Devanagari Extra"/>
-                <w:color w:val="000000"/>
-                <w:sz w:val="40"/>
-                <w:szCs w:val="40"/>
-              </w:rPr>
-              <w:t xml:space="preserve"> </w:t>
-            </w:r>
             <w:r>
               <w:rPr>
                 <w:rFonts w:ascii="BRH Devanagari Extra" w:hAnsi="BRH Devanagari Extra" w:cs="BRH Devanagari Extra"/>
@@ -7428,7 +6718,6 @@
               </w:rPr>
               <w:t>–</w:t>
             </w:r>
-            <w:proofErr w:type="spellStart"/>
             <w:r>
               <w:rPr>
                 <w:rFonts w:ascii="BRH Devanagari Extra" w:hAnsi="BRH Devanagari Extra" w:cs="BRH Devanagari Extra"/>
@@ -7438,7 +6727,6 @@
               </w:rPr>
               <w:t>irÉæ</w:t>
             </w:r>
-            <w:proofErr w:type="spellEnd"/>
             <w:r>
               <w:rPr>
                 <w:rFonts w:ascii="BRH Malayalam Extra" w:hAnsi="BRH Malayalam Extra" w:cs="BRH Devanagari Extra"/>
@@ -7484,7 +6772,6 @@
                 <w:lang w:val="en-IN" w:eastAsia="en-IN" w:bidi="ml-IN"/>
               </w:rPr>
             </w:pPr>
-            <w:proofErr w:type="spellStart"/>
             <w:r>
               <w:rPr>
                 <w:rFonts w:ascii="BRH Devanagari Extra" w:hAnsi="BRH Devanagari Extra" w:cs="BRH Devanagari Extra"/>
@@ -7494,7 +6781,24 @@
               </w:rPr>
               <w:t>ÌlÉUç.GþirÉÉ</w:t>
             </w:r>
-            <w:proofErr w:type="spellEnd"/>
+            <w:r>
+              <w:rPr>
+                <w:rFonts w:ascii="BRH Malayalam Extra" w:hAnsi="BRH Malayalam Extra" w:cs="BRH Devanagari Extra"/>
+                <w:color w:val="000000"/>
+                <w:sz w:val="32"/>
+                <w:szCs w:val="40"/>
+              </w:rPr>
+              <w:t>–</w:t>
+            </w:r>
+            <w:r>
+              <w:rPr>
+                <w:rFonts w:ascii="BRH Devanagari Extra" w:hAnsi="BRH Devanagari Extra" w:cs="BRH Devanagari Extra"/>
+                <w:color w:val="000000"/>
+                <w:sz w:val="40"/>
+                <w:szCs w:val="40"/>
+              </w:rPr>
+              <w:t xml:space="preserve"> CÌiÉ</w:t>
+            </w:r>
             <w:r>
               <w:rPr>
                 <w:rFonts w:ascii="BRH Malayalam Extra" w:hAnsi="BRH Malayalam Extra" w:cs="BRH Devanagari Extra"/>
@@ -7513,36 +6817,6 @@
               </w:rPr>
               <w:t xml:space="preserve"> </w:t>
             </w:r>
-            <w:proofErr w:type="spellStart"/>
-            <w:r>
-              <w:rPr>
-                <w:rFonts w:ascii="BRH Devanagari Extra" w:hAnsi="BRH Devanagari Extra" w:cs="BRH Devanagari Extra"/>
-                <w:color w:val="000000"/>
-                <w:sz w:val="40"/>
-                <w:szCs w:val="40"/>
-              </w:rPr>
-              <w:t>CÌiÉ</w:t>
-            </w:r>
-            <w:proofErr w:type="spellEnd"/>
-            <w:r>
-              <w:rPr>
-                <w:rFonts w:ascii="BRH Malayalam Extra" w:hAnsi="BRH Malayalam Extra" w:cs="BRH Devanagari Extra"/>
-                <w:color w:val="000000"/>
-                <w:sz w:val="32"/>
-                <w:szCs w:val="40"/>
-              </w:rPr>
-              <w:t>–</w:t>
-            </w:r>
-            <w:r>
-              <w:rPr>
-                <w:rFonts w:ascii="BRH Devanagari Extra" w:hAnsi="BRH Devanagari Extra" w:cs="BRH Devanagari Extra"/>
-                <w:color w:val="000000"/>
-                <w:sz w:val="40"/>
-                <w:szCs w:val="40"/>
-              </w:rPr>
-              <w:t xml:space="preserve"> </w:t>
-            </w:r>
-            <w:proofErr w:type="spellStart"/>
             <w:r>
               <w:rPr>
                 <w:rFonts w:ascii="BRH Devanagari Extra" w:hAnsi="BRH Devanagari Extra" w:cs="BRH Devanagari Extra"/>
@@ -7553,7 +6827,6 @@
               </w:rPr>
               <w:t>ÌlÉÈ</w:t>
             </w:r>
-            <w:proofErr w:type="spellEnd"/>
             <w:r>
               <w:rPr>
                 <w:rFonts w:ascii="BRH Devanagari Extra" w:hAnsi="BRH Devanagari Extra" w:cs="BRH Devanagari Extra"/>
@@ -7572,7 +6845,6 @@
               </w:rPr>
               <w:t>–</w:t>
             </w:r>
-            <w:proofErr w:type="spellStart"/>
             <w:r>
               <w:rPr>
                 <w:rFonts w:ascii="BRH Devanagari Extra" w:hAnsi="BRH Devanagari Extra" w:cs="BRH Devanagari Extra"/>
@@ -7582,7 +6854,6 @@
               </w:rPr>
               <w:t>irÉæ</w:t>
             </w:r>
-            <w:proofErr w:type="spellEnd"/>
             <w:r>
               <w:rPr>
                 <w:rFonts w:ascii="BRH Malayalam Extra" w:hAnsi="BRH Malayalam Extra" w:cs="BRH Devanagari Extra"/>
@@ -7799,7 +7070,6 @@
               </w:rPr>
               <w:t>–</w:t>
             </w:r>
-            <w:proofErr w:type="spellStart"/>
             <w:r>
               <w:rPr>
                 <w:rFonts w:ascii="BRH Devanagari Extra" w:hAnsi="BRH Devanagari Extra" w:cs="BRH Devanagari Extra"/>
@@ -7809,7 +7079,6 @@
               </w:rPr>
               <w:t>irÉÑ</w:t>
             </w:r>
-            <w:proofErr w:type="spellEnd"/>
             <w:r>
               <w:rPr>
                 <w:rFonts w:ascii="BRH Malayalam Extra" w:hAnsi="BRH Malayalam Extra" w:cs="BRH Devanagari Extra"/>
@@ -7838,7 +7107,6 @@
               </w:rPr>
               <w:t>–</w:t>
             </w:r>
-            <w:proofErr w:type="spellStart"/>
             <w:r>
               <w:rPr>
                 <w:rFonts w:ascii="BRH Devanagari Extra" w:hAnsi="BRH Devanagari Extra" w:cs="BRH Devanagari Extra"/>
@@ -7858,44 +7126,23 @@
               </w:rPr>
               <w:t>uÉå</w:t>
             </w:r>
-            <w:proofErr w:type="spellEnd"/>
-            <w:r>
-              <w:rPr>
-                <w:rFonts w:ascii="BRH Malayalam Extra" w:hAnsi="BRH Malayalam Extra" w:cs="BRH Devanagari Extra"/>
-                <w:color w:val="000000"/>
-                <w:sz w:val="32"/>
-                <w:szCs w:val="40"/>
-              </w:rPr>
-              <w:t>–</w:t>
-            </w:r>
-            <w:r>
-              <w:rPr>
-                <w:rFonts w:ascii="BRH Devanagari Extra" w:hAnsi="BRH Devanagari Extra" w:cs="BRH Devanagari Extra"/>
-                <w:color w:val="000000"/>
-                <w:sz w:val="40"/>
-                <w:szCs w:val="40"/>
-              </w:rPr>
-              <w:t>±</w:t>
-            </w:r>
-            <w:proofErr w:type="spellStart"/>
-            <w:r>
-              <w:rPr>
-                <w:rFonts w:ascii="BRH Devanagari Extra" w:hAnsi="BRH Devanagari Extra" w:cs="BRH Devanagari Extra"/>
-                <w:color w:val="000000"/>
-                <w:sz w:val="40"/>
-                <w:szCs w:val="40"/>
-              </w:rPr>
-              <w:t>ÉqÉç</w:t>
-            </w:r>
-            <w:proofErr w:type="spellEnd"/>
-            <w:r>
-              <w:rPr>
-                <w:rFonts w:ascii="BRH Devanagari Extra" w:hAnsi="BRH Devanagari Extra" w:cs="BRH Devanagari Extra"/>
-                <w:color w:val="000000"/>
-                <w:sz w:val="40"/>
-                <w:szCs w:val="40"/>
-              </w:rPr>
-              <w:t xml:space="preserve"> | E</w:t>
+            <w:r>
+              <w:rPr>
+                <w:rFonts w:ascii="BRH Malayalam Extra" w:hAnsi="BRH Malayalam Extra" w:cs="BRH Devanagari Extra"/>
+                <w:color w:val="000000"/>
+                <w:sz w:val="32"/>
+                <w:szCs w:val="40"/>
+              </w:rPr>
+              <w:t>–</w:t>
+            </w:r>
+            <w:r>
+              <w:rPr>
+                <w:rFonts w:ascii="BRH Devanagari Extra" w:hAnsi="BRH Devanagari Extra" w:cs="BRH Devanagari Extra"/>
+                <w:color w:val="000000"/>
+                <w:sz w:val="40"/>
+                <w:szCs w:val="40"/>
+              </w:rPr>
+              <w:t>±ÉqÉç | E</w:t>
             </w:r>
             <w:r>
               <w:rPr>
@@ -7942,7 +7189,6 @@
               </w:rPr>
               <w:t>–</w:t>
             </w:r>
-            <w:proofErr w:type="spellStart"/>
             <w:r>
               <w:rPr>
                 <w:rFonts w:ascii="BRH Devanagari Extra" w:hAnsi="BRH Devanagari Extra" w:cs="BRH Devanagari Extra"/>
@@ -7952,34 +7198,23 @@
               </w:rPr>
               <w:t>uÉå</w:t>
             </w:r>
-            <w:proofErr w:type="spellEnd"/>
-            <w:r>
-              <w:rPr>
-                <w:rFonts w:ascii="BRH Malayalam Extra" w:hAnsi="BRH Malayalam Extra" w:cs="BRH Devanagari Extra"/>
-                <w:color w:val="000000"/>
-                <w:sz w:val="32"/>
-                <w:szCs w:val="40"/>
-              </w:rPr>
-              <w:t>–</w:t>
-            </w:r>
-            <w:r>
-              <w:rPr>
-                <w:rFonts w:ascii="BRH Devanagari Extra" w:hAnsi="BRH Devanagari Extra" w:cs="BRH Devanagari Extra"/>
-                <w:color w:val="000000"/>
-                <w:sz w:val="40"/>
-                <w:szCs w:val="40"/>
-              </w:rPr>
-              <w:t>±</w:t>
-            </w:r>
-            <w:proofErr w:type="spellStart"/>
-            <w:r>
-              <w:rPr>
-                <w:rFonts w:ascii="BRH Devanagari Extra" w:hAnsi="BRH Devanagari Extra" w:cs="BRH Devanagari Extra"/>
-                <w:color w:val="000000"/>
-                <w:sz w:val="40"/>
-                <w:szCs w:val="40"/>
-              </w:rPr>
-              <w:t>É</w:t>
+            <w:r>
+              <w:rPr>
+                <w:rFonts w:ascii="BRH Malayalam Extra" w:hAnsi="BRH Malayalam Extra" w:cs="BRH Devanagari Extra"/>
+                <w:color w:val="000000"/>
+                <w:sz w:val="32"/>
+                <w:szCs w:val="40"/>
+              </w:rPr>
+              <w:t>–</w:t>
+            </w:r>
+            <w:r>
+              <w:rPr>
+                <w:rFonts w:ascii="BRH Devanagari Extra" w:hAnsi="BRH Devanagari Extra" w:cs="BRH Devanagari Extra"/>
+                <w:color w:val="000000"/>
+                <w:sz w:val="40"/>
+                <w:szCs w:val="40"/>
+              </w:rPr>
+              <w:t>±É</w:t>
             </w:r>
             <w:r>
               <w:rPr>
@@ -7990,7 +7225,6 @@
               </w:rPr>
               <w:t>óè</w:t>
             </w:r>
-            <w:proofErr w:type="spellEnd"/>
             <w:r>
               <w:rPr>
                 <w:rFonts w:ascii="BRH Devanagari Extra" w:hAnsi="BRH Devanagari Extra" w:cs="BRH Devanagari Extra"/>
@@ -8000,25 +7234,14 @@
               </w:rPr>
               <w:t xml:space="preserve"> </w:t>
             </w:r>
-            <w:proofErr w:type="spellStart"/>
-            <w:r>
-              <w:rPr>
-                <w:rFonts w:ascii="BRH Devanagari Extra" w:hAnsi="BRH Devanagari Extra" w:cs="BRH Devanagari Extra"/>
-                <w:color w:val="000000"/>
-                <w:sz w:val="40"/>
-                <w:szCs w:val="40"/>
-              </w:rPr>
-              <w:t>ÌWû</w:t>
-            </w:r>
-            <w:proofErr w:type="spellEnd"/>
-            <w:r>
-              <w:rPr>
-                <w:rFonts w:ascii="BRH Devanagari Extra" w:hAnsi="BRH Devanagari Extra" w:cs="BRH Devanagari Extra"/>
-                <w:color w:val="000000"/>
-                <w:sz w:val="40"/>
-                <w:szCs w:val="40"/>
-              </w:rPr>
-              <w:t xml:space="preserve"> |</w:t>
+            <w:r>
+              <w:rPr>
+                <w:rFonts w:ascii="BRH Devanagari Extra" w:hAnsi="BRH Devanagari Extra" w:cs="BRH Devanagari Extra"/>
+                <w:color w:val="000000"/>
+                <w:sz w:val="40"/>
+                <w:szCs w:val="40"/>
+              </w:rPr>
+              <w:t>ÌWû |</w:t>
             </w:r>
           </w:p>
         </w:tc>
@@ -8083,7 +7306,6 @@
               </w:rPr>
               <w:t>–</w:t>
             </w:r>
-            <w:proofErr w:type="spellStart"/>
             <w:r>
               <w:rPr>
                 <w:rFonts w:ascii="BRH Devanagari Extra" w:hAnsi="BRH Devanagari Extra" w:cs="BRH Devanagari Extra"/>
@@ -8093,7 +7315,6 @@
               </w:rPr>
               <w:t>irÉÑ</w:t>
             </w:r>
-            <w:proofErr w:type="spellEnd"/>
             <w:r>
               <w:rPr>
                 <w:rFonts w:ascii="BRH Malayalam Extra" w:hAnsi="BRH Malayalam Extra" w:cs="BRH Devanagari Extra"/>
@@ -8141,7 +7362,6 @@
               </w:rPr>
               <w:t>–</w:t>
             </w:r>
-            <w:proofErr w:type="spellStart"/>
             <w:r>
               <w:rPr>
                 <w:rFonts w:ascii="BRH Devanagari Extra" w:hAnsi="BRH Devanagari Extra" w:cs="BRH Devanagari Extra"/>
@@ -8151,44 +7371,23 @@
               </w:rPr>
               <w:t>uÉå</w:t>
             </w:r>
-            <w:proofErr w:type="spellEnd"/>
-            <w:r>
-              <w:rPr>
-                <w:rFonts w:ascii="BRH Malayalam Extra" w:hAnsi="BRH Malayalam Extra" w:cs="BRH Devanagari Extra"/>
-                <w:color w:val="000000"/>
-                <w:sz w:val="32"/>
-                <w:szCs w:val="40"/>
-              </w:rPr>
-              <w:t>–</w:t>
-            </w:r>
-            <w:r>
-              <w:rPr>
-                <w:rFonts w:ascii="BRH Devanagari Extra" w:hAnsi="BRH Devanagari Extra" w:cs="BRH Devanagari Extra"/>
-                <w:color w:val="000000"/>
-                <w:sz w:val="40"/>
-                <w:szCs w:val="40"/>
-              </w:rPr>
-              <w:t>±</w:t>
-            </w:r>
-            <w:proofErr w:type="spellStart"/>
-            <w:r>
-              <w:rPr>
-                <w:rFonts w:ascii="BRH Devanagari Extra" w:hAnsi="BRH Devanagari Extra" w:cs="BRH Devanagari Extra"/>
-                <w:color w:val="000000"/>
-                <w:sz w:val="40"/>
-                <w:szCs w:val="40"/>
-              </w:rPr>
-              <w:t>ÉqÉç</w:t>
-            </w:r>
-            <w:proofErr w:type="spellEnd"/>
-            <w:r>
-              <w:rPr>
-                <w:rFonts w:ascii="BRH Devanagari Extra" w:hAnsi="BRH Devanagari Extra" w:cs="BRH Devanagari Extra"/>
-                <w:color w:val="000000"/>
-                <w:sz w:val="40"/>
-                <w:szCs w:val="40"/>
-              </w:rPr>
-              <w:t xml:space="preserve"> | E</w:t>
+            <w:r>
+              <w:rPr>
+                <w:rFonts w:ascii="BRH Malayalam Extra" w:hAnsi="BRH Malayalam Extra" w:cs="BRH Devanagari Extra"/>
+                <w:color w:val="000000"/>
+                <w:sz w:val="32"/>
+                <w:szCs w:val="40"/>
+              </w:rPr>
+              <w:t>–</w:t>
+            </w:r>
+            <w:r>
+              <w:rPr>
+                <w:rFonts w:ascii="BRH Devanagari Extra" w:hAnsi="BRH Devanagari Extra" w:cs="BRH Devanagari Extra"/>
+                <w:color w:val="000000"/>
+                <w:sz w:val="40"/>
+                <w:szCs w:val="40"/>
+              </w:rPr>
+              <w:t>±ÉqÉç | E</w:t>
             </w:r>
             <w:r>
               <w:rPr>
@@ -8235,7 +7434,6 @@
               </w:rPr>
               <w:t>–</w:t>
             </w:r>
-            <w:proofErr w:type="spellStart"/>
             <w:r>
               <w:rPr>
                 <w:rFonts w:ascii="BRH Devanagari Extra" w:hAnsi="BRH Devanagari Extra" w:cs="BRH Devanagari Extra"/>
@@ -8245,34 +7443,23 @@
               </w:rPr>
               <w:t>uÉå</w:t>
             </w:r>
-            <w:proofErr w:type="spellEnd"/>
-            <w:r>
-              <w:rPr>
-                <w:rFonts w:ascii="BRH Malayalam Extra" w:hAnsi="BRH Malayalam Extra" w:cs="BRH Devanagari Extra"/>
-                <w:color w:val="000000"/>
-                <w:sz w:val="32"/>
-                <w:szCs w:val="40"/>
-              </w:rPr>
-              <w:t>–</w:t>
-            </w:r>
-            <w:r>
-              <w:rPr>
-                <w:rFonts w:ascii="BRH Devanagari Extra" w:hAnsi="BRH Devanagari Extra" w:cs="BRH Devanagari Extra"/>
-                <w:color w:val="000000"/>
-                <w:sz w:val="40"/>
-                <w:szCs w:val="40"/>
-              </w:rPr>
-              <w:t>±</w:t>
-            </w:r>
-            <w:proofErr w:type="spellStart"/>
-            <w:r>
-              <w:rPr>
-                <w:rFonts w:ascii="BRH Devanagari Extra" w:hAnsi="BRH Devanagari Extra" w:cs="BRH Devanagari Extra"/>
-                <w:color w:val="000000"/>
-                <w:sz w:val="40"/>
-                <w:szCs w:val="40"/>
-              </w:rPr>
-              <w:t>É</w:t>
+            <w:r>
+              <w:rPr>
+                <w:rFonts w:ascii="BRH Malayalam Extra" w:hAnsi="BRH Malayalam Extra" w:cs="BRH Devanagari Extra"/>
+                <w:color w:val="000000"/>
+                <w:sz w:val="32"/>
+                <w:szCs w:val="40"/>
+              </w:rPr>
+              <w:t>–</w:t>
+            </w:r>
+            <w:r>
+              <w:rPr>
+                <w:rFonts w:ascii="BRH Devanagari Extra" w:hAnsi="BRH Devanagari Extra" w:cs="BRH Devanagari Extra"/>
+                <w:color w:val="000000"/>
+                <w:sz w:val="40"/>
+                <w:szCs w:val="40"/>
+              </w:rPr>
+              <w:t>±É</w:t>
             </w:r>
             <w:r>
               <w:rPr>
@@ -8283,7 +7470,6 @@
               </w:rPr>
               <w:t>óè</w:t>
             </w:r>
-            <w:proofErr w:type="spellEnd"/>
             <w:r>
               <w:rPr>
                 <w:rFonts w:ascii="BRH Devanagari Extra" w:hAnsi="BRH Devanagari Extra" w:cs="BRH Devanagari Extra"/>
@@ -8293,25 +7479,14 @@
               </w:rPr>
               <w:t xml:space="preserve"> </w:t>
             </w:r>
-            <w:proofErr w:type="spellStart"/>
-            <w:r>
-              <w:rPr>
-                <w:rFonts w:ascii="BRH Devanagari Extra" w:hAnsi="BRH Devanagari Extra" w:cs="BRH Devanagari Extra"/>
-                <w:color w:val="000000"/>
-                <w:sz w:val="40"/>
-                <w:szCs w:val="40"/>
-              </w:rPr>
-              <w:t>ÌWû</w:t>
-            </w:r>
-            <w:proofErr w:type="spellEnd"/>
-            <w:r>
-              <w:rPr>
-                <w:rFonts w:ascii="BRH Devanagari Extra" w:hAnsi="BRH Devanagari Extra" w:cs="BRH Devanagari Extra"/>
-                <w:color w:val="000000"/>
-                <w:sz w:val="40"/>
-                <w:szCs w:val="40"/>
-              </w:rPr>
-              <w:t xml:space="preserve"> |</w:t>
+            <w:r>
+              <w:rPr>
+                <w:rFonts w:ascii="BRH Devanagari Extra" w:hAnsi="BRH Devanagari Extra" w:cs="BRH Devanagari Extra"/>
+                <w:color w:val="000000"/>
+                <w:sz w:val="40"/>
+                <w:szCs w:val="40"/>
+              </w:rPr>
+              <w:t>ÌWû |</w:t>
             </w:r>
           </w:p>
         </w:tc>
@@ -8474,7 +7649,6 @@
                 <w:szCs w:val="40"/>
               </w:rPr>
             </w:pPr>
-            <w:proofErr w:type="spellStart"/>
             <w:r>
               <w:rPr>
                 <w:rFonts w:ascii="BRH Devanagari Extra" w:hAnsi="BRH Devanagari Extra" w:cs="BRH Devanagari Extra"/>
@@ -8484,17 +7658,15 @@
               </w:rPr>
               <w:t>mÉë</w:t>
             </w:r>
-            <w:proofErr w:type="spellEnd"/>
-            <w:r>
-              <w:rPr>
-                <w:rFonts w:ascii="BRH Malayalam Extra" w:hAnsi="BRH Malayalam Extra" w:cs="BRH Devanagari Extra"/>
-                <w:color w:val="000000"/>
-                <w:sz w:val="32"/>
-                <w:szCs w:val="40"/>
-              </w:rPr>
-              <w:t>–</w:t>
-            </w:r>
-            <w:proofErr w:type="spellStart"/>
+            <w:r>
+              <w:rPr>
+                <w:rFonts w:ascii="BRH Malayalam Extra" w:hAnsi="BRH Malayalam Extra" w:cs="BRH Devanagari Extra"/>
+                <w:color w:val="000000"/>
+                <w:sz w:val="32"/>
+                <w:szCs w:val="40"/>
+              </w:rPr>
+              <w:t>–</w:t>
+            </w:r>
             <w:r>
               <w:rPr>
                 <w:rFonts w:ascii="BRH Devanagari Extra" w:hAnsi="BRH Devanagari Extra" w:cs="BRH Devanagari Extra"/>
@@ -8504,35 +7676,23 @@
               </w:rPr>
               <w:t>eÉÉrÉþqÉÉlÉÉlÉÉqÉÉU</w:t>
             </w:r>
-            <w:proofErr w:type="spellEnd"/>
-            <w:r>
-              <w:rPr>
-                <w:rFonts w:ascii="BRH Malayalam Extra" w:hAnsi="BRH Malayalam Extra" w:cs="BRH Devanagari Extra"/>
-                <w:color w:val="000000"/>
-                <w:sz w:val="32"/>
-                <w:szCs w:val="40"/>
-              </w:rPr>
-              <w:t>–</w:t>
-            </w:r>
-            <w:proofErr w:type="spellStart"/>
-            <w:r>
-              <w:rPr>
-                <w:rFonts w:ascii="BRH Devanagari Extra" w:hAnsi="BRH Devanagari Extra" w:cs="BRH Devanagari Extra"/>
-                <w:color w:val="000000"/>
-                <w:sz w:val="40"/>
-                <w:szCs w:val="40"/>
-              </w:rPr>
-              <w:t>hrÉÉÈ</w:t>
-            </w:r>
-            <w:proofErr w:type="spellEnd"/>
-            <w:r>
-              <w:rPr>
-                <w:rFonts w:ascii="BRH Devanagari Extra" w:hAnsi="BRH Devanagari Extra" w:cs="BRH Devanagari Extra"/>
-                <w:color w:val="000000"/>
-                <w:sz w:val="40"/>
-                <w:szCs w:val="40"/>
-              </w:rPr>
-              <w:t xml:space="preserve"> | </w:t>
+            <w:r>
+              <w:rPr>
+                <w:rFonts w:ascii="BRH Malayalam Extra" w:hAnsi="BRH Malayalam Extra" w:cs="BRH Devanagari Extra"/>
+                <w:color w:val="000000"/>
+                <w:sz w:val="32"/>
+                <w:szCs w:val="40"/>
+              </w:rPr>
+              <w:t>–</w:t>
+            </w:r>
+            <w:r>
+              <w:rPr>
+                <w:rFonts w:ascii="BRH Devanagari Extra" w:hAnsi="BRH Devanagari Extra" w:cs="BRH Devanagari Extra"/>
+                <w:color w:val="000000"/>
+                <w:sz w:val="40"/>
+                <w:szCs w:val="40"/>
+              </w:rPr>
+              <w:t xml:space="preserve">hrÉÉÈ | </w:t>
             </w:r>
           </w:p>
           <w:p>
@@ -8550,7 +7710,6 @@
                 <w:lang w:val="en-IN" w:eastAsia="en-IN" w:bidi="ml-IN"/>
               </w:rPr>
             </w:pPr>
-            <w:proofErr w:type="spellStart"/>
             <w:r>
               <w:rPr>
                 <w:rFonts w:ascii="BRH Devanagari Extra" w:hAnsi="BRH Devanagari Extra" w:cs="BRH Devanagari Extra"/>
@@ -8560,17 +7719,15 @@
               </w:rPr>
               <w:t>mÉë</w:t>
             </w:r>
-            <w:proofErr w:type="spellEnd"/>
-            <w:r>
-              <w:rPr>
-                <w:rFonts w:ascii="BRH Malayalam Extra" w:hAnsi="BRH Malayalam Extra" w:cs="BRH Devanagari Extra"/>
-                <w:color w:val="000000"/>
-                <w:sz w:val="32"/>
-                <w:szCs w:val="40"/>
-              </w:rPr>
-              <w:t>–</w:t>
-            </w:r>
-            <w:proofErr w:type="spellStart"/>
+            <w:r>
+              <w:rPr>
+                <w:rFonts w:ascii="BRH Malayalam Extra" w:hAnsi="BRH Malayalam Extra" w:cs="BRH Devanagari Extra"/>
+                <w:color w:val="000000"/>
+                <w:sz w:val="32"/>
+                <w:szCs w:val="40"/>
+              </w:rPr>
+              <w:t>–</w:t>
+            </w:r>
             <w:r>
               <w:rPr>
                 <w:rFonts w:ascii="BRH Devanagari Extra" w:hAnsi="BRH Devanagari Extra" w:cs="BRH Devanagari Extra"/>
@@ -8590,55 +7747,23 @@
               </w:rPr>
               <w:t>qÉÉlÉÉ</w:t>
             </w:r>
-            <w:proofErr w:type="spellEnd"/>
-            <w:r>
-              <w:rPr>
-                <w:rFonts w:ascii="BRH Malayalam Extra" w:hAnsi="BRH Malayalam Extra" w:cs="BRH Devanagari Extra"/>
-                <w:color w:val="000000"/>
-                <w:sz w:val="32"/>
-                <w:szCs w:val="40"/>
-              </w:rPr>
-              <w:t>–</w:t>
-            </w:r>
-            <w:proofErr w:type="spellStart"/>
-            <w:r>
-              <w:rPr>
-                <w:rFonts w:ascii="BRH Devanagari Extra" w:hAnsi="BRH Devanagari Extra" w:cs="BRH Devanagari Extra"/>
-                <w:color w:val="000000"/>
-                <w:sz w:val="40"/>
-                <w:szCs w:val="40"/>
-              </w:rPr>
-              <w:t>ÍqÉÌiÉþ</w:t>
-            </w:r>
-            <w:proofErr w:type="spellEnd"/>
-            <w:r>
-              <w:rPr>
-                <w:rFonts w:ascii="BRH Devanagari Extra" w:hAnsi="BRH Devanagari Extra" w:cs="BRH Devanagari Extra"/>
-                <w:color w:val="000000"/>
-                <w:sz w:val="40"/>
-                <w:szCs w:val="40"/>
-              </w:rPr>
-              <w:t xml:space="preserve"> </w:t>
-            </w:r>
-            <w:proofErr w:type="spellStart"/>
-            <w:r>
-              <w:rPr>
-                <w:rFonts w:ascii="BRH Devanagari Extra" w:hAnsi="BRH Devanagari Extra" w:cs="BRH Devanagari Extra"/>
-                <w:color w:val="000000"/>
-                <w:sz w:val="40"/>
-                <w:szCs w:val="40"/>
-              </w:rPr>
-              <w:t>mÉë-eÉÉrÉþqÉÉlÉÉlÉÉqÉç</w:t>
-            </w:r>
-            <w:proofErr w:type="spellEnd"/>
-            <w:r>
-              <w:rPr>
-                <w:rFonts w:ascii="BRH Devanagari Extra" w:hAnsi="BRH Devanagari Extra" w:cs="BRH Devanagari Extra"/>
-                <w:color w:val="000000"/>
-                <w:sz w:val="40"/>
-                <w:szCs w:val="40"/>
-              </w:rPr>
-              <w:t xml:space="preserve"> |</w:t>
+            <w:r>
+              <w:rPr>
+                <w:rFonts w:ascii="BRH Malayalam Extra" w:hAnsi="BRH Malayalam Extra" w:cs="BRH Devanagari Extra"/>
+                <w:color w:val="000000"/>
+                <w:sz w:val="32"/>
+                <w:szCs w:val="40"/>
+              </w:rPr>
+              <w:t>–</w:t>
+            </w:r>
+            <w:r>
+              <w:rPr>
+                <w:rFonts w:ascii="BRH Devanagari Extra" w:hAnsi="BRH Devanagari Extra" w:cs="BRH Devanagari Extra"/>
+                <w:color w:val="000000"/>
+                <w:sz w:val="40"/>
+                <w:szCs w:val="40"/>
+              </w:rPr>
+              <w:t>ÍqÉÌiÉþ mÉë-eÉÉrÉþqÉÉlÉÉlÉÉqÉç |</w:t>
             </w:r>
           </w:p>
         </w:tc>
@@ -8666,7 +7791,6 @@
                 <w:szCs w:val="40"/>
               </w:rPr>
             </w:pPr>
-            <w:proofErr w:type="spellStart"/>
             <w:r>
               <w:rPr>
                 <w:rFonts w:ascii="BRH Devanagari Extra" w:hAnsi="BRH Devanagari Extra" w:cs="BRH Devanagari Extra"/>
@@ -8676,17 +7800,15 @@
               </w:rPr>
               <w:t>mÉë</w:t>
             </w:r>
-            <w:proofErr w:type="spellEnd"/>
-            <w:r>
-              <w:rPr>
-                <w:rFonts w:ascii="BRH Malayalam Extra" w:hAnsi="BRH Malayalam Extra" w:cs="BRH Devanagari Extra"/>
-                <w:color w:val="000000"/>
-                <w:sz w:val="32"/>
-                <w:szCs w:val="40"/>
-              </w:rPr>
-              <w:t>–</w:t>
-            </w:r>
-            <w:proofErr w:type="spellStart"/>
+            <w:r>
+              <w:rPr>
+                <w:rFonts w:ascii="BRH Malayalam Extra" w:hAnsi="BRH Malayalam Extra" w:cs="BRH Devanagari Extra"/>
+                <w:color w:val="000000"/>
+                <w:sz w:val="32"/>
+                <w:szCs w:val="40"/>
+              </w:rPr>
+              <w:t>–</w:t>
+            </w:r>
             <w:r>
               <w:rPr>
                 <w:rFonts w:ascii="BRH Devanagari Extra" w:hAnsi="BRH Devanagari Extra" w:cs="BRH Devanagari Extra"/>
@@ -8696,35 +7818,23 @@
               </w:rPr>
               <w:t>eÉÉrÉþqÉÉlÉÉlÉÉqÉÉU</w:t>
             </w:r>
-            <w:proofErr w:type="spellEnd"/>
-            <w:r>
-              <w:rPr>
-                <w:rFonts w:ascii="BRH Malayalam Extra" w:hAnsi="BRH Malayalam Extra" w:cs="BRH Devanagari Extra"/>
-                <w:color w:val="000000"/>
-                <w:sz w:val="32"/>
-                <w:szCs w:val="40"/>
-              </w:rPr>
-              <w:t>–</w:t>
-            </w:r>
-            <w:proofErr w:type="spellStart"/>
-            <w:r>
-              <w:rPr>
-                <w:rFonts w:ascii="BRH Devanagari Extra" w:hAnsi="BRH Devanagari Extra" w:cs="BRH Devanagari Extra"/>
-                <w:color w:val="000000"/>
-                <w:sz w:val="40"/>
-                <w:szCs w:val="40"/>
-              </w:rPr>
-              <w:t>hrÉÉÈ</w:t>
-            </w:r>
-            <w:proofErr w:type="spellEnd"/>
-            <w:r>
-              <w:rPr>
-                <w:rFonts w:ascii="BRH Devanagari Extra" w:hAnsi="BRH Devanagari Extra" w:cs="BRH Devanagari Extra"/>
-                <w:color w:val="000000"/>
-                <w:sz w:val="40"/>
-                <w:szCs w:val="40"/>
-              </w:rPr>
-              <w:t xml:space="preserve"> | </w:t>
+            <w:r>
+              <w:rPr>
+                <w:rFonts w:ascii="BRH Malayalam Extra" w:hAnsi="BRH Malayalam Extra" w:cs="BRH Devanagari Extra"/>
+                <w:color w:val="000000"/>
+                <w:sz w:val="32"/>
+                <w:szCs w:val="40"/>
+              </w:rPr>
+              <w:t>–</w:t>
+            </w:r>
+            <w:r>
+              <w:rPr>
+                <w:rFonts w:ascii="BRH Devanagari Extra" w:hAnsi="BRH Devanagari Extra" w:cs="BRH Devanagari Extra"/>
+                <w:color w:val="000000"/>
+                <w:sz w:val="40"/>
+                <w:szCs w:val="40"/>
+              </w:rPr>
+              <w:t xml:space="preserve">hrÉÉÈ | </w:t>
             </w:r>
           </w:p>
           <w:p>
@@ -8742,7 +7852,6 @@
                 <w:lang w:val="en-IN" w:eastAsia="en-IN" w:bidi="ml-IN"/>
               </w:rPr>
             </w:pPr>
-            <w:proofErr w:type="spellStart"/>
             <w:r>
               <w:rPr>
                 <w:rFonts w:ascii="BRH Devanagari Extra" w:hAnsi="BRH Devanagari Extra" w:cs="BRH Devanagari Extra"/>
@@ -8752,17 +7861,15 @@
               </w:rPr>
               <w:t>mÉë</w:t>
             </w:r>
-            <w:proofErr w:type="spellEnd"/>
-            <w:r>
-              <w:rPr>
-                <w:rFonts w:ascii="BRH Malayalam Extra" w:hAnsi="BRH Malayalam Extra" w:cs="BRH Devanagari Extra"/>
-                <w:color w:val="000000"/>
-                <w:sz w:val="32"/>
-                <w:szCs w:val="40"/>
-              </w:rPr>
-              <w:t>–</w:t>
-            </w:r>
-            <w:proofErr w:type="spellStart"/>
+            <w:r>
+              <w:rPr>
+                <w:rFonts w:ascii="BRH Malayalam Extra" w:hAnsi="BRH Malayalam Extra" w:cs="BRH Devanagari Extra"/>
+                <w:color w:val="000000"/>
+                <w:sz w:val="32"/>
+                <w:szCs w:val="40"/>
+              </w:rPr>
+              <w:t>–</w:t>
+            </w:r>
             <w:r>
               <w:rPr>
                 <w:rFonts w:ascii="BRH Devanagari Extra" w:hAnsi="BRH Devanagari Extra" w:cs="BRH Devanagari Extra"/>
@@ -8782,7 +7889,6 @@
               </w:rPr>
               <w:t>qÉÉlÉÉlÉÉ</w:t>
             </w:r>
-            <w:proofErr w:type="spellEnd"/>
             <w:r>
               <w:rPr>
                 <w:rFonts w:ascii="BRH Malayalam Extra" w:hAnsi="BRH Malayalam Extra" w:cs="BRH Devanagari Extra"/>
@@ -8793,45 +7899,14 @@
               </w:rPr>
               <w:t>–</w:t>
             </w:r>
-            <w:proofErr w:type="spellStart"/>
-            <w:r>
-              <w:rPr>
-                <w:rFonts w:ascii="BRH Devanagari Extra" w:hAnsi="BRH Devanagari Extra" w:cs="BRH Devanagari Extra"/>
-                <w:color w:val="000000"/>
-                <w:sz w:val="40"/>
-                <w:szCs w:val="40"/>
-              </w:rPr>
-              <w:t>ÍqÉÌiÉþ</w:t>
-            </w:r>
-            <w:proofErr w:type="spellEnd"/>
-            <w:r>
-              <w:rPr>
-                <w:rFonts w:ascii="BRH Devanagari Extra" w:hAnsi="BRH Devanagari Extra" w:cs="BRH Devanagari Extra"/>
-                <w:color w:val="000000"/>
-                <w:sz w:val="40"/>
-                <w:szCs w:val="40"/>
-              </w:rPr>
-              <w:t xml:space="preserve"> </w:t>
-            </w:r>
-            <w:proofErr w:type="spellStart"/>
-            <w:r>
-              <w:rPr>
-                <w:rFonts w:ascii="BRH Devanagari Extra" w:hAnsi="BRH Devanagari Extra" w:cs="BRH Devanagari Extra"/>
-                <w:color w:val="000000"/>
-                <w:sz w:val="40"/>
-                <w:szCs w:val="40"/>
-              </w:rPr>
-              <w:t>mÉë-eÉÉrÉþqÉÉlÉÉlÉÉqÉç</w:t>
-            </w:r>
-            <w:proofErr w:type="spellEnd"/>
-            <w:r>
-              <w:rPr>
-                <w:rFonts w:ascii="BRH Devanagari Extra" w:hAnsi="BRH Devanagari Extra" w:cs="BRH Devanagari Extra"/>
-                <w:color w:val="000000"/>
-                <w:sz w:val="40"/>
-                <w:szCs w:val="40"/>
-              </w:rPr>
-              <w:t xml:space="preserve"> |</w:t>
+            <w:r>
+              <w:rPr>
+                <w:rFonts w:ascii="BRH Devanagari Extra" w:hAnsi="BRH Devanagari Extra" w:cs="BRH Devanagari Extra"/>
+                <w:color w:val="000000"/>
+                <w:sz w:val="40"/>
+                <w:szCs w:val="40"/>
+              </w:rPr>
+              <w:t>ÍqÉÌiÉþ mÉë-eÉÉrÉþqÉÉlÉÉlÉÉqÉç |</w:t>
             </w:r>
           </w:p>
         </w:tc>
@@ -9029,7 +8104,6 @@
               </w:rPr>
               <w:t>–</w:t>
             </w:r>
-            <w:proofErr w:type="spellStart"/>
             <w:r>
               <w:rPr>
                 <w:rFonts w:ascii="BRH Devanagari Extra" w:hAnsi="BRH Devanagari Extra" w:cs="BRH Devanagari Extra"/>
@@ -9039,7 +8113,6 @@
               </w:rPr>
               <w:t>lÉÑ</w:t>
             </w:r>
-            <w:proofErr w:type="spellEnd"/>
             <w:r>
               <w:rPr>
                 <w:rFonts w:ascii="BRH Malayalam Extra" w:hAnsi="BRH Malayalam Extra" w:cs="BRH Devanagari Extra"/>
@@ -9058,7 +8131,6 @@
               </w:rPr>
               <w:t xml:space="preserve">¹ÒMçü </w:t>
             </w:r>
-            <w:proofErr w:type="spellStart"/>
             <w:r>
               <w:rPr>
                 <w:rFonts w:ascii="BRH Devanagari Extra" w:hAnsi="BRH Devanagari Extra" w:cs="BRH Devanagari Extra"/>
@@ -9076,17 +8148,7 @@
                 <w:sz w:val="40"/>
                 <w:szCs w:val="40"/>
               </w:rPr>
-              <w:t>XçYirÉÉÿ</w:t>
-            </w:r>
-            <w:proofErr w:type="spellEnd"/>
-            <w:r>
-              <w:rPr>
-                <w:rFonts w:ascii="BRH Devanagari Extra" w:hAnsi="BRH Devanagari Extra" w:cs="BRH Devanagari Extra"/>
-                <w:color w:val="000000"/>
-                <w:sz w:val="40"/>
-                <w:szCs w:val="40"/>
-              </w:rPr>
-              <w:t xml:space="preserve"> | </w:t>
+              <w:t xml:space="preserve">XçYirÉÉÿ | </w:t>
             </w:r>
             <w:r>
               <w:rPr>
@@ -9104,7 +8166,6 @@
               </w:rPr>
               <w:t>–</w:t>
             </w:r>
-            <w:proofErr w:type="spellStart"/>
             <w:r>
               <w:rPr>
                 <w:rFonts w:ascii="BRH Devanagari Extra" w:hAnsi="BRH Devanagari Extra" w:cs="BRH Devanagari Extra"/>
@@ -9113,7 +8174,6 @@
               </w:rPr>
               <w:t>lÉÑ</w:t>
             </w:r>
-            <w:proofErr w:type="spellEnd"/>
             <w:r>
               <w:rPr>
                 <w:rFonts w:ascii="BRH Malayalam Extra" w:hAnsi="BRH Malayalam Extra" w:cs="BRH Devanagari Extra"/>
@@ -9138,23 +8198,13 @@
               </w:rPr>
               <w:t>–</w:t>
             </w:r>
-            <w:proofErr w:type="spellStart"/>
-            <w:r>
-              <w:rPr>
-                <w:rFonts w:ascii="BRH Devanagari Extra" w:hAnsi="BRH Devanagari Extra" w:cs="BRH Devanagari Extra"/>
-                <w:sz w:val="40"/>
-                <w:szCs w:val="40"/>
-              </w:rPr>
-              <w:t>XçYirÉÉþ</w:t>
-            </w:r>
-            <w:proofErr w:type="spellEnd"/>
-            <w:r>
-              <w:rPr>
-                <w:rFonts w:ascii="BRH Devanagari Extra" w:hAnsi="BRH Devanagari Extra" w:cs="BRH Devanagari Extra"/>
-                <w:sz w:val="40"/>
-                <w:szCs w:val="40"/>
-              </w:rPr>
-              <w:t xml:space="preserve"> xÉ</w:t>
+            <w:r>
+              <w:rPr>
+                <w:rFonts w:ascii="BRH Devanagari Extra" w:hAnsi="BRH Devanagari Extra" w:cs="BRH Devanagari Extra"/>
+                <w:sz w:val="40"/>
+                <w:szCs w:val="40"/>
+              </w:rPr>
+              <w:t>XçYirÉÉþ xÉ</w:t>
             </w:r>
             <w:r>
               <w:rPr>
@@ -9217,7 +8267,6 @@
               </w:rPr>
               <w:t>–</w:t>
             </w:r>
-            <w:proofErr w:type="spellStart"/>
             <w:r>
               <w:rPr>
                 <w:rFonts w:ascii="BRH Devanagari Extra" w:hAnsi="BRH Devanagari Extra" w:cs="BRH Devanagari Extra"/>
@@ -9227,7 +8276,6 @@
               </w:rPr>
               <w:t>lÉÑ</w:t>
             </w:r>
-            <w:proofErr w:type="spellEnd"/>
             <w:r>
               <w:rPr>
                 <w:rFonts w:ascii="BRH Malayalam Extra" w:hAnsi="BRH Malayalam Extra" w:cs="BRH Devanagari Extra"/>
@@ -9265,25 +8313,14 @@
               </w:rPr>
               <w:t>–</w:t>
             </w:r>
-            <w:proofErr w:type="spellStart"/>
-            <w:r>
-              <w:rPr>
-                <w:rFonts w:ascii="BRH Devanagari Extra" w:hAnsi="BRH Devanagari Extra" w:cs="BRH Devanagari Extra"/>
-                <w:color w:val="000000"/>
-                <w:sz w:val="40"/>
-                <w:szCs w:val="40"/>
-              </w:rPr>
-              <w:t>XçYirÉÉÿ</w:t>
-            </w:r>
-            <w:proofErr w:type="spellEnd"/>
-            <w:r>
-              <w:rPr>
-                <w:rFonts w:ascii="BRH Devanagari Extra" w:hAnsi="BRH Devanagari Extra" w:cs="BRH Devanagari Extra"/>
-                <w:color w:val="000000"/>
-                <w:sz w:val="40"/>
-                <w:szCs w:val="40"/>
-              </w:rPr>
-              <w:t xml:space="preserve"> | </w:t>
+            <w:r>
+              <w:rPr>
+                <w:rFonts w:ascii="BRH Devanagari Extra" w:hAnsi="BRH Devanagari Extra" w:cs="BRH Devanagari Extra"/>
+                <w:color w:val="000000"/>
+                <w:sz w:val="40"/>
+                <w:szCs w:val="40"/>
+              </w:rPr>
+              <w:t xml:space="preserve">XçYirÉÉÿ | </w:t>
             </w:r>
             <w:r>
               <w:rPr>
@@ -9301,7 +8338,6 @@
               </w:rPr>
               <w:t>–</w:t>
             </w:r>
-            <w:proofErr w:type="spellStart"/>
             <w:r>
               <w:rPr>
                 <w:rFonts w:ascii="BRH Devanagari Extra" w:hAnsi="BRH Devanagari Extra" w:cs="BRH Devanagari Extra"/>
@@ -9310,7 +8346,6 @@
               </w:rPr>
               <w:t>lÉÑ</w:t>
             </w:r>
-            <w:proofErr w:type="spellEnd"/>
             <w:r>
               <w:rPr>
                 <w:rFonts w:ascii="BRH Malayalam Extra" w:hAnsi="BRH Malayalam Extra" w:cs="BRH Devanagari Extra"/>
@@ -9335,23 +8370,13 @@
               </w:rPr>
               <w:t>–</w:t>
             </w:r>
-            <w:proofErr w:type="spellStart"/>
-            <w:r>
-              <w:rPr>
-                <w:rFonts w:ascii="BRH Devanagari Extra" w:hAnsi="BRH Devanagari Extra" w:cs="BRH Devanagari Extra"/>
-                <w:sz w:val="40"/>
-                <w:szCs w:val="40"/>
-              </w:rPr>
-              <w:t>XçYirÉÉþ</w:t>
-            </w:r>
-            <w:proofErr w:type="spellEnd"/>
-            <w:r>
-              <w:rPr>
-                <w:rFonts w:ascii="BRH Devanagari Extra" w:hAnsi="BRH Devanagari Extra" w:cs="BRH Devanagari Extra"/>
-                <w:sz w:val="40"/>
-                <w:szCs w:val="40"/>
-              </w:rPr>
-              <w:t xml:space="preserve"> xÉ</w:t>
+            <w:r>
+              <w:rPr>
+                <w:rFonts w:ascii="BRH Devanagari Extra" w:hAnsi="BRH Devanagari Extra" w:cs="BRH Devanagari Extra"/>
+                <w:sz w:val="40"/>
+                <w:szCs w:val="40"/>
+              </w:rPr>
+              <w:t>XçYirÉÉþ xÉ</w:t>
             </w:r>
             <w:r>
               <w:rPr>
@@ -9375,9 +8400,76 @@
     </w:tbl>
     <w:p>
       <w:pPr>
-        <w:pBdr>
-          <w:bottom w:val="double" w:sz="6" w:space="1" w:color="auto"/>
-        </w:pBdr>
+        <w:jc w:val="center"/>
+        <w:rPr>
+          <w:b/>
+          <w:bCs/>
+          <w:sz w:val="32"/>
+          <w:szCs w:val="32"/>
+          <w:u w:val="single"/>
+        </w:rPr>
+      </w:pPr>
+      <w:r>
+        <w:rPr>
+          <w:b/>
+          <w:bCs/>
+          <w:sz w:val="32"/>
+          <w:szCs w:val="32"/>
+          <w:u w:val="single"/>
+        </w:rPr>
+        <w:t>==============</w:t>
+      </w:r>
+    </w:p>
+    <w:p>
+      <w:pPr>
+        <w:jc w:val="center"/>
+        <w:rPr>
+          <w:b/>
+          <w:bCs/>
+          <w:sz w:val="32"/>
+          <w:szCs w:val="32"/>
+          <w:u w:val="single"/>
+        </w:rPr>
+      </w:pPr>
+    </w:p>
+    <w:p>
+      <w:pPr>
+        <w:jc w:val="center"/>
+        <w:rPr>
+          <w:b/>
+          <w:bCs/>
+          <w:sz w:val="32"/>
+          <w:szCs w:val="32"/>
+          <w:u w:val="single"/>
+        </w:rPr>
+      </w:pPr>
+    </w:p>
+    <w:p>
+      <w:pPr>
+        <w:jc w:val="center"/>
+        <w:rPr>
+          <w:b/>
+          <w:bCs/>
+          <w:sz w:val="32"/>
+          <w:szCs w:val="32"/>
+          <w:u w:val="single"/>
+        </w:rPr>
+      </w:pPr>
+    </w:p>
+    <w:p>
+      <w:pPr>
+        <w:jc w:val="center"/>
+        <w:rPr>
+          <w:b/>
+          <w:bCs/>
+          <w:sz w:val="32"/>
+          <w:szCs w:val="32"/>
+          <w:u w:val="single"/>
+        </w:rPr>
+      </w:pPr>
+    </w:p>
+    <w:p>
+      <w:pPr>
         <w:jc w:val="center"/>
         <w:rPr>
           <w:b/>
@@ -9777,7 +8869,6 @@
                 <w:szCs w:val="40"/>
               </w:rPr>
             </w:pPr>
-            <w:proofErr w:type="spellStart"/>
             <w:r>
               <w:rPr>
                 <w:rFonts w:ascii="BRH Devanagari Extra" w:hAnsi="BRH Devanagari Extra" w:cs="BRH Devanagari Extra"/>
@@ -9797,7 +8888,6 @@
               </w:rPr>
               <w:t>ÍpÉ</w:t>
             </w:r>
-            <w:proofErr w:type="spellEnd"/>
             <w:r>
               <w:rPr>
                 <w:rFonts w:ascii="BRH Malayalam Extra" w:hAnsi="BRH Malayalam Extra" w:cs="BRH Devanagari Extra"/>
@@ -9831,7 +8921,6 @@
                 <w:szCs w:val="40"/>
               </w:rPr>
             </w:pPr>
-            <w:proofErr w:type="spellStart"/>
             <w:r>
               <w:rPr>
                 <w:rFonts w:ascii="BRH Devanagari Extra" w:hAnsi="BRH Devanagari Extra" w:cs="BRH Devanagari Extra"/>
@@ -9841,17 +8930,15 @@
               </w:rPr>
               <w:t>NûlSÉåþÍpÉ</w:t>
             </w:r>
-            <w:proofErr w:type="spellEnd"/>
-            <w:r>
-              <w:rPr>
-                <w:rFonts w:ascii="BRH Malayalam Extra" w:hAnsi="BRH Malayalam Extra" w:cs="BRH Devanagari Extra"/>
-                <w:color w:val="000000"/>
-                <w:sz w:val="32"/>
-                <w:szCs w:val="40"/>
-              </w:rPr>
-              <w:t>–</w:t>
-            </w:r>
-            <w:proofErr w:type="spellStart"/>
+            <w:r>
+              <w:rPr>
+                <w:rFonts w:ascii="BRH Malayalam Extra" w:hAnsi="BRH Malayalam Extra" w:cs="BRH Devanagari Extra"/>
+                <w:color w:val="000000"/>
+                <w:sz w:val="32"/>
+                <w:szCs w:val="40"/>
+              </w:rPr>
+              <w:t>–</w:t>
+            </w:r>
             <w:r>
               <w:rPr>
                 <w:rFonts w:ascii="BRH Devanagari Extra" w:hAnsi="BRH Devanagari Extra" w:cs="BRH Devanagari Extra"/>
@@ -9861,56 +8948,24 @@
               </w:rPr>
               <w:t>ËUÌiÉ</w:t>
             </w:r>
-            <w:proofErr w:type="spellEnd"/>
-            <w:r>
-              <w:rPr>
-                <w:rFonts w:ascii="BRH Malayalam Extra" w:hAnsi="BRH Malayalam Extra" w:cs="BRH Devanagari Extra"/>
-                <w:color w:val="000000"/>
-                <w:sz w:val="32"/>
-                <w:szCs w:val="40"/>
-              </w:rPr>
-              <w:t>–</w:t>
-            </w:r>
-            <w:r>
-              <w:rPr>
-                <w:rFonts w:ascii="BRH Devanagari Extra" w:hAnsi="BRH Devanagari Extra" w:cs="BRH Devanagari Extra"/>
-                <w:color w:val="000000"/>
-                <w:sz w:val="40"/>
-                <w:szCs w:val="40"/>
-              </w:rPr>
-              <w:t xml:space="preserve"> </w:t>
-            </w:r>
-            <w:proofErr w:type="spellStart"/>
-            <w:r>
-              <w:rPr>
-                <w:rFonts w:ascii="BRH Devanagari Extra" w:hAnsi="BRH Devanagari Extra" w:cs="BRH Devanagari Extra"/>
-                <w:color w:val="000000"/>
-                <w:sz w:val="40"/>
-                <w:szCs w:val="40"/>
-              </w:rPr>
-              <w:t>NûlSþÈ</w:t>
-            </w:r>
-            <w:proofErr w:type="spellEnd"/>
-            <w:r>
-              <w:rPr>
-                <w:rFonts w:ascii="BRH Devanagari Extra" w:hAnsi="BRH Devanagari Extra" w:cs="BRH Devanagari Extra"/>
-                <w:color w:val="000000"/>
-                <w:sz w:val="40"/>
-                <w:szCs w:val="40"/>
-              </w:rPr>
-              <w:t xml:space="preserve"> - </w:t>
-            </w:r>
-            <w:proofErr w:type="spellStart"/>
-            <w:r>
-              <w:rPr>
-                <w:rFonts w:ascii="BRH Devanagari Extra" w:hAnsi="BRH Devanagari Extra" w:cs="BRH Devanagari Extra"/>
-                <w:color w:val="000000"/>
-                <w:sz w:val="40"/>
-                <w:szCs w:val="40"/>
-              </w:rPr>
-              <w:t>ÍpÉ</w:t>
-            </w:r>
-            <w:proofErr w:type="spellEnd"/>
+            <w:r>
+              <w:rPr>
+                <w:rFonts w:ascii="BRH Malayalam Extra" w:hAnsi="BRH Malayalam Extra" w:cs="BRH Devanagari Extra"/>
+                <w:color w:val="000000"/>
+                <w:sz w:val="32"/>
+                <w:szCs w:val="40"/>
+              </w:rPr>
+              <w:t>–</w:t>
+            </w:r>
+            <w:r>
+              <w:rPr>
+                <w:rFonts w:ascii="BRH Devanagari Extra" w:hAnsi="BRH Devanagari Extra" w:cs="BRH Devanagari Extra"/>
+                <w:color w:val="000000"/>
+                <w:sz w:val="40"/>
+                <w:szCs w:val="40"/>
+              </w:rPr>
+              <w:t xml:space="preserve"> NûlSþÈ - ÍpÉ</w:t>
+            </w:r>
             <w:r>
               <w:rPr>
                 <w:rFonts w:ascii="BRH Malayalam Extra" w:hAnsi="BRH Malayalam Extra" w:cs="BRH Devanagari Extra"/>
@@ -9963,7 +9018,6 @@
               </w:rPr>
               <w:t>–</w:t>
             </w:r>
-            <w:proofErr w:type="spellStart"/>
             <w:r>
               <w:rPr>
                 <w:rFonts w:ascii="BRH Devanagari Extra" w:hAnsi="BRH Devanagari Extra" w:cs="BRH Devanagari Extra"/>
@@ -9973,55 +9027,23 @@
               </w:rPr>
               <w:t>qÉÑÎwqÉ</w:t>
             </w:r>
-            <w:proofErr w:type="spellEnd"/>
-            <w:r>
-              <w:rPr>
-                <w:rFonts w:ascii="BRH Malayalam Extra" w:hAnsi="BRH Malayalam Extra" w:cs="BRH Devanagari Extra"/>
-                <w:color w:val="000000"/>
-                <w:sz w:val="32"/>
-                <w:szCs w:val="40"/>
-              </w:rPr>
-              <w:t>–</w:t>
-            </w:r>
-            <w:proofErr w:type="spellStart"/>
-            <w:r>
-              <w:rPr>
-                <w:rFonts w:ascii="BRH Devanagari Extra" w:hAnsi="BRH Devanagari Extra" w:cs="BRH Devanagari Extra"/>
-                <w:color w:val="000000"/>
-                <w:sz w:val="40"/>
-                <w:szCs w:val="40"/>
-              </w:rPr>
-              <w:t>ljÉç</w:t>
-            </w:r>
-            <w:proofErr w:type="spellEnd"/>
-            <w:r>
-              <w:rPr>
-                <w:rFonts w:ascii="BRH Devanagari Extra" w:hAnsi="BRH Devanagari Extra" w:cs="BRH Devanagari Extra"/>
-                <w:color w:val="000000"/>
-                <w:sz w:val="40"/>
-                <w:szCs w:val="40"/>
-              </w:rPr>
-              <w:t xml:space="preserve"> </w:t>
-            </w:r>
-            <w:proofErr w:type="spellStart"/>
-            <w:r>
-              <w:rPr>
-                <w:rFonts w:ascii="BRH Devanagari Extra" w:hAnsi="BRH Devanagari Extra" w:cs="BRH Devanagari Extra"/>
-                <w:color w:val="000000"/>
-                <w:sz w:val="40"/>
-                <w:szCs w:val="40"/>
-              </w:rPr>
-              <w:t>xiÉÉåqÉþxrÉ</w:t>
-            </w:r>
-            <w:proofErr w:type="spellEnd"/>
-            <w:r>
-              <w:rPr>
-                <w:rFonts w:ascii="BRH Devanagari Extra" w:hAnsi="BRH Devanagari Extra" w:cs="BRH Devanagari Extra"/>
-                <w:color w:val="000000"/>
-                <w:sz w:val="40"/>
-                <w:szCs w:val="40"/>
-              </w:rPr>
-              <w:t xml:space="preserve"> |</w:t>
+            <w:r>
+              <w:rPr>
+                <w:rFonts w:ascii="BRH Malayalam Extra" w:hAnsi="BRH Malayalam Extra" w:cs="BRH Devanagari Extra"/>
+                <w:color w:val="000000"/>
+                <w:sz w:val="32"/>
+                <w:szCs w:val="40"/>
+              </w:rPr>
+              <w:t>–</w:t>
+            </w:r>
+            <w:r>
+              <w:rPr>
+                <w:rFonts w:ascii="BRH Devanagari Extra" w:hAnsi="BRH Devanagari Extra" w:cs="BRH Devanagari Extra"/>
+                <w:color w:val="000000"/>
+                <w:sz w:val="40"/>
+                <w:szCs w:val="40"/>
+              </w:rPr>
+              <w:t>ljÉç xiÉÉåqÉþxrÉ |</w:t>
             </w:r>
           </w:p>
         </w:tc>
@@ -10043,7 +9065,6 @@
                 <w:szCs w:val="40"/>
               </w:rPr>
             </w:pPr>
-            <w:proofErr w:type="spellStart"/>
             <w:r>
               <w:rPr>
                 <w:rFonts w:ascii="BRH Devanagari Extra" w:hAnsi="BRH Devanagari Extra" w:cs="BRH Devanagari Extra"/>
@@ -10063,7 +9084,6 @@
               </w:rPr>
               <w:t>U</w:t>
             </w:r>
-            <w:proofErr w:type="spellEnd"/>
             <w:r>
               <w:rPr>
                 <w:rFonts w:ascii="BRH Malayalam Extra" w:hAnsi="BRH Malayalam Extra" w:cs="BRH Devanagari Extra"/>
@@ -10098,7 +9118,6 @@
                 <w:szCs w:val="40"/>
               </w:rPr>
             </w:pPr>
-            <w:proofErr w:type="spellStart"/>
             <w:r>
               <w:rPr>
                 <w:rFonts w:ascii="BRH Devanagari Extra" w:hAnsi="BRH Devanagari Extra" w:cs="BRH Devanagari Extra"/>
@@ -10108,17 +9127,15 @@
               </w:rPr>
               <w:t>NûlSÉåþÍpÉ</w:t>
             </w:r>
-            <w:proofErr w:type="spellEnd"/>
-            <w:r>
-              <w:rPr>
-                <w:rFonts w:ascii="BRH Malayalam Extra" w:hAnsi="BRH Malayalam Extra" w:cs="BRH Devanagari Extra"/>
-                <w:color w:val="000000"/>
-                <w:sz w:val="32"/>
-                <w:szCs w:val="40"/>
-              </w:rPr>
-              <w:t>–</w:t>
-            </w:r>
-            <w:proofErr w:type="spellStart"/>
+            <w:r>
+              <w:rPr>
+                <w:rFonts w:ascii="BRH Malayalam Extra" w:hAnsi="BRH Malayalam Extra" w:cs="BRH Devanagari Extra"/>
+                <w:color w:val="000000"/>
+                <w:sz w:val="32"/>
+                <w:szCs w:val="40"/>
+              </w:rPr>
+              <w:t>–</w:t>
+            </w:r>
             <w:r>
               <w:rPr>
                 <w:rFonts w:ascii="BRH Devanagari Extra" w:hAnsi="BRH Devanagari Extra" w:cs="BRH Devanagari Extra"/>
@@ -10128,56 +9145,24 @@
               </w:rPr>
               <w:t>ËUÌiÉ</w:t>
             </w:r>
-            <w:proofErr w:type="spellEnd"/>
-            <w:r>
-              <w:rPr>
-                <w:rFonts w:ascii="BRH Malayalam Extra" w:hAnsi="BRH Malayalam Extra" w:cs="BRH Devanagari Extra"/>
-                <w:color w:val="000000"/>
-                <w:sz w:val="32"/>
-                <w:szCs w:val="40"/>
-              </w:rPr>
-              <w:t>–</w:t>
-            </w:r>
-            <w:r>
-              <w:rPr>
-                <w:rFonts w:ascii="BRH Devanagari Extra" w:hAnsi="BRH Devanagari Extra" w:cs="BRH Devanagari Extra"/>
-                <w:color w:val="000000"/>
-                <w:sz w:val="40"/>
-                <w:szCs w:val="40"/>
-              </w:rPr>
-              <w:t xml:space="preserve"> </w:t>
-            </w:r>
-            <w:proofErr w:type="spellStart"/>
-            <w:r>
-              <w:rPr>
-                <w:rFonts w:ascii="BRH Devanagari Extra" w:hAnsi="BRH Devanagari Extra" w:cs="BRH Devanagari Extra"/>
-                <w:color w:val="000000"/>
-                <w:sz w:val="40"/>
-                <w:szCs w:val="40"/>
-              </w:rPr>
-              <w:t>NûlSþÈ</w:t>
-            </w:r>
-            <w:proofErr w:type="spellEnd"/>
-            <w:r>
-              <w:rPr>
-                <w:rFonts w:ascii="BRH Devanagari Extra" w:hAnsi="BRH Devanagari Extra" w:cs="BRH Devanagari Extra"/>
-                <w:color w:val="000000"/>
-                <w:sz w:val="40"/>
-                <w:szCs w:val="40"/>
-              </w:rPr>
-              <w:t xml:space="preserve"> - </w:t>
-            </w:r>
-            <w:proofErr w:type="spellStart"/>
-            <w:r>
-              <w:rPr>
-                <w:rFonts w:ascii="BRH Devanagari Extra" w:hAnsi="BRH Devanagari Extra" w:cs="BRH Devanagari Extra"/>
-                <w:color w:val="000000"/>
-                <w:sz w:val="40"/>
-                <w:szCs w:val="40"/>
-              </w:rPr>
-              <w:t>ÍpÉ</w:t>
-            </w:r>
-            <w:proofErr w:type="spellEnd"/>
+            <w:r>
+              <w:rPr>
+                <w:rFonts w:ascii="BRH Malayalam Extra" w:hAnsi="BRH Malayalam Extra" w:cs="BRH Devanagari Extra"/>
+                <w:color w:val="000000"/>
+                <w:sz w:val="32"/>
+                <w:szCs w:val="40"/>
+              </w:rPr>
+              <w:t>–</w:t>
+            </w:r>
+            <w:r>
+              <w:rPr>
+                <w:rFonts w:ascii="BRH Devanagari Extra" w:hAnsi="BRH Devanagari Extra" w:cs="BRH Devanagari Extra"/>
+                <w:color w:val="000000"/>
+                <w:sz w:val="40"/>
+                <w:szCs w:val="40"/>
+              </w:rPr>
+              <w:t xml:space="preserve"> NûlSþÈ - ÍpÉ</w:t>
+            </w:r>
             <w:r>
               <w:rPr>
                 <w:rFonts w:ascii="BRH Malayalam Extra" w:hAnsi="BRH Malayalam Extra" w:cs="BRH Devanagari Extra"/>
@@ -10230,7 +9215,6 @@
               </w:rPr>
               <w:t>–</w:t>
             </w:r>
-            <w:proofErr w:type="spellStart"/>
             <w:r>
               <w:rPr>
                 <w:rFonts w:ascii="BRH Devanagari Extra" w:hAnsi="BRH Devanagari Extra" w:cs="BRH Devanagari Extra"/>
@@ -10240,55 +9224,23 @@
               </w:rPr>
               <w:t>qÉÑÎwqÉ</w:t>
             </w:r>
-            <w:proofErr w:type="spellEnd"/>
-            <w:r>
-              <w:rPr>
-                <w:rFonts w:ascii="BRH Malayalam Extra" w:hAnsi="BRH Malayalam Extra" w:cs="BRH Devanagari Extra"/>
-                <w:color w:val="000000"/>
-                <w:sz w:val="32"/>
-                <w:szCs w:val="40"/>
-              </w:rPr>
-              <w:t>–</w:t>
-            </w:r>
-            <w:proofErr w:type="spellStart"/>
-            <w:r>
-              <w:rPr>
-                <w:rFonts w:ascii="BRH Devanagari Extra" w:hAnsi="BRH Devanagari Extra" w:cs="BRH Devanagari Extra"/>
-                <w:color w:val="000000"/>
-                <w:sz w:val="40"/>
-                <w:szCs w:val="40"/>
-              </w:rPr>
-              <w:t>ljÉç</w:t>
-            </w:r>
-            <w:proofErr w:type="spellEnd"/>
-            <w:r>
-              <w:rPr>
-                <w:rFonts w:ascii="BRH Devanagari Extra" w:hAnsi="BRH Devanagari Extra" w:cs="BRH Devanagari Extra"/>
-                <w:color w:val="000000"/>
-                <w:sz w:val="40"/>
-                <w:szCs w:val="40"/>
-              </w:rPr>
-              <w:t xml:space="preserve"> </w:t>
-            </w:r>
-            <w:proofErr w:type="spellStart"/>
-            <w:r>
-              <w:rPr>
-                <w:rFonts w:ascii="BRH Devanagari Extra" w:hAnsi="BRH Devanagari Extra" w:cs="BRH Devanagari Extra"/>
-                <w:color w:val="000000"/>
-                <w:sz w:val="40"/>
-                <w:szCs w:val="40"/>
-              </w:rPr>
-              <w:t>xiÉÉåqÉþxrÉ</w:t>
-            </w:r>
-            <w:proofErr w:type="spellEnd"/>
-            <w:r>
-              <w:rPr>
-                <w:rFonts w:ascii="BRH Devanagari Extra" w:hAnsi="BRH Devanagari Extra" w:cs="BRH Devanagari Extra"/>
-                <w:color w:val="000000"/>
-                <w:sz w:val="40"/>
-                <w:szCs w:val="40"/>
-              </w:rPr>
-              <w:t xml:space="preserve"> |</w:t>
+            <w:r>
+              <w:rPr>
+                <w:rFonts w:ascii="BRH Malayalam Extra" w:hAnsi="BRH Malayalam Extra" w:cs="BRH Devanagari Extra"/>
+                <w:color w:val="000000"/>
+                <w:sz w:val="32"/>
+                <w:szCs w:val="40"/>
+              </w:rPr>
+              <w:t>–</w:t>
+            </w:r>
+            <w:r>
+              <w:rPr>
+                <w:rFonts w:ascii="BRH Devanagari Extra" w:hAnsi="BRH Devanagari Extra" w:cs="BRH Devanagari Extra"/>
+                <w:color w:val="000000"/>
+                <w:sz w:val="40"/>
+                <w:szCs w:val="40"/>
+              </w:rPr>
+              <w:t>ljÉç xiÉÉåqÉþxrÉ |</w:t>
             </w:r>
           </w:p>
         </w:tc>
@@ -10458,7 +9410,6 @@
               </w:rPr>
               <w:t>–</w:t>
             </w:r>
-            <w:proofErr w:type="spellStart"/>
             <w:r>
               <w:rPr>
                 <w:rFonts w:ascii="BRH Devanagari Extra" w:hAnsi="BRH Devanagari Extra" w:cs="BRH Devanagari Extra"/>
@@ -10468,54 +9419,23 @@
               </w:rPr>
               <w:t>ÌiÉ</w:t>
             </w:r>
-            <w:proofErr w:type="spellEnd"/>
-            <w:r>
-              <w:rPr>
-                <w:rFonts w:ascii="BRH Malayalam Extra" w:hAnsi="BRH Malayalam Extra" w:cs="BRH Devanagari Extra"/>
-                <w:color w:val="000000"/>
-                <w:sz w:val="32"/>
-                <w:szCs w:val="40"/>
-              </w:rPr>
-              <w:t>–</w:t>
-            </w:r>
-            <w:r>
-              <w:rPr>
-                <w:rFonts w:ascii="BRH Devanagari Extra" w:hAnsi="BRH Devanagari Extra" w:cs="BRH Devanagari Extra"/>
-                <w:color w:val="000000"/>
-                <w:sz w:val="40"/>
-                <w:szCs w:val="40"/>
-              </w:rPr>
-              <w:t xml:space="preserve"> </w:t>
-            </w:r>
-            <w:proofErr w:type="spellStart"/>
-            <w:r>
-              <w:rPr>
-                <w:rFonts w:ascii="BRH Devanagari Extra" w:hAnsi="BRH Devanagari Extra" w:cs="BRH Devanagari Extra"/>
-                <w:color w:val="000000"/>
-                <w:sz w:val="40"/>
-                <w:szCs w:val="40"/>
-              </w:rPr>
-              <w:t>mÉëeÉÉÿirÉæ</w:t>
-            </w:r>
-            <w:proofErr w:type="spellEnd"/>
-            <w:r>
-              <w:rPr>
-                <w:rFonts w:ascii="BRH Devanagari Extra" w:hAnsi="BRH Devanagari Extra" w:cs="BRH Devanagari Extra"/>
-                <w:color w:val="000000"/>
-                <w:sz w:val="40"/>
-                <w:szCs w:val="40"/>
-              </w:rPr>
-              <w:t xml:space="preserve"> | </w:t>
-            </w:r>
-            <w:proofErr w:type="spellStart"/>
-            <w:r>
-              <w:rPr>
-                <w:rFonts w:ascii="BRH Devanagari Extra" w:hAnsi="BRH Devanagari Extra" w:cs="BRH Devanagari Extra"/>
-                <w:color w:val="000000"/>
-                <w:sz w:val="40"/>
-                <w:szCs w:val="40"/>
-              </w:rPr>
-              <w:t>mÉëeÉÉÿ</w:t>
+            <w:r>
+              <w:rPr>
+                <w:rFonts w:ascii="BRH Malayalam Extra" w:hAnsi="BRH Malayalam Extra" w:cs="BRH Devanagari Extra"/>
+                <w:color w:val="000000"/>
+                <w:sz w:val="32"/>
+                <w:szCs w:val="40"/>
+              </w:rPr>
+              <w:t>–</w:t>
+            </w:r>
+            <w:r>
+              <w:rPr>
+                <w:rFonts w:ascii="BRH Devanagari Extra" w:hAnsi="BRH Devanagari Extra" w:cs="BRH Devanagari Extra"/>
+                <w:color w:val="000000"/>
+                <w:sz w:val="40"/>
+                <w:szCs w:val="40"/>
+              </w:rPr>
+              <w:t xml:space="preserve"> mÉëeÉÉÿirÉæ | mÉëeÉÉÿ</w:t>
             </w:r>
             <w:r>
               <w:rPr>
@@ -10534,46 +9454,25 @@
                 <w:sz w:val="40"/>
                 <w:szCs w:val="40"/>
               </w:rPr>
-              <w:t>å</w:t>
-            </w:r>
-            <w:proofErr w:type="spellEnd"/>
-            <w:r>
-              <w:rPr>
-                <w:rFonts w:ascii="BRH Devanagari Extra" w:hAnsi="BRH Devanagari Extra" w:cs="BRH Devanagari Extra"/>
-                <w:color w:val="000000"/>
-                <w:sz w:val="40"/>
-                <w:szCs w:val="40"/>
-              </w:rPr>
-              <w:t xml:space="preserve"> ²ÉS</w:t>
-            </w:r>
-            <w:r>
-              <w:rPr>
-                <w:rFonts w:ascii="BRH Malayalam Extra" w:hAnsi="BRH Malayalam Extra" w:cs="BRH Devanagari Extra"/>
-                <w:color w:val="000000"/>
-                <w:sz w:val="32"/>
-                <w:szCs w:val="40"/>
-              </w:rPr>
-              <w:t>–</w:t>
-            </w:r>
-            <w:proofErr w:type="spellStart"/>
-            <w:r>
-              <w:rPr>
-                <w:rFonts w:ascii="BRH Devanagari Extra" w:hAnsi="BRH Devanagari Extra" w:cs="BRH Devanagari Extra"/>
-                <w:color w:val="000000"/>
-                <w:sz w:val="40"/>
-                <w:szCs w:val="40"/>
-              </w:rPr>
-              <w:t>zÉxÉÑþ</w:t>
-            </w:r>
-            <w:proofErr w:type="spellEnd"/>
-            <w:r>
-              <w:rPr>
-                <w:rFonts w:ascii="BRH Devanagari Extra" w:hAnsi="BRH Devanagari Extra" w:cs="BRH Devanagari Extra"/>
-                <w:color w:val="000000"/>
-                <w:sz w:val="40"/>
-                <w:szCs w:val="40"/>
-              </w:rPr>
-              <w:t xml:space="preserve"> |</w:t>
+              <w:t>å ²ÉS</w:t>
+            </w:r>
+            <w:r>
+              <w:rPr>
+                <w:rFonts w:ascii="BRH Malayalam Extra" w:hAnsi="BRH Malayalam Extra" w:cs="BRH Devanagari Extra"/>
+                <w:color w:val="000000"/>
+                <w:sz w:val="32"/>
+                <w:szCs w:val="40"/>
+              </w:rPr>
+              <w:t>–</w:t>
+            </w:r>
+            <w:r>
+              <w:rPr>
+                <w:rFonts w:ascii="BRH Devanagari Extra" w:hAnsi="BRH Devanagari Extra" w:cs="BRH Devanagari Extra"/>
+                <w:color w:val="000000"/>
+                <w:sz w:val="40"/>
+                <w:szCs w:val="40"/>
+              </w:rPr>
+              <w:t>zÉxÉÑþ |</w:t>
             </w:r>
           </w:p>
         </w:tc>
@@ -10632,7 +9531,6 @@
               </w:rPr>
               <w:t>–</w:t>
             </w:r>
-            <w:proofErr w:type="spellStart"/>
             <w:r>
               <w:rPr>
                 <w:rFonts w:ascii="BRH Devanagari Extra" w:hAnsi="BRH Devanagari Extra" w:cs="BRH Devanagari Extra"/>
@@ -10642,54 +9540,23 @@
               </w:rPr>
               <w:t>ÌiÉ</w:t>
             </w:r>
-            <w:proofErr w:type="spellEnd"/>
-            <w:r>
-              <w:rPr>
-                <w:rFonts w:ascii="BRH Malayalam Extra" w:hAnsi="BRH Malayalam Extra" w:cs="BRH Devanagari Extra"/>
-                <w:color w:val="000000"/>
-                <w:sz w:val="32"/>
-                <w:szCs w:val="40"/>
-              </w:rPr>
-              <w:t>–</w:t>
-            </w:r>
-            <w:r>
-              <w:rPr>
-                <w:rFonts w:ascii="BRH Devanagari Extra" w:hAnsi="BRH Devanagari Extra" w:cs="BRH Devanagari Extra"/>
-                <w:color w:val="000000"/>
-                <w:sz w:val="40"/>
-                <w:szCs w:val="40"/>
-              </w:rPr>
-              <w:t xml:space="preserve"> </w:t>
-            </w:r>
-            <w:proofErr w:type="spellStart"/>
-            <w:r>
-              <w:rPr>
-                <w:rFonts w:ascii="BRH Devanagari Extra" w:hAnsi="BRH Devanagari Extra" w:cs="BRH Devanagari Extra"/>
-                <w:color w:val="000000"/>
-                <w:sz w:val="40"/>
-                <w:szCs w:val="40"/>
-              </w:rPr>
-              <w:t>mÉëeÉÉÿirÉæ</w:t>
-            </w:r>
-            <w:proofErr w:type="spellEnd"/>
-            <w:r>
-              <w:rPr>
-                <w:rFonts w:ascii="BRH Devanagari Extra" w:hAnsi="BRH Devanagari Extra" w:cs="BRH Devanagari Extra"/>
-                <w:color w:val="000000"/>
-                <w:sz w:val="40"/>
-                <w:szCs w:val="40"/>
-              </w:rPr>
-              <w:t xml:space="preserve"> | </w:t>
-            </w:r>
-            <w:proofErr w:type="spellStart"/>
-            <w:r>
-              <w:rPr>
-                <w:rFonts w:ascii="BRH Devanagari Extra" w:hAnsi="BRH Devanagari Extra" w:cs="BRH Devanagari Extra"/>
-                <w:color w:val="000000"/>
-                <w:sz w:val="40"/>
-                <w:szCs w:val="40"/>
-              </w:rPr>
-              <w:t>mÉëeÉÉÿ</w:t>
+            <w:r>
+              <w:rPr>
+                <w:rFonts w:ascii="BRH Malayalam Extra" w:hAnsi="BRH Malayalam Extra" w:cs="BRH Devanagari Extra"/>
+                <w:color w:val="000000"/>
+                <w:sz w:val="32"/>
+                <w:szCs w:val="40"/>
+              </w:rPr>
+              <w:t>–</w:t>
+            </w:r>
+            <w:r>
+              <w:rPr>
+                <w:rFonts w:ascii="BRH Devanagari Extra" w:hAnsi="BRH Devanagari Extra" w:cs="BRH Devanagari Extra"/>
+                <w:color w:val="000000"/>
+                <w:sz w:val="40"/>
+                <w:szCs w:val="40"/>
+              </w:rPr>
+              <w:t xml:space="preserve"> mÉëeÉÉÿirÉæ | mÉëeÉÉÿ</w:t>
             </w:r>
             <w:r>
               <w:rPr>
@@ -10701,7 +9568,6 @@
               </w:rPr>
               <w:t>irÉæ</w:t>
             </w:r>
-            <w:proofErr w:type="spellEnd"/>
             <w:r>
               <w:rPr>
                 <w:rFonts w:ascii="BRH Devanagari Extra" w:hAnsi="BRH Devanagari Extra" w:cs="BRH Devanagari Extra"/>
@@ -10720,25 +9586,14 @@
               </w:rPr>
               <w:t>–</w:t>
             </w:r>
-            <w:proofErr w:type="spellStart"/>
-            <w:r>
-              <w:rPr>
-                <w:rFonts w:ascii="BRH Devanagari Extra" w:hAnsi="BRH Devanagari Extra" w:cs="BRH Devanagari Extra"/>
-                <w:color w:val="000000"/>
-                <w:sz w:val="40"/>
-                <w:szCs w:val="40"/>
-              </w:rPr>
-              <w:t>zÉxÉÑþ</w:t>
-            </w:r>
-            <w:proofErr w:type="spellEnd"/>
-            <w:r>
-              <w:rPr>
-                <w:rFonts w:ascii="BRH Devanagari Extra" w:hAnsi="BRH Devanagari Extra" w:cs="BRH Devanagari Extra"/>
-                <w:color w:val="000000"/>
-                <w:sz w:val="40"/>
-                <w:szCs w:val="40"/>
-              </w:rPr>
-              <w:t xml:space="preserve"> |</w:t>
+            <w:r>
+              <w:rPr>
+                <w:rFonts w:ascii="BRH Devanagari Extra" w:hAnsi="BRH Devanagari Extra" w:cs="BRH Devanagari Extra"/>
+                <w:color w:val="000000"/>
+                <w:sz w:val="40"/>
+                <w:szCs w:val="40"/>
+              </w:rPr>
+              <w:t>zÉxÉÑþ |</w:t>
             </w:r>
           </w:p>
         </w:tc>
@@ -10892,65 +9747,14 @@
               </w:rPr>
               <w:t>–</w:t>
             </w:r>
-            <w:proofErr w:type="spellStart"/>
-            <w:r>
-              <w:rPr>
-                <w:rFonts w:ascii="BRH Devanagari Extra" w:hAnsi="BRH Devanagari Extra" w:cs="BRH Devanagari Extra"/>
-                <w:color w:val="000000"/>
-                <w:sz w:val="40"/>
-                <w:szCs w:val="40"/>
-              </w:rPr>
-              <w:t>lÉÔmÉþ</w:t>
-            </w:r>
-            <w:proofErr w:type="spellEnd"/>
-            <w:r>
-              <w:rPr>
-                <w:rFonts w:ascii="BRH Devanagari Extra" w:hAnsi="BRH Devanagari Extra" w:cs="BRH Devanagari Extra"/>
-                <w:color w:val="000000"/>
-                <w:sz w:val="40"/>
-                <w:szCs w:val="40"/>
-              </w:rPr>
-              <w:t xml:space="preserve"> | </w:t>
-            </w:r>
-            <w:proofErr w:type="spellStart"/>
-            <w:r>
-              <w:rPr>
-                <w:rFonts w:ascii="BRH Devanagari Extra" w:hAnsi="BRH Devanagari Extra" w:cs="BRH Devanagari Extra"/>
-                <w:color w:val="000000"/>
-                <w:sz w:val="40"/>
-                <w:szCs w:val="40"/>
-              </w:rPr>
-              <w:t>EmÉþ</w:t>
-            </w:r>
-            <w:proofErr w:type="spellEnd"/>
-            <w:r>
-              <w:rPr>
-                <w:rFonts w:ascii="BRH Devanagari Extra" w:hAnsi="BRH Devanagari Extra" w:cs="BRH Devanagari Extra"/>
-                <w:color w:val="000000"/>
-                <w:sz w:val="40"/>
-                <w:szCs w:val="40"/>
-              </w:rPr>
-              <w:t xml:space="preserve"> </w:t>
-            </w:r>
-            <w:proofErr w:type="spellStart"/>
-            <w:r>
-              <w:rPr>
-                <w:rFonts w:ascii="BRH Devanagari Extra" w:hAnsi="BRH Devanagari Extra" w:cs="BRH Devanagari Extra"/>
-                <w:color w:val="000000"/>
-                <w:sz w:val="40"/>
-                <w:szCs w:val="40"/>
-              </w:rPr>
-              <w:t>SkÉÉÌiÉ</w:t>
-            </w:r>
-            <w:proofErr w:type="spellEnd"/>
-            <w:r>
-              <w:rPr>
-                <w:rFonts w:ascii="BRH Devanagari Extra" w:hAnsi="BRH Devanagari Extra" w:cs="BRH Devanagari Extra"/>
-                <w:color w:val="000000"/>
-                <w:sz w:val="40"/>
-                <w:szCs w:val="40"/>
-              </w:rPr>
-              <w:t xml:space="preserve"> |</w:t>
+            <w:r>
+              <w:rPr>
+                <w:rFonts w:ascii="BRH Devanagari Extra" w:hAnsi="BRH Devanagari Extra" w:cs="BRH Devanagari Extra"/>
+                <w:color w:val="000000"/>
+                <w:sz w:val="40"/>
+                <w:szCs w:val="40"/>
+              </w:rPr>
+              <w:t>lÉÔmÉþ | EmÉþ SkÉÉÌiÉ |</w:t>
             </w:r>
           </w:p>
         </w:tc>
@@ -10973,7 +9777,6 @@
                 <w:lang w:val="en-IN" w:eastAsia="en-IN" w:bidi="ml-IN"/>
               </w:rPr>
             </w:pPr>
-            <w:proofErr w:type="spellStart"/>
             <w:r>
               <w:rPr>
                 <w:rFonts w:ascii="BRH Devanagari Extra" w:hAnsi="BRH Devanagari Extra" w:cs="BRH Devanagari Extra"/>
@@ -10991,57 +9794,7 @@
                 <w:sz w:val="40"/>
                 <w:szCs w:val="40"/>
               </w:rPr>
-              <w:t>lÉÔmÉþ</w:t>
-            </w:r>
-            <w:proofErr w:type="spellEnd"/>
-            <w:r>
-              <w:rPr>
-                <w:rFonts w:ascii="BRH Devanagari Extra" w:hAnsi="BRH Devanagari Extra" w:cs="BRH Devanagari Extra"/>
-                <w:color w:val="000000"/>
-                <w:sz w:val="40"/>
-                <w:szCs w:val="40"/>
-              </w:rPr>
-              <w:t xml:space="preserve"> | </w:t>
-            </w:r>
-            <w:proofErr w:type="spellStart"/>
-            <w:r>
-              <w:rPr>
-                <w:rFonts w:ascii="BRH Devanagari Extra" w:hAnsi="BRH Devanagari Extra" w:cs="BRH Devanagari Extra"/>
-                <w:color w:val="000000"/>
-                <w:sz w:val="40"/>
-                <w:szCs w:val="40"/>
-              </w:rPr>
-              <w:t>EmÉþ</w:t>
-            </w:r>
-            <w:proofErr w:type="spellEnd"/>
-            <w:r>
-              <w:rPr>
-                <w:rFonts w:ascii="BRH Devanagari Extra" w:hAnsi="BRH Devanagari Extra" w:cs="BRH Devanagari Extra"/>
-                <w:color w:val="000000"/>
-                <w:sz w:val="40"/>
-                <w:szCs w:val="40"/>
-              </w:rPr>
-              <w:t xml:space="preserve"> </w:t>
-            </w:r>
-            <w:proofErr w:type="spellStart"/>
-            <w:r>
-              <w:rPr>
-                <w:rFonts w:ascii="BRH Devanagari Extra" w:hAnsi="BRH Devanagari Extra" w:cs="BRH Devanagari Extra"/>
-                <w:color w:val="000000"/>
-                <w:sz w:val="40"/>
-                <w:szCs w:val="40"/>
-              </w:rPr>
-              <w:t>SkÉÉÌiÉ</w:t>
-            </w:r>
-            <w:proofErr w:type="spellEnd"/>
-            <w:r>
-              <w:rPr>
-                <w:rFonts w:ascii="BRH Devanagari Extra" w:hAnsi="BRH Devanagari Extra" w:cs="BRH Devanagari Extra"/>
-                <w:color w:val="000000"/>
-                <w:sz w:val="40"/>
-                <w:szCs w:val="40"/>
-              </w:rPr>
-              <w:t xml:space="preserve"> |</w:t>
+              <w:t>lÉÔmÉþ | EmÉþ SkÉÉÌiÉ |</w:t>
             </w:r>
           </w:p>
         </w:tc>
@@ -11174,7 +9927,6 @@
                 <w:szCs w:val="40"/>
               </w:rPr>
             </w:pPr>
-            <w:proofErr w:type="spellStart"/>
             <w:r>
               <w:rPr>
                 <w:rFonts w:ascii="BRH Devanagari Extra" w:hAnsi="BRH Devanagari Extra" w:cs="BRH Devanagari Extra"/>
@@ -11184,64 +9936,41 @@
               </w:rPr>
               <w:t>sÉÉå</w:t>
             </w:r>
-            <w:proofErr w:type="spellEnd"/>
-            <w:r>
-              <w:rPr>
-                <w:rFonts w:ascii="BRH Malayalam Extra" w:hAnsi="BRH Malayalam Extra" w:cs="BRH Devanagari Extra"/>
-                <w:color w:val="000000"/>
-                <w:sz w:val="32"/>
-                <w:szCs w:val="40"/>
-              </w:rPr>
-              <w:t>–</w:t>
-            </w:r>
-            <w:r>
-              <w:rPr>
-                <w:rFonts w:ascii="BRH Devanagari Extra" w:hAnsi="BRH Devanagari Extra" w:cs="BRH Devanagari Extra"/>
-                <w:color w:val="000000"/>
-                <w:sz w:val="40"/>
-                <w:szCs w:val="40"/>
-              </w:rPr>
-              <w:t xml:space="preserve">MüÉ </w:t>
-            </w:r>
-            <w:proofErr w:type="spellStart"/>
-            <w:r>
-              <w:rPr>
-                <w:rFonts w:ascii="BRH Devanagari Extra" w:hAnsi="BRH Devanagari Extra" w:cs="BRH Devanagari Extra"/>
-                <w:color w:val="000000"/>
-                <w:sz w:val="40"/>
-                <w:szCs w:val="40"/>
-              </w:rPr>
-              <w:t>x§rÉÉþÍsÉÎZÉ</w:t>
-            </w:r>
-            <w:proofErr w:type="spellEnd"/>
-            <w:r>
-              <w:rPr>
-                <w:rFonts w:ascii="BRH Malayalam Extra" w:hAnsi="BRH Malayalam Extra" w:cs="BRH Devanagari Extra"/>
-                <w:color w:val="000000"/>
-                <w:sz w:val="32"/>
-                <w:szCs w:val="40"/>
-              </w:rPr>
-              <w:t>–</w:t>
-            </w:r>
-            <w:proofErr w:type="spellStart"/>
-            <w:r>
-              <w:rPr>
-                <w:rFonts w:ascii="BRH Devanagari Extra" w:hAnsi="BRH Devanagari Extra" w:cs="BRH Devanagari Extra"/>
-                <w:color w:val="000000"/>
-                <w:sz w:val="40"/>
-                <w:szCs w:val="40"/>
-              </w:rPr>
-              <w:t>iÉÉ</w:t>
-            </w:r>
-            <w:proofErr w:type="spellEnd"/>
-            <w:r>
-              <w:rPr>
-                <w:rFonts w:ascii="BRH Devanagari Extra" w:hAnsi="BRH Devanagari Extra" w:cs="BRH Devanagari Extra"/>
-                <w:color w:val="000000"/>
-                <w:sz w:val="40"/>
-                <w:szCs w:val="40"/>
-              </w:rPr>
-              <w:t xml:space="preserve"> | </w:t>
+            <w:r>
+              <w:rPr>
+                <w:rFonts w:ascii="BRH Malayalam Extra" w:hAnsi="BRH Malayalam Extra" w:cs="BRH Devanagari Extra"/>
+                <w:color w:val="000000"/>
+                <w:sz w:val="32"/>
+                <w:szCs w:val="40"/>
+              </w:rPr>
+              <w:t>–</w:t>
+            </w:r>
+            <w:r>
+              <w:rPr>
+                <w:rFonts w:ascii="BRH Devanagari Extra" w:hAnsi="BRH Devanagari Extra" w:cs="BRH Devanagari Extra"/>
+                <w:color w:val="000000"/>
+                <w:sz w:val="40"/>
+                <w:szCs w:val="40"/>
+              </w:rPr>
+              <w:t>MüÉ x§rÉÉþÍsÉÎZÉ</w:t>
+            </w:r>
+            <w:r>
+              <w:rPr>
+                <w:rFonts w:ascii="BRH Malayalam Extra" w:hAnsi="BRH Malayalam Extra" w:cs="BRH Devanagari Extra"/>
+                <w:color w:val="000000"/>
+                <w:sz w:val="32"/>
+                <w:szCs w:val="40"/>
+              </w:rPr>
+              <w:t>–</w:t>
+            </w:r>
+            <w:r>
+              <w:rPr>
+                <w:rFonts w:ascii="BRH Devanagari Extra" w:hAnsi="BRH Devanagari Extra" w:cs="BRH Devanagari Extra"/>
+                <w:color w:val="000000"/>
+                <w:sz w:val="40"/>
+                <w:szCs w:val="40"/>
+              </w:rPr>
+              <w:t xml:space="preserve">iÉÉ | </w:t>
             </w:r>
           </w:p>
           <w:p>
@@ -11265,29 +9994,17 @@
                 <w:sz w:val="40"/>
                 <w:szCs w:val="40"/>
               </w:rPr>
-              <w:t>§</w:t>
-            </w:r>
-            <w:proofErr w:type="spellStart"/>
-            <w:r>
-              <w:rPr>
-                <w:rFonts w:ascii="BRH Devanagari Extra" w:hAnsi="BRH Devanagari Extra" w:cs="BRH Devanagari Extra"/>
-                <w:color w:val="000000"/>
-                <w:sz w:val="40"/>
-                <w:szCs w:val="40"/>
-              </w:rPr>
-              <w:t>rÉÉ</w:t>
-            </w:r>
-            <w:proofErr w:type="spellEnd"/>
-            <w:r>
-              <w:rPr>
-                <w:rFonts w:ascii="BRH Malayalam Extra" w:hAnsi="BRH Malayalam Extra" w:cs="BRH Devanagari Extra"/>
-                <w:color w:val="000000"/>
-                <w:sz w:val="32"/>
-                <w:szCs w:val="40"/>
-              </w:rPr>
-              <w:t>–</w:t>
-            </w:r>
-            <w:proofErr w:type="spellStart"/>
+              <w:t>§rÉÉ</w:t>
+            </w:r>
+            <w:r>
+              <w:rPr>
+                <w:rFonts w:ascii="BRH Malayalam Extra" w:hAnsi="BRH Malayalam Extra" w:cs="BRH Devanagari Extra"/>
+                <w:color w:val="000000"/>
+                <w:sz w:val="32"/>
+                <w:szCs w:val="40"/>
+              </w:rPr>
+              <w:t>–</w:t>
+            </w:r>
             <w:r>
               <w:rPr>
                 <w:rFonts w:ascii="BRH Devanagari Extra" w:hAnsi="BRH Devanagari Extra" w:cs="BRH Devanagari Extra"/>
@@ -11297,7 +10014,6 @@
               </w:rPr>
               <w:t>ÍsÉ</w:t>
             </w:r>
-            <w:proofErr w:type="spellEnd"/>
             <w:r>
               <w:rPr>
                 <w:rFonts w:ascii="BRH Malayalam Extra" w:hAnsi="BRH Malayalam Extra" w:cs="BRH Devanagari Extra"/>
@@ -11325,7 +10041,6 @@
               </w:rPr>
               <w:t>–</w:t>
             </w:r>
-            <w:proofErr w:type="spellStart"/>
             <w:r>
               <w:rPr>
                 <w:rFonts w:ascii="BRH Devanagari Extra" w:hAnsi="BRH Devanagari Extra" w:cs="BRH Devanagari Extra"/>
@@ -11345,7 +10060,6 @@
               </w:rPr>
               <w:t>prÉþÈ</w:t>
             </w:r>
-            <w:proofErr w:type="spellEnd"/>
             <w:r>
               <w:rPr>
                 <w:rFonts w:ascii="BRH Devanagari Extra" w:hAnsi="BRH Devanagari Extra" w:cs="BRH Devanagari Extra"/>
@@ -11375,7 +10089,6 @@
                 <w:szCs w:val="40"/>
               </w:rPr>
             </w:pPr>
-            <w:proofErr w:type="spellStart"/>
             <w:r>
               <w:rPr>
                 <w:rFonts w:ascii="BRH Devanagari Extra" w:hAnsi="BRH Devanagari Extra" w:cs="BRH Devanagari Extra"/>
@@ -11385,64 +10098,41 @@
               </w:rPr>
               <w:t>sÉÉå</w:t>
             </w:r>
-            <w:proofErr w:type="spellEnd"/>
-            <w:r>
-              <w:rPr>
-                <w:rFonts w:ascii="BRH Malayalam Extra" w:hAnsi="BRH Malayalam Extra" w:cs="BRH Devanagari Extra"/>
-                <w:color w:val="000000"/>
-                <w:sz w:val="32"/>
-                <w:szCs w:val="40"/>
-              </w:rPr>
-              <w:t>–</w:t>
-            </w:r>
-            <w:r>
-              <w:rPr>
-                <w:rFonts w:ascii="BRH Devanagari Extra" w:hAnsi="BRH Devanagari Extra" w:cs="BRH Devanagari Extra"/>
-                <w:color w:val="000000"/>
-                <w:sz w:val="40"/>
-                <w:szCs w:val="40"/>
-              </w:rPr>
-              <w:t xml:space="preserve">MüÉ </w:t>
-            </w:r>
-            <w:proofErr w:type="spellStart"/>
-            <w:r>
-              <w:rPr>
-                <w:rFonts w:ascii="BRH Devanagari Extra" w:hAnsi="BRH Devanagari Extra" w:cs="BRH Devanagari Extra"/>
-                <w:color w:val="000000"/>
-                <w:sz w:val="40"/>
-                <w:szCs w:val="40"/>
-              </w:rPr>
-              <w:t>x§rÉÉþÍsÉÎZÉ</w:t>
-            </w:r>
-            <w:proofErr w:type="spellEnd"/>
-            <w:r>
-              <w:rPr>
-                <w:rFonts w:ascii="BRH Malayalam Extra" w:hAnsi="BRH Malayalam Extra" w:cs="BRH Devanagari Extra"/>
-                <w:color w:val="000000"/>
-                <w:sz w:val="32"/>
-                <w:szCs w:val="40"/>
-              </w:rPr>
-              <w:t>–</w:t>
-            </w:r>
-            <w:proofErr w:type="spellStart"/>
-            <w:r>
-              <w:rPr>
-                <w:rFonts w:ascii="BRH Devanagari Extra" w:hAnsi="BRH Devanagari Extra" w:cs="BRH Devanagari Extra"/>
-                <w:color w:val="000000"/>
-                <w:sz w:val="40"/>
-                <w:szCs w:val="40"/>
-              </w:rPr>
-              <w:t>iÉÉ</w:t>
-            </w:r>
-            <w:proofErr w:type="spellEnd"/>
-            <w:r>
-              <w:rPr>
-                <w:rFonts w:ascii="BRH Devanagari Extra" w:hAnsi="BRH Devanagari Extra" w:cs="BRH Devanagari Extra"/>
-                <w:color w:val="000000"/>
-                <w:sz w:val="40"/>
-                <w:szCs w:val="40"/>
-              </w:rPr>
-              <w:t xml:space="preserve"> | </w:t>
+            <w:r>
+              <w:rPr>
+                <w:rFonts w:ascii="BRH Malayalam Extra" w:hAnsi="BRH Malayalam Extra" w:cs="BRH Devanagari Extra"/>
+                <w:color w:val="000000"/>
+                <w:sz w:val="32"/>
+                <w:szCs w:val="40"/>
+              </w:rPr>
+              <w:t>–</w:t>
+            </w:r>
+            <w:r>
+              <w:rPr>
+                <w:rFonts w:ascii="BRH Devanagari Extra" w:hAnsi="BRH Devanagari Extra" w:cs="BRH Devanagari Extra"/>
+                <w:color w:val="000000"/>
+                <w:sz w:val="40"/>
+                <w:szCs w:val="40"/>
+              </w:rPr>
+              <w:t>MüÉ x§rÉÉþÍsÉÎZÉ</w:t>
+            </w:r>
+            <w:r>
+              <w:rPr>
+                <w:rFonts w:ascii="BRH Malayalam Extra" w:hAnsi="BRH Malayalam Extra" w:cs="BRH Devanagari Extra"/>
+                <w:color w:val="000000"/>
+                <w:sz w:val="32"/>
+                <w:szCs w:val="40"/>
+              </w:rPr>
+              <w:t>–</w:t>
+            </w:r>
+            <w:r>
+              <w:rPr>
+                <w:rFonts w:ascii="BRH Devanagari Extra" w:hAnsi="BRH Devanagari Extra" w:cs="BRH Devanagari Extra"/>
+                <w:color w:val="000000"/>
+                <w:sz w:val="40"/>
+                <w:szCs w:val="40"/>
+              </w:rPr>
+              <w:t xml:space="preserve">iÉÉ | </w:t>
             </w:r>
           </w:p>
           <w:p>
@@ -11466,29 +10156,17 @@
                 <w:sz w:val="40"/>
                 <w:szCs w:val="40"/>
               </w:rPr>
-              <w:t>§</w:t>
-            </w:r>
-            <w:proofErr w:type="spellStart"/>
-            <w:r>
-              <w:rPr>
-                <w:rFonts w:ascii="BRH Devanagari Extra" w:hAnsi="BRH Devanagari Extra" w:cs="BRH Devanagari Extra"/>
-                <w:color w:val="000000"/>
-                <w:sz w:val="40"/>
-                <w:szCs w:val="40"/>
-              </w:rPr>
-              <w:t>rÉÉ</w:t>
-            </w:r>
-            <w:proofErr w:type="spellEnd"/>
-            <w:r>
-              <w:rPr>
-                <w:rFonts w:ascii="BRH Malayalam Extra" w:hAnsi="BRH Malayalam Extra" w:cs="BRH Devanagari Extra"/>
-                <w:color w:val="000000"/>
-                <w:sz w:val="32"/>
-                <w:szCs w:val="40"/>
-              </w:rPr>
-              <w:t>–</w:t>
-            </w:r>
-            <w:proofErr w:type="spellStart"/>
+              <w:t>§rÉÉ</w:t>
+            </w:r>
+            <w:r>
+              <w:rPr>
+                <w:rFonts w:ascii="BRH Malayalam Extra" w:hAnsi="BRH Malayalam Extra" w:cs="BRH Devanagari Extra"/>
+                <w:color w:val="000000"/>
+                <w:sz w:val="32"/>
+                <w:szCs w:val="40"/>
+              </w:rPr>
+              <w:t>–</w:t>
+            </w:r>
             <w:r>
               <w:rPr>
                 <w:rFonts w:ascii="BRH Devanagari Extra" w:hAnsi="BRH Devanagari Extra" w:cs="BRH Devanagari Extra"/>
@@ -11498,7 +10176,6 @@
               </w:rPr>
               <w:t>ÍsÉ</w:t>
             </w:r>
-            <w:proofErr w:type="spellEnd"/>
             <w:r>
               <w:rPr>
                 <w:rFonts w:ascii="BRH Malayalam Extra" w:hAnsi="BRH Malayalam Extra" w:cs="BRH Devanagari Extra"/>
@@ -11526,7 +10203,6 @@
               </w:rPr>
               <w:t>–</w:t>
             </w:r>
-            <w:proofErr w:type="spellStart"/>
             <w:r>
               <w:rPr>
                 <w:rFonts w:ascii="BRH Devanagari Extra" w:hAnsi="BRH Devanagari Extra" w:cs="BRH Devanagari Extra"/>
@@ -11546,7 +10222,6 @@
               </w:rPr>
               <w:t>prÉÈ</w:t>
             </w:r>
-            <w:proofErr w:type="spellEnd"/>
             <w:r>
               <w:rPr>
                 <w:rFonts w:ascii="BRH Devanagari Extra" w:hAnsi="BRH Devanagari Extra" w:cs="BRH Devanagari Extra"/>
@@ -11711,29 +10386,17 @@
                 <w:sz w:val="40"/>
                 <w:szCs w:val="40"/>
               </w:rPr>
-              <w:t>º</w:t>
-            </w:r>
-            <w:proofErr w:type="spellStart"/>
-            <w:r>
-              <w:rPr>
-                <w:rFonts w:ascii="BRH Devanagari Extra" w:hAnsi="BRH Devanagari Extra" w:cs="BRH Devanagari Extra"/>
-                <w:color w:val="000000"/>
-                <w:sz w:val="40"/>
-                <w:szCs w:val="40"/>
-              </w:rPr>
-              <w:t>ûÉ</w:t>
-            </w:r>
-            <w:proofErr w:type="spellEnd"/>
-            <w:r>
-              <w:rPr>
-                <w:rFonts w:ascii="BRH Malayalam Extra" w:hAnsi="BRH Malayalam Extra" w:cs="BRH Devanagari Extra"/>
-                <w:color w:val="000000"/>
-                <w:sz w:val="32"/>
-                <w:szCs w:val="40"/>
-              </w:rPr>
-              <w:t>–</w:t>
-            </w:r>
-            <w:proofErr w:type="spellStart"/>
+              <w:t>ºûÉ</w:t>
+            </w:r>
+            <w:r>
+              <w:rPr>
+                <w:rFonts w:ascii="BRH Malayalam Extra" w:hAnsi="BRH Malayalam Extra" w:cs="BRH Devanagari Extra"/>
+                <w:color w:val="000000"/>
+                <w:sz w:val="32"/>
+                <w:szCs w:val="40"/>
+              </w:rPr>
+              <w:t>–</w:t>
+            </w:r>
             <w:r>
               <w:rPr>
                 <w:rFonts w:ascii="BRH Devanagari Extra" w:hAnsi="BRH Devanagari Extra" w:cs="BRH Devanagari Extra"/>
@@ -11743,34 +10406,23 @@
               </w:rPr>
               <w:t>ÌiÉ</w:t>
             </w:r>
-            <w:proofErr w:type="spellEnd"/>
-            <w:r>
-              <w:rPr>
-                <w:rFonts w:ascii="BRH Malayalam Extra" w:hAnsi="BRH Malayalam Extra" w:cs="BRH Devanagari Extra"/>
-                <w:color w:val="000000"/>
-                <w:sz w:val="32"/>
-                <w:szCs w:val="40"/>
-              </w:rPr>
-              <w:t>–</w:t>
-            </w:r>
-            <w:r>
-              <w:rPr>
-                <w:rFonts w:ascii="BRH Devanagari Extra" w:hAnsi="BRH Devanagari Extra" w:cs="BRH Devanagari Extra"/>
-                <w:color w:val="000000"/>
-                <w:sz w:val="40"/>
-                <w:szCs w:val="40"/>
-              </w:rPr>
-              <w:t xml:space="preserve"> </w:t>
-            </w:r>
-            <w:proofErr w:type="spellStart"/>
-            <w:r>
-              <w:rPr>
-                <w:rFonts w:ascii="BRH Devanagari Extra" w:hAnsi="BRH Devanagari Extra" w:cs="BRH Devanagari Extra"/>
-                <w:color w:val="000000"/>
-                <w:sz w:val="40"/>
-                <w:szCs w:val="40"/>
-              </w:rPr>
-              <w:t>mÉëÉ</w:t>
+            <w:r>
+              <w:rPr>
+                <w:rFonts w:ascii="BRH Malayalam Extra" w:hAnsi="BRH Malayalam Extra" w:cs="BRH Devanagari Extra"/>
+                <w:color w:val="000000"/>
+                <w:sz w:val="32"/>
+                <w:szCs w:val="40"/>
+              </w:rPr>
+              <w:t>–</w:t>
+            </w:r>
+            <w:r>
+              <w:rPr>
+                <w:rFonts w:ascii="BRH Devanagari Extra" w:hAnsi="BRH Devanagari Extra" w:cs="BRH Devanagari Extra"/>
+                <w:color w:val="000000"/>
+                <w:sz w:val="40"/>
+                <w:szCs w:val="40"/>
+              </w:rPr>
+              <w:t xml:space="preserve"> mÉëÉ</w:t>
             </w:r>
             <w:r>
               <w:rPr>
@@ -11789,27 +10441,7 @@
                 <w:sz w:val="40"/>
                 <w:szCs w:val="40"/>
               </w:rPr>
-              <w:t>ÿqÉç</w:t>
-            </w:r>
-            <w:proofErr w:type="spellEnd"/>
-            <w:r>
-              <w:rPr>
-                <w:rFonts w:ascii="BRH Devanagari Extra" w:hAnsi="BRH Devanagari Extra" w:cs="BRH Devanagari Extra"/>
-                <w:color w:val="000000"/>
-                <w:sz w:val="40"/>
-                <w:szCs w:val="40"/>
-              </w:rPr>
-              <w:t xml:space="preserve"> | </w:t>
-            </w:r>
-            <w:proofErr w:type="spellStart"/>
-            <w:r>
-              <w:rPr>
-                <w:rFonts w:ascii="BRH Devanagari Extra" w:hAnsi="BRH Devanagari Extra" w:cs="BRH Devanagari Extra"/>
-                <w:color w:val="000000"/>
-                <w:sz w:val="40"/>
-                <w:szCs w:val="40"/>
-              </w:rPr>
-              <w:t>mÉëÉ</w:t>
+              <w:t>ÿqÉç | mÉëÉ</w:t>
             </w:r>
             <w:r>
               <w:rPr>
@@ -11821,35 +10453,23 @@
               </w:rPr>
               <w:t>geÉ</w:t>
             </w:r>
-            <w:proofErr w:type="spellEnd"/>
-            <w:r>
-              <w:rPr>
-                <w:rFonts w:ascii="BRH Malayalam Extra" w:hAnsi="BRH Malayalam Extra" w:cs="BRH Devanagari Extra"/>
-                <w:color w:val="000000"/>
-                <w:sz w:val="32"/>
-                <w:szCs w:val="40"/>
-              </w:rPr>
-              <w:t>–</w:t>
-            </w:r>
-            <w:proofErr w:type="spellStart"/>
-            <w:r>
-              <w:rPr>
-                <w:rFonts w:ascii="BRH Devanagari Extra" w:hAnsi="BRH Devanagari Extra" w:cs="BRH Devanagari Extra"/>
-                <w:color w:val="000000"/>
-                <w:sz w:val="40"/>
-                <w:szCs w:val="40"/>
-              </w:rPr>
-              <w:t>qÉÑmÉþ</w:t>
-            </w:r>
-            <w:proofErr w:type="spellEnd"/>
-            <w:r>
-              <w:rPr>
-                <w:rFonts w:ascii="BRH Devanagari Extra" w:hAnsi="BRH Devanagari Extra" w:cs="BRH Devanagari Extra"/>
-                <w:color w:val="000000"/>
-                <w:sz w:val="40"/>
-                <w:szCs w:val="40"/>
-              </w:rPr>
-              <w:t xml:space="preserve"> |</w:t>
+            <w:r>
+              <w:rPr>
+                <w:rFonts w:ascii="BRH Malayalam Extra" w:hAnsi="BRH Malayalam Extra" w:cs="BRH Devanagari Extra"/>
+                <w:color w:val="000000"/>
+                <w:sz w:val="32"/>
+                <w:szCs w:val="40"/>
+              </w:rPr>
+              <w:t>–</w:t>
+            </w:r>
+            <w:r>
+              <w:rPr>
+                <w:rFonts w:ascii="BRH Devanagari Extra" w:hAnsi="BRH Devanagari Extra" w:cs="BRH Devanagari Extra"/>
+                <w:color w:val="000000"/>
+                <w:sz w:val="40"/>
+                <w:szCs w:val="40"/>
+              </w:rPr>
+              <w:t>qÉÑmÉþ |</w:t>
             </w:r>
           </w:p>
         </w:tc>
@@ -11897,29 +10517,17 @@
                 <w:sz w:val="40"/>
                 <w:szCs w:val="40"/>
               </w:rPr>
-              <w:t>º</w:t>
-            </w:r>
-            <w:proofErr w:type="spellStart"/>
-            <w:r>
-              <w:rPr>
-                <w:rFonts w:ascii="BRH Devanagari Extra" w:hAnsi="BRH Devanagari Extra" w:cs="BRH Devanagari Extra"/>
-                <w:color w:val="000000"/>
-                <w:sz w:val="40"/>
-                <w:szCs w:val="40"/>
-              </w:rPr>
-              <w:t>ûÉ</w:t>
-            </w:r>
-            <w:proofErr w:type="spellEnd"/>
-            <w:r>
-              <w:rPr>
-                <w:rFonts w:ascii="BRH Malayalam Extra" w:hAnsi="BRH Malayalam Extra" w:cs="BRH Devanagari Extra"/>
-                <w:color w:val="000000"/>
-                <w:sz w:val="32"/>
-                <w:szCs w:val="40"/>
-              </w:rPr>
-              <w:t>–</w:t>
-            </w:r>
-            <w:proofErr w:type="spellStart"/>
+              <w:t>ºûÉ</w:t>
+            </w:r>
+            <w:r>
+              <w:rPr>
+                <w:rFonts w:ascii="BRH Malayalam Extra" w:hAnsi="BRH Malayalam Extra" w:cs="BRH Devanagari Extra"/>
+                <w:color w:val="000000"/>
+                <w:sz w:val="32"/>
+                <w:szCs w:val="40"/>
+              </w:rPr>
+              <w:t>–</w:t>
+            </w:r>
             <w:r>
               <w:rPr>
                 <w:rFonts w:ascii="BRH Devanagari Extra" w:hAnsi="BRH Devanagari Extra" w:cs="BRH Devanagari Extra"/>
@@ -11929,34 +10537,23 @@
               </w:rPr>
               <w:t>ÌiÉ</w:t>
             </w:r>
-            <w:proofErr w:type="spellEnd"/>
-            <w:r>
-              <w:rPr>
-                <w:rFonts w:ascii="BRH Malayalam Extra" w:hAnsi="BRH Malayalam Extra" w:cs="BRH Devanagari Extra"/>
-                <w:color w:val="000000"/>
-                <w:sz w:val="32"/>
-                <w:szCs w:val="40"/>
-              </w:rPr>
-              <w:t>–</w:t>
-            </w:r>
-            <w:r>
-              <w:rPr>
-                <w:rFonts w:ascii="BRH Devanagari Extra" w:hAnsi="BRH Devanagari Extra" w:cs="BRH Devanagari Extra"/>
-                <w:color w:val="000000"/>
-                <w:sz w:val="40"/>
-                <w:szCs w:val="40"/>
-              </w:rPr>
-              <w:t xml:space="preserve"> </w:t>
-            </w:r>
-            <w:proofErr w:type="spellStart"/>
-            <w:r>
-              <w:rPr>
-                <w:rFonts w:ascii="BRH Devanagari Extra" w:hAnsi="BRH Devanagari Extra" w:cs="BRH Devanagari Extra"/>
-                <w:color w:val="000000"/>
-                <w:sz w:val="40"/>
-                <w:szCs w:val="40"/>
-              </w:rPr>
-              <w:t>mÉëÉ</w:t>
+            <w:r>
+              <w:rPr>
+                <w:rFonts w:ascii="BRH Malayalam Extra" w:hAnsi="BRH Malayalam Extra" w:cs="BRH Devanagari Extra"/>
+                <w:color w:val="000000"/>
+                <w:sz w:val="32"/>
+                <w:szCs w:val="40"/>
+              </w:rPr>
+              <w:t>–</w:t>
+            </w:r>
+            <w:r>
+              <w:rPr>
+                <w:rFonts w:ascii="BRH Devanagari Extra" w:hAnsi="BRH Devanagari Extra" w:cs="BRH Devanagari Extra"/>
+                <w:color w:val="000000"/>
+                <w:sz w:val="40"/>
+                <w:szCs w:val="40"/>
+              </w:rPr>
+              <w:t xml:space="preserve"> mÉëÉ</w:t>
             </w:r>
             <w:r>
               <w:rPr>
@@ -11994,27 +10591,7 @@
                 <w:sz w:val="40"/>
                 <w:szCs w:val="40"/>
               </w:rPr>
-              <w:t>qÉç</w:t>
-            </w:r>
-            <w:proofErr w:type="spellEnd"/>
-            <w:r>
-              <w:rPr>
-                <w:rFonts w:ascii="BRH Devanagari Extra" w:hAnsi="BRH Devanagari Extra" w:cs="BRH Devanagari Extra"/>
-                <w:color w:val="000000"/>
-                <w:sz w:val="40"/>
-                <w:szCs w:val="40"/>
-              </w:rPr>
-              <w:t xml:space="preserve"> | </w:t>
-            </w:r>
-            <w:proofErr w:type="spellStart"/>
-            <w:r>
-              <w:rPr>
-                <w:rFonts w:ascii="BRH Devanagari Extra" w:hAnsi="BRH Devanagari Extra" w:cs="BRH Devanagari Extra"/>
-                <w:color w:val="000000"/>
-                <w:sz w:val="40"/>
-                <w:szCs w:val="40"/>
-              </w:rPr>
-              <w:t>mÉëÉ</w:t>
+              <w:t>qÉç | mÉëÉ</w:t>
             </w:r>
             <w:r>
               <w:rPr>
@@ -12045,35 +10622,23 @@
               </w:rPr>
               <w:t>É</w:t>
             </w:r>
-            <w:proofErr w:type="spellEnd"/>
-            <w:r>
-              <w:rPr>
-                <w:rFonts w:ascii="BRH Malayalam Extra" w:hAnsi="BRH Malayalam Extra" w:cs="BRH Devanagari Extra"/>
-                <w:color w:val="000000"/>
-                <w:sz w:val="32"/>
-                <w:szCs w:val="40"/>
-              </w:rPr>
-              <w:t>–</w:t>
-            </w:r>
-            <w:proofErr w:type="spellStart"/>
-            <w:r>
-              <w:rPr>
-                <w:rFonts w:ascii="BRH Devanagari Extra" w:hAnsi="BRH Devanagari Extra" w:cs="BRH Devanagari Extra"/>
-                <w:color w:val="000000"/>
-                <w:sz w:val="40"/>
-                <w:szCs w:val="40"/>
-              </w:rPr>
-              <w:t>qÉÑmÉþ</w:t>
-            </w:r>
-            <w:proofErr w:type="spellEnd"/>
-            <w:r>
-              <w:rPr>
-                <w:rFonts w:ascii="BRH Devanagari Extra" w:hAnsi="BRH Devanagari Extra" w:cs="BRH Devanagari Extra"/>
-                <w:color w:val="000000"/>
-                <w:sz w:val="40"/>
-                <w:szCs w:val="40"/>
-              </w:rPr>
-              <w:t xml:space="preserve"> |</w:t>
+            <w:r>
+              <w:rPr>
+                <w:rFonts w:ascii="BRH Malayalam Extra" w:hAnsi="BRH Malayalam Extra" w:cs="BRH Devanagari Extra"/>
+                <w:color w:val="000000"/>
+                <w:sz w:val="32"/>
+                <w:szCs w:val="40"/>
+              </w:rPr>
+              <w:t>–</w:t>
+            </w:r>
+            <w:r>
+              <w:rPr>
+                <w:rFonts w:ascii="BRH Devanagari Extra" w:hAnsi="BRH Devanagari Extra" w:cs="BRH Devanagari Extra"/>
+                <w:color w:val="000000"/>
+                <w:sz w:val="40"/>
+                <w:szCs w:val="40"/>
+              </w:rPr>
+              <w:t>qÉÑmÉþ |</w:t>
             </w:r>
           </w:p>
         </w:tc>
@@ -12209,27 +10774,43 @@
                 <w:lang w:val="en-IN" w:eastAsia="en-IN" w:bidi="ml-IN"/>
               </w:rPr>
             </w:pPr>
-            <w:proofErr w:type="spellStart"/>
-            <w:r>
-              <w:rPr>
-                <w:rFonts w:ascii="BRH Devanagari Extra" w:hAnsi="BRH Devanagari Extra" w:cs="BRH Devanagari Extra"/>
-                <w:color w:val="000000"/>
-                <w:sz w:val="40"/>
-                <w:szCs w:val="40"/>
-              </w:rPr>
-              <w:t>uÉæ</w:t>
-            </w:r>
-            <w:proofErr w:type="spellEnd"/>
-            <w:r>
-              <w:rPr>
-                <w:rFonts w:ascii="BRH Devanagari Extra" w:hAnsi="BRH Devanagari Extra" w:cs="BRH Devanagari Extra"/>
-                <w:color w:val="000000"/>
-                <w:sz w:val="40"/>
-                <w:szCs w:val="40"/>
-              </w:rPr>
-              <w:t xml:space="preserve"> </w:t>
-            </w:r>
-            <w:proofErr w:type="spellStart"/>
+            <w:r>
+              <w:rPr>
+                <w:rFonts w:ascii="BRH Devanagari Extra" w:hAnsi="BRH Devanagari Extra" w:cs="BRH Devanagari Extra"/>
+                <w:color w:val="000000"/>
+                <w:sz w:val="40"/>
+                <w:szCs w:val="40"/>
+              </w:rPr>
+              <w:t>uÉæ mÉëÉ</w:t>
+            </w:r>
+            <w:r>
+              <w:rPr>
+                <w:rFonts w:ascii="BRH Malayalam Extra" w:hAnsi="BRH Malayalam Extra" w:cs="BRH Devanagari Extra"/>
+                <w:color w:val="000000"/>
+                <w:sz w:val="32"/>
+                <w:szCs w:val="40"/>
+              </w:rPr>
+              <w:t>–</w:t>
+            </w:r>
+            <w:r>
+              <w:rPr>
+                <w:rFonts w:ascii="BRH Devanagari Extra" w:hAnsi="BRH Devanagari Extra" w:cs="BRH Devanagari Extra"/>
+                <w:color w:val="000000"/>
+                <w:sz w:val="40"/>
+                <w:szCs w:val="40"/>
+                <w:highlight w:val="yellow"/>
+              </w:rPr>
+              <w:t>hÉÉ</w:t>
+            </w:r>
+            <w:r>
+              <w:rPr>
+                <w:rFonts w:ascii="BRH Devanagari Extra" w:hAnsi="BRH Devanagari Extra" w:cs="BRH Devanagari Extra"/>
+                <w:color w:val="000000"/>
+                <w:sz w:val="40"/>
+                <w:szCs w:val="40"/>
+              </w:rPr>
+              <w:t xml:space="preserve"> | </w:t>
+            </w:r>
             <w:r>
               <w:rPr>
                 <w:rFonts w:ascii="BRH Devanagari Extra" w:hAnsi="BRH Devanagari Extra" w:cs="BRH Devanagari Extra"/>
@@ -12239,87 +10820,33 @@
               </w:rPr>
               <w:t>mÉëÉ</w:t>
             </w:r>
-            <w:proofErr w:type="spellEnd"/>
-            <w:r>
-              <w:rPr>
-                <w:rFonts w:ascii="BRH Malayalam Extra" w:hAnsi="BRH Malayalam Extra" w:cs="BRH Devanagari Extra"/>
-                <w:color w:val="000000"/>
-                <w:sz w:val="32"/>
-                <w:szCs w:val="40"/>
-              </w:rPr>
-              <w:t>–</w:t>
-            </w:r>
-            <w:proofErr w:type="spellStart"/>
-            <w:r>
-              <w:rPr>
-                <w:rFonts w:ascii="BRH Devanagari Extra" w:hAnsi="BRH Devanagari Extra" w:cs="BRH Devanagari Extra"/>
-                <w:color w:val="000000"/>
-                <w:sz w:val="40"/>
-                <w:szCs w:val="40"/>
-                <w:highlight w:val="yellow"/>
-              </w:rPr>
-              <w:t>hÉÉ</w:t>
-            </w:r>
-            <w:proofErr w:type="spellEnd"/>
-            <w:r>
-              <w:rPr>
-                <w:rFonts w:ascii="BRH Devanagari Extra" w:hAnsi="BRH Devanagari Extra" w:cs="BRH Devanagari Extra"/>
-                <w:color w:val="000000"/>
-                <w:sz w:val="40"/>
-                <w:szCs w:val="40"/>
-              </w:rPr>
-              <w:t xml:space="preserve"> | </w:t>
-            </w:r>
-            <w:proofErr w:type="spellStart"/>
-            <w:r>
-              <w:rPr>
-                <w:rFonts w:ascii="BRH Devanagari Extra" w:hAnsi="BRH Devanagari Extra" w:cs="BRH Devanagari Extra"/>
-                <w:color w:val="000000"/>
-                <w:sz w:val="40"/>
-                <w:szCs w:val="40"/>
-              </w:rPr>
-              <w:t>mÉëÉ</w:t>
-            </w:r>
-            <w:proofErr w:type="spellEnd"/>
-            <w:r>
-              <w:rPr>
-                <w:rFonts w:ascii="BRH Malayalam Extra" w:hAnsi="BRH Malayalam Extra" w:cs="BRH Devanagari Extra"/>
-                <w:color w:val="000000"/>
-                <w:sz w:val="32"/>
-                <w:szCs w:val="40"/>
-              </w:rPr>
-              <w:t>–</w:t>
-            </w:r>
-            <w:proofErr w:type="spellStart"/>
-            <w:r>
-              <w:rPr>
-                <w:rFonts w:ascii="BRH Devanagari Extra" w:hAnsi="BRH Devanagari Extra" w:cs="BRH Devanagari Extra"/>
-                <w:color w:val="000000"/>
-                <w:sz w:val="40"/>
-                <w:szCs w:val="40"/>
-              </w:rPr>
-              <w:t>hÉÉ</w:t>
-            </w:r>
-            <w:proofErr w:type="spellEnd"/>
-            <w:r>
-              <w:rPr>
-                <w:rFonts w:ascii="BRH Devanagari Extra" w:hAnsi="BRH Devanagari Extra" w:cs="BRH Devanagari Extra"/>
-                <w:color w:val="000000"/>
-                <w:sz w:val="40"/>
-                <w:szCs w:val="40"/>
-              </w:rPr>
-              <w:t xml:space="preserve"> A</w:t>
-            </w:r>
-            <w:r>
-              <w:rPr>
-                <w:rFonts w:ascii="BRH Malayalam Extra" w:hAnsi="BRH Malayalam Extra" w:cs="BRH Devanagari Extra"/>
-                <w:color w:val="000000"/>
-                <w:sz w:val="32"/>
-                <w:szCs w:val="40"/>
-              </w:rPr>
-              <w:t>–</w:t>
-            </w:r>
-            <w:proofErr w:type="spellStart"/>
+            <w:r>
+              <w:rPr>
+                <w:rFonts w:ascii="BRH Malayalam Extra" w:hAnsi="BRH Malayalam Extra" w:cs="BRH Devanagari Extra"/>
+                <w:color w:val="000000"/>
+                <w:sz w:val="32"/>
+                <w:szCs w:val="40"/>
+              </w:rPr>
+              <w:t>–</w:t>
+            </w:r>
+            <w:r>
+              <w:rPr>
+                <w:rFonts w:ascii="BRH Devanagari Extra" w:hAnsi="BRH Devanagari Extra" w:cs="BRH Devanagari Extra"/>
+                <w:color w:val="000000"/>
+                <w:sz w:val="40"/>
+                <w:szCs w:val="40"/>
+              </w:rPr>
+              <w:t>hÉÉ A</w:t>
+            </w:r>
+            <w:r>
+              <w:rPr>
+                <w:rFonts w:ascii="BRH Malayalam Extra" w:hAnsi="BRH Malayalam Extra" w:cs="BRH Devanagari Extra"/>
+                <w:color w:val="000000"/>
+                <w:sz w:val="32"/>
+                <w:szCs w:val="40"/>
+              </w:rPr>
+              <w:t>–</w:t>
+            </w:r>
             <w:r>
               <w:rPr>
                 <w:rFonts w:ascii="BRH Devanagari Extra" w:hAnsi="BRH Devanagari Extra" w:cs="BRH Devanagari Extra"/>
@@ -12329,7 +10856,6 @@
               </w:rPr>
               <w:t>qÉ×iÉÿqÉç</w:t>
             </w:r>
-            <w:proofErr w:type="spellEnd"/>
             <w:r>
               <w:rPr>
                 <w:rFonts w:ascii="BRH Devanagari Extra" w:hAnsi="BRH Devanagari Extra" w:cs="BRH Devanagari Extra"/>
@@ -12361,27 +10887,52 @@
                 <w:lang w:val="en-IN" w:eastAsia="en-IN" w:bidi="ml-IN"/>
               </w:rPr>
             </w:pPr>
-            <w:proofErr w:type="spellStart"/>
-            <w:r>
-              <w:rPr>
-                <w:rFonts w:ascii="BRH Devanagari Extra" w:hAnsi="BRH Devanagari Extra" w:cs="BRH Devanagari Extra"/>
-                <w:color w:val="000000"/>
-                <w:sz w:val="40"/>
-                <w:szCs w:val="40"/>
-              </w:rPr>
-              <w:t>uÉæ</w:t>
-            </w:r>
-            <w:proofErr w:type="spellEnd"/>
-            <w:r>
-              <w:rPr>
-                <w:rFonts w:ascii="BRH Devanagari Extra" w:hAnsi="BRH Devanagari Extra" w:cs="BRH Devanagari Extra"/>
-                <w:color w:val="000000"/>
-                <w:sz w:val="40"/>
-                <w:szCs w:val="40"/>
-              </w:rPr>
-              <w:t xml:space="preserve"> </w:t>
-            </w:r>
-            <w:proofErr w:type="spellStart"/>
+            <w:r>
+              <w:rPr>
+                <w:rFonts w:ascii="BRH Devanagari Extra" w:hAnsi="BRH Devanagari Extra" w:cs="BRH Devanagari Extra"/>
+                <w:color w:val="000000"/>
+                <w:sz w:val="40"/>
+                <w:szCs w:val="40"/>
+              </w:rPr>
+              <w:t>uÉæ mÉëÉ</w:t>
+            </w:r>
+            <w:r>
+              <w:rPr>
+                <w:rFonts w:ascii="BRH Malayalam Extra" w:hAnsi="BRH Malayalam Extra" w:cs="BRH Devanagari Extra"/>
+                <w:color w:val="000000"/>
+                <w:sz w:val="32"/>
+                <w:szCs w:val="40"/>
+              </w:rPr>
+              <w:t>–</w:t>
+            </w:r>
+            <w:r>
+              <w:rPr>
+                <w:rFonts w:ascii="BRH Devanagari Extra" w:hAnsi="BRH Devanagari Extra" w:cs="BRH Devanagari Extra"/>
+                <w:color w:val="000000"/>
+                <w:sz w:val="40"/>
+                <w:szCs w:val="40"/>
+              </w:rPr>
+              <w:t>hÉÉ</w:t>
+            </w:r>
+            <w:r>
+              <w:rPr>
+                <w:rFonts w:ascii="BRH Devanagari Extra" w:hAnsi="BRH Devanagari Extra" w:cs="BRH Devanagari Extra"/>
+                <w:color w:val="000000"/>
+                <w:sz w:val="40"/>
+                <w:szCs w:val="40"/>
+                <w:highlight w:val="green"/>
+              </w:rPr>
+              <w:t>È</w:t>
+            </w:r>
+            <w:r>
+              <w:rPr>
+                <w:rFonts w:ascii="BRH Devanagari Extra" w:hAnsi="BRH Devanagari Extra" w:cs="BRH Devanagari Extra"/>
+                <w:color w:val="000000"/>
+                <w:sz w:val="40"/>
+                <w:szCs w:val="40"/>
+              </w:rPr>
+              <w:t xml:space="preserve"> | </w:t>
+            </w:r>
             <w:r>
               <w:rPr>
                 <w:rFonts w:ascii="BRH Devanagari Extra" w:hAnsi="BRH Devanagari Extra" w:cs="BRH Devanagari Extra"/>
@@ -12391,114 +10942,41 @@
               </w:rPr>
               <w:t>mÉëÉ</w:t>
             </w:r>
-            <w:proofErr w:type="spellEnd"/>
-            <w:r>
-              <w:rPr>
-                <w:rFonts w:ascii="BRH Malayalam Extra" w:hAnsi="BRH Malayalam Extra" w:cs="BRH Devanagari Extra"/>
-                <w:color w:val="000000"/>
-                <w:sz w:val="32"/>
-                <w:szCs w:val="40"/>
-              </w:rPr>
-              <w:t>–</w:t>
-            </w:r>
-            <w:proofErr w:type="spellStart"/>
-            <w:r>
-              <w:rPr>
-                <w:rFonts w:ascii="BRH Devanagari Extra" w:hAnsi="BRH Devanagari Extra" w:cs="BRH Devanagari Extra"/>
-                <w:color w:val="000000"/>
-                <w:sz w:val="40"/>
-                <w:szCs w:val="40"/>
-              </w:rPr>
-              <w:t>hÉÉ</w:t>
-            </w:r>
-            <w:r>
-              <w:rPr>
-                <w:rFonts w:ascii="BRH Devanagari Extra" w:hAnsi="BRH Devanagari Extra" w:cs="BRH Devanagari Extra"/>
-                <w:color w:val="000000"/>
-                <w:sz w:val="40"/>
-                <w:szCs w:val="40"/>
-                <w:highlight w:val="green"/>
-              </w:rPr>
-              <w:t>È</w:t>
-            </w:r>
-            <w:proofErr w:type="spellEnd"/>
-            <w:r>
-              <w:rPr>
-                <w:rFonts w:ascii="BRH Devanagari Extra" w:hAnsi="BRH Devanagari Extra" w:cs="BRH Devanagari Extra"/>
-                <w:color w:val="000000"/>
-                <w:sz w:val="40"/>
-                <w:szCs w:val="40"/>
-              </w:rPr>
-              <w:t xml:space="preserve"> | </w:t>
-            </w:r>
-            <w:proofErr w:type="spellStart"/>
-            <w:r>
-              <w:rPr>
-                <w:rFonts w:ascii="BRH Devanagari Extra" w:hAnsi="BRH Devanagari Extra" w:cs="BRH Devanagari Extra"/>
-                <w:color w:val="000000"/>
-                <w:sz w:val="40"/>
-                <w:szCs w:val="40"/>
-              </w:rPr>
-              <w:t>mÉëÉ</w:t>
-            </w:r>
-            <w:proofErr w:type="spellEnd"/>
-            <w:r>
-              <w:rPr>
-                <w:rFonts w:ascii="BRH Malayalam Extra" w:hAnsi="BRH Malayalam Extra" w:cs="BRH Devanagari Extra"/>
-                <w:color w:val="000000"/>
-                <w:sz w:val="32"/>
-                <w:szCs w:val="40"/>
-              </w:rPr>
-              <w:t>–</w:t>
-            </w:r>
-            <w:proofErr w:type="spellStart"/>
-            <w:r>
-              <w:rPr>
-                <w:rFonts w:ascii="BRH Devanagari Extra" w:hAnsi="BRH Devanagari Extra" w:cs="BRH Devanagari Extra"/>
-                <w:color w:val="000000"/>
-                <w:sz w:val="40"/>
-                <w:szCs w:val="40"/>
-              </w:rPr>
-              <w:t>hÉÉ</w:t>
-            </w:r>
-            <w:proofErr w:type="spellEnd"/>
-            <w:r>
-              <w:rPr>
-                <w:rFonts w:ascii="BRH Devanagari Extra" w:hAnsi="BRH Devanagari Extra" w:cs="BRH Devanagari Extra"/>
-                <w:color w:val="000000"/>
-                <w:sz w:val="40"/>
-                <w:szCs w:val="40"/>
-              </w:rPr>
-              <w:t xml:space="preserve"> A</w:t>
-            </w:r>
-            <w:r>
-              <w:rPr>
-                <w:rFonts w:ascii="BRH Malayalam Extra" w:hAnsi="BRH Malayalam Extra" w:cs="BRH Devanagari Extra"/>
-                <w:color w:val="000000"/>
-                <w:sz w:val="32"/>
-                <w:szCs w:val="40"/>
-              </w:rPr>
-              <w:t>–</w:t>
-            </w:r>
-            <w:proofErr w:type="spellStart"/>
-            <w:r>
-              <w:rPr>
-                <w:rFonts w:ascii="BRH Devanagari Extra" w:hAnsi="BRH Devanagari Extra" w:cs="BRH Devanagari Extra"/>
-                <w:color w:val="000000"/>
-                <w:sz w:val="40"/>
-                <w:szCs w:val="40"/>
-              </w:rPr>
-              <w:t>qÉ×iÉÿqÉç</w:t>
-            </w:r>
-            <w:proofErr w:type="spellEnd"/>
-            <w:r>
-              <w:rPr>
-                <w:rFonts w:ascii="BRH Devanagari Extra" w:hAnsi="BRH Devanagari Extra" w:cs="BRH Devanagari Extra"/>
-                <w:color w:val="000000"/>
-                <w:sz w:val="40"/>
-                <w:szCs w:val="40"/>
-              </w:rPr>
-              <w:t xml:space="preserve"> |</w:t>
+            <w:r>
+              <w:rPr>
+                <w:rFonts w:ascii="BRH Malayalam Extra" w:hAnsi="BRH Malayalam Extra" w:cs="BRH Devanagari Extra"/>
+                <w:color w:val="000000"/>
+                <w:sz w:val="32"/>
+                <w:szCs w:val="40"/>
+              </w:rPr>
+              <w:t>–</w:t>
+            </w:r>
+            <w:r>
+              <w:rPr>
+                <w:rFonts w:ascii="BRH Devanagari Extra" w:hAnsi="BRH Devanagari Extra" w:cs="BRH Devanagari Extra"/>
+                <w:color w:val="000000"/>
+                <w:sz w:val="40"/>
+                <w:szCs w:val="40"/>
+              </w:rPr>
+              <w:t>hÉÉ A</w:t>
+            </w:r>
+            <w:r>
+              <w:rPr>
+                <w:rFonts w:ascii="BRH Malayalam Extra" w:hAnsi="BRH Malayalam Extra" w:cs="BRH Devanagari Extra"/>
+                <w:color w:val="000000"/>
+                <w:sz w:val="32"/>
+                <w:szCs w:val="40"/>
+              </w:rPr>
+              <w:t>–</w:t>
+            </w:r>
+            <w:r>
+              <w:rPr>
+                <w:rFonts w:ascii="BRH Devanagari Extra" w:hAnsi="BRH Devanagari Extra" w:cs="BRH Devanagari Extra"/>
+                <w:color w:val="000000"/>
+                <w:sz w:val="40"/>
+                <w:szCs w:val="40"/>
+              </w:rPr>
+              <w:t>qÉ×iÉÿqÉç |</w:t>
             </w:r>
           </w:p>
         </w:tc>
@@ -12631,7 +11109,6 @@
                 <w:szCs w:val="40"/>
               </w:rPr>
             </w:pPr>
-            <w:proofErr w:type="spellStart"/>
             <w:r>
               <w:rPr>
                 <w:rFonts w:ascii="BRH Devanagari Extra" w:hAnsi="BRH Devanagari Extra" w:cs="BRH Devanagari Extra"/>
@@ -12649,86 +11126,25 @@
                 <w:sz w:val="40"/>
                 <w:szCs w:val="40"/>
               </w:rPr>
-              <w:t>zÉÑUç</w:t>
-            </w:r>
-            <w:proofErr w:type="spellEnd"/>
-            <w:r>
-              <w:rPr>
-                <w:rFonts w:ascii="BRH Devanagari Extra" w:hAnsi="BRH Devanagari Extra" w:cs="BRH Devanagari Extra"/>
-                <w:color w:val="000000"/>
-                <w:sz w:val="40"/>
-                <w:szCs w:val="40"/>
-              </w:rPr>
-              <w:t xml:space="preserve"> </w:t>
-            </w:r>
-            <w:proofErr w:type="spellStart"/>
-            <w:r>
-              <w:rPr>
-                <w:rFonts w:ascii="BRH Devanagari Extra" w:hAnsi="BRH Devanagari Extra" w:cs="BRH Devanagari Extra"/>
-                <w:color w:val="000000"/>
-                <w:sz w:val="40"/>
-                <w:szCs w:val="40"/>
-              </w:rPr>
-              <w:t>uÉæ</w:t>
-            </w:r>
-            <w:proofErr w:type="spellEnd"/>
-            <w:r>
-              <w:rPr>
-                <w:rFonts w:ascii="BRH Devanagari Extra" w:hAnsi="BRH Devanagari Extra" w:cs="BRH Devanagari Extra"/>
-                <w:color w:val="000000"/>
-                <w:sz w:val="40"/>
-                <w:szCs w:val="40"/>
-              </w:rPr>
-              <w:t xml:space="preserve"> | </w:t>
-            </w:r>
-            <w:proofErr w:type="spellStart"/>
-            <w:r>
-              <w:rPr>
-                <w:rFonts w:ascii="BRH Devanagari Extra" w:hAnsi="BRH Devanagari Extra" w:cs="BRH Devanagari Extra"/>
-                <w:color w:val="000000"/>
-                <w:sz w:val="40"/>
-                <w:szCs w:val="40"/>
-              </w:rPr>
-              <w:t>uÉÉ</w:t>
-            </w:r>
-            <w:proofErr w:type="spellEnd"/>
-            <w:r>
-              <w:rPr>
-                <w:rFonts w:ascii="BRH Devanagari Extra" w:hAnsi="BRH Devanagari Extra" w:cs="BRH Devanagari Extra"/>
-                <w:color w:val="000000"/>
-                <w:sz w:val="40"/>
-                <w:szCs w:val="40"/>
-              </w:rPr>
-              <w:t xml:space="preserve"> L</w:t>
-            </w:r>
-            <w:r>
-              <w:rPr>
-                <w:rFonts w:ascii="BRH Malayalam Extra" w:hAnsi="BRH Malayalam Extra" w:cs="BRH Devanagari Extra"/>
-                <w:color w:val="000000"/>
-                <w:sz w:val="32"/>
-                <w:szCs w:val="40"/>
-              </w:rPr>
-              <w:t>–</w:t>
-            </w:r>
-            <w:proofErr w:type="spellStart"/>
-            <w:r>
-              <w:rPr>
-                <w:rFonts w:ascii="BRH Devanagari Extra" w:hAnsi="BRH Devanagari Extra" w:cs="BRH Devanagari Extra"/>
-                <w:color w:val="000000"/>
-                <w:sz w:val="40"/>
-                <w:szCs w:val="40"/>
-              </w:rPr>
-              <w:t>wÉÈ</w:t>
-            </w:r>
-            <w:proofErr w:type="spellEnd"/>
-            <w:r>
-              <w:rPr>
-                <w:rFonts w:ascii="BRH Devanagari Extra" w:hAnsi="BRH Devanagari Extra" w:cs="BRH Devanagari Extra"/>
-                <w:color w:val="000000"/>
-                <w:sz w:val="40"/>
-                <w:szCs w:val="40"/>
-              </w:rPr>
-              <w:t xml:space="preserve"> |</w:t>
+              <w:t>zÉÑUç uÉæ | uÉÉ L</w:t>
+            </w:r>
+            <w:r>
+              <w:rPr>
+                <w:rFonts w:ascii="BRH Malayalam Extra" w:hAnsi="BRH Malayalam Extra" w:cs="BRH Devanagari Extra"/>
+                <w:color w:val="000000"/>
+                <w:sz w:val="32"/>
+                <w:szCs w:val="40"/>
+              </w:rPr>
+              <w:t>–</w:t>
+            </w:r>
+            <w:r>
+              <w:rPr>
+                <w:rFonts w:ascii="BRH Devanagari Extra" w:hAnsi="BRH Devanagari Extra" w:cs="BRH Devanagari Extra"/>
+                <w:color w:val="000000"/>
+                <w:sz w:val="40"/>
+                <w:szCs w:val="40"/>
+              </w:rPr>
+              <w:t>wÉÈ |</w:t>
             </w:r>
           </w:p>
         </w:tc>
@@ -12770,94 +11186,32 @@
               </w:rPr>
               <w:t>–</w:t>
             </w:r>
-            <w:proofErr w:type="spellStart"/>
-            <w:r>
-              <w:rPr>
-                <w:rFonts w:ascii="BRH Devanagari Extra" w:hAnsi="BRH Devanagari Extra" w:cs="BRH Devanagari Extra"/>
-                <w:color w:val="000000"/>
-                <w:sz w:val="40"/>
-                <w:szCs w:val="40"/>
-              </w:rPr>
-              <w:t>zÉÑUç</w:t>
-            </w:r>
-            <w:proofErr w:type="spellEnd"/>
-            <w:r>
-              <w:rPr>
-                <w:rFonts w:ascii="BRH Devanagari Extra" w:hAnsi="BRH Devanagari Extra" w:cs="BRH Devanagari Extra"/>
-                <w:color w:val="000000"/>
-                <w:sz w:val="40"/>
-                <w:szCs w:val="40"/>
-              </w:rPr>
-              <w:t xml:space="preserve"> </w:t>
-            </w:r>
-            <w:proofErr w:type="spellStart"/>
-            <w:r>
-              <w:rPr>
-                <w:rFonts w:ascii="BRH Devanagari Extra" w:hAnsi="BRH Devanagari Extra" w:cs="BRH Devanagari Extra"/>
-                <w:color w:val="000000"/>
-                <w:sz w:val="40"/>
-                <w:szCs w:val="40"/>
-              </w:rPr>
-              <w:t>uÉæ</w:t>
-            </w:r>
-            <w:proofErr w:type="spellEnd"/>
-            <w:r>
-              <w:rPr>
-                <w:rFonts w:ascii="BRH Devanagari Extra" w:hAnsi="BRH Devanagari Extra" w:cs="BRH Devanagari Extra"/>
-                <w:color w:val="000000"/>
-                <w:sz w:val="40"/>
-                <w:szCs w:val="40"/>
-              </w:rPr>
-              <w:t xml:space="preserve"> | </w:t>
-            </w:r>
-            <w:proofErr w:type="spellStart"/>
-            <w:r>
-              <w:rPr>
-                <w:rFonts w:ascii="BRH Devanagari Extra" w:hAnsi="BRH Devanagari Extra" w:cs="BRH Devanagari Extra"/>
-                <w:color w:val="000000"/>
-                <w:sz w:val="40"/>
-                <w:szCs w:val="40"/>
-              </w:rPr>
-              <w:t>uÉÉ</w:t>
-            </w:r>
-            <w:proofErr w:type="spellEnd"/>
-            <w:r>
-              <w:rPr>
-                <w:rFonts w:ascii="BRH Devanagari Extra" w:hAnsi="BRH Devanagari Extra" w:cs="BRH Devanagari Extra"/>
-                <w:color w:val="000000"/>
-                <w:sz w:val="40"/>
-                <w:szCs w:val="40"/>
-              </w:rPr>
-              <w:t xml:space="preserve"> L</w:t>
-            </w:r>
-            <w:r>
-              <w:rPr>
-                <w:rFonts w:ascii="BRH Malayalam Extra" w:hAnsi="BRH Malayalam Extra" w:cs="BRH Devanagari Extra"/>
-                <w:color w:val="000000"/>
-                <w:sz w:val="32"/>
-                <w:szCs w:val="40"/>
-              </w:rPr>
-              <w:t>–</w:t>
-            </w:r>
-            <w:proofErr w:type="spellStart"/>
-            <w:r>
-              <w:rPr>
-                <w:rFonts w:ascii="BRH Devanagari Extra" w:hAnsi="BRH Devanagari Extra" w:cs="BRH Devanagari Extra"/>
-                <w:color w:val="000000"/>
-                <w:sz w:val="40"/>
-                <w:szCs w:val="40"/>
-              </w:rPr>
-              <w:t>wÉÈ</w:t>
-            </w:r>
-            <w:proofErr w:type="spellEnd"/>
-            <w:r>
-              <w:rPr>
-                <w:rFonts w:ascii="BRH Devanagari Extra" w:hAnsi="BRH Devanagari Extra" w:cs="BRH Devanagari Extra"/>
-                <w:color w:val="000000"/>
-                <w:sz w:val="40"/>
-                <w:szCs w:val="40"/>
-              </w:rPr>
-              <w:t xml:space="preserve"> |</w:t>
+            <w:r>
+              <w:rPr>
+                <w:rFonts w:ascii="BRH Devanagari Extra" w:hAnsi="BRH Devanagari Extra" w:cs="BRH Devanagari Extra"/>
+                <w:color w:val="000000"/>
+                <w:sz w:val="40"/>
+                <w:szCs w:val="40"/>
+              </w:rPr>
+              <w:t>zÉÑUç uÉæ | uÉÉ L</w:t>
+            </w:r>
+            <w:r>
+              <w:rPr>
+                <w:rFonts w:ascii="BRH Malayalam Extra" w:hAnsi="BRH Malayalam Extra" w:cs="BRH Devanagari Extra"/>
+                <w:color w:val="000000"/>
+                <w:sz w:val="32"/>
+                <w:szCs w:val="40"/>
+              </w:rPr>
+              <w:t>–</w:t>
+            </w:r>
+            <w:r>
+              <w:rPr>
+                <w:rFonts w:ascii="BRH Devanagari Extra" w:hAnsi="BRH Devanagari Extra" w:cs="BRH Devanagari Extra"/>
+                <w:color w:val="000000"/>
+                <w:sz w:val="40"/>
+                <w:szCs w:val="40"/>
+              </w:rPr>
+              <w:t>wÉÈ |</w:t>
             </w:r>
           </w:p>
         </w:tc>
@@ -12990,7 +11344,6 @@
                 <w:szCs w:val="40"/>
               </w:rPr>
             </w:pPr>
-            <w:proofErr w:type="spellStart"/>
             <w:r>
               <w:rPr>
                 <w:rFonts w:ascii="BRH Devanagari Extra" w:hAnsi="BRH Devanagari Extra" w:cs="BRH Devanagari Extra"/>
@@ -13000,17 +11353,15 @@
               </w:rPr>
               <w:t>ÍzÉ</w:t>
             </w:r>
-            <w:proofErr w:type="spellEnd"/>
-            <w:r>
-              <w:rPr>
-                <w:rFonts w:ascii="BRH Malayalam Extra" w:hAnsi="BRH Malayalam Extra" w:cs="BRH Devanagari Extra"/>
-                <w:color w:val="000000"/>
-                <w:sz w:val="32"/>
-                <w:szCs w:val="40"/>
-              </w:rPr>
-              <w:t>–</w:t>
-            </w:r>
-            <w:proofErr w:type="spellStart"/>
+            <w:r>
+              <w:rPr>
+                <w:rFonts w:ascii="BRH Malayalam Extra" w:hAnsi="BRH Malayalam Extra" w:cs="BRH Devanagari Extra"/>
+                <w:color w:val="000000"/>
+                <w:sz w:val="32"/>
+                <w:szCs w:val="40"/>
+              </w:rPr>
+              <w:t>–</w:t>
+            </w:r>
             <w:r>
               <w:rPr>
                 <w:rFonts w:ascii="BRH Devanagari Extra" w:hAnsi="BRH Devanagari Extra" w:cs="BRH Devanagari Extra"/>
@@ -13020,17 +11371,15 @@
               </w:rPr>
               <w:t>qrÉ</w:t>
             </w:r>
-            <w:proofErr w:type="spellEnd"/>
-            <w:r>
-              <w:rPr>
-                <w:rFonts w:ascii="BRH Malayalam Extra" w:hAnsi="BRH Malayalam Extra" w:cs="BRH Devanagari Extra"/>
-                <w:color w:val="000000"/>
-                <w:sz w:val="32"/>
-                <w:szCs w:val="40"/>
-              </w:rPr>
-              <w:t>–</w:t>
-            </w:r>
-            <w:proofErr w:type="spellStart"/>
+            <w:r>
+              <w:rPr>
+                <w:rFonts w:ascii="BRH Malayalam Extra" w:hAnsi="BRH Malayalam Extra" w:cs="BRH Devanagari Extra"/>
+                <w:color w:val="000000"/>
+                <w:sz w:val="32"/>
+                <w:szCs w:val="40"/>
+              </w:rPr>
+              <w:t>–</w:t>
+            </w:r>
             <w:r>
               <w:rPr>
                 <w:rFonts w:ascii="BRH Devanagari Extra" w:hAnsi="BRH Devanagari Extra" w:cs="BRH Devanagari Extra"/>
@@ -13040,36 +11389,24 @@
               </w:rPr>
               <w:t>liÉÑ</w:t>
             </w:r>
-            <w:proofErr w:type="spellEnd"/>
-            <w:r>
-              <w:rPr>
-                <w:rFonts w:ascii="BRH Malayalam Extra" w:hAnsi="BRH Malayalam Extra" w:cs="BRH Devanagari Extra"/>
-                <w:color w:val="000000"/>
-                <w:sz w:val="32"/>
-                <w:szCs w:val="40"/>
-              </w:rPr>
-              <w:t>–</w:t>
-            </w:r>
-            <w:r>
-              <w:rPr>
-                <w:rFonts w:ascii="BRH Devanagari Extra" w:hAnsi="BRH Devanagari Extra" w:cs="BRH Devanagari Extra"/>
-                <w:color w:val="000000"/>
-                <w:sz w:val="40"/>
-                <w:szCs w:val="40"/>
-              </w:rPr>
-              <w:t xml:space="preserve"> </w:t>
-            </w:r>
-            <w:proofErr w:type="spellStart"/>
-            <w:r>
-              <w:rPr>
-                <w:rFonts w:ascii="BRH Devanagari Extra" w:hAnsi="BRH Devanagari Extra" w:cs="BRH Devanagari Extra"/>
-                <w:color w:val="000000"/>
-                <w:sz w:val="40"/>
-                <w:szCs w:val="40"/>
-              </w:rPr>
-              <w:t>iuÉÉ</w:t>
-            </w:r>
-            <w:proofErr w:type="spellEnd"/>
+            <w:r>
+              <w:rPr>
+                <w:rFonts w:ascii="BRH Malayalam Extra" w:hAnsi="BRH Malayalam Extra" w:cs="BRH Devanagari Extra"/>
+                <w:color w:val="000000"/>
+                <w:sz w:val="32"/>
+                <w:szCs w:val="40"/>
+              </w:rPr>
+              <w:t>–</w:t>
+            </w:r>
+            <w:r>
+              <w:rPr>
+                <w:rFonts w:ascii="BRH Devanagari Extra" w:hAnsi="BRH Devanagari Extra" w:cs="BRH Devanagari Extra"/>
+                <w:color w:val="000000"/>
+                <w:sz w:val="40"/>
+                <w:szCs w:val="40"/>
+              </w:rPr>
+              <w:t xml:space="preserve"> iuÉÉ</w:t>
+            </w:r>
             <w:r>
               <w:rPr>
                 <w:rFonts w:ascii="BRH Malayalam Extra" w:hAnsi="BRH Malayalam Extra" w:cs="BRH Devanagari Extra"/>
@@ -13088,7 +11425,6 @@
               </w:rPr>
               <w:t xml:space="preserve"> | </w:t>
             </w:r>
-            <w:proofErr w:type="spellStart"/>
             <w:r>
               <w:rPr>
                 <w:rFonts w:ascii="BRH Devanagari Extra" w:hAnsi="BRH Devanagari Extra" w:cs="BRH Devanagari Extra"/>
@@ -13108,55 +11444,23 @@
               </w:rPr>
               <w:t>å</w:t>
             </w:r>
-            <w:proofErr w:type="spellEnd"/>
-            <w:r>
-              <w:rPr>
-                <w:rFonts w:ascii="BRH Malayalam Extra" w:hAnsi="BRH Malayalam Extra" w:cs="BRH Devanagari Extra"/>
-                <w:color w:val="000000"/>
-                <w:sz w:val="32"/>
-                <w:szCs w:val="40"/>
-              </w:rPr>
-              <w:t>–</w:t>
-            </w:r>
-            <w:proofErr w:type="spellStart"/>
-            <w:r>
-              <w:rPr>
-                <w:rFonts w:ascii="BRH Devanagari Extra" w:hAnsi="BRH Devanagari Extra" w:cs="BRH Devanagari Extra"/>
-                <w:color w:val="000000"/>
-                <w:sz w:val="40"/>
-                <w:szCs w:val="40"/>
-              </w:rPr>
-              <w:t>ÌiÉþ</w:t>
-            </w:r>
-            <w:proofErr w:type="spellEnd"/>
-            <w:r>
-              <w:rPr>
-                <w:rFonts w:ascii="BRH Devanagari Extra" w:hAnsi="BRH Devanagari Extra" w:cs="BRH Devanagari Extra"/>
-                <w:color w:val="000000"/>
-                <w:sz w:val="40"/>
-                <w:szCs w:val="40"/>
-              </w:rPr>
-              <w:t xml:space="preserve"> </w:t>
-            </w:r>
-            <w:proofErr w:type="spellStart"/>
-            <w:r>
-              <w:rPr>
-                <w:rFonts w:ascii="BRH Devanagari Extra" w:hAnsi="BRH Devanagari Extra" w:cs="BRH Devanagari Extra"/>
-                <w:color w:val="000000"/>
-                <w:sz w:val="40"/>
-                <w:szCs w:val="40"/>
-              </w:rPr>
-              <w:t>iuÉÉ</w:t>
-            </w:r>
-            <w:proofErr w:type="spellEnd"/>
-            <w:r>
-              <w:rPr>
-                <w:rFonts w:ascii="BRH Devanagari Extra" w:hAnsi="BRH Devanagari Extra" w:cs="BRH Devanagari Extra"/>
-                <w:color w:val="000000"/>
-                <w:sz w:val="40"/>
-                <w:szCs w:val="40"/>
-              </w:rPr>
-              <w:t xml:space="preserve"> ||</w:t>
+            <w:r>
+              <w:rPr>
+                <w:rFonts w:ascii="BRH Malayalam Extra" w:hAnsi="BRH Malayalam Extra" w:cs="BRH Devanagari Extra"/>
+                <w:color w:val="000000"/>
+                <w:sz w:val="32"/>
+                <w:szCs w:val="40"/>
+              </w:rPr>
+              <w:t>–</w:t>
+            </w:r>
+            <w:r>
+              <w:rPr>
+                <w:rFonts w:ascii="BRH Devanagari Extra" w:hAnsi="BRH Devanagari Extra" w:cs="BRH Devanagari Extra"/>
+                <w:color w:val="000000"/>
+                <w:sz w:val="40"/>
+                <w:szCs w:val="40"/>
+              </w:rPr>
+              <w:t>ÌiÉþ iuÉÉ ||</w:t>
             </w:r>
           </w:p>
         </w:tc>
@@ -13178,7 +11482,6 @@
                 <w:szCs w:val="40"/>
               </w:rPr>
             </w:pPr>
-            <w:proofErr w:type="spellStart"/>
             <w:r>
               <w:rPr>
                 <w:rFonts w:ascii="BRH Devanagari Extra" w:hAnsi="BRH Devanagari Extra" w:cs="BRH Devanagari Extra"/>
@@ -13188,17 +11491,15 @@
               </w:rPr>
               <w:t>ÍzÉ</w:t>
             </w:r>
-            <w:proofErr w:type="spellEnd"/>
-            <w:r>
-              <w:rPr>
-                <w:rFonts w:ascii="BRH Malayalam Extra" w:hAnsi="BRH Malayalam Extra" w:cs="BRH Devanagari Extra"/>
-                <w:color w:val="000000"/>
-                <w:sz w:val="32"/>
-                <w:szCs w:val="40"/>
-              </w:rPr>
-              <w:t>–</w:t>
-            </w:r>
-            <w:proofErr w:type="spellStart"/>
+            <w:r>
+              <w:rPr>
+                <w:rFonts w:ascii="BRH Malayalam Extra" w:hAnsi="BRH Malayalam Extra" w:cs="BRH Devanagari Extra"/>
+                <w:color w:val="000000"/>
+                <w:sz w:val="32"/>
+                <w:szCs w:val="40"/>
+              </w:rPr>
+              <w:t>–</w:t>
+            </w:r>
             <w:r>
               <w:rPr>
                 <w:rFonts w:ascii="BRH Devanagari Extra" w:hAnsi="BRH Devanagari Extra" w:cs="BRH Devanagari Extra"/>
@@ -13208,17 +11509,15 @@
               </w:rPr>
               <w:t>qrÉ</w:t>
             </w:r>
-            <w:proofErr w:type="spellEnd"/>
-            <w:r>
-              <w:rPr>
-                <w:rFonts w:ascii="BRH Malayalam Extra" w:hAnsi="BRH Malayalam Extra" w:cs="BRH Devanagari Extra"/>
-                <w:color w:val="000000"/>
-                <w:sz w:val="32"/>
-                <w:szCs w:val="40"/>
-              </w:rPr>
-              <w:t>–</w:t>
-            </w:r>
-            <w:proofErr w:type="spellStart"/>
+            <w:r>
+              <w:rPr>
+                <w:rFonts w:ascii="BRH Malayalam Extra" w:hAnsi="BRH Malayalam Extra" w:cs="BRH Devanagari Extra"/>
+                <w:color w:val="000000"/>
+                <w:sz w:val="32"/>
+                <w:szCs w:val="40"/>
+              </w:rPr>
+              <w:t>–</w:t>
+            </w:r>
             <w:r>
               <w:rPr>
                 <w:rFonts w:ascii="BRH Devanagari Extra" w:hAnsi="BRH Devanagari Extra" w:cs="BRH Devanagari Extra"/>
@@ -13228,36 +11527,24 @@
               </w:rPr>
               <w:t>liÉÑ</w:t>
             </w:r>
-            <w:proofErr w:type="spellEnd"/>
-            <w:r>
-              <w:rPr>
-                <w:rFonts w:ascii="BRH Malayalam Extra" w:hAnsi="BRH Malayalam Extra" w:cs="BRH Devanagari Extra"/>
-                <w:color w:val="000000"/>
-                <w:sz w:val="32"/>
-                <w:szCs w:val="40"/>
-              </w:rPr>
-              <w:t>–</w:t>
-            </w:r>
-            <w:r>
-              <w:rPr>
-                <w:rFonts w:ascii="BRH Devanagari Extra" w:hAnsi="BRH Devanagari Extra" w:cs="BRH Devanagari Extra"/>
-                <w:color w:val="000000"/>
-                <w:sz w:val="40"/>
-                <w:szCs w:val="40"/>
-              </w:rPr>
-              <w:t xml:space="preserve"> </w:t>
-            </w:r>
-            <w:proofErr w:type="spellStart"/>
-            <w:r>
-              <w:rPr>
-                <w:rFonts w:ascii="BRH Devanagari Extra" w:hAnsi="BRH Devanagari Extra" w:cs="BRH Devanagari Extra"/>
-                <w:color w:val="000000"/>
-                <w:sz w:val="40"/>
-                <w:szCs w:val="40"/>
-              </w:rPr>
-              <w:t>iuÉÉ</w:t>
-            </w:r>
-            <w:proofErr w:type="spellEnd"/>
+            <w:r>
+              <w:rPr>
+                <w:rFonts w:ascii="BRH Malayalam Extra" w:hAnsi="BRH Malayalam Extra" w:cs="BRH Devanagari Extra"/>
+                <w:color w:val="000000"/>
+                <w:sz w:val="32"/>
+                <w:szCs w:val="40"/>
+              </w:rPr>
+              <w:t>–</w:t>
+            </w:r>
+            <w:r>
+              <w:rPr>
+                <w:rFonts w:ascii="BRH Devanagari Extra" w:hAnsi="BRH Devanagari Extra" w:cs="BRH Devanagari Extra"/>
+                <w:color w:val="000000"/>
+                <w:sz w:val="40"/>
+                <w:szCs w:val="40"/>
+              </w:rPr>
+              <w:t xml:space="preserve"> iuÉÉ</w:t>
+            </w:r>
             <w:r>
               <w:rPr>
                 <w:rFonts w:ascii="BRH Malayalam Extra" w:hAnsi="BRH Malayalam Extra" w:cs="BRH Devanagari Extra"/>
@@ -13276,7 +11563,6 @@
               </w:rPr>
               <w:t xml:space="preserve"> | </w:t>
             </w:r>
-            <w:proofErr w:type="spellStart"/>
             <w:r>
               <w:rPr>
                 <w:rFonts w:ascii="BRH Devanagari Extra" w:hAnsi="BRH Devanagari Extra" w:cs="BRH Devanagari Extra"/>
@@ -13294,37 +11580,7 @@
                 <w:sz w:val="40"/>
                 <w:szCs w:val="40"/>
               </w:rPr>
-              <w:t>ÌiÉþ</w:t>
-            </w:r>
-            <w:proofErr w:type="spellEnd"/>
-            <w:r>
-              <w:rPr>
-                <w:rFonts w:ascii="BRH Devanagari Extra" w:hAnsi="BRH Devanagari Extra" w:cs="BRH Devanagari Extra"/>
-                <w:color w:val="000000"/>
-                <w:sz w:val="40"/>
-                <w:szCs w:val="40"/>
-              </w:rPr>
-              <w:t xml:space="preserve"> </w:t>
-            </w:r>
-            <w:proofErr w:type="spellStart"/>
-            <w:r>
-              <w:rPr>
-                <w:rFonts w:ascii="BRH Devanagari Extra" w:hAnsi="BRH Devanagari Extra" w:cs="BRH Devanagari Extra"/>
-                <w:color w:val="000000"/>
-                <w:sz w:val="40"/>
-                <w:szCs w:val="40"/>
-              </w:rPr>
-              <w:t>iuÉÉ</w:t>
-            </w:r>
-            <w:proofErr w:type="spellEnd"/>
-            <w:r>
-              <w:rPr>
-                <w:rFonts w:ascii="BRH Devanagari Extra" w:hAnsi="BRH Devanagari Extra" w:cs="BRH Devanagari Extra"/>
-                <w:color w:val="000000"/>
-                <w:sz w:val="40"/>
-                <w:szCs w:val="40"/>
-              </w:rPr>
-              <w:t xml:space="preserve"> ||</w:t>
+              <w:t>ÌiÉþ iuÉÉ ||</w:t>
             </w:r>
           </w:p>
         </w:tc>
@@ -13358,29 +11614,7 @@
           <w:szCs w:val="40"/>
           <w:lang w:val="en-IN" w:eastAsia="en-IN"/>
         </w:rPr>
-        <w:t>"</w:t>
-      </w:r>
-      <w:proofErr w:type="spellStart"/>
-      <w:r>
-        <w:rPr>
-          <w:rFonts w:ascii="BRH Devanagari" w:hAnsi="BRH Devanagari" w:cs="BRH Devanagari"/>
-          <w:color w:val="000000"/>
-          <w:sz w:val="40"/>
-          <w:szCs w:val="40"/>
-          <w:lang w:val="en-IN" w:eastAsia="en-IN"/>
-        </w:rPr>
-        <w:t>zlÉ</w:t>
-      </w:r>
-      <w:proofErr w:type="spellEnd"/>
-      <w:r>
-        <w:rPr>
-          <w:rFonts w:ascii="BRH Devanagari" w:hAnsi="BRH Devanagari" w:cs="BRH Devanagari"/>
-          <w:color w:val="000000"/>
-          <w:sz w:val="40"/>
-          <w:szCs w:val="40"/>
-          <w:lang w:val="en-IN" w:eastAsia="en-IN"/>
-        </w:rPr>
-        <w:t xml:space="preserve">" </w:t>
+        <w:t xml:space="preserve">"zlÉ" </w:t>
       </w:r>
       <w:r>
         <w:rPr>
@@ -13419,7 +11653,6 @@
         </w:rPr>
         <w:t>"</w:t>
       </w:r>
-      <w:proofErr w:type="spellStart"/>
       <w:proofErr w:type="gramEnd"/>
       <w:r>
         <w:rPr>
@@ -13432,7 +11665,6 @@
         </w:rPr>
         <w:t>zgÉ</w:t>
       </w:r>
-      <w:proofErr w:type="spellEnd"/>
       <w:r>
         <w:rPr>
           <w:rFonts w:ascii="BRH Devanagari" w:hAnsi="BRH Devanagari" w:cs="BRH Devanagari"/>
